--- a/word_output/2026.09.19v2.docx
+++ b/word_output/2026.09.19v2.docx
@@ -7855,7 +7855,7 @@
           <ns0:szCs ns0:val="32"/>
         </ns0:rPr>
       </ns0:pPr>
-      <ns0:r ns0:rsidRPr="00B14FA3">
+      <ns0:r>
         <ns0:rPr>
           <ns0:rFonts ns0:ascii="Arial" ns0:eastAsia="黑体" ns0:hAnsi="Arial"/>
           <ns0:b/>
@@ -7864,440 +7864,756 @@
           <ns0:szCs ns0:val="21"/>
           <ns0:sz ns0:val="21"/>
         </ns0:rPr>
-        <ns0:t xml:space="preserve">2.1 数据集与实验设置</ns0:t>
-      </ns0:r>
-      <ns0:r ns0:rsidRPr="00B14FA3">
+        <ns0:t>2.1 数据集与实验设置</ns0:t>
+      </ns0:r>
+    </ns0:p>
+    <ns0:p ns2:paraId="2FCC3150" ns2:textId="77777777" ns0:rsidR="00B14FA3" ns0:rsidRPr="00B14FA3" ns0:rsidRDefault="00B14FA3" ns0:rsidP="00B14FA3">
+      <ns0:r>
+        <ns0:rPr>
+          <ns0:rFonts ns0:eastAsia="宋体"/>
+          <ns0:color ns0:val="000000"/>
+          <ns0:sz ns0:val="21"/>
+          <ns0:szCs ns0:val="21"/>
+        </ns0:rPr>
+        <ns0:t>实验选用CESNET TS-Zoo中的Abilene和GÉANT骨干网1 h聚合流量矩阵。Abilene从matrix_avg_realOD提取144维有效OD流量，共4656个时间点；GÉANT从matrix_avg_bandwidth_kbps读取529维矩阵，去除5个恒定通道后保留524维有效变量，共2849个时间点。两数据集均按时间顺序以6∶2∶2划分训练集、验证集和测试集，并分别在各集合内部构造滑动窗口，避免跨集合泄漏。输入长度L=96，预测长度H=24；预处理与第1.1节一致，先进行log(1+x)变换，再仅使用训练集统计量逐变量标准化。数据规模见表1。</ns0:t>
+      </ns0:r>
+    </ns0:p>
+    <ns0:p ns2:paraId="1BF2FCF1" ns2:textId="77777777" ns0:rsidR="00B14FA3" ns0:rsidRPr="00B14FA3" ns0:rsidRDefault="00B14FA3" ns0:rsidP="00B14FA3">
+      <ns0:pPr>
+        <ns0:keepNext/>
+        <ns0:spacing ns0:before="60" ns0:after="40"/>
+        <ns0:ind ns0:firstLine="0"/>
+        <ns0:jc ns0:val="center"/>
+      </ns0:pPr>
+      <ns0:r>
+        <ns0:rPr>
+          <ns0:rFonts ns0:eastAsia="黑体"/>
+          <ns0:b/>
+          <ns0:color ns0:val="000000"/>
+          <ns0:sz ns0:val="18"/>
+        </ns0:rPr>
+        <ns0:t>表1 数据集与预测任务设置</ns0:t>
+      </ns0:r>
+    </ns0:p>
+    <ns0:tbl>
+      <ns0:tblPr>
+        <ns0:tblW ns0:w="0" ns0:type="auto"/>
+        <ns0:jc ns0:val="center"/>
+        <ns0:tblLayout ns0:type="fixed"/>
+        <ns0:tblLook ns0:val="04A0" ns0:firstRow="1" ns0:lastRow="0" ns0:firstColumn="1" ns0:lastColumn="0" ns0:noHBand="0" ns0:noVBand="1"/>
+        <ns0:tblBorders>
+          <ns0:top ns0:val="single" ns0:sz="8" ns0:space="0" ns0:color="000000"/>
+          <ns0:left ns0:val="nil"/>
+          <ns0:bottom ns0:val="single" ns0:sz="8" ns0:space="0" ns0:color="000000"/>
+          <ns0:right ns0:val="nil"/>
+          <ns0:insideH ns0:val="nil"/>
+          <ns0:insideV ns0:val="nil"/>
+        </ns0:tblBorders>
+      </ns0:tblPr>
+      <ns0:tblGrid>
+        <ns0:gridCol ns0:w="1200"/>
+        <ns0:gridCol ns0:w="1100"/>
+        <ns0:gridCol ns0:w="1100"/>
+        <ns0:gridCol ns0:w="2300"/>
+        <ns0:gridCol ns0:w="2300"/>
+        <ns0:gridCol ns0:w="1000"/>
+      </ns0:tblGrid>
+      <ns0:tr>
+        <ns0:trPr>
+          <ns0:cantSplit/>
+          <ns0:tblHeader/>
+          <ns0:jc ns0:val="center"/>
+        </ns0:trPr>
+        <ns0:tc>
+          <ns0:tcPr>
+            <ns0:tcW ns0:w="1200" ns0:type="dxa"/>
+            <ns0:tcMar>
+              <ns0:top ns0:w="55" ns0:type="dxa"/>
+              <ns0:left ns0:w="70" ns0:type="dxa"/>
+              <ns0:bottom ns0:w="55" ns0:type="dxa"/>
+              <ns0:right ns0:w="70" ns0:type="dxa"/>
+            </ns0:tcMar>
+            <ns0:vAlign ns0:val="center"/>
+            <ns0:hideMark/>
+            <ns0:tcBorders>
+              <ns0:bottom ns0:val="single" ns0:sz="8" ns0:space="0" ns0:color="000000"/>
+            </ns0:tcBorders>
+          </ns0:tcPr>
+          <ns0:p ns2:paraId="53DE609F" ns2:textId="77777777" ns0:rsidR="00B14FA3" ns0:rsidRPr="00B14FA3" ns0:rsidRDefault="00B14FA3" ns0:rsidP="00B14FA3">
+            <ns0:pPr>
+              <ns0:keepNext/>
+              <ns0:ind ns0:firstLine="0"/>
+              <ns0:jc ns0:val="center"/>
+            </ns0:pPr>
+            <ns0:r>
+              <ns0:rPr>
+                <ns0:rFonts ns0:eastAsia="宋体"/>
+                <ns0:b/>
+                <ns0:color ns0:val="000000"/>
+                <ns0:sz ns0:val="21"/>
+                <ns0:szCs ns0:val="21"/>
+              </ns0:rPr>
+              <ns0:t>数据集</ns0:t>
+            </ns0:r>
+          </ns0:p>
+        </ns0:tc>
+        <ns0:tc>
+          <ns0:tcPr>
+            <ns0:tcW ns0:w="1100" ns0:type="dxa"/>
+            <ns0:tcMar>
+              <ns0:top ns0:w="55" ns0:type="dxa"/>
+              <ns0:left ns0:w="70" ns0:type="dxa"/>
+              <ns0:bottom ns0:w="55" ns0:type="dxa"/>
+              <ns0:right ns0:w="70" ns0:type="dxa"/>
+            </ns0:tcMar>
+            <ns0:vAlign ns0:val="center"/>
+            <ns0:hideMark/>
+            <ns0:tcBorders>
+              <ns0:bottom ns0:val="single" ns0:sz="8" ns0:space="0" ns0:color="000000"/>
+            </ns0:tcBorders>
+          </ns0:tcPr>
+          <ns0:p ns2:paraId="53DE609F" ns2:textId="77777777" ns0:rsidR="00B14FA3" ns0:rsidRPr="00B14FA3" ns0:rsidRDefault="00B14FA3" ns0:rsidP="00B14FA3">
+            <ns0:pPr>
+              <ns0:keepNext/>
+              <ns0:ind ns0:firstLine="0"/>
+              <ns0:jc ns0:val="center"/>
+            </ns0:pPr>
+            <ns0:r>
+              <ns0:rPr>
+                <ns0:rFonts ns0:eastAsia="宋体"/>
+                <ns0:b/>
+                <ns0:color ns0:val="000000"/>
+                <ns0:sz ns0:val="21"/>
+                <ns0:szCs ns0:val="21"/>
+              </ns0:rPr>
+              <ns0:t>时间点</ns0:t>
+            </ns0:r>
+          </ns0:p>
+        </ns0:tc>
+        <ns0:tc>
+          <ns0:tcPr>
+            <ns0:tcW ns0:w="1100" ns0:type="dxa"/>
+            <ns0:tcMar>
+              <ns0:top ns0:w="55" ns0:type="dxa"/>
+              <ns0:left ns0:w="70" ns0:type="dxa"/>
+              <ns0:bottom ns0:w="55" ns0:type="dxa"/>
+              <ns0:right ns0:w="70" ns0:type="dxa"/>
+            </ns0:tcMar>
+            <ns0:vAlign ns0:val="center"/>
+            <ns0:hideMark/>
+            <ns0:tcBorders>
+              <ns0:bottom ns0:val="single" ns0:sz="8" ns0:space="0" ns0:color="000000"/>
+            </ns0:tcBorders>
+          </ns0:tcPr>
+          <ns0:p ns2:paraId="53DE609F" ns2:textId="77777777" ns0:rsidR="00B14FA3" ns0:rsidRPr="00B14FA3" ns0:rsidRDefault="00B14FA3" ns0:rsidP="00B14FA3">
+            <ns0:pPr>
+              <ns0:keepNext/>
+              <ns0:ind ns0:firstLine="0"/>
+              <ns0:jc ns0:val="center"/>
+            </ns0:pPr>
+            <ns0:r>
+              <ns0:rPr>
+                <ns0:rFonts ns0:eastAsia="宋体"/>
+                <ns0:b/>
+                <ns0:color ns0:val="000000"/>
+                <ns0:sz ns0:val="21"/>
+                <ns0:szCs ns0:val="21"/>
+              </ns0:rPr>
+              <ns0:t>有效变量C</ns0:t>
+            </ns0:r>
+          </ns0:p>
+        </ns0:tc>
+        <ns0:tc>
+          <ns0:tcPr>
+            <ns0:tcW ns0:w="2300" ns0:type="dxa"/>
+            <ns0:tcMar>
+              <ns0:top ns0:w="55" ns0:type="dxa"/>
+              <ns0:left ns0:w="70" ns0:type="dxa"/>
+              <ns0:bottom ns0:w="55" ns0:type="dxa"/>
+              <ns0:right ns0:w="70" ns0:type="dxa"/>
+            </ns0:tcMar>
+            <ns0:vAlign ns0:val="center"/>
+            <ns0:hideMark/>
+            <ns0:tcBorders>
+              <ns0:bottom ns0:val="single" ns0:sz="8" ns0:space="0" ns0:color="000000"/>
+            </ns0:tcBorders>
+          </ns0:tcPr>
+          <ns0:p ns2:paraId="53DE609F" ns2:textId="77777777" ns0:rsidR="00B14FA3" ns0:rsidRPr="00B14FA3" ns0:rsidRDefault="00B14FA3" ns0:rsidP="00B14FA3">
+            <ns0:pPr>
+              <ns0:keepNext/>
+              <ns0:ind ns0:firstLine="0"/>
+              <ns0:jc ns0:val="center"/>
+            </ns0:pPr>
+            <ns0:r>
+              <ns0:rPr>
+                <ns0:rFonts ns0:eastAsia="宋体"/>
+                <ns0:b/>
+                <ns0:color ns0:val="000000"/>
+                <ns0:sz ns0:val="21"/>
+                <ns0:szCs ns0:val="21"/>
+              </ns0:rPr>
+              <ns0:t>训练/验证/测试时间点</ns0:t>
+            </ns0:r>
+          </ns0:p>
+        </ns0:tc>
+        <ns0:tc>
+          <ns0:tcPr>
+            <ns0:tcW ns0:w="2300" ns0:type="dxa"/>
+            <ns0:tcMar>
+              <ns0:top ns0:w="55" ns0:type="dxa"/>
+              <ns0:left ns0:w="70" ns0:type="dxa"/>
+              <ns0:bottom ns0:w="55" ns0:type="dxa"/>
+              <ns0:right ns0:w="70" ns0:type="dxa"/>
+            </ns0:tcMar>
+            <ns0:vAlign ns0:val="center"/>
+            <ns0:hideMark/>
+            <ns0:tcBorders>
+              <ns0:bottom ns0:val="single" ns0:sz="8" ns0:space="0" ns0:color="000000"/>
+            </ns0:tcBorders>
+          </ns0:tcPr>
+          <ns0:p ns2:paraId="53DE609F" ns2:textId="77777777" ns0:rsidR="00B14FA3" ns0:rsidRPr="00B14FA3" ns0:rsidRDefault="00B14FA3" ns0:rsidP="00B14FA3">
+            <ns0:pPr>
+              <ns0:keepNext/>
+              <ns0:ind ns0:firstLine="0"/>
+              <ns0:jc ns0:val="center"/>
+            </ns0:pPr>
+            <ns0:r>
+              <ns0:rPr>
+                <ns0:rFonts ns0:eastAsia="宋体"/>
+                <ns0:b/>
+                <ns0:color ns0:val="000000"/>
+                <ns0:sz ns0:val="21"/>
+                <ns0:szCs ns0:val="21"/>
+              </ns0:rPr>
+              <ns0:t>训练/验证/测试窗口</ns0:t>
+            </ns0:r>
+          </ns0:p>
+        </ns0:tc>
+        <ns0:tc>
+          <ns0:tcPr>
+            <ns0:tcW ns0:w="1000" ns0:type="dxa"/>
+            <ns0:tcMar>
+              <ns0:top ns0:w="55" ns0:type="dxa"/>
+              <ns0:left ns0:w="70" ns0:type="dxa"/>
+              <ns0:bottom ns0:w="55" ns0:type="dxa"/>
+              <ns0:right ns0:w="70" ns0:type="dxa"/>
+            </ns0:tcMar>
+            <ns0:vAlign ns0:val="center"/>
+            <ns0:hideMark/>
+            <ns0:tcBorders>
+              <ns0:bottom ns0:val="single" ns0:sz="8" ns0:space="0" ns0:color="000000"/>
+            </ns0:tcBorders>
+          </ns0:tcPr>
+          <ns0:p ns2:paraId="53DE609F" ns2:textId="77777777" ns0:rsidR="00B14FA3" ns0:rsidRPr="00B14FA3" ns0:rsidRDefault="00B14FA3" ns0:rsidP="00B14FA3">
+            <ns0:pPr>
+              <ns0:keepNext/>
+              <ns0:ind ns0:firstLine="0"/>
+              <ns0:jc ns0:val="center"/>
+            </ns0:pPr>
+            <ns0:r>
+              <ns0:rPr>
+                <ns0:rFonts ns0:eastAsia="宋体"/>
+                <ns0:b/>
+                <ns0:color ns0:val="000000"/>
+                <ns0:sz ns0:val="21"/>
+                <ns0:szCs ns0:val="21"/>
+              </ns0:rPr>
+              <ns0:t>L/H</ns0:t>
+            </ns0:r>
+          </ns0:p>
+        </ns0:tc>
+      </ns0:tr>
+      <ns0:tr>
+        <ns0:trPr>
+          <ns0:cantSplit/>
+          <ns0:jc ns0:val="center"/>
+        </ns0:trPr>
+        <ns0:tc>
+          <ns0:tcPr>
+            <ns0:tcW ns0:w="1200" ns0:type="dxa"/>
+            <ns0:tcBorders>
+              <ns0:top ns0:val="nil"/>
+              <ns0:left ns0:val="nil"/>
+              <ns0:bottom ns0:val="nil"/>
+              <ns0:right ns0:val="nil"/>
+            </ns0:tcBorders>
+            <ns0:tcMar>
+              <ns0:top ns0:w="55" ns0:type="dxa"/>
+              <ns0:left ns0:w="70" ns0:type="dxa"/>
+              <ns0:bottom ns0:w="55" ns0:type="dxa"/>
+              <ns0:right ns0:w="70" ns0:type="dxa"/>
+            </ns0:tcMar>
+            <ns0:vAlign ns0:val="center"/>
+            <ns0:hideMark/>
+          </ns0:tcPr>
+          <ns0:p ns2:paraId="6377C3FE" ns2:textId="77777777" ns0:rsidR="00B14FA3" ns0:rsidRPr="00B14FA3" ns0:rsidRDefault="00B14FA3" ns0:rsidP="00B14FA3">
+            <ns0:pPr>
+              <ns0:keepNext/>
+              <ns0:ind ns0:firstLine="0"/>
+              <ns0:jc ns0:val="left"/>
+            </ns0:pPr>
+            <ns0:r>
+              <ns0:rPr>
+                <ns0:rFonts ns0:eastAsia="宋体"/>
+                <ns0:color ns0:val="000000"/>
+                <ns0:sz ns0:val="21"/>
+                <ns0:szCs ns0:val="21"/>
+              </ns0:rPr>
+              <ns0:t>Abilene</ns0:t>
+            </ns0:r>
+          </ns0:p>
+        </ns0:tc>
+        <ns0:tc>
+          <ns0:tcPr>
+            <ns0:tcW ns0:w="1100" ns0:type="dxa"/>
+            <ns0:tcBorders>
+              <ns0:top ns0:val="nil"/>
+              <ns0:left ns0:val="nil"/>
+              <ns0:bottom ns0:val="nil"/>
+              <ns0:right ns0:val="nil"/>
+            </ns0:tcBorders>
+            <ns0:tcMar>
+              <ns0:top ns0:w="55" ns0:type="dxa"/>
+              <ns0:left ns0:w="70" ns0:type="dxa"/>
+              <ns0:bottom ns0:w="55" ns0:type="dxa"/>
+              <ns0:right ns0:w="70" ns0:type="dxa"/>
+            </ns0:tcMar>
+            <ns0:vAlign ns0:val="center"/>
+            <ns0:hideMark/>
+          </ns0:tcPr>
+          <ns0:p ns2:paraId="6377C3FE" ns2:textId="77777777" ns0:rsidR="00B14FA3" ns0:rsidRPr="00B14FA3" ns0:rsidRDefault="00B14FA3" ns0:rsidP="00B14FA3">
+            <ns0:pPr>
+              <ns0:keepNext/>
+              <ns0:ind ns0:firstLine="0"/>
+              <ns0:jc ns0:val="left"/>
+            </ns0:pPr>
+            <ns0:r>
+              <ns0:rPr>
+                <ns0:rFonts ns0:eastAsia="宋体"/>
+                <ns0:color ns0:val="000000"/>
+                <ns0:sz ns0:val="21"/>
+                <ns0:szCs ns0:val="21"/>
+              </ns0:rPr>
+              <ns0:t>4656</ns0:t>
+            </ns0:r>
+          </ns0:p>
+        </ns0:tc>
+        <ns0:tc>
+          <ns0:tcPr>
+            <ns0:tcW ns0:w="1100" ns0:type="dxa"/>
+            <ns0:tcBorders>
+              <ns0:top ns0:val="nil"/>
+              <ns0:left ns0:val="nil"/>
+              <ns0:bottom ns0:val="nil"/>
+              <ns0:right ns0:val="nil"/>
+            </ns0:tcBorders>
+            <ns0:tcMar>
+              <ns0:top ns0:w="55" ns0:type="dxa"/>
+              <ns0:left ns0:w="70" ns0:type="dxa"/>
+              <ns0:bottom ns0:w="55" ns0:type="dxa"/>
+              <ns0:right ns0:w="70" ns0:type="dxa"/>
+            </ns0:tcMar>
+            <ns0:vAlign ns0:val="center"/>
+            <ns0:hideMark/>
+          </ns0:tcPr>
+          <ns0:p ns2:paraId="6377C3FE" ns2:textId="77777777" ns0:rsidR="00B14FA3" ns0:rsidRPr="00B14FA3" ns0:rsidRDefault="00B14FA3" ns0:rsidP="00B14FA3">
+            <ns0:pPr>
+              <ns0:keepNext/>
+              <ns0:ind ns0:firstLine="0"/>
+              <ns0:jc ns0:val="left"/>
+            </ns0:pPr>
+            <ns0:r>
+              <ns0:rPr>
+                <ns0:rFonts ns0:eastAsia="宋体"/>
+                <ns0:color ns0:val="000000"/>
+                <ns0:sz ns0:val="21"/>
+                <ns0:szCs ns0:val="21"/>
+              </ns0:rPr>
+              <ns0:t>144</ns0:t>
+            </ns0:r>
+          </ns0:p>
+        </ns0:tc>
+        <ns0:tc>
+          <ns0:tcPr>
+            <ns0:tcW ns0:w="2300" ns0:type="dxa"/>
+            <ns0:tcBorders>
+              <ns0:top ns0:val="nil"/>
+              <ns0:left ns0:val="nil"/>
+              <ns0:bottom ns0:val="nil"/>
+              <ns0:right ns0:val="nil"/>
+            </ns0:tcBorders>
+            <ns0:tcMar>
+              <ns0:top ns0:w="55" ns0:type="dxa"/>
+              <ns0:left ns0:w="70" ns0:type="dxa"/>
+              <ns0:bottom ns0:w="55" ns0:type="dxa"/>
+              <ns0:right ns0:w="70" ns0:type="dxa"/>
+            </ns0:tcMar>
+            <ns0:vAlign ns0:val="center"/>
+            <ns0:hideMark/>
+          </ns0:tcPr>
+          <ns0:p ns2:paraId="6377C3FE" ns2:textId="77777777" ns0:rsidR="00B14FA3" ns0:rsidRPr="00B14FA3" ns0:rsidRDefault="00B14FA3" ns0:rsidP="00B14FA3">
+            <ns0:pPr>
+              <ns0:keepNext/>
+              <ns0:ind ns0:firstLine="0"/>
+              <ns0:jc ns0:val="left"/>
+            </ns0:pPr>
+            <ns0:r>
+              <ns0:rPr>
+                <ns0:rFonts ns0:eastAsia="宋体"/>
+                <ns0:color ns0:val="000000"/>
+                <ns0:sz ns0:val="21"/>
+                <ns0:szCs ns0:val="21"/>
+              </ns0:rPr>
+              <ns0:t>2793/931/932</ns0:t>
+            </ns0:r>
+          </ns0:p>
+        </ns0:tc>
+        <ns0:tc>
+          <ns0:tcPr>
+            <ns0:tcW ns0:w="2300" ns0:type="dxa"/>
+            <ns0:tcBorders>
+              <ns0:top ns0:val="nil"/>
+              <ns0:left ns0:val="nil"/>
+              <ns0:bottom ns0:val="nil"/>
+              <ns0:right ns0:val="nil"/>
+            </ns0:tcBorders>
+            <ns0:tcMar>
+              <ns0:top ns0:w="55" ns0:type="dxa"/>
+              <ns0:left ns0:w="70" ns0:type="dxa"/>
+              <ns0:bottom ns0:w="55" ns0:type="dxa"/>
+              <ns0:right ns0:w="70" ns0:type="dxa"/>
+            </ns0:tcMar>
+            <ns0:vAlign ns0:val="center"/>
+            <ns0:hideMark/>
+          </ns0:tcPr>
+          <ns0:p ns2:paraId="6377C3FE" ns2:textId="77777777" ns0:rsidR="00B14FA3" ns0:rsidRPr="00B14FA3" ns0:rsidRDefault="00B14FA3" ns0:rsidP="00B14FA3">
+            <ns0:pPr>
+              <ns0:keepNext/>
+              <ns0:ind ns0:firstLine="0"/>
+              <ns0:jc ns0:val="left"/>
+            </ns0:pPr>
+            <ns0:r>
+              <ns0:rPr>
+                <ns0:rFonts ns0:eastAsia="宋体"/>
+                <ns0:color ns0:val="000000"/>
+                <ns0:sz ns0:val="21"/>
+                <ns0:szCs ns0:val="21"/>
+              </ns0:rPr>
+              <ns0:t>2674/812/813</ns0:t>
+            </ns0:r>
+          </ns0:p>
+        </ns0:tc>
+        <ns0:tc>
+          <ns0:tcPr>
+            <ns0:tcW ns0:w="1000" ns0:type="dxa"/>
+            <ns0:tcBorders>
+              <ns0:top ns0:val="nil"/>
+              <ns0:left ns0:val="nil"/>
+              <ns0:bottom ns0:val="nil"/>
+              <ns0:right ns0:val="nil"/>
+            </ns0:tcBorders>
+            <ns0:tcMar>
+              <ns0:top ns0:w="55" ns0:type="dxa"/>
+              <ns0:left ns0:w="70" ns0:type="dxa"/>
+              <ns0:bottom ns0:w="55" ns0:type="dxa"/>
+              <ns0:right ns0:w="70" ns0:type="dxa"/>
+            </ns0:tcMar>
+            <ns0:vAlign ns0:val="center"/>
+            <ns0:hideMark/>
+          </ns0:tcPr>
+          <ns0:p ns2:paraId="6377C3FE" ns2:textId="77777777" ns0:rsidR="00B14FA3" ns0:rsidRPr="00B14FA3" ns0:rsidRDefault="00B14FA3" ns0:rsidP="00B14FA3">
+            <ns0:pPr>
+              <ns0:keepNext/>
+              <ns0:ind ns0:firstLine="0"/>
+              <ns0:jc ns0:val="left"/>
+            </ns0:pPr>
+            <ns0:r>
+              <ns0:rPr>
+                <ns0:rFonts ns0:eastAsia="宋体"/>
+                <ns0:color ns0:val="000000"/>
+                <ns0:sz ns0:val="21"/>
+                <ns0:szCs ns0:val="21"/>
+              </ns0:rPr>
+              <ns0:t>96/24</ns0:t>
+            </ns0:r>
+          </ns0:p>
+        </ns0:tc>
+      </ns0:tr>
+      <ns0:tr>
+        <ns0:trPr>
+          <ns0:cantSplit/>
+          <ns0:jc ns0:val="center"/>
+        </ns0:trPr>
+        <ns0:tc>
+          <ns0:tcPr>
+            <ns0:tcW ns0:w="1200" ns0:type="dxa"/>
+            <ns0:tcBorders>
+              <ns0:top ns0:val="nil"/>
+              <ns0:left ns0:val="nil"/>
+              <ns0:bottom ns0:val="nil"/>
+              <ns0:right ns0:val="nil"/>
+            </ns0:tcBorders>
+            <ns0:tcMar>
+              <ns0:top ns0:w="55" ns0:type="dxa"/>
+              <ns0:left ns0:w="70" ns0:type="dxa"/>
+              <ns0:bottom ns0:w="55" ns0:type="dxa"/>
+              <ns0:right ns0:w="70" ns0:type="dxa"/>
+            </ns0:tcMar>
+            <ns0:vAlign ns0:val="center"/>
+            <ns0:hideMark/>
+          </ns0:tcPr>
+          <ns0:p ns2:paraId="6377C3FE" ns2:textId="77777777" ns0:rsidR="00B14FA3" ns0:rsidRPr="00B14FA3" ns0:rsidRDefault="00B14FA3" ns0:rsidP="00B14FA3">
+            <ns0:pPr>
+              <ns0:keepNext/>
+              <ns0:ind ns0:firstLine="0"/>
+              <ns0:jc ns0:val="left"/>
+            </ns0:pPr>
+            <ns0:r>
+              <ns0:rPr>
+                <ns0:rFonts ns0:eastAsia="宋体"/>
+                <ns0:color ns0:val="000000"/>
+                <ns0:sz ns0:val="21"/>
+                <ns0:szCs ns0:val="21"/>
+              </ns0:rPr>
+              <ns0:t>GÉANT</ns0:t>
+            </ns0:r>
+          </ns0:p>
+        </ns0:tc>
+        <ns0:tc>
+          <ns0:tcPr>
+            <ns0:tcW ns0:w="1100" ns0:type="dxa"/>
+            <ns0:tcBorders>
+              <ns0:top ns0:val="nil"/>
+              <ns0:left ns0:val="nil"/>
+              <ns0:bottom ns0:val="nil"/>
+              <ns0:right ns0:val="nil"/>
+            </ns0:tcBorders>
+            <ns0:tcMar>
+              <ns0:top ns0:w="55" ns0:type="dxa"/>
+              <ns0:left ns0:w="70" ns0:type="dxa"/>
+              <ns0:bottom ns0:w="55" ns0:type="dxa"/>
+              <ns0:right ns0:w="70" ns0:type="dxa"/>
+            </ns0:tcMar>
+            <ns0:vAlign ns0:val="center"/>
+            <ns0:hideMark/>
+          </ns0:tcPr>
+          <ns0:p ns2:paraId="6377C3FE" ns2:textId="77777777" ns0:rsidR="00B14FA3" ns0:rsidRPr="00B14FA3" ns0:rsidRDefault="00B14FA3" ns0:rsidP="00B14FA3">
+            <ns0:pPr>
+              <ns0:keepNext/>
+              <ns0:ind ns0:firstLine="0"/>
+              <ns0:jc ns0:val="left"/>
+            </ns0:pPr>
+            <ns0:r>
+              <ns0:rPr>
+                <ns0:rFonts ns0:eastAsia="宋体"/>
+                <ns0:color ns0:val="000000"/>
+                <ns0:sz ns0:val="21"/>
+                <ns0:szCs ns0:val="21"/>
+              </ns0:rPr>
+              <ns0:t>2849</ns0:t>
+            </ns0:r>
+          </ns0:p>
+        </ns0:tc>
+        <ns0:tc>
+          <ns0:tcPr>
+            <ns0:tcW ns0:w="1100" ns0:type="dxa"/>
+            <ns0:tcBorders>
+              <ns0:top ns0:val="nil"/>
+              <ns0:left ns0:val="nil"/>
+              <ns0:bottom ns0:val="nil"/>
+              <ns0:right ns0:val="nil"/>
+            </ns0:tcBorders>
+            <ns0:tcMar>
+              <ns0:top ns0:w="55" ns0:type="dxa"/>
+              <ns0:left ns0:w="70" ns0:type="dxa"/>
+              <ns0:bottom ns0:w="55" ns0:type="dxa"/>
+              <ns0:right ns0:w="70" ns0:type="dxa"/>
+            </ns0:tcMar>
+            <ns0:vAlign ns0:val="center"/>
+            <ns0:hideMark/>
+          </ns0:tcPr>
+          <ns0:p ns2:paraId="6377C3FE" ns2:textId="77777777" ns0:rsidR="00B14FA3" ns0:rsidRPr="00B14FA3" ns0:rsidRDefault="00B14FA3" ns0:rsidP="00B14FA3">
+            <ns0:pPr>
+              <ns0:keepNext/>
+              <ns0:ind ns0:firstLine="0"/>
+              <ns0:jc ns0:val="left"/>
+            </ns0:pPr>
+            <ns0:r>
+              <ns0:rPr>
+                <ns0:rFonts ns0:eastAsia="宋体"/>
+                <ns0:color ns0:val="000000"/>
+                <ns0:sz ns0:val="21"/>
+                <ns0:szCs ns0:val="21"/>
+              </ns0:rPr>
+              <ns0:t>524</ns0:t>
+            </ns0:r>
+          </ns0:p>
+        </ns0:tc>
+        <ns0:tc>
+          <ns0:tcPr>
+            <ns0:tcW ns0:w="2300" ns0:type="dxa"/>
+            <ns0:tcBorders>
+              <ns0:top ns0:val="nil"/>
+              <ns0:left ns0:val="nil"/>
+              <ns0:bottom ns0:val="nil"/>
+              <ns0:right ns0:val="nil"/>
+            </ns0:tcBorders>
+            <ns0:tcMar>
+              <ns0:top ns0:w="55" ns0:type="dxa"/>
+              <ns0:left ns0:w="70" ns0:type="dxa"/>
+              <ns0:bottom ns0:w="55" ns0:type="dxa"/>
+              <ns0:right ns0:w="70" ns0:type="dxa"/>
+            </ns0:tcMar>
+            <ns0:vAlign ns0:val="center"/>
+            <ns0:hideMark/>
+          </ns0:tcPr>
+          <ns0:p ns2:paraId="6377C3FE" ns2:textId="77777777" ns0:rsidR="00B14FA3" ns0:rsidRPr="00B14FA3" ns0:rsidRDefault="00B14FA3" ns0:rsidP="00B14FA3">
+            <ns0:pPr>
+              <ns0:keepNext/>
+              <ns0:ind ns0:firstLine="0"/>
+              <ns0:jc ns0:val="left"/>
+            </ns0:pPr>
+            <ns0:r>
+              <ns0:rPr>
+                <ns0:rFonts ns0:eastAsia="宋体"/>
+                <ns0:color ns0:val="000000"/>
+                <ns0:sz ns0:val="21"/>
+                <ns0:szCs ns0:val="21"/>
+              </ns0:rPr>
+              <ns0:t>1709/570/570</ns0:t>
+            </ns0:r>
+          </ns0:p>
+        </ns0:tc>
+        <ns0:tc>
+          <ns0:tcPr>
+            <ns0:tcW ns0:w="2300" ns0:type="dxa"/>
+            <ns0:tcBorders>
+              <ns0:top ns0:val="nil"/>
+              <ns0:left ns0:val="nil"/>
+              <ns0:bottom ns0:val="nil"/>
+              <ns0:right ns0:val="nil"/>
+            </ns0:tcBorders>
+            <ns0:tcMar>
+              <ns0:top ns0:w="55" ns0:type="dxa"/>
+              <ns0:left ns0:w="70" ns0:type="dxa"/>
+              <ns0:bottom ns0:w="55" ns0:type="dxa"/>
+              <ns0:right ns0:w="70" ns0:type="dxa"/>
+            </ns0:tcMar>
+            <ns0:vAlign ns0:val="center"/>
+            <ns0:hideMark/>
+          </ns0:tcPr>
+          <ns0:p ns2:paraId="6377C3FE" ns2:textId="77777777" ns0:rsidR="00B14FA3" ns0:rsidRPr="00B14FA3" ns0:rsidRDefault="00B14FA3" ns0:rsidP="00B14FA3">
+            <ns0:pPr>
+              <ns0:keepNext/>
+              <ns0:ind ns0:firstLine="0"/>
+              <ns0:jc ns0:val="left"/>
+            </ns0:pPr>
+            <ns0:r>
+              <ns0:rPr>
+                <ns0:rFonts ns0:eastAsia="宋体"/>
+                <ns0:color ns0:val="000000"/>
+                <ns0:sz ns0:val="21"/>
+                <ns0:szCs ns0:val="21"/>
+              </ns0:rPr>
+              <ns0:t>1590/451/451</ns0:t>
+            </ns0:r>
+          </ns0:p>
+        </ns0:tc>
+        <ns0:tc>
+          <ns0:tcPr>
+            <ns0:tcW ns0:w="1000" ns0:type="dxa"/>
+            <ns0:tcBorders>
+              <ns0:top ns0:val="nil"/>
+              <ns0:left ns0:val="nil"/>
+              <ns0:bottom ns0:val="nil"/>
+              <ns0:right ns0:val="nil"/>
+            </ns0:tcBorders>
+            <ns0:tcMar>
+              <ns0:top ns0:w="55" ns0:type="dxa"/>
+              <ns0:left ns0:w="70" ns0:type="dxa"/>
+              <ns0:bottom ns0:w="55" ns0:type="dxa"/>
+              <ns0:right ns0:w="70" ns0:type="dxa"/>
+            </ns0:tcMar>
+            <ns0:vAlign ns0:val="center"/>
+            <ns0:hideMark/>
+          </ns0:tcPr>
+          <ns0:p ns2:paraId="6377C3FE" ns2:textId="77777777" ns0:rsidR="00B14FA3" ns0:rsidRPr="00B14FA3" ns0:rsidRDefault="00B14FA3" ns0:rsidP="00B14FA3">
+            <ns0:pPr>
+              <ns0:keepNext/>
+              <ns0:ind ns0:firstLine="0"/>
+              <ns0:jc ns0:val="left"/>
+            </ns0:pPr>
+            <ns0:r>
+              <ns0:rPr>
+                <ns0:rFonts ns0:eastAsia="宋体"/>
+                <ns0:color ns0:val="000000"/>
+                <ns0:sz ns0:val="21"/>
+                <ns0:szCs ns0:val="21"/>
+              </ns0:rPr>
+              <ns0:t>96/24</ns0:t>
+            </ns0:r>
+          </ns0:p>
+        </ns0:tc>
+      </ns0:tr>
+    </ns0:tbl>
+    <ns0:p ns2:paraId="2FCC3150" ns2:textId="77777777" ns0:rsidR="00B14FA3" ns0:rsidRPr="00B14FA3" ns0:rsidRDefault="00B14FA3" ns0:rsidP="00B14FA3">
+      <ns0:r>
+        <ns0:rPr>
+          <ns0:rFonts ns0:eastAsia="宋体"/>
+          <ns0:color ns0:val="000000"/>
+          <ns0:sz ns0:val="21"/>
+          <ns0:szCs ns0:val="21"/>
+        </ns0:rPr>
+        <ns0:t>所有模型通过统一训练接口完成。采用Adam优化器，学习率为0.001，批量大小为16，最多训练30轮；若验证集MSE连续6轮未改善则提前停止，并以验证集MSE最低的模型参数进行测试。为避免不同重复次数造成统计口径混用，外部基线比较统一采用各模型共同完成的随机种子42—44；DLinear、固定等权多尺度和自适应多尺度进一步采用42—49共8个随机种子进行核心机制稳定性分析。</ns0:t>
+      </ns0:r>
+    </ns0:p>
+    <ns0:p ns2:paraId="1ADD1DC8" ns2:textId="77777777" ns0:rsidR="00B14FA3" ns0:rsidRPr="00B14FA3" ns0:rsidRDefault="00B14FA3" ns0:rsidP="00B14FA3">
+      <ns0:pPr>
+        <ns0:keepNext/>
+        <ns0:keepLines/>
+        <ns0:spacing ns0:before="80" ns0:after="20"/>
+        <ns0:ind ns0:firstLine="0"/>
+        <ns0:jc ns0:val="left"/>
+        <ns0:outlineLvl ns0:val="1"/>
+        <ns0:rPr>
+          <ns0:rFonts ns0:eastAsia="黑体"/>
+          <ns0:b/>
+          <ns0:bCs/>
+          <ns0:szCs ns0:val="32"/>
+        </ns0:rPr>
+      </ns0:pPr>
+      <ns0:r>
         <ns0:rPr>
           <ns0:rFonts ns0:ascii="Arial" ns0:eastAsia="黑体" ns0:hAnsi="Arial"/>
           <ns0:b/>
           <ns0:bCs/>
           <ns0:color ns0:val="000000"/>
-          <ns0:szCs ns0:val="32"/>
-        </ns0:rPr>
-        <ns0:t/>
+          <ns0:szCs ns0:val="21"/>
+          <ns0:sz ns0:val="21"/>
+        </ns0:rPr>
+        <ns0:t>2.2 对比模型与评价指标</ns0:t>
       </ns0:r>
     </ns0:p>
     <ns0:p ns2:paraId="2FCC3150" ns2:textId="77777777" ns0:rsidR="00B14FA3" ns0:rsidRPr="00B14FA3" ns0:rsidRDefault="00B14FA3" ns0:rsidP="00B14FA3">
-      <ns0:r ns0:rsidRPr="00B14FA3">
+      <ns0:r>
         <ns0:rPr>
           <ns0:rFonts ns0:eastAsia="宋体"/>
           <ns0:color ns0:val="000000"/>
           <ns0:sz ns0:val="21"/>
           <ns0:szCs ns0:val="21"/>
         </ns0:rPr>
-        <ns0:t>实验使用CESNET TS-Zoo公开的Abilene骨干网1 h聚合流量矩阵，从字段matrix_avg_realOD提取144维有效OD流量序列，共4656个时间点。按照时间顺序以6∶2∶2划分训练集、验证集和测试集，分别包含2793、931和932个时间点。在输入长度</ns0:t>
-      </ns0:r>
-      <ns0:r ns0:rsidRPr="00B14FA3">
+        <ns0:t>对比模型包括单尺度DLinear、外部轻量基线LightTS、固定等权多尺度模型和本文自适应多尺度模型。其中，LightTS采用Time-Series-Library中固定版本的原始模型逻辑，并通过适配器接入与其他模型相同的数据划分、预处理和训练接口；固定等权多尺度与本文方法使用相同的尺度集合{1,2,4}和DLinear专家，仅将三个尺度权重固定为1/3，用于隔离样本级动态加权的贡献。</ns0:t>
+      </ns0:r>
+    </ns0:p>
+    <ns0:p ns2:paraId="2FCC3150" ns2:textId="77777777" ns0:rsidR="00B14FA3" ns0:rsidRPr="00B14FA3" ns0:rsidRDefault="00B14FA3" ns0:rsidP="00B14FA3">
+      <ns0:r>
         <ns0:rPr>
           <ns0:rFonts ns0:eastAsia="宋体"/>
           <ns0:color ns0:val="000000"/>
           <ns0:sz ns0:val="21"/>
           <ns0:szCs ns0:val="21"/>
-          <ns0:i/>
-          <ns0:iCs/>
-        </ns0:rPr>
-        <ns0:t>L</ns0:t>
-      </ns0:r>
-      <ns0:r ns0:rsidRPr="00B14FA3">
-        <ns0:rPr>
-          <ns0:rFonts ns0:eastAsia="宋体"/>
-          <ns0:color ns0:val="000000"/>
-          <ns0:sz ns0:val="21"/>
-          <ns0:szCs ns0:val="21"/>
-        </ns0:rPr>
-        <ns0:t>=96、预测长度</ns0:t>
-      </ns0:r>
-      <ns0:r ns0:rsidRPr="00B14FA3">
-        <ns0:rPr>
-          <ns0:rFonts ns0:eastAsia="宋体"/>
-          <ns0:color ns0:val="000000"/>
-          <ns0:sz ns0:val="21"/>
-          <ns0:szCs ns0:val="21"/>
-          <ns0:i/>
-          <ns0:iCs/>
-        </ns0:rPr>
-        <ns0:t>H</ns0:t>
-      </ns0:r>
-      <ns0:r ns0:rsidRPr="00B14FA3">
-        <ns0:rPr>
-          <ns0:rFonts ns0:eastAsia="宋体"/>
-          <ns0:color ns0:val="000000"/>
-          <ns0:sz ns0:val="21"/>
-          <ns0:szCs ns0:val="21"/>
-        </ns0:rPr>
-        <ns0:t>=24的条件下，各集合分别形成2674、812和813个滑动窗口。数据预处理与第1.1节一致，先进行log(1+x)变换，再使用训练集统计量按变量标准化；各集合独立构造窗口，不跨越数据集边界。</ns0:t>
-      </ns0:r>
-      <ns0:r ns0:rsidRPr="00B14FA3">
-        <ns0:rPr>
-          <ns0:color ns0:val="000000"/>
-        </ns0:rPr>
-        <ns0:t/>
-      </ns0:r>
-      <ns0:r ns0:rsidRPr="00B14FA3">
-        <ns0:rPr>
-          <ns0:color ns0:val="000000"/>
-        </ns0:rPr>
-        <ns0:t/>
-      </ns0:r>
-      <ns0:r ns0:rsidRPr="00B14FA3">
-        <ns0:rPr>
-          <ns0:color ns0:val="000000"/>
-        </ns0:rPr>
-        <ns0:t/>
-      </ns0:r>
-      <ns0:r ns0:rsidRPr="00B14FA3">
-        <ns0:rPr>
-          <ns0:color ns0:val="000000"/>
-        </ns0:rPr>
-        <ns0:t/>
-      </ns0:r>
-      <ns0:r ns0:rsidRPr="00B14FA3">
-        <ns0:rPr>
-          <ns0:color ns0:val="000000"/>
-        </ns0:rPr>
-        <ns0:t/>
-      </ns0:r>
-      <ns0:r ns0:rsidRPr="00B14FA3">
-        <ns0:rPr>
-          <ns0:color ns0:val="000000"/>
-        </ns0:rPr>
-        <ns0:t/>
-      </ns0:r>
-      <ns0:r ns0:rsidRPr="00B14FA3">
-        <ns0:rPr>
-          <ns0:color ns0:val="000000"/>
-        </ns0:rPr>
-        <ns0:t/>
-      </ns0:r>
-      <ns0:r ns0:rsidRPr="00B14FA3">
-        <ns0:rPr>
-          <ns0:color ns0:val="000000"/>
-        </ns0:rPr>
-        <ns0:t/>
-      </ns0:r>
-      <ns0:r ns0:rsidRPr="00B14FA3">
-        <ns0:rPr>
-          <ns0:color ns0:val="000000"/>
-        </ns0:rPr>
-        <ns0:t/>
-      </ns0:r>
-      <ns0:r ns0:rsidRPr="00B14FA3">
-        <ns0:rPr>
-          <ns0:color ns0:val="000000"/>
-        </ns0:rPr>
-        <ns0:t/>
-      </ns0:r>
-      <ns0:r ns0:rsidRPr="00B14FA3">
-        <ns0:rPr>
-          <ns0:color ns0:val="000000"/>
-        </ns0:rPr>
-        <ns0:t/>
-      </ns0:r>
-      <ns0:r ns0:rsidRPr="00B14FA3">
-        <ns0:rPr>
-          <ns0:color ns0:val="000000"/>
-        </ns0:rPr>
-        <ns0:t/>
-      </ns0:r>
-      <ns0:r ns0:rsidRPr="00B14FA3">
-        <ns0:rPr>
-          <ns0:color ns0:val="000000"/>
-        </ns0:rPr>
-        <ns0:t/>
-      </ns0:r>
-      <ns0:r ns0:rsidRPr="00B14FA3">
-        <ns0:rPr>
-          <ns0:color ns0:val="000000"/>
-        </ns0:rPr>
-        <ns0:t/>
-      </ns0:r>
-      <ns0:r ns0:rsidRPr="00B14FA3">
-        <ns0:rPr>
-          <ns0:color ns0:val="000000"/>
-        </ns0:rPr>
-        <ns0:t/>
-      </ns0:r>
-      <ns0:r ns0:rsidRPr="00B14FA3">
-        <ns0:rPr>
-          <ns0:color ns0:val="000000"/>
-        </ns0:rPr>
-        <ns0:t/>
-      </ns0:r>
-      <ns0:r ns0:rsidRPr="00B14FA3">
-        <ns0:rPr>
-          <ns0:color ns0:val="000000"/>
-        </ns0:rPr>
-        <ns0:t/>
-      </ns0:r>
-      <ns0:r ns0:rsidRPr="00B14FA3">
-        <ns0:rPr>
-          <ns0:color ns0:val="000000"/>
-        </ns0:rPr>
-        <ns0:t/>
-      </ns0:r>
-      <ns0:r ns0:rsidRPr="00B14FA3">
-        <ns0:rPr>
-          <ns0:color ns0:val="000000"/>
-        </ns0:rPr>
-        <ns0:t/>
-      </ns0:r>
-      <ns0:r ns0:rsidRPr="00B14FA3">
-        <ns0:rPr>
-          <ns0:color ns0:val="000000"/>
-        </ns0:rPr>
-        <ns0:t/>
-      </ns0:r>
-      <ns0:r ns0:rsidRPr="00B14FA3">
-        <ns0:rPr>
-          <ns0:color ns0:val="000000"/>
-        </ns0:rPr>
-        <ns0:t/>
-      </ns0:r>
-      <ns0:r ns0:rsidRPr="00B14FA3">
-        <ns0:rPr>
-          <ns0:color ns0:val="000000"/>
-        </ns0:rPr>
-        <ns0:t/>
-      </ns0:r>
-      <ns0:r ns0:rsidRPr="00B14FA3">
-        <ns0:rPr>
-          <ns0:color ns0:val="000000"/>
-        </ns0:rPr>
-        <ns0:t/>
-      </ns0:r>
-      <ns0:r ns0:rsidRPr="00B14FA3">
-        <ns0:rPr>
-          <ns0:color ns0:val="000000"/>
-        </ns0:rPr>
-        <ns0:t/>
-      </ns0:r>
-      <ns0:r ns0:rsidRPr="00B14FA3">
-        <ns0:rPr>
-          <ns0:color ns0:val="000000"/>
-        </ns0:rPr>
-        <ns0:t/>
-      </ns0:r>
-      <ns0:r ns0:rsidRPr="00B14FA3">
-        <ns0:rPr>
-          <ns0:color ns0:val="000000"/>
-        </ns0:rPr>
-        <ns0:t/>
-      </ns0:r>
-      <ns0:r ns0:rsidRPr="00B14FA3">
-        <ns0:rPr>
-          <ns0:color ns0:val="000000"/>
-        </ns0:rPr>
-        <ns0:t/>
-      </ns0:r>
-      <ns0:r ns0:rsidRPr="00B14FA3">
-        <ns0:rPr>
-          <ns0:color ns0:val="000000"/>
-        </ns0:rPr>
-        <ns0:t/>
-      </ns0:r>
-      <ns0:r ns0:rsidRPr="00B14FA3">
-        <ns0:rPr>
-          <ns0:color ns0:val="000000"/>
-        </ns0:rPr>
-        <ns0:t/>
-      </ns0:r>
-      <ns0:r ns0:rsidRPr="00B14FA3">
-        <ns0:rPr>
-          <ns0:color ns0:val="000000"/>
-        </ns0:rPr>
-        <ns0:t/>
-      </ns0:r>
-      <ns0:r ns0:rsidRPr="00B14FA3">
-        <ns0:rPr>
-          <ns0:color ns0:val="000000"/>
-        </ns0:rPr>
-        <ns0:t/>
-      </ns0:r>
-      <ns0:r ns0:rsidRPr="00B14FA3">
-        <ns0:rPr>
-          <ns0:color ns0:val="000000"/>
-        </ns0:rPr>
-        <ns0:t/>
-      </ns0:r>
-    </ns0:p>
-    <ns0:p ns2:paraId="478C919E" ns2:textId="77777777" ns0:rsidR="00B14FA3" ns0:rsidRPr="00B14FA3" ns0:rsidRDefault="00B14FA3" ns0:rsidP="00B14FA3">
-      <ns0:r ns0:rsidRPr="00B14FA3">
-        <ns0:rPr>
-          <ns0:rFonts ns0:eastAsia="宋体"/>
-          <ns0:color ns0:val="000000"/>
-          <ns0:sz ns0:val="21"/>
-          <ns0:szCs ns0:val="21"/>
-        </ns0:rPr>
-        <ns0:t>实验在Windows系统、NVIDIA GTX 1060 6 GB显卡和PyTorch 2.5.1+cu118环境下完成。模型采用Adam优化器，学习率为0.001，批量大小为16，最多训练30轮；当验证集均方误差连续6轮未改善时提前停止，并保留验证集均方误差最低的模型参数。每个配置分别使用随机种子42、43和44独立训练，共完成48次正式训练。</ns0:t>
-      </ns0:r>
-      <ns0:r ns0:rsidRPr="00B14FA3">
-        <ns0:rPr>
-          <ns0:color ns0:val="000000"/>
-        </ns0:rPr>
-        <ns0:t/>
-      </ns0:r>
-      <ns0:r ns0:rsidRPr="00B14FA3">
-        <ns0:rPr>
-          <ns0:color ns0:val="000000"/>
-        </ns0:rPr>
-        <ns0:t/>
-      </ns0:r>
-      <ns0:r ns0:rsidRPr="00B14FA3">
-        <ns0:rPr>
-          <ns0:color ns0:val="000000"/>
-        </ns0:rPr>
-        <ns0:t/>
-      </ns0:r>
-      <ns0:r ns0:rsidRPr="00B14FA3">
-        <ns0:rPr>
-          <ns0:color ns0:val="000000"/>
-        </ns0:rPr>
-        <ns0:t/>
-      </ns0:r>
-      <ns0:r ns0:rsidRPr="00B14FA3">
-        <ns0:rPr>
-          <ns0:color ns0:val="000000"/>
-        </ns0:rPr>
-        <ns0:t/>
-      </ns0:r>
-      <ns0:r ns0:rsidRPr="00B14FA3">
-        <ns0:rPr>
-          <ns0:color ns0:val="000000"/>
-        </ns0:rPr>
-        <ns0:t/>
-      </ns0:r>
-      <ns0:r ns0:rsidRPr="00B14FA3">
-        <ns0:rPr>
-          <ns0:color ns0:val="000000"/>
-        </ns0:rPr>
-        <ns0:t/>
-      </ns0:r>
-      <ns0:r ns0:rsidRPr="00B14FA3">
-        <ns0:rPr>
-          <ns0:color ns0:val="000000"/>
-        </ns0:rPr>
-        <ns0:t/>
-      </ns0:r>
-      <ns0:r ns0:rsidRPr="00B14FA3">
-        <ns0:rPr>
-          <ns0:color ns0:val="000000"/>
-        </ns0:rPr>
-        <ns0:t/>
-      </ns0:r>
-      <ns0:r ns0:rsidRPr="00B14FA3">
-        <ns0:rPr>
-          <ns0:color ns0:val="000000"/>
-        </ns0:rPr>
-        <ns0:t/>
-      </ns0:r>
-      <ns0:r ns0:rsidRPr="00B14FA3">
-        <ns0:rPr>
-          <ns0:color ns0:val="000000"/>
-        </ns0:rPr>
-        <ns0:t/>
-      </ns0:r>
-      <ns0:r ns0:rsidRPr="00B14FA3">
-        <ns0:rPr>
-          <ns0:color ns0:val="000000"/>
-        </ns0:rPr>
-        <ns0:t/>
-      </ns0:r>
-      <ns0:r ns0:rsidRPr="00B14FA3">
-        <ns0:rPr>
-          <ns0:color ns0:val="000000"/>
-        </ns0:rPr>
-        <ns0:t/>
-      </ns0:r>
-      <ns0:r ns0:rsidRPr="00B14FA3">
-        <ns0:rPr>
-          <ns0:color ns0:val="000000"/>
-        </ns0:rPr>
-        <ns0:t/>
-      </ns0:r>
-      <ns0:r ns0:rsidRPr="00B14FA3">
-        <ns0:rPr>
-          <ns0:color ns0:val="000000"/>
-        </ns0:rPr>
-        <ns0:t/>
-      </ns0:r>
-      <ns0:r ns0:rsidRPr="00B14FA3">
-        <ns0:rPr>
-          <ns0:color ns0:val="000000"/>
-        </ns0:rPr>
-        <ns0:t/>
-      </ns0:r>
-      <ns0:r ns0:rsidRPr="00B14FA3">
-        <ns0:rPr>
-          <ns0:color ns0:val="000000"/>
-        </ns0:rPr>
-        <ns0:t/>
-      </ns0:r>
-      <ns0:r ns0:rsidRPr="00B14FA3">
-        <ns0:rPr>
-          <ns0:color ns0:val="000000"/>
-        </ns0:rPr>
-        <ns0:t/>
-      </ns0:r>
-      <ns0:r ns0:rsidRPr="00B14FA3">
-        <ns0:rPr>
-          <ns0:color ns0:val="000000"/>
-        </ns0:rPr>
-        <ns0:t/>
-      </ns0:r>
-      <ns0:r ns0:rsidRPr="00B14FA3">
-        <ns0:rPr>
-          <ns0:color ns0:val="000000"/>
-        </ns0:rPr>
-        <ns0:t/>
-      </ns0:r>
-      <ns0:r ns0:rsidRPr="00B14FA3">
-        <ns0:rPr>
-          <ns0:color ns0:val="000000"/>
-        </ns0:rPr>
-        <ns0:t/>
-      </ns0:r>
-      <ns0:r ns0:rsidRPr="00B14FA3">
-        <ns0:rPr>
-          <ns0:color ns0:val="000000"/>
-        </ns0:rPr>
-        <ns0:t/>
-      </ns0:r>
-    </ns0:p>
-    <ns0:p ns2:paraId="097EDAED" ns2:textId="77777777" ns0:rsidR="00B14FA3" ns0:rsidRPr="00B14FA3" ns0:rsidRDefault="00B14FA3" ns0:rsidP="00B14FA3">
-      <ns0:r>
-        <ns0:rPr>
-          <ns0:rFonts ns0:ascii="Times New Roman" ns0:hAnsi="Times New Roman" ns0:eastAsia="宋体" ns0:cs="Times New Roman"/>
-          <ns0:sz ns0:val="21"/>
-          <ns0:szCs ns0:val="21"/>
-        </ns0:rPr>
-        <ns0:t>采用均方误差（mean squared error，MSE）、平均绝对误差（mean absolute error，MAE）和均方根误差（root mean squared error，RMSE）评价预测性能。设测试集包含</ns0:t>
-      </ns0:r>
-      <ns0:r>
-        <ns0:rPr>
-          <ns0:rFonts ns0:ascii="Times New Roman" ns0:hAnsi="Times New Roman" ns0:eastAsia="宋体" ns0:cs="Times New Roman"/>
-          <ns0:sz ns0:val="21"/>
-          <ns0:szCs ns0:val="21"/>
-          <ns0:i/>
-          <ns0:iCs/>
-        </ns0:rPr>
-        <ns0:t>N</ns0:t>
-      </ns0:r>
-      <ns0:r>
-        <ns0:rPr>
-          <ns0:rFonts ns0:ascii="Times New Roman" ns0:hAnsi="Times New Roman" ns0:eastAsia="宋体" ns0:cs="Times New Roman"/>
-          <ns0:sz ns0:val="21"/>
-          <ns0:szCs ns0:val="21"/>
-          <ns0:vertAlign ns0:val="subscript"/>
-        </ns0:rPr>
-        <ns0:t>te</ns0:t>
-      </ns0:r>
-      <ns0:r>
-        <ns0:rPr>
-          <ns0:rFonts ns0:ascii="Times New Roman" ns0:hAnsi="Times New Roman" ns0:eastAsia="宋体" ns0:cs="Times New Roman"/>
-          <ns0:sz ns0:val="21"/>
-          <ns0:szCs ns0:val="21"/>
-        </ns0:rPr>
-        <ns0:t>个窗口，则MAE和RMSE分别为</ns0:t>
+        </ns0:rPr>
+        <ns0:t>采用均方误差（mean squared error，MSE）、平均绝对误差（mean absolute error，MAE）和均方根误差（root mean squared error，RMSE）评价预测性能。MSE按式（14）计算；设测试集包含Nte个窗口，则MAE和RMSE分别为</ns0:t>
       </ns0:r>
     </ns0:p>
     <ns0:p ns2:paraId="62A175B6" ns2:textId="77777777" ns0:rsidR="00B14FA3" ns0:rsidRPr="00B14FA3" ns0:rsidRDefault="00B14FA3" ns0:rsidP="00B14FA3">
@@ -8710,80 +9026,18 @@
         <ns0:t>(16)</ns0:t>
       </ns0:r>
     </ns0:p>
-    <ns0:p ns2:paraId="5DBDFA94" ns2:textId="77777777" ns0:rsidR="00B14FA3" ns0:rsidRPr="00B14FA3" ns0:rsidRDefault="00B14FA3" ns0:rsidP="00B14FA3">
+    <ns0:p ns2:paraId="2FCC3150" ns2:textId="77777777" ns0:rsidR="00B14FA3" ns0:rsidRPr="00B14FA3" ns0:rsidRDefault="00B14FA3" ns0:rsidP="00B14FA3">
       <ns0:r>
         <ns0:rPr>
-          <ns0:rFonts ns0:ascii="Times New Roman" ns0:hAnsi="Times New Roman" ns0:eastAsia="宋体" ns0:cs="Times New Roman"/>
-          <ns0:sz ns0:val="21"/>
-          <ns0:szCs ns0:val="21"/>
-        </ns0:rPr>
-        <ns0:t>上述指标均在标准化空间中计算，数值越小表示预测误差越低。由于RMSE是MSE的单调变换，正文表格主要报告MSE和MAE。各配置结果以3个随机种子的均值±样本标准差表示。固定权重与自适应权重使用相同随机种子进行双侧配对</ns0:t>
-      </ns0:r>
-      <ns0:r>
-        <ns0:rPr>
-          <ns0:rFonts ns0:ascii="Times New Roman" ns0:hAnsi="Times New Roman" ns0:eastAsia="宋体" ns0:cs="Times New Roman"/>
-          <ns0:sz ns0:val="21"/>
-          <ns0:szCs ns0:val="21"/>
-          <ns0:i/>
-          <ns0:iCs/>
-        </ns0:rPr>
-        <ns0:t>t</ns0:t>
-      </ns0:r>
-      <ns0:r>
-        <ns0:rPr>
-          <ns0:rFonts ns0:ascii="Times New Roman" ns0:hAnsi="Times New Roman" ns0:eastAsia="宋体" ns0:cs="Times New Roman"/>
-          <ns0:sz ns0:val="21"/>
-          <ns0:szCs ns0:val="21"/>
-        </ns0:rPr>
-        <ns0:t xml:space="preserve">检验，并报告配对差的95%置信区间（confidence interval，CI）及Cohen's </ns0:t>
-      </ns0:r>
-      <ns0:r>
-        <ns0:rPr>
-          <ns0:rFonts ns0:ascii="Times New Roman" ns0:hAnsi="Times New Roman" ns0:eastAsia="宋体" ns0:cs="Times New Roman"/>
-          <ns0:sz ns0:val="21"/>
-          <ns0:szCs ns0:val="21"/>
-          <ns0:i/>
-          <ns0:iCs/>
-        </ns0:rPr>
-        <ns0:t>d</ns0:t>
-      </ns0:r>
-      <ns0:r>
-        <ns0:rPr>
-          <ns0:rFonts ns0:ascii="Times New Roman" ns0:hAnsi="Times New Roman" ns0:eastAsia="宋体" ns0:cs="Times New Roman"/>
-          <ns0:sz ns0:val="21"/>
-          <ns0:szCs ns0:val="21"/>
-          <ns0:vertAlign ns0:val="subscript"/>
-        </ns0:rPr>
-        <ns0:t>z</ns0:t>
-      </ns0:r>
-      <ns0:r>
-        <ns0:rPr>
-          <ns0:rFonts ns0:ascii="Times New Roman" ns0:hAnsi="Times New Roman" ns0:eastAsia="宋体" ns0:cs="Times New Roman"/>
-          <ns0:sz ns0:val="21"/>
-          <ns0:szCs ns0:val="21"/>
-        </ns0:rPr>
-        <ns0:t>；</ns0:t>
-      </ns0:r>
-      <ns0:r>
-        <ns0:rPr>
-          <ns0:rFonts ns0:ascii="Times New Roman" ns0:hAnsi="Times New Roman" ns0:eastAsia="宋体" ns0:cs="Times New Roman"/>
-          <ns0:sz ns0:val="21"/>
-          <ns0:szCs ns0:val="21"/>
-          <ns0:i/>
-          <ns0:iCs/>
-        </ns0:rPr>
-        <ns0:t>r</ns0:t>
-      </ns0:r>
-      <ns0:r>
-        <ns0:rPr>
-          <ns0:rFonts ns0:ascii="Times New Roman" ns0:hAnsi="Times New Roman" ns0:eastAsia="宋体" ns0:cs="Times New Roman"/>
-          <ns0:sz ns0:val="21"/>
-          <ns0:szCs ns0:val="21"/>
-        </ns0:rPr>
-        <ns0:t>=0.50下的两项预设比较采用Holm法校正。鉴于独立重复数仅为3，统计检验仅作为误差均值和离散程度的补充，不将813个测试窗口视为独立重复。</ns0:t>
+          <ns0:rFonts ns0:eastAsia="宋体"/>
+          <ns0:color ns0:val="000000"/>
+          <ns0:sz ns0:val="21"/>
+          <ns0:szCs ns0:val="21"/>
+        </ns0:rPr>
+        <ns0:t>上述指标均在标准化空间中计算，数值越小表示预测误差越低。由于RMSE是MSE的单调变换，正文表格主要报告MSE和MAE。外部基线比较以3个共同随机种子的均值±样本标准差表示；核心机制分析以8个随机种子的均值±样本标准差表示，并对相同随机种子下的模型结果进行双侧配对t检验和95%置信区间分析。测试窗口仅用于计算误差，不作为独立统计重复。</ns0:t>
       </ns0:r>
     </ns0:p>
-    <ns0:p ns2:paraId="5C42E451" ns2:textId="77777777" ns0:rsidR="00B14FA3" ns0:rsidRPr="00B14FA3" ns0:rsidRDefault="00B14FA3" ns0:rsidP="00B14FA3">
+    <ns0:p ns2:paraId="1ADD1DC8" ns2:textId="77777777" ns0:rsidR="00B14FA3" ns0:rsidRPr="00B14FA3" ns0:rsidRDefault="00B14FA3" ns0:rsidP="00B14FA3">
       <ns0:pPr>
         <ns0:keepNext/>
         <ns0:keepLines/>
@@ -8798,7 +9052,7 @@
           <ns0:szCs ns0:val="32"/>
         </ns0:rPr>
       </ns0:pPr>
-      <ns0:r ns0:rsidRPr="00B14FA3">
+      <ns0:r>
         <ns0:rPr>
           <ns0:rFonts ns0:ascii="Arial" ns0:eastAsia="黑体" ns0:hAnsi="Arial"/>
           <ns0:b/>
@@ -8807,88 +9061,18 @@
           <ns0:szCs ns0:val="21"/>
           <ns0:sz ns0:val="21"/>
         </ns0:rPr>
-        <ns0:t xml:space="preserve">2.2 基础模型对比与组件分析</ns0:t>
-      </ns0:r>
-      <ns0:r ns0:rsidRPr="00B14FA3">
-        <ns0:rPr>
-          <ns0:rFonts ns0:ascii="Arial" ns0:eastAsia="黑体" ns0:hAnsi="Arial"/>
-          <ns0:b/>
-          <ns0:bCs/>
-          <ns0:color ns0:val="000000"/>
-          <ns0:szCs ns0:val="32"/>
-        </ns0:rPr>
-        <ns0:t/>
+        <ns0:t>2.3 两数据集外部基线比较</ns0:t>
       </ns0:r>
     </ns0:p>
-    <ns0:p ns2:paraId="0D3DEE7E" ns2:textId="77777777" ns0:rsidR="00B14FA3" ns0:rsidRPr="00B14FA3" ns0:rsidRDefault="00B14FA3" ns0:rsidP="00B14FA3">
-      <ns0:r ns0:rsidRPr="00B14FA3">
-        <ns0:t>表1给出不同基础模型及组件组合的预测结果。所有模型采用相同的数据划分、输入输出长度、预处理方式和早停策略。DLinear+自适应多尺度取得最低平均误差，MSE和MAE分别为0.186099和0.168203；与单尺度DLinear相比，MSE降低4.06%，MAE降低10.52%。说明在当前Abilene任务中，不同时间分辨率的尺度专家与样本级自适应融合能够形成互补预测，并有效降低整体误差。各模型在3个随机种子下的结果分布及均值见图2。</ns0:t>
-      </ns0:r>
-      <ns0:r ns0:rsidRPr="00B14FA3">
-        <ns0:t/>
-      </ns0:r>
-      <ns0:r ns0:rsidRPr="00B14FA3">
-        <ns0:t/>
-      </ns0:r>
-      <ns0:r ns0:rsidRPr="00B14FA3">
-        <ns0:t/>
-      </ns0:r>
-      <ns0:r ns0:rsidRPr="00B14FA3">
-        <ns0:t/>
-      </ns0:r>
-      <ns0:r ns0:rsidRPr="00B14FA3">
-        <ns0:t/>
-      </ns0:r>
-      <ns0:r ns0:rsidRPr="00B14FA3">
-        <ns0:t/>
-      </ns0:r>
-      <ns0:r ns0:rsidRPr="00B14FA3">
-        <ns0:t/>
-      </ns0:r>
-      <ns0:r ns0:rsidRPr="00B14FA3">
-        <ns0:t/>
-      </ns0:r>
-      <ns0:r ns0:rsidRPr="00B14FA3">
-        <ns0:t/>
-      </ns0:r>
-      <ns0:r ns0:rsidRPr="00B14FA3">
-        <ns0:t/>
-      </ns0:r>
-      <ns0:r ns0:rsidRPr="00B14FA3">
-        <ns0:t/>
-      </ns0:r>
-      <ns0:r ns0:rsidRPr="00B14FA3">
-        <ns0:t/>
-      </ns0:r>
-      <ns0:r ns0:rsidRPr="00B14FA3">
-        <ns0:t/>
-      </ns0:r>
-      <ns0:r ns0:rsidRPr="00B14FA3">
-        <ns0:t/>
-      </ns0:r>
-      <ns0:r ns0:rsidRPr="00B14FA3">
-        <ns0:t/>
-      </ns0:r>
-      <ns0:r ns0:rsidRPr="00B14FA3">
-        <ns0:t/>
-      </ns0:r>
-      <ns0:r ns0:rsidRPr="00B14FA3">
-        <ns0:t/>
-      </ns0:r>
-      <ns0:r ns0:rsidRPr="00B14FA3">
-        <ns0:t/>
-      </ns0:r>
-      <ns0:r ns0:rsidRPr="00B14FA3">
-        <ns0:t/>
-      </ns0:r>
-      <ns0:r ns0:rsidRPr="00B14FA3">
-        <ns0:t/>
-      </ns0:r>
-      <ns0:r ns0:rsidRPr="00B14FA3">
-        <ns0:t/>
-      </ns0:r>
-      <ns0:r ns0:rsidRPr="00B14FA3">
-        <ns0:t/>
+    <ns0:p ns2:paraId="2FCC3150" ns2:textId="77777777" ns0:rsidR="00B14FA3" ns0:rsidRPr="00B14FA3" ns0:rsidRDefault="00B14FA3" ns0:rsidP="00B14FA3">
+      <ns0:r>
+        <ns0:rPr>
+          <ns0:rFonts ns0:eastAsia="宋体"/>
+          <ns0:color ns0:val="000000"/>
+          <ns0:sz ns0:val="21"/>
+          <ns0:szCs ns0:val="21"/>
+        </ns0:rPr>
+        <ns0:t>为保证外部模型比较的重复次数一致，表2仅统计随机种子42、43和44。在Abilene上，本文方法的MSE和MAE分别为0.186±0.002和0.168±0.001，相较DLinear分别降低4.06%和10.52%，相较LightTS分别降低29.89%和17.65%。在GÉANT上，本文方法的MSE和MAE分别为0.434±0.051和0.370±0.031，相较DLinear分别降低4.43%和3.46%，相较LightTS分别降低46.83%和29.29%。</ns0:t>
       </ns0:r>
     </ns0:p>
     <ns0:p ns2:paraId="1BF2FCF1" ns2:textId="77777777" ns0:rsidR="00B14FA3" ns0:rsidRPr="00B14FA3" ns0:rsidRDefault="00B14FA3" ns0:rsidP="00B14FA3">
@@ -8898,53 +9082,39 @@
         <ns0:ind ns0:firstLine="0"/>
         <ns0:jc ns0:val="center"/>
       </ns0:pPr>
-      <ns0:r ns0:rsidRPr="00B14FA3">
+      <ns0:r>
         <ns0:rPr>
           <ns0:rFonts ns0:eastAsia="黑体"/>
           <ns0:b/>
           <ns0:color ns0:val="000000"/>
           <ns0:sz ns0:val="18"/>
         </ns0:rPr>
-        <ns0:lastRenderedPageBreak/>
-        <ns0:t>表</ns0:t>
-      </ns0:r>
-      <ns0:r ns0:rsidRPr="00B14FA3">
-        <ns0:rPr>
-          <ns0:rFonts ns0:eastAsia="黑体"/>
-          <ns0:b/>
-          <ns0:color ns0:val="000000"/>
-          <ns0:sz ns0:val="18"/>
-        </ns0:rPr>
-        <ns0:t xml:space="preserve">1 </ns0:t>
-      </ns0:r>
-      <ns0:r ns0:rsidRPr="00B14FA3">
-        <ns0:rPr>
-          <ns0:rFonts ns0:eastAsia="黑体"/>
-          <ns0:b/>
-          <ns0:color ns0:val="000000"/>
-          <ns0:sz ns0:val="18"/>
-        </ns0:rPr>
-        <ns0:t>基础模型消融结果</ns0:t>
+        <ns0:t>表2 三随机种子外部基线比较</ns0:t>
       </ns0:r>
     </ns0:p>
     <ns0:tbl>
       <ns0:tblPr>
         <ns0:tblW ns0:w="0" ns0:type="auto"/>
         <ns0:jc ns0:val="center"/>
+        <ns0:tblLayout ns0:type="fixed"/>
+        <ns0:tblLook ns0:val="04A0" ns0:firstRow="1" ns0:lastRow="0" ns0:firstColumn="1" ns0:lastColumn="0" ns0:noHBand="0" ns0:noVBand="1"/>
         <ns0:tblBorders>
+          <ns0:top ns0:val="single" ns0:sz="8" ns0:space="0" ns0:color="000000"/>
+          <ns0:left ns0:val="nil"/>
+          <ns0:bottom ns0:val="single" ns0:sz="8" ns0:space="0" ns0:color="000000"/>
+          <ns0:right ns0:val="nil"/>
           <ns0:insideH ns0:val="nil"/>
           <ns0:insideV ns0:val="nil"/>
         </ns0:tblBorders>
-        <ns0:tblLayout ns0:type="fixed"/>
-        <ns0:tblLook ns0:val="04A0" ns0:firstRow="1" ns0:lastRow="0" ns0:firstColumn="1" ns0:lastColumn="0" ns0:noHBand="0" ns0:noVBand="1"/>
       </ns0:tblPr>
       <ns0:tblGrid>
-        <ns0:gridCol ns0:w="3456"/>
-        <ns0:gridCol ns0:w="1152"/>
-        <ns0:gridCol ns0:w="2448"/>
-        <ns0:gridCol ns0:w="2448"/>
+        <ns0:gridCol ns0:w="1300"/>
+        <ns0:gridCol ns0:w="2500"/>
+        <ns0:gridCol ns0:w="1200"/>
+        <ns0:gridCol ns0:w="2000"/>
+        <ns0:gridCol ns0:w="2000"/>
       </ns0:tblGrid>
-      <ns0:tr ns0:rsidR="00B14FA3" ns0:rsidRPr="00B14FA3" ns2:paraId="1AD47421" ns2:textId="77777777">
+      <ns0:tr>
         <ns0:trPr>
           <ns0:cantSplit/>
           <ns0:tblHeader/>
@@ -8952,13 +9122,7 @@
         </ns0:trPr>
         <ns0:tc>
           <ns0:tcPr>
-            <ns0:tcW ns0:w="3456" ns0:type="dxa"/>
-            <ns0:tcBorders>
-              <ns0:top ns0:val="single" ns0:sz="12" ns0:space="0" ns0:color="000000"/>
-              <ns0:left ns0:val="nil"/>
-              <ns0:bottom ns0:val="single" ns0:sz="6" ns0:space="0" ns0:color="000000"/>
-              <ns0:right ns0:val="nil"/>
-            </ns0:tcBorders>
+            <ns0:tcW ns0:w="1300" ns0:type="dxa"/>
             <ns0:tcMar>
               <ns0:top ns0:w="55" ns0:type="dxa"/>
               <ns0:left ns0:w="70" ns0:type="dxa"/>
@@ -8967,6 +9131,9 @@
             </ns0:tcMar>
             <ns0:vAlign ns0:val="center"/>
             <ns0:hideMark/>
+            <ns0:tcBorders>
+              <ns0:bottom ns0:val="single" ns0:sz="8" ns0:space="0" ns0:color="000000"/>
+            </ns0:tcBorders>
           </ns0:tcPr>
           <ns0:p ns2:paraId="53DE609F" ns2:textId="77777777" ns0:rsidR="00B14FA3" ns0:rsidRPr="00B14FA3" ns0:rsidRDefault="00B14FA3" ns0:rsidP="00B14FA3">
             <ns0:pPr>
@@ -8974,7 +9141,7 @@
               <ns0:ind ns0:firstLine="0"/>
               <ns0:jc ns0:val="center"/>
             </ns0:pPr>
-            <ns0:r ns0:rsidRPr="00B14FA3">
+            <ns0:r>
               <ns0:rPr>
                 <ns0:rFonts ns0:eastAsia="宋体"/>
                 <ns0:b/>
@@ -8982,19 +9149,13 @@
                 <ns0:sz ns0:val="21"/>
                 <ns0:szCs ns0:val="21"/>
               </ns0:rPr>
-              <ns0:t>模型</ns0:t>
+              <ns0:t>数据集</ns0:t>
             </ns0:r>
           </ns0:p>
         </ns0:tc>
         <ns0:tc>
           <ns0:tcPr>
-            <ns0:tcW ns0:w="1152" ns0:type="dxa"/>
-            <ns0:tcBorders>
-              <ns0:top ns0:val="single" ns0:sz="12" ns0:space="0" ns0:color="000000"/>
-              <ns0:left ns0:val="nil"/>
-              <ns0:bottom ns0:val="single" ns0:sz="6" ns0:space="0" ns0:color="000000"/>
-              <ns0:right ns0:val="nil"/>
-            </ns0:tcBorders>
+            <ns0:tcW ns0:w="2500" ns0:type="dxa"/>
             <ns0:tcMar>
               <ns0:top ns0:w="55" ns0:type="dxa"/>
               <ns0:left ns0:w="70" ns0:type="dxa"/>
@@ -9003,14 +9164,17 @@
             </ns0:tcMar>
             <ns0:vAlign ns0:val="center"/>
             <ns0:hideMark/>
+            <ns0:tcBorders>
+              <ns0:bottom ns0:val="single" ns0:sz="8" ns0:space="0" ns0:color="000000"/>
+            </ns0:tcBorders>
           </ns0:tcPr>
-          <ns0:p ns2:paraId="152DA103" ns2:textId="77777777" ns0:rsidR="00B14FA3" ns0:rsidRPr="00B14FA3" ns0:rsidRDefault="00B14FA3" ns0:rsidP="00B14FA3">
+          <ns0:p ns2:paraId="53DE609F" ns2:textId="77777777" ns0:rsidR="00B14FA3" ns0:rsidRPr="00B14FA3" ns0:rsidRDefault="00B14FA3" ns0:rsidP="00B14FA3">
             <ns0:pPr>
               <ns0:keepNext/>
               <ns0:ind ns0:firstLine="0"/>
               <ns0:jc ns0:val="center"/>
             </ns0:pPr>
-            <ns0:r ns0:rsidRPr="00B14FA3">
+            <ns0:r>
               <ns0:rPr>
                 <ns0:rFonts ns0:eastAsia="宋体"/>
                 <ns0:b/>
@@ -9018,19 +9182,13 @@
                 <ns0:sz ns0:val="21"/>
                 <ns0:szCs ns0:val="21"/>
               </ns0:rPr>
-              <ns0:t>参数量</ns0:t>
+              <ns0:t>模型</ns0:t>
             </ns0:r>
           </ns0:p>
         </ns0:tc>
         <ns0:tc>
           <ns0:tcPr>
-            <ns0:tcW ns0:w="2448" ns0:type="dxa"/>
-            <ns0:tcBorders>
-              <ns0:top ns0:val="single" ns0:sz="12" ns0:space="0" ns0:color="000000"/>
-              <ns0:left ns0:val="nil"/>
-              <ns0:bottom ns0:val="single" ns0:sz="6" ns0:space="0" ns0:color="000000"/>
-              <ns0:right ns0:val="nil"/>
-            </ns0:tcBorders>
+            <ns0:tcW ns0:w="1200" ns0:type="dxa"/>
             <ns0:tcMar>
               <ns0:top ns0:w="55" ns0:type="dxa"/>
               <ns0:left ns0:w="70" ns0:type="dxa"/>
@@ -9039,14 +9197,17 @@
             </ns0:tcMar>
             <ns0:vAlign ns0:val="center"/>
             <ns0:hideMark/>
+            <ns0:tcBorders>
+              <ns0:bottom ns0:val="single" ns0:sz="8" ns0:space="0" ns0:color="000000"/>
+            </ns0:tcBorders>
           </ns0:tcPr>
-          <ns0:p ns2:paraId="12869D20" ns2:textId="77777777" ns0:rsidR="00B14FA3" ns0:rsidRPr="00B14FA3" ns0:rsidRDefault="00B14FA3" ns0:rsidP="00B14FA3">
+          <ns0:p ns2:paraId="53DE609F" ns2:textId="77777777" ns0:rsidR="00B14FA3" ns0:rsidRPr="00B14FA3" ns0:rsidRDefault="00B14FA3" ns0:rsidP="00B14FA3">
             <ns0:pPr>
               <ns0:keepNext/>
               <ns0:ind ns0:firstLine="0"/>
               <ns0:jc ns0:val="center"/>
             </ns0:pPr>
-            <ns0:r ns0:rsidRPr="00B14FA3">
+            <ns0:r>
               <ns0:rPr>
                 <ns0:rFonts ns0:eastAsia="宋体"/>
                 <ns0:b/>
@@ -9054,19 +9215,13 @@
                 <ns0:sz ns0:val="21"/>
                 <ns0:szCs ns0:val="21"/>
               </ns0:rPr>
-              <ns0:t>MSE</ns0:t>
+              <ns0:t>参数量</ns0:t>
             </ns0:r>
           </ns0:p>
         </ns0:tc>
         <ns0:tc>
           <ns0:tcPr>
-            <ns0:tcW ns0:w="2448" ns0:type="dxa"/>
-            <ns0:tcBorders>
-              <ns0:top ns0:val="single" ns0:sz="12" ns0:space="0" ns0:color="000000"/>
-              <ns0:left ns0:val="nil"/>
-              <ns0:bottom ns0:val="single" ns0:sz="6" ns0:space="0" ns0:color="000000"/>
-              <ns0:right ns0:val="nil"/>
-            </ns0:tcBorders>
+            <ns0:tcW ns0:w="2000" ns0:type="dxa"/>
             <ns0:tcMar>
               <ns0:top ns0:w="55" ns0:type="dxa"/>
               <ns0:left ns0:w="70" ns0:type="dxa"/>
@@ -9075,14 +9230,17 @@
             </ns0:tcMar>
             <ns0:vAlign ns0:val="center"/>
             <ns0:hideMark/>
+            <ns0:tcBorders>
+              <ns0:bottom ns0:val="single" ns0:sz="8" ns0:space="0" ns0:color="000000"/>
+            </ns0:tcBorders>
           </ns0:tcPr>
-          <ns0:p ns2:paraId="51468E78" ns2:textId="77777777" ns0:rsidR="00B14FA3" ns0:rsidRPr="00B14FA3" ns0:rsidRDefault="00B14FA3" ns0:rsidP="00B14FA3">
+          <ns0:p ns2:paraId="53DE609F" ns2:textId="77777777" ns0:rsidR="00B14FA3" ns0:rsidRPr="00B14FA3" ns0:rsidRDefault="00B14FA3" ns0:rsidP="00B14FA3">
             <ns0:pPr>
               <ns0:keepNext/>
               <ns0:ind ns0:firstLine="0"/>
               <ns0:jc ns0:val="center"/>
             </ns0:pPr>
-            <ns0:r ns0:rsidRPr="00B14FA3">
+            <ns0:r>
               <ns0:rPr>
                 <ns0:rFonts ns0:eastAsia="宋体"/>
                 <ns0:b/>
@@ -9090,19 +9248,52 @@
                 <ns0:sz ns0:val="21"/>
                 <ns0:szCs ns0:val="21"/>
               </ns0:rPr>
+              <ns0:t>MSE</ns0:t>
+            </ns0:r>
+          </ns0:p>
+        </ns0:tc>
+        <ns0:tc>
+          <ns0:tcPr>
+            <ns0:tcW ns0:w="2000" ns0:type="dxa"/>
+            <ns0:tcMar>
+              <ns0:top ns0:w="55" ns0:type="dxa"/>
+              <ns0:left ns0:w="70" ns0:type="dxa"/>
+              <ns0:bottom ns0:w="55" ns0:type="dxa"/>
+              <ns0:right ns0:w="70" ns0:type="dxa"/>
+            </ns0:tcMar>
+            <ns0:vAlign ns0:val="center"/>
+            <ns0:hideMark/>
+            <ns0:tcBorders>
+              <ns0:bottom ns0:val="single" ns0:sz="8" ns0:space="0" ns0:color="000000"/>
+            </ns0:tcBorders>
+          </ns0:tcPr>
+          <ns0:p ns2:paraId="53DE609F" ns2:textId="77777777" ns0:rsidR="00B14FA3" ns0:rsidRPr="00B14FA3" ns0:rsidRDefault="00B14FA3" ns0:rsidP="00B14FA3">
+            <ns0:pPr>
+              <ns0:keepNext/>
+              <ns0:ind ns0:firstLine="0"/>
+              <ns0:jc ns0:val="center"/>
+            </ns0:pPr>
+            <ns0:r>
+              <ns0:rPr>
+                <ns0:rFonts ns0:eastAsia="宋体"/>
+                <ns0:b/>
+                <ns0:color ns0:val="000000"/>
+                <ns0:sz ns0:val="21"/>
+                <ns0:szCs ns0:val="21"/>
+              </ns0:rPr>
               <ns0:t>MAE</ns0:t>
             </ns0:r>
           </ns0:p>
         </ns0:tc>
       </ns0:tr>
-      <ns0:tr ns0:rsidR="00B14FA3" ns0:rsidRPr="00B14FA3" ns2:paraId="35B13FEA" ns2:textId="77777777">
+      <ns0:tr>
         <ns0:trPr>
           <ns0:cantSplit/>
           <ns0:jc ns0:val="center"/>
         </ns0:trPr>
         <ns0:tc>
           <ns0:tcPr>
-            <ns0:tcW ns0:w="3456" ns0:type="dxa"/>
+            <ns0:tcW ns0:w="1300" ns0:type="dxa"/>
             <ns0:tcBorders>
               <ns0:top ns0:val="nil"/>
               <ns0:left ns0:val="nil"/>
@@ -9124,20 +9315,20 @@
               <ns0:ind ns0:firstLine="0"/>
               <ns0:jc ns0:val="left"/>
             </ns0:pPr>
-            <ns0:r ns0:rsidRPr="00B14FA3">
+            <ns0:r>
               <ns0:rPr>
                 <ns0:rFonts ns0:eastAsia="宋体"/>
                 <ns0:color ns0:val="000000"/>
                 <ns0:sz ns0:val="21"/>
                 <ns0:szCs ns0:val="21"/>
               </ns0:rPr>
-              <ns0:t>DLinear</ns0:t>
+              <ns0:t>Abilene</ns0:t>
             </ns0:r>
           </ns0:p>
         </ns0:tc>
         <ns0:tc>
           <ns0:tcPr>
-            <ns0:tcW ns0:w="1152" ns0:type="dxa"/>
+            <ns0:tcW ns0:w="2500" ns0:type="dxa"/>
             <ns0:tcBorders>
               <ns0:top ns0:val="nil"/>
               <ns0:left ns0:val="nil"/>
@@ -9153,26 +9344,26 @@
             <ns0:vAlign ns0:val="center"/>
             <ns0:hideMark/>
           </ns0:tcPr>
-          <ns0:p ns2:paraId="04A6D559" ns2:textId="77777777" ns0:rsidR="00B14FA3" ns0:rsidRPr="00B14FA3" ns0:rsidRDefault="00B14FA3" ns0:rsidP="00B14FA3">
+          <ns0:p ns2:paraId="6377C3FE" ns2:textId="77777777" ns0:rsidR="00B14FA3" ns0:rsidRPr="00B14FA3" ns0:rsidRDefault="00B14FA3" ns0:rsidP="00B14FA3">
             <ns0:pPr>
               <ns0:keepNext/>
               <ns0:ind ns0:firstLine="0"/>
-              <ns0:jc ns0:val="center"/>
+              <ns0:jc ns0:val="left"/>
             </ns0:pPr>
-            <ns0:r ns0:rsidRPr="00B14FA3">
+            <ns0:r>
               <ns0:rPr>
                 <ns0:rFonts ns0:eastAsia="宋体"/>
                 <ns0:color ns0:val="000000"/>
                 <ns0:sz ns0:val="21"/>
                 <ns0:szCs ns0:val="21"/>
               </ns0:rPr>
-              <ns0:t>4656</ns0:t>
+              <ns0:t>DLinear</ns0:t>
             </ns0:r>
           </ns0:p>
         </ns0:tc>
         <ns0:tc>
           <ns0:tcPr>
-            <ns0:tcW ns0:w="2448" ns0:type="dxa"/>
+            <ns0:tcW ns0:w="1200" ns0:type="dxa"/>
             <ns0:tcBorders>
               <ns0:top ns0:val="nil"/>
               <ns0:left ns0:val="nil"/>
@@ -9188,26 +9379,26 @@
             <ns0:vAlign ns0:val="center"/>
             <ns0:hideMark/>
           </ns0:tcPr>
-          <ns0:p ns2:paraId="0F53644B" ns2:textId="77777777" ns0:rsidR="00B14FA3" ns0:rsidRPr="00B14FA3" ns0:rsidRDefault="00B14FA3" ns0:rsidP="00B14FA3">
+          <ns0:p ns2:paraId="6377C3FE" ns2:textId="77777777" ns0:rsidR="00B14FA3" ns0:rsidRPr="00B14FA3" ns0:rsidRDefault="00B14FA3" ns0:rsidP="00B14FA3">
             <ns0:pPr>
               <ns0:keepNext/>
               <ns0:ind ns0:firstLine="0"/>
-              <ns0:jc ns0:val="center"/>
+              <ns0:jc ns0:val="left"/>
             </ns0:pPr>
-            <ns0:r ns0:rsidRPr="00B14FA3">
+            <ns0:r>
               <ns0:rPr>
                 <ns0:rFonts ns0:eastAsia="宋体"/>
                 <ns0:color ns0:val="000000"/>
                 <ns0:sz ns0:val="21"/>
                 <ns0:szCs ns0:val="21"/>
               </ns0:rPr>
-              <ns0:t>0.193983±0.001567</ns0:t>
+              <ns0:t>4656</ns0:t>
             </ns0:r>
           </ns0:p>
         </ns0:tc>
         <ns0:tc>
           <ns0:tcPr>
-            <ns0:tcW ns0:w="2448" ns0:type="dxa"/>
+            <ns0:tcW ns0:w="2000" ns0:type="dxa"/>
             <ns0:tcBorders>
               <ns0:top ns0:val="nil"/>
               <ns0:left ns0:val="nil"/>
@@ -9223,32 +9414,26 @@
             <ns0:vAlign ns0:val="center"/>
             <ns0:hideMark/>
           </ns0:tcPr>
-          <ns0:p ns2:paraId="0D3B4420" ns2:textId="77777777" ns0:rsidR="00B14FA3" ns0:rsidRPr="00B14FA3" ns0:rsidRDefault="00B14FA3" ns0:rsidP="00B14FA3">
+          <ns0:p ns2:paraId="6377C3FE" ns2:textId="77777777" ns0:rsidR="00B14FA3" ns0:rsidRPr="00B14FA3" ns0:rsidRDefault="00B14FA3" ns0:rsidP="00B14FA3">
             <ns0:pPr>
               <ns0:keepNext/>
               <ns0:ind ns0:firstLine="0"/>
-              <ns0:jc ns0:val="center"/>
+              <ns0:jc ns0:val="left"/>
             </ns0:pPr>
-            <ns0:r ns0:rsidRPr="00B14FA3">
+            <ns0:r>
               <ns0:rPr>
                 <ns0:rFonts ns0:eastAsia="宋体"/>
                 <ns0:color ns0:val="000000"/>
                 <ns0:sz ns0:val="21"/>
                 <ns0:szCs ns0:val="21"/>
               </ns0:rPr>
-              <ns0:t>0.187988±0.009422</ns0:t>
+              <ns0:t>0.194±0.002</ns0:t>
             </ns0:r>
           </ns0:p>
         </ns0:tc>
-      </ns0:tr>
-      <ns0:tr ns0:rsidR="00B14FA3" ns0:rsidRPr="00B14FA3" ns2:paraId="65EA0D13" ns2:textId="77777777">
-        <ns0:trPr>
-          <ns0:cantSplit/>
-          <ns0:jc ns0:val="center"/>
-        </ns0:trPr>
         <ns0:tc>
           <ns0:tcPr>
-            <ns0:tcW ns0:w="3456" ns0:type="dxa"/>
+            <ns0:tcW ns0:w="2000" ns0:type="dxa"/>
             <ns0:tcBorders>
               <ns0:top ns0:val="nil"/>
               <ns0:left ns0:val="nil"/>
@@ -9264,26 +9449,32 @@
             <ns0:vAlign ns0:val="center"/>
             <ns0:hideMark/>
           </ns0:tcPr>
-          <ns0:p ns2:paraId="6BEDC800" ns2:textId="77777777" ns0:rsidR="00B14FA3" ns0:rsidRPr="00B14FA3" ns0:rsidRDefault="00B14FA3" ns0:rsidP="00B14FA3">
+          <ns0:p ns2:paraId="6377C3FE" ns2:textId="77777777" ns0:rsidR="00B14FA3" ns0:rsidRPr="00B14FA3" ns0:rsidRDefault="00B14FA3" ns0:rsidP="00B14FA3">
             <ns0:pPr>
               <ns0:keepNext/>
               <ns0:ind ns0:firstLine="0"/>
               <ns0:jc ns0:val="left"/>
             </ns0:pPr>
-            <ns0:r ns0:rsidRPr="00B14FA3">
+            <ns0:r>
               <ns0:rPr>
                 <ns0:rFonts ns0:eastAsia="宋体"/>
                 <ns0:color ns0:val="000000"/>
                 <ns0:sz ns0:val="21"/>
                 <ns0:szCs ns0:val="21"/>
               </ns0:rPr>
-              <ns0:t>FITS</ns0:t>
+              <ns0:t>0.188±0.009</ns0:t>
             </ns0:r>
           </ns0:p>
         </ns0:tc>
+      </ns0:tr>
+      <ns0:tr>
+        <ns0:trPr>
+          <ns0:cantSplit/>
+          <ns0:jc ns0:val="center"/>
+        </ns0:trPr>
         <ns0:tc>
           <ns0:tcPr>
-            <ns0:tcW ns0:w="1152" ns0:type="dxa"/>
+            <ns0:tcW ns0:w="1300" ns0:type="dxa"/>
             <ns0:tcBorders>
               <ns0:top ns0:val="nil"/>
               <ns0:left ns0:val="nil"/>
@@ -9299,26 +9490,26 @@
             <ns0:vAlign ns0:val="center"/>
             <ns0:hideMark/>
           </ns0:tcPr>
-          <ns0:p ns2:paraId="1C1E9998" ns2:textId="77777777" ns0:rsidR="00B14FA3" ns0:rsidRPr="00B14FA3" ns0:rsidRDefault="00B14FA3" ns0:rsidP="00B14FA3">
+          <ns0:p ns2:paraId="6377C3FE" ns2:textId="77777777" ns0:rsidR="00B14FA3" ns0:rsidRPr="00B14FA3" ns0:rsidRDefault="00B14FA3" ns0:rsidP="00B14FA3">
             <ns0:pPr>
               <ns0:keepNext/>
               <ns0:ind ns0:firstLine="0"/>
-              <ns0:jc ns0:val="center"/>
+              <ns0:jc ns0:val="left"/>
             </ns0:pPr>
-            <ns0:r ns0:rsidRPr="00B14FA3">
+            <ns0:r>
               <ns0:rPr>
                 <ns0:rFonts ns0:eastAsia="宋体"/>
                 <ns0:color ns0:val="000000"/>
                 <ns0:sz ns0:val="21"/>
                 <ns0:szCs ns0:val="21"/>
               </ns0:rPr>
-              <ns0:t>750</ns0:t>
+              <ns0:t>Abilene</ns0:t>
             </ns0:r>
           </ns0:p>
         </ns0:tc>
         <ns0:tc>
           <ns0:tcPr>
-            <ns0:tcW ns0:w="2448" ns0:type="dxa"/>
+            <ns0:tcW ns0:w="2500" ns0:type="dxa"/>
             <ns0:tcBorders>
               <ns0:top ns0:val="nil"/>
               <ns0:left ns0:val="nil"/>
@@ -9334,26 +9525,26 @@
             <ns0:vAlign ns0:val="center"/>
             <ns0:hideMark/>
           </ns0:tcPr>
-          <ns0:p ns2:paraId="5CF71DC8" ns2:textId="77777777" ns0:rsidR="00B14FA3" ns0:rsidRPr="00B14FA3" ns0:rsidRDefault="00B14FA3" ns0:rsidP="00B14FA3">
+          <ns0:p ns2:paraId="6377C3FE" ns2:textId="77777777" ns0:rsidR="00B14FA3" ns0:rsidRPr="00B14FA3" ns0:rsidRDefault="00B14FA3" ns0:rsidP="00B14FA3">
             <ns0:pPr>
               <ns0:keepNext/>
               <ns0:ind ns0:firstLine="0"/>
-              <ns0:jc ns0:val="center"/>
+              <ns0:jc ns0:val="left"/>
             </ns0:pPr>
-            <ns0:r ns0:rsidRPr="00B14FA3">
+            <ns0:r>
               <ns0:rPr>
                 <ns0:rFonts ns0:eastAsia="宋体"/>
                 <ns0:color ns0:val="000000"/>
                 <ns0:sz ns0:val="21"/>
                 <ns0:szCs ns0:val="21"/>
               </ns0:rPr>
-              <ns0:t>0.202230±0.001972</ns0:t>
+              <ns0:t>LightTS</ns0:t>
             </ns0:r>
           </ns0:p>
         </ns0:tc>
         <ns0:tc>
           <ns0:tcPr>
-            <ns0:tcW ns0:w="2448" ns0:type="dxa"/>
+            <ns0:tcW ns0:w="1200" ns0:type="dxa"/>
             <ns0:tcBorders>
               <ns0:top ns0:val="nil"/>
               <ns0:left ns0:val="nil"/>
@@ -9369,32 +9560,26 @@
             <ns0:vAlign ns0:val="center"/>
             <ns0:hideMark/>
           </ns0:tcPr>
-          <ns0:p ns2:paraId="0F3E5907" ns2:textId="77777777" ns0:rsidR="00B14FA3" ns0:rsidRPr="00B14FA3" ns0:rsidRDefault="00B14FA3" ns0:rsidP="00B14FA3">
+          <ns0:p ns2:paraId="6377C3FE" ns2:textId="77777777" ns0:rsidR="00B14FA3" ns0:rsidRPr="00B14FA3" ns0:rsidRDefault="00B14FA3" ns0:rsidP="00B14FA3">
             <ns0:pPr>
               <ns0:keepNext/>
               <ns0:ind ns0:firstLine="0"/>
-              <ns0:jc ns0:val="center"/>
+              <ns0:jc ns0:val="left"/>
             </ns0:pPr>
-            <ns0:r ns0:rsidRPr="00B14FA3">
+            <ns0:r>
               <ns0:rPr>
                 <ns0:rFonts ns0:eastAsia="宋体"/>
                 <ns0:color ns0:val="000000"/>
                 <ns0:sz ns0:val="21"/>
                 <ns0:szCs ns0:val="21"/>
               </ns0:rPr>
-              <ns0:t>0.198299±0.003818</ns0:t>
+              <ns0:t>130162</ns0:t>
             </ns0:r>
           </ns0:p>
         </ns0:tc>
-      </ns0:tr>
-      <ns0:tr ns0:rsidR="00B14FA3" ns0:rsidRPr="00B14FA3" ns2:paraId="328F628D" ns2:textId="77777777">
-        <ns0:trPr>
-          <ns0:cantSplit/>
-          <ns0:jc ns0:val="center"/>
-        </ns0:trPr>
         <ns0:tc>
           <ns0:tcPr>
-            <ns0:tcW ns0:w="3456" ns0:type="dxa"/>
+            <ns0:tcW ns0:w="2000" ns0:type="dxa"/>
             <ns0:tcBorders>
               <ns0:top ns0:val="nil"/>
               <ns0:left ns0:val="nil"/>
@@ -9410,62 +9595,26 @@
             <ns0:vAlign ns0:val="center"/>
             <ns0:hideMark/>
           </ns0:tcPr>
-          <ns0:p ns2:paraId="5F048032" ns2:textId="77777777" ns0:rsidR="00B14FA3" ns0:rsidRPr="00B14FA3" ns0:rsidRDefault="00B14FA3" ns0:rsidP="00B14FA3">
+          <ns0:p ns2:paraId="6377C3FE" ns2:textId="77777777" ns0:rsidR="00B14FA3" ns0:rsidRPr="00B14FA3" ns0:rsidRDefault="00B14FA3" ns0:rsidP="00B14FA3">
             <ns0:pPr>
               <ns0:keepNext/>
               <ns0:ind ns0:firstLine="0"/>
               <ns0:jc ns0:val="left"/>
             </ns0:pPr>
-            <ns0:r ns0:rsidRPr="00B14FA3">
+            <ns0:r>
               <ns0:rPr>
                 <ns0:rFonts ns0:eastAsia="宋体"/>
                 <ns0:color ns0:val="000000"/>
                 <ns0:sz ns0:val="21"/>
                 <ns0:szCs ns0:val="21"/>
               </ns0:rPr>
-              <ns0:t>DLinear+</ns0:t>
-            </ns0:r>
-            <ns0:r ns0:rsidRPr="00B14FA3">
-              <ns0:rPr>
-                <ns0:rFonts ns0:eastAsia="宋体"/>
-                <ns0:color ns0:val="000000"/>
-                <ns0:sz ns0:val="21"/>
-                <ns0:szCs ns0:val="21"/>
-              </ns0:rPr>
-              <ns0:t>频域门控（</ns0:t>
-            </ns0:r>
-            <ns0:r>
-              <ns0:rPr>
-                <ns0:rFonts ns0:ascii="Times New Roman" ns0:hAnsi="Times New Roman" ns0:eastAsia="宋体" ns0:cs="Times New Roman"/>
-                <ns0:sz ns0:val="21"/>
-                <ns0:szCs ns0:val="21"/>
-                <ns0:i/>
-                <ns0:iCs/>
-              </ns0:rPr>
-              <ns0:t>r</ns0:t>
-            </ns0:r>
-            <ns0:r>
-              <ns0:rPr>
-                <ns0:rFonts ns0:ascii="Times New Roman" ns0:hAnsi="Times New Roman" ns0:eastAsia="宋体" ns0:cs="Times New Roman"/>
-                <ns0:sz ns0:val="21"/>
-                <ns0:szCs ns0:val="21"/>
-              </ns0:rPr>
-              <ns0:t>=0.50</ns0:t>
-            </ns0:r>
-            <ns0:r ns0:rsidRPr="00B14FA3">
-              <ns0:rPr>
-                <ns0:rFonts ns0:eastAsia="宋体"/>
-                <ns0:color ns0:val="000000"/>
-                <ns0:sz ns0:val="21"/>
-                <ns0:szCs ns0:val="21"/>
-              </ns0:rPr>
-              <ns0:t>）</ns0:t>
+              <ns0:t>0.265±0.011</ns0:t>
             </ns0:r>
           </ns0:p>
         </ns0:tc>
         <ns0:tc>
           <ns0:tcPr>
-            <ns0:tcW ns0:w="1152" ns0:type="dxa"/>
+            <ns0:tcW ns0:w="2000" ns0:type="dxa"/>
             <ns0:tcBorders>
               <ns0:top ns0:val="nil"/>
               <ns0:left ns0:val="nil"/>
@@ -9481,26 +9630,32 @@
             <ns0:vAlign ns0:val="center"/>
             <ns0:hideMark/>
           </ns0:tcPr>
-          <ns0:p ns2:paraId="4AB6E664" ns2:textId="77777777" ns0:rsidR="00B14FA3" ns0:rsidRPr="00B14FA3" ns0:rsidRDefault="00B14FA3" ns0:rsidP="00B14FA3">
+          <ns0:p ns2:paraId="6377C3FE" ns2:textId="77777777" ns0:rsidR="00B14FA3" ns0:rsidRPr="00B14FA3" ns0:rsidRDefault="00B14FA3" ns0:rsidP="00B14FA3">
             <ns0:pPr>
               <ns0:keepNext/>
               <ns0:ind ns0:firstLine="0"/>
-              <ns0:jc ns0:val="center"/>
+              <ns0:jc ns0:val="left"/>
             </ns0:pPr>
-            <ns0:r ns0:rsidRPr="00B14FA3">
+            <ns0:r>
               <ns0:rPr>
                 <ns0:rFonts ns0:eastAsia="宋体"/>
                 <ns0:color ns0:val="000000"/>
                 <ns0:sz ns0:val="21"/>
                 <ns0:szCs ns0:val="21"/>
               </ns0:rPr>
-              <ns0:t>4680</ns0:t>
+              <ns0:t>0.204±0.008</ns0:t>
             </ns0:r>
           </ns0:p>
         </ns0:tc>
+      </ns0:tr>
+      <ns0:tr>
+        <ns0:trPr>
+          <ns0:cantSplit/>
+          <ns0:jc ns0:val="center"/>
+        </ns0:trPr>
         <ns0:tc>
           <ns0:tcPr>
-            <ns0:tcW ns0:w="2448" ns0:type="dxa"/>
+            <ns0:tcW ns0:w="1300" ns0:type="dxa"/>
             <ns0:tcBorders>
               <ns0:top ns0:val="nil"/>
               <ns0:left ns0:val="nil"/>
@@ -9516,26 +9671,26 @@
             <ns0:vAlign ns0:val="center"/>
             <ns0:hideMark/>
           </ns0:tcPr>
-          <ns0:p ns2:paraId="65B15734" ns2:textId="77777777" ns0:rsidR="00B14FA3" ns0:rsidRPr="00B14FA3" ns0:rsidRDefault="00B14FA3" ns0:rsidP="00B14FA3">
+          <ns0:p ns2:paraId="6377C3FE" ns2:textId="77777777" ns0:rsidR="00B14FA3" ns0:rsidRPr="00B14FA3" ns0:rsidRDefault="00B14FA3" ns0:rsidP="00B14FA3">
             <ns0:pPr>
               <ns0:keepNext/>
               <ns0:ind ns0:firstLine="0"/>
-              <ns0:jc ns0:val="center"/>
+              <ns0:jc ns0:val="left"/>
             </ns0:pPr>
-            <ns0:r ns0:rsidRPr="00B14FA3">
+            <ns0:r>
               <ns0:rPr>
                 <ns0:rFonts ns0:eastAsia="宋体"/>
                 <ns0:color ns0:val="000000"/>
                 <ns0:sz ns0:val="21"/>
                 <ns0:szCs ns0:val="21"/>
               </ns0:rPr>
-              <ns0:t>0.197181±0.000655</ns0:t>
+              <ns0:t>Abilene</ns0:t>
             </ns0:r>
           </ns0:p>
         </ns0:tc>
         <ns0:tc>
           <ns0:tcPr>
-            <ns0:tcW ns0:w="2448" ns0:type="dxa"/>
+            <ns0:tcW ns0:w="2500" ns0:type="dxa"/>
             <ns0:tcBorders>
               <ns0:top ns0:val="nil"/>
               <ns0:left ns0:val="nil"/>
@@ -9551,32 +9706,26 @@
             <ns0:vAlign ns0:val="center"/>
             <ns0:hideMark/>
           </ns0:tcPr>
-          <ns0:p ns2:paraId="5F6B4DAA" ns2:textId="77777777" ns0:rsidR="00B14FA3" ns0:rsidRPr="00B14FA3" ns0:rsidRDefault="00B14FA3" ns0:rsidP="00B14FA3">
+          <ns0:p ns2:paraId="6377C3FE" ns2:textId="77777777" ns0:rsidR="00B14FA3" ns0:rsidRPr="00B14FA3" ns0:rsidRDefault="00B14FA3" ns0:rsidP="00B14FA3">
             <ns0:pPr>
               <ns0:keepNext/>
               <ns0:ind ns0:firstLine="0"/>
-              <ns0:jc ns0:val="center"/>
+              <ns0:jc ns0:val="left"/>
             </ns0:pPr>
-            <ns0:r ns0:rsidRPr="00B14FA3">
+            <ns0:r>
               <ns0:rPr>
                 <ns0:rFonts ns0:eastAsia="宋体"/>
                 <ns0:color ns0:val="000000"/>
                 <ns0:sz ns0:val="21"/>
                 <ns0:szCs ns0:val="21"/>
               </ns0:rPr>
-              <ns0:t>0.191756±0.007712</ns0:t>
+              <ns0:t>本文方法</ns0:t>
             </ns0:r>
           </ns0:p>
         </ns0:tc>
-      </ns0:tr>
-      <ns0:tr ns0:rsidR="00B14FA3" ns0:rsidRPr="00B14FA3" ns2:paraId="2E4ECE3D" ns2:textId="77777777">
-        <ns0:trPr>
-          <ns0:cantSplit/>
-          <ns0:jc ns0:val="center"/>
-        </ns0:trPr>
         <ns0:tc>
           <ns0:tcPr>
-            <ns0:tcW ns0:w="3456" ns0:type="dxa"/>
+            <ns0:tcW ns0:w="1200" ns0:type="dxa"/>
             <ns0:tcBorders>
               <ns0:top ns0:val="nil"/>
               <ns0:left ns0:val="nil"/>
@@ -9592,35 +9741,26 @@
             <ns0:vAlign ns0:val="center"/>
             <ns0:hideMark/>
           </ns0:tcPr>
-          <ns0:p ns2:paraId="41C4955D" ns2:textId="77777777" ns0:rsidR="00B14FA3" ns0:rsidRPr="00B14FA3" ns0:rsidRDefault="00B14FA3" ns0:rsidP="00B14FA3">
+          <ns0:p ns2:paraId="6377C3FE" ns2:textId="77777777" ns0:rsidR="00B14FA3" ns0:rsidRPr="00B14FA3" ns0:rsidRDefault="00B14FA3" ns0:rsidP="00B14FA3">
             <ns0:pPr>
               <ns0:keepNext/>
               <ns0:ind ns0:firstLine="0"/>
               <ns0:jc ns0:val="left"/>
             </ns0:pPr>
-            <ns0:r ns0:rsidRPr="00B14FA3">
+            <ns0:r>
               <ns0:rPr>
                 <ns0:rFonts ns0:eastAsia="宋体"/>
                 <ns0:color ns0:val="000000"/>
                 <ns0:sz ns0:val="21"/>
                 <ns0:szCs ns0:val="21"/>
               </ns0:rPr>
-              <ns0:t>DLinear+</ns0:t>
-            </ns0:r>
-            <ns0:r ns0:rsidRPr="00B14FA3">
-              <ns0:rPr>
-                <ns0:rFonts ns0:eastAsia="宋体"/>
-                <ns0:color ns0:val="000000"/>
-                <ns0:sz ns0:val="21"/>
-                <ns0:szCs ns0:val="21"/>
-              </ns0:rPr>
-              <ns0:t>自适应多尺度</ns0:t>
+              <ns0:t>8339</ns0:t>
             </ns0:r>
           </ns0:p>
         </ns0:tc>
         <ns0:tc>
           <ns0:tcPr>
-            <ns0:tcW ns0:w="1152" ns0:type="dxa"/>
+            <ns0:tcW ns0:w="2000" ns0:type="dxa"/>
             <ns0:tcBorders>
               <ns0:top ns0:val="nil"/>
               <ns0:left ns0:val="nil"/>
@@ -9636,26 +9776,26 @@
             <ns0:vAlign ns0:val="center"/>
             <ns0:hideMark/>
           </ns0:tcPr>
-          <ns0:p ns2:paraId="2DA2D7F8" ns2:textId="77777777" ns0:rsidR="00B14FA3" ns0:rsidRPr="00B14FA3" ns0:rsidRDefault="00B14FA3" ns0:rsidP="00B14FA3">
+          <ns0:p ns2:paraId="6377C3FE" ns2:textId="77777777" ns0:rsidR="00B14FA3" ns0:rsidRPr="00B14FA3" ns0:rsidRDefault="00B14FA3" ns0:rsidP="00B14FA3">
             <ns0:pPr>
               <ns0:keepNext/>
               <ns0:ind ns0:firstLine="0"/>
-              <ns0:jc ns0:val="center"/>
+              <ns0:jc ns0:val="left"/>
             </ns0:pPr>
-            <ns0:r ns0:rsidRPr="00B14FA3">
+            <ns0:r>
               <ns0:rPr>
                 <ns0:rFonts ns0:eastAsia="宋体"/>
                 <ns0:color ns0:val="000000"/>
                 <ns0:sz ns0:val="21"/>
                 <ns0:szCs ns0:val="21"/>
               </ns0:rPr>
-              <ns0:t>8339</ns0:t>
+              <ns0:t>0.186±0.002</ns0:t>
             </ns0:r>
           </ns0:p>
         </ns0:tc>
         <ns0:tc>
           <ns0:tcPr>
-            <ns0:tcW ns0:w="2448" ns0:type="dxa"/>
+            <ns0:tcW ns0:w="2000" ns0:type="dxa"/>
             <ns0:tcBorders>
               <ns0:top ns0:val="nil"/>
               <ns0:left ns0:val="nil"/>
@@ -9671,26 +9811,32 @@
             <ns0:vAlign ns0:val="center"/>
             <ns0:hideMark/>
           </ns0:tcPr>
-          <ns0:p ns2:paraId="5B440DFF" ns2:textId="77777777" ns0:rsidR="00B14FA3" ns0:rsidRPr="00B14FA3" ns0:rsidRDefault="00B14FA3" ns0:rsidP="00B14FA3">
+          <ns0:p ns2:paraId="6377C3FE" ns2:textId="77777777" ns0:rsidR="00B14FA3" ns0:rsidRPr="00B14FA3" ns0:rsidRDefault="00B14FA3" ns0:rsidP="00B14FA3">
             <ns0:pPr>
               <ns0:keepNext/>
               <ns0:ind ns0:firstLine="0"/>
-              <ns0:jc ns0:val="center"/>
+              <ns0:jc ns0:val="left"/>
             </ns0:pPr>
-            <ns0:r ns0:rsidRPr="00B14FA3">
+            <ns0:r>
               <ns0:rPr>
                 <ns0:rFonts ns0:eastAsia="宋体"/>
                 <ns0:color ns0:val="000000"/>
                 <ns0:sz ns0:val="21"/>
                 <ns0:szCs ns0:val="21"/>
               </ns0:rPr>
-              <ns0:t>0.186099±0.001996</ns0:t>
+              <ns0:t>0.168±0.001</ns0:t>
             </ns0:r>
           </ns0:p>
         </ns0:tc>
+      </ns0:tr>
+      <ns0:tr>
+        <ns0:trPr>
+          <ns0:cantSplit/>
+          <ns0:jc ns0:val="center"/>
+        </ns0:trPr>
         <ns0:tc>
           <ns0:tcPr>
-            <ns0:tcW ns0:w="2448" ns0:type="dxa"/>
+            <ns0:tcW ns0:w="1300" ns0:type="dxa"/>
             <ns0:tcBorders>
               <ns0:top ns0:val="nil"/>
               <ns0:left ns0:val="nil"/>
@@ -9706,36 +9852,30 @@
             <ns0:vAlign ns0:val="center"/>
             <ns0:hideMark/>
           </ns0:tcPr>
-          <ns0:p ns2:paraId="5CD9E5B9" ns2:textId="77777777" ns0:rsidR="00B14FA3" ns0:rsidRPr="00B14FA3" ns0:rsidRDefault="00B14FA3" ns0:rsidP="00B14FA3">
+          <ns0:p ns2:paraId="6377C3FE" ns2:textId="77777777" ns0:rsidR="00B14FA3" ns0:rsidRPr="00B14FA3" ns0:rsidRDefault="00B14FA3" ns0:rsidP="00B14FA3">
             <ns0:pPr>
               <ns0:keepNext/>
               <ns0:ind ns0:firstLine="0"/>
-              <ns0:jc ns0:val="center"/>
+              <ns0:jc ns0:val="left"/>
             </ns0:pPr>
-            <ns0:r ns0:rsidRPr="00B14FA3">
+            <ns0:r>
               <ns0:rPr>
                 <ns0:rFonts ns0:eastAsia="宋体"/>
                 <ns0:color ns0:val="000000"/>
                 <ns0:sz ns0:val="21"/>
                 <ns0:szCs ns0:val="21"/>
               </ns0:rPr>
-              <ns0:t>0.168203±0.000583</ns0:t>
+              <ns0:t>GÉANT</ns0:t>
             </ns0:r>
           </ns0:p>
         </ns0:tc>
-      </ns0:tr>
-      <ns0:tr ns0:rsidR="00B14FA3" ns0:rsidRPr="00B14FA3" ns2:paraId="56BBCF64" ns2:textId="77777777">
-        <ns0:trPr>
-          <ns0:cantSplit/>
-          <ns0:jc ns0:val="center"/>
-        </ns0:trPr>
         <ns0:tc>
           <ns0:tcPr>
-            <ns0:tcW ns0:w="3456" ns0:type="dxa"/>
+            <ns0:tcW ns0:w="2500" ns0:type="dxa"/>
             <ns0:tcBorders>
               <ns0:top ns0:val="nil"/>
               <ns0:left ns0:val="nil"/>
-              <ns0:bottom ns0:val="single" ns0:sz="12" ns0:space="0" ns0:color="000000"/>
+              <ns0:bottom ns0:val="nil"/>
               <ns0:right ns0:val="nil"/>
             </ns0:tcBorders>
             <ns0:tcMar>
@@ -9747,74 +9887,30 @@
             <ns0:vAlign ns0:val="center"/>
             <ns0:hideMark/>
           </ns0:tcPr>
-          <ns0:p ns2:paraId="204AC072" ns2:textId="77777777" ns0:rsidR="00B14FA3" ns0:rsidRPr="00B14FA3" ns0:rsidRDefault="00B14FA3" ns0:rsidP="00B14FA3">
+          <ns0:p ns2:paraId="6377C3FE" ns2:textId="77777777" ns0:rsidR="00B14FA3" ns0:rsidRPr="00B14FA3" ns0:rsidRDefault="00B14FA3" ns0:rsidP="00B14FA3">
             <ns0:pPr>
+              <ns0:keepNext/>
               <ns0:ind ns0:firstLine="0"/>
               <ns0:jc ns0:val="left"/>
             </ns0:pPr>
-            <ns0:r ns0:rsidRPr="00B14FA3">
+            <ns0:r>
               <ns0:rPr>
                 <ns0:rFonts ns0:eastAsia="宋体"/>
                 <ns0:color ns0:val="000000"/>
                 <ns0:sz ns0:val="21"/>
                 <ns0:szCs ns0:val="21"/>
               </ns0:rPr>
-              <ns0:t>频域门控</ns0:t>
-            </ns0:r>
-            <ns0:r ns0:rsidRPr="00B14FA3">
-              <ns0:rPr>
-                <ns0:rFonts ns0:eastAsia="宋体"/>
-                <ns0:color ns0:val="000000"/>
-                <ns0:sz ns0:val="21"/>
-                <ns0:szCs ns0:val="21"/>
-              </ns0:rPr>
-              <ns0:t>+</ns0:t>
-            </ns0:r>
-            <ns0:r ns0:rsidRPr="00B14FA3">
-              <ns0:rPr>
-                <ns0:rFonts ns0:eastAsia="宋体"/>
-                <ns0:color ns0:val="000000"/>
-                <ns0:sz ns0:val="21"/>
-                <ns0:szCs ns0:val="21"/>
-              </ns0:rPr>
-              <ns0:t>自适应多尺度（</ns0:t>
-            </ns0:r>
-            <ns0:r>
-              <ns0:rPr>
-                <ns0:rFonts ns0:ascii="Times New Roman" ns0:hAnsi="Times New Roman" ns0:eastAsia="宋体" ns0:cs="Times New Roman"/>
-                <ns0:sz ns0:val="21"/>
-                <ns0:szCs ns0:val="21"/>
-                <ns0:i/>
-                <ns0:iCs/>
-              </ns0:rPr>
-              <ns0:t>r</ns0:t>
-            </ns0:r>
-            <ns0:r>
-              <ns0:rPr>
-                <ns0:rFonts ns0:ascii="Times New Roman" ns0:hAnsi="Times New Roman" ns0:eastAsia="宋体" ns0:cs="Times New Roman"/>
-                <ns0:sz ns0:val="21"/>
-                <ns0:szCs ns0:val="21"/>
-              </ns0:rPr>
-              <ns0:t>=0.50</ns0:t>
-            </ns0:r>
-            <ns0:r ns0:rsidRPr="00B14FA3">
-              <ns0:rPr>
-                <ns0:rFonts ns0:eastAsia="宋体"/>
-                <ns0:color ns0:val="000000"/>
-                <ns0:sz ns0:val="21"/>
-                <ns0:szCs ns0:val="21"/>
-              </ns0:rPr>
-              <ns0:t>）</ns0:t>
+              <ns0:t>DLinear</ns0:t>
             </ns0:r>
           </ns0:p>
         </ns0:tc>
         <ns0:tc>
           <ns0:tcPr>
-            <ns0:tcW ns0:w="1152" ns0:type="dxa"/>
+            <ns0:tcW ns0:w="1200" ns0:type="dxa"/>
             <ns0:tcBorders>
               <ns0:top ns0:val="nil"/>
               <ns0:left ns0:val="nil"/>
-              <ns0:bottom ns0:val="single" ns0:sz="12" ns0:space="0" ns0:color="000000"/>
+              <ns0:bottom ns0:val="nil"/>
               <ns0:right ns0:val="nil"/>
             </ns0:tcBorders>
             <ns0:tcMar>
@@ -9826,29 +9922,30 @@
             <ns0:vAlign ns0:val="center"/>
             <ns0:hideMark/>
           </ns0:tcPr>
-          <ns0:p ns2:paraId="6EC5976C" ns2:textId="77777777" ns0:rsidR="00B14FA3" ns0:rsidRPr="00B14FA3" ns0:rsidRDefault="00B14FA3" ns0:rsidP="00B14FA3">
+          <ns0:p ns2:paraId="6377C3FE" ns2:textId="77777777" ns0:rsidR="00B14FA3" ns0:rsidRPr="00B14FA3" ns0:rsidRDefault="00B14FA3" ns0:rsidP="00B14FA3">
             <ns0:pPr>
+              <ns0:keepNext/>
               <ns0:ind ns0:firstLine="0"/>
-              <ns0:jc ns0:val="center"/>
+              <ns0:jc ns0:val="left"/>
             </ns0:pPr>
-            <ns0:r ns0:rsidRPr="00B14FA3">
+            <ns0:r>
               <ns0:rPr>
                 <ns0:rFonts ns0:eastAsia="宋体"/>
                 <ns0:color ns0:val="000000"/>
                 <ns0:sz ns0:val="21"/>
                 <ns0:szCs ns0:val="21"/>
               </ns0:rPr>
-              <ns0:t>8381</ns0:t>
+              <ns0:t>4656</ns0:t>
             </ns0:r>
           </ns0:p>
         </ns0:tc>
         <ns0:tc>
           <ns0:tcPr>
-            <ns0:tcW ns0:w="2448" ns0:type="dxa"/>
+            <ns0:tcW ns0:w="2000" ns0:type="dxa"/>
             <ns0:tcBorders>
               <ns0:top ns0:val="nil"/>
               <ns0:left ns0:val="nil"/>
-              <ns0:bottom ns0:val="single" ns0:sz="12" ns0:space="0" ns0:color="000000"/>
+              <ns0:bottom ns0:val="nil"/>
               <ns0:right ns0:val="nil"/>
             </ns0:tcBorders>
             <ns0:tcMar>
@@ -9860,29 +9957,30 @@
             <ns0:vAlign ns0:val="center"/>
             <ns0:hideMark/>
           </ns0:tcPr>
-          <ns0:p ns2:paraId="2D4F0B6A" ns2:textId="77777777" ns0:rsidR="00B14FA3" ns0:rsidRPr="00B14FA3" ns0:rsidRDefault="00B14FA3" ns0:rsidP="00B14FA3">
+          <ns0:p ns2:paraId="6377C3FE" ns2:textId="77777777" ns0:rsidR="00B14FA3" ns0:rsidRPr="00B14FA3" ns0:rsidRDefault="00B14FA3" ns0:rsidP="00B14FA3">
             <ns0:pPr>
+              <ns0:keepNext/>
               <ns0:ind ns0:firstLine="0"/>
-              <ns0:jc ns0:val="center"/>
+              <ns0:jc ns0:val="left"/>
             </ns0:pPr>
-            <ns0:r ns0:rsidRPr="00B14FA3">
+            <ns0:r>
               <ns0:rPr>
                 <ns0:rFonts ns0:eastAsia="宋体"/>
                 <ns0:color ns0:val="000000"/>
                 <ns0:sz ns0:val="21"/>
                 <ns0:szCs ns0:val="21"/>
               </ns0:rPr>
-              <ns0:t>0.192432±0.005766</ns0:t>
+              <ns0:t>0.454±0.007</ns0:t>
             </ns0:r>
           </ns0:p>
         </ns0:tc>
         <ns0:tc>
           <ns0:tcPr>
-            <ns0:tcW ns0:w="2448" ns0:type="dxa"/>
+            <ns0:tcW ns0:w="2000" ns0:type="dxa"/>
             <ns0:tcBorders>
               <ns0:top ns0:val="nil"/>
               <ns0:left ns0:val="nil"/>
-              <ns0:bottom ns0:val="single" ns0:sz="12" ns0:space="0" ns0:color="000000"/>
+              <ns0:bottom ns0:val="nil"/>
               <ns0:right ns0:val="nil"/>
             </ns0:tcBorders>
             <ns0:tcMar>
@@ -9894,25 +9992,1745 @@
             <ns0:vAlign ns0:val="center"/>
             <ns0:hideMark/>
           </ns0:tcPr>
-          <ns0:p ns2:paraId="4C759AAD" ns2:textId="77777777" ns0:rsidR="00B14FA3" ns0:rsidRPr="00B14FA3" ns0:rsidRDefault="00B14FA3" ns0:rsidP="00B14FA3">
+          <ns0:p ns2:paraId="6377C3FE" ns2:textId="77777777" ns0:rsidR="00B14FA3" ns0:rsidRPr="00B14FA3" ns0:rsidRDefault="00B14FA3" ns0:rsidP="00B14FA3">
             <ns0:pPr>
+              <ns0:keepNext/>
               <ns0:ind ns0:firstLine="0"/>
-              <ns0:jc ns0:val="center"/>
+              <ns0:jc ns0:val="left"/>
             </ns0:pPr>
-            <ns0:r ns0:rsidRPr="00B14FA3">
+            <ns0:r>
               <ns0:rPr>
                 <ns0:rFonts ns0:eastAsia="宋体"/>
                 <ns0:color ns0:val="000000"/>
                 <ns0:sz ns0:val="21"/>
                 <ns0:szCs ns0:val="21"/>
               </ns0:rPr>
-              <ns0:t>0.173438±0.000813</ns0:t>
+              <ns0:t>0.383±0.006</ns0:t>
+            </ns0:r>
+          </ns0:p>
+        </ns0:tc>
+      </ns0:tr>
+      <ns0:tr>
+        <ns0:trPr>
+          <ns0:cantSplit/>
+          <ns0:jc ns0:val="center"/>
+        </ns0:trPr>
+        <ns0:tc>
+          <ns0:tcPr>
+            <ns0:tcW ns0:w="1300" ns0:type="dxa"/>
+            <ns0:tcBorders>
+              <ns0:top ns0:val="nil"/>
+              <ns0:left ns0:val="nil"/>
+              <ns0:bottom ns0:val="nil"/>
+              <ns0:right ns0:val="nil"/>
+            </ns0:tcBorders>
+            <ns0:tcMar>
+              <ns0:top ns0:w="55" ns0:type="dxa"/>
+              <ns0:left ns0:w="70" ns0:type="dxa"/>
+              <ns0:bottom ns0:w="55" ns0:type="dxa"/>
+              <ns0:right ns0:w="70" ns0:type="dxa"/>
+            </ns0:tcMar>
+            <ns0:vAlign ns0:val="center"/>
+            <ns0:hideMark/>
+          </ns0:tcPr>
+          <ns0:p ns2:paraId="6377C3FE" ns2:textId="77777777" ns0:rsidR="00B14FA3" ns0:rsidRPr="00B14FA3" ns0:rsidRDefault="00B14FA3" ns0:rsidP="00B14FA3">
+            <ns0:pPr>
+              <ns0:keepNext/>
+              <ns0:ind ns0:firstLine="0"/>
+              <ns0:jc ns0:val="left"/>
+            </ns0:pPr>
+            <ns0:r>
+              <ns0:rPr>
+                <ns0:rFonts ns0:eastAsia="宋体"/>
+                <ns0:color ns0:val="000000"/>
+                <ns0:sz ns0:val="21"/>
+                <ns0:szCs ns0:val="21"/>
+              </ns0:rPr>
+              <ns0:t>GÉANT</ns0:t>
+            </ns0:r>
+          </ns0:p>
+        </ns0:tc>
+        <ns0:tc>
+          <ns0:tcPr>
+            <ns0:tcW ns0:w="2500" ns0:type="dxa"/>
+            <ns0:tcBorders>
+              <ns0:top ns0:val="nil"/>
+              <ns0:left ns0:val="nil"/>
+              <ns0:bottom ns0:val="nil"/>
+              <ns0:right ns0:val="nil"/>
+            </ns0:tcBorders>
+            <ns0:tcMar>
+              <ns0:top ns0:w="55" ns0:type="dxa"/>
+              <ns0:left ns0:w="70" ns0:type="dxa"/>
+              <ns0:bottom ns0:w="55" ns0:type="dxa"/>
+              <ns0:right ns0:w="70" ns0:type="dxa"/>
+            </ns0:tcMar>
+            <ns0:vAlign ns0:val="center"/>
+            <ns0:hideMark/>
+          </ns0:tcPr>
+          <ns0:p ns2:paraId="6377C3FE" ns2:textId="77777777" ns0:rsidR="00B14FA3" ns0:rsidRPr="00B14FA3" ns0:rsidRDefault="00B14FA3" ns0:rsidP="00B14FA3">
+            <ns0:pPr>
+              <ns0:keepNext/>
+              <ns0:ind ns0:firstLine="0"/>
+              <ns0:jc ns0:val="left"/>
+            </ns0:pPr>
+            <ns0:r>
+              <ns0:rPr>
+                <ns0:rFonts ns0:eastAsia="宋体"/>
+                <ns0:color ns0:val="000000"/>
+                <ns0:sz ns0:val="21"/>
+                <ns0:szCs ns0:val="21"/>
+              </ns0:rPr>
+              <ns0:t>LightTS</ns0:t>
+            </ns0:r>
+          </ns0:p>
+        </ns0:tc>
+        <ns0:tc>
+          <ns0:tcPr>
+            <ns0:tcW ns0:w="1200" ns0:type="dxa"/>
+            <ns0:tcBorders>
+              <ns0:top ns0:val="nil"/>
+              <ns0:left ns0:val="nil"/>
+              <ns0:bottom ns0:val="nil"/>
+              <ns0:right ns0:val="nil"/>
+            </ns0:tcBorders>
+            <ns0:tcMar>
+              <ns0:top ns0:w="55" ns0:type="dxa"/>
+              <ns0:left ns0:w="70" ns0:type="dxa"/>
+              <ns0:bottom ns0:w="55" ns0:type="dxa"/>
+              <ns0:right ns0:w="70" ns0:type="dxa"/>
+            </ns0:tcMar>
+            <ns0:vAlign ns0:val="center"/>
+            <ns0:hideMark/>
+          </ns0:tcPr>
+          <ns0:p ns2:paraId="6377C3FE" ns2:textId="77777777" ns0:rsidR="00B14FA3" ns0:rsidRPr="00B14FA3" ns0:rsidRDefault="00B14FA3" ns0:rsidP="00B14FA3">
+            <ns0:pPr>
+              <ns0:keepNext/>
+              <ns0:ind ns0:firstLine="0"/>
+              <ns0:jc ns0:val="left"/>
+            </ns0:pPr>
+            <ns0:r>
+              <ns0:rPr>
+                <ns0:rFonts ns0:eastAsia="宋体"/>
+                <ns0:color ns0:val="000000"/>
+                <ns0:sz ns0:val="21"/>
+                <ns0:szCs ns0:val="21"/>
+              </ns0:rPr>
+              <ns0:t>384382</ns0:t>
+            </ns0:r>
+          </ns0:p>
+        </ns0:tc>
+        <ns0:tc>
+          <ns0:tcPr>
+            <ns0:tcW ns0:w="2000" ns0:type="dxa"/>
+            <ns0:tcBorders>
+              <ns0:top ns0:val="nil"/>
+              <ns0:left ns0:val="nil"/>
+              <ns0:bottom ns0:val="nil"/>
+              <ns0:right ns0:val="nil"/>
+            </ns0:tcBorders>
+            <ns0:tcMar>
+              <ns0:top ns0:w="55" ns0:type="dxa"/>
+              <ns0:left ns0:w="70" ns0:type="dxa"/>
+              <ns0:bottom ns0:w="55" ns0:type="dxa"/>
+              <ns0:right ns0:w="70" ns0:type="dxa"/>
+            </ns0:tcMar>
+            <ns0:vAlign ns0:val="center"/>
+            <ns0:hideMark/>
+          </ns0:tcPr>
+          <ns0:p ns2:paraId="6377C3FE" ns2:textId="77777777" ns0:rsidR="00B14FA3" ns0:rsidRPr="00B14FA3" ns0:rsidRDefault="00B14FA3" ns0:rsidP="00B14FA3">
+            <ns0:pPr>
+              <ns0:keepNext/>
+              <ns0:ind ns0:firstLine="0"/>
+              <ns0:jc ns0:val="left"/>
+            </ns0:pPr>
+            <ns0:r>
+              <ns0:rPr>
+                <ns0:rFonts ns0:eastAsia="宋体"/>
+                <ns0:color ns0:val="000000"/>
+                <ns0:sz ns0:val="21"/>
+                <ns0:szCs ns0:val="21"/>
+              </ns0:rPr>
+              <ns0:t>0.817±0.024</ns0:t>
+            </ns0:r>
+          </ns0:p>
+        </ns0:tc>
+        <ns0:tc>
+          <ns0:tcPr>
+            <ns0:tcW ns0:w="2000" ns0:type="dxa"/>
+            <ns0:tcBorders>
+              <ns0:top ns0:val="nil"/>
+              <ns0:left ns0:val="nil"/>
+              <ns0:bottom ns0:val="nil"/>
+              <ns0:right ns0:val="nil"/>
+            </ns0:tcBorders>
+            <ns0:tcMar>
+              <ns0:top ns0:w="55" ns0:type="dxa"/>
+              <ns0:left ns0:w="70" ns0:type="dxa"/>
+              <ns0:bottom ns0:w="55" ns0:type="dxa"/>
+              <ns0:right ns0:w="70" ns0:type="dxa"/>
+            </ns0:tcMar>
+            <ns0:vAlign ns0:val="center"/>
+            <ns0:hideMark/>
+          </ns0:tcPr>
+          <ns0:p ns2:paraId="6377C3FE" ns2:textId="77777777" ns0:rsidR="00B14FA3" ns0:rsidRPr="00B14FA3" ns0:rsidRDefault="00B14FA3" ns0:rsidP="00B14FA3">
+            <ns0:pPr>
+              <ns0:keepNext/>
+              <ns0:ind ns0:firstLine="0"/>
+              <ns0:jc ns0:val="left"/>
+            </ns0:pPr>
+            <ns0:r>
+              <ns0:rPr>
+                <ns0:rFonts ns0:eastAsia="宋体"/>
+                <ns0:color ns0:val="000000"/>
+                <ns0:sz ns0:val="21"/>
+                <ns0:szCs ns0:val="21"/>
+              </ns0:rPr>
+              <ns0:t>0.523±0.014</ns0:t>
+            </ns0:r>
+          </ns0:p>
+        </ns0:tc>
+      </ns0:tr>
+      <ns0:tr>
+        <ns0:trPr>
+          <ns0:cantSplit/>
+          <ns0:jc ns0:val="center"/>
+        </ns0:trPr>
+        <ns0:tc>
+          <ns0:tcPr>
+            <ns0:tcW ns0:w="1300" ns0:type="dxa"/>
+            <ns0:tcBorders>
+              <ns0:top ns0:val="nil"/>
+              <ns0:left ns0:val="nil"/>
+              <ns0:bottom ns0:val="nil"/>
+              <ns0:right ns0:val="nil"/>
+            </ns0:tcBorders>
+            <ns0:tcMar>
+              <ns0:top ns0:w="55" ns0:type="dxa"/>
+              <ns0:left ns0:w="70" ns0:type="dxa"/>
+              <ns0:bottom ns0:w="55" ns0:type="dxa"/>
+              <ns0:right ns0:w="70" ns0:type="dxa"/>
+            </ns0:tcMar>
+            <ns0:vAlign ns0:val="center"/>
+            <ns0:hideMark/>
+          </ns0:tcPr>
+          <ns0:p ns2:paraId="6377C3FE" ns2:textId="77777777" ns0:rsidR="00B14FA3" ns0:rsidRPr="00B14FA3" ns0:rsidRDefault="00B14FA3" ns0:rsidP="00B14FA3">
+            <ns0:pPr>
+              <ns0:keepNext/>
+              <ns0:ind ns0:firstLine="0"/>
+              <ns0:jc ns0:val="left"/>
+            </ns0:pPr>
+            <ns0:r>
+              <ns0:rPr>
+                <ns0:rFonts ns0:eastAsia="宋体"/>
+                <ns0:color ns0:val="000000"/>
+                <ns0:sz ns0:val="21"/>
+                <ns0:szCs ns0:val="21"/>
+              </ns0:rPr>
+              <ns0:t>GÉANT</ns0:t>
+            </ns0:r>
+          </ns0:p>
+        </ns0:tc>
+        <ns0:tc>
+          <ns0:tcPr>
+            <ns0:tcW ns0:w="2500" ns0:type="dxa"/>
+            <ns0:tcBorders>
+              <ns0:top ns0:val="nil"/>
+              <ns0:left ns0:val="nil"/>
+              <ns0:bottom ns0:val="nil"/>
+              <ns0:right ns0:val="nil"/>
+            </ns0:tcBorders>
+            <ns0:tcMar>
+              <ns0:top ns0:w="55" ns0:type="dxa"/>
+              <ns0:left ns0:w="70" ns0:type="dxa"/>
+              <ns0:bottom ns0:w="55" ns0:type="dxa"/>
+              <ns0:right ns0:w="70" ns0:type="dxa"/>
+            </ns0:tcMar>
+            <ns0:vAlign ns0:val="center"/>
+            <ns0:hideMark/>
+          </ns0:tcPr>
+          <ns0:p ns2:paraId="6377C3FE" ns2:textId="77777777" ns0:rsidR="00B14FA3" ns0:rsidRPr="00B14FA3" ns0:rsidRDefault="00B14FA3" ns0:rsidP="00B14FA3">
+            <ns0:pPr>
+              <ns0:keepNext/>
+              <ns0:ind ns0:firstLine="0"/>
+              <ns0:jc ns0:val="left"/>
+            </ns0:pPr>
+            <ns0:r>
+              <ns0:rPr>
+                <ns0:rFonts ns0:eastAsia="宋体"/>
+                <ns0:color ns0:val="000000"/>
+                <ns0:sz ns0:val="21"/>
+                <ns0:szCs ns0:val="21"/>
+              </ns0:rPr>
+              <ns0:t>本文方法</ns0:t>
+            </ns0:r>
+          </ns0:p>
+        </ns0:tc>
+        <ns0:tc>
+          <ns0:tcPr>
+            <ns0:tcW ns0:w="1200" ns0:type="dxa"/>
+            <ns0:tcBorders>
+              <ns0:top ns0:val="nil"/>
+              <ns0:left ns0:val="nil"/>
+              <ns0:bottom ns0:val="nil"/>
+              <ns0:right ns0:val="nil"/>
+            </ns0:tcBorders>
+            <ns0:tcMar>
+              <ns0:top ns0:w="55" ns0:type="dxa"/>
+              <ns0:left ns0:w="70" ns0:type="dxa"/>
+              <ns0:bottom ns0:w="55" ns0:type="dxa"/>
+              <ns0:right ns0:w="70" ns0:type="dxa"/>
+            </ns0:tcMar>
+            <ns0:vAlign ns0:val="center"/>
+            <ns0:hideMark/>
+          </ns0:tcPr>
+          <ns0:p ns2:paraId="6377C3FE" ns2:textId="77777777" ns0:rsidR="00B14FA3" ns0:rsidRPr="00B14FA3" ns0:rsidRDefault="00B14FA3" ns0:rsidP="00B14FA3">
+            <ns0:pPr>
+              <ns0:keepNext/>
+              <ns0:ind ns0:firstLine="0"/>
+              <ns0:jc ns0:val="left"/>
+            </ns0:pPr>
+            <ns0:r>
+              <ns0:rPr>
+                <ns0:rFonts ns0:eastAsia="宋体"/>
+                <ns0:color ns0:val="000000"/>
+                <ns0:sz ns0:val="21"/>
+                <ns0:szCs ns0:val="21"/>
+              </ns0:rPr>
+              <ns0:t>8339</ns0:t>
+            </ns0:r>
+          </ns0:p>
+        </ns0:tc>
+        <ns0:tc>
+          <ns0:tcPr>
+            <ns0:tcW ns0:w="2000" ns0:type="dxa"/>
+            <ns0:tcBorders>
+              <ns0:top ns0:val="nil"/>
+              <ns0:left ns0:val="nil"/>
+              <ns0:bottom ns0:val="nil"/>
+              <ns0:right ns0:val="nil"/>
+            </ns0:tcBorders>
+            <ns0:tcMar>
+              <ns0:top ns0:w="55" ns0:type="dxa"/>
+              <ns0:left ns0:w="70" ns0:type="dxa"/>
+              <ns0:bottom ns0:w="55" ns0:type="dxa"/>
+              <ns0:right ns0:w="70" ns0:type="dxa"/>
+            </ns0:tcMar>
+            <ns0:vAlign ns0:val="center"/>
+            <ns0:hideMark/>
+          </ns0:tcPr>
+          <ns0:p ns2:paraId="6377C3FE" ns2:textId="77777777" ns0:rsidR="00B14FA3" ns0:rsidRPr="00B14FA3" ns0:rsidRDefault="00B14FA3" ns0:rsidP="00B14FA3">
+            <ns0:pPr>
+              <ns0:keepNext/>
+              <ns0:ind ns0:firstLine="0"/>
+              <ns0:jc ns0:val="left"/>
+            </ns0:pPr>
+            <ns0:r>
+              <ns0:rPr>
+                <ns0:rFonts ns0:eastAsia="宋体"/>
+                <ns0:color ns0:val="000000"/>
+                <ns0:sz ns0:val="21"/>
+                <ns0:szCs ns0:val="21"/>
+              </ns0:rPr>
+              <ns0:t>0.434±0.051</ns0:t>
+            </ns0:r>
+          </ns0:p>
+        </ns0:tc>
+        <ns0:tc>
+          <ns0:tcPr>
+            <ns0:tcW ns0:w="2000" ns0:type="dxa"/>
+            <ns0:tcBorders>
+              <ns0:top ns0:val="nil"/>
+              <ns0:left ns0:val="nil"/>
+              <ns0:bottom ns0:val="nil"/>
+              <ns0:right ns0:val="nil"/>
+            </ns0:tcBorders>
+            <ns0:tcMar>
+              <ns0:top ns0:w="55" ns0:type="dxa"/>
+              <ns0:left ns0:w="70" ns0:type="dxa"/>
+              <ns0:bottom ns0:w="55" ns0:type="dxa"/>
+              <ns0:right ns0:w="70" ns0:type="dxa"/>
+            </ns0:tcMar>
+            <ns0:vAlign ns0:val="center"/>
+            <ns0:hideMark/>
+          </ns0:tcPr>
+          <ns0:p ns2:paraId="6377C3FE" ns2:textId="77777777" ns0:rsidR="00B14FA3" ns0:rsidRPr="00B14FA3" ns0:rsidRDefault="00B14FA3" ns0:rsidP="00B14FA3">
+            <ns0:pPr>
+              <ns0:keepNext/>
+              <ns0:ind ns0:firstLine="0"/>
+              <ns0:jc ns0:val="left"/>
+            </ns0:pPr>
+            <ns0:r>
+              <ns0:rPr>
+                <ns0:rFonts ns0:eastAsia="宋体"/>
+                <ns0:color ns0:val="000000"/>
+                <ns0:sz ns0:val="21"/>
+                <ns0:szCs ns0:val="21"/>
+              </ns0:rPr>
+              <ns0:t>0.370±0.031</ns0:t>
             </ns0:r>
           </ns0:p>
         </ns0:tc>
       </ns0:tr>
     </ns0:tbl>
-    <ns0:p ns2:paraId="7E10026C" ns2:textId="77777777" ns0:rsidR="00B14FA3" ns0:rsidRPr="00B14FA3" ns0:rsidRDefault="00B14FA3" ns0:rsidP="00B14FA3"/>
+    <ns0:p ns2:paraId="2FCC3150" ns2:textId="77777777" ns0:rsidR="00B14FA3" ns0:rsidRPr="00B14FA3" ns0:rsidRDefault="00B14FA3" ns0:rsidP="00B14FA3">
+      <ns0:r>
+        <ns0:rPr>
+          <ns0:rFonts ns0:eastAsia="宋体"/>
+          <ns0:color ns0:val="000000"/>
+          <ns0:sz ns0:val="21"/>
+          <ns0:szCs ns0:val="21"/>
+        </ns0:rPr>
+        <ns0:t>两数据集的平均结果均表明，自适应多尺度融合能够在统一训练设置下降低预测误差。同时，本文方法仅含8339个可训练参数，明显少于当前适配下的LightTS；但参数量仅反映模型规模，不等同于训练或推理速度。此外，GÉANT上的标准差明显高于Abilene，因此外部基线结果用于说明当前统一实验协议下的相对表现，不据此推断本文方法在其他任务上普遍优于LightTS。</ns0:t>
+      </ns0:r>
+    </ns0:p>
+    <ns0:p ns2:paraId="1ADD1DC8" ns2:textId="77777777" ns0:rsidR="00B14FA3" ns0:rsidRPr="00B14FA3" ns0:rsidRDefault="00B14FA3" ns0:rsidP="00B14FA3">
+      <ns0:pPr>
+        <ns0:keepNext/>
+        <ns0:keepLines/>
+        <ns0:spacing ns0:before="80" ns0:after="20"/>
+        <ns0:ind ns0:firstLine="0"/>
+        <ns0:jc ns0:val="left"/>
+        <ns0:outlineLvl ns0:val="1"/>
+        <ns0:rPr>
+          <ns0:rFonts ns0:eastAsia="黑体"/>
+          <ns0:b/>
+          <ns0:bCs/>
+          <ns0:szCs ns0:val="32"/>
+        </ns0:rPr>
+      </ns0:pPr>
+      <ns0:r>
+        <ns0:rPr>
+          <ns0:rFonts ns0:ascii="Arial" ns0:eastAsia="黑体" ns0:hAnsi="Arial"/>
+          <ns0:b/>
+          <ns0:bCs/>
+          <ns0:color ns0:val="000000"/>
+          <ns0:szCs ns0:val="21"/>
+          <ns0:sz ns0:val="21"/>
+        </ns0:rPr>
+        <ns0:t>2.4 八随机种子核心消融与稳定性</ns0:t>
+      </ns0:r>
+    </ns0:p>
+    <ns0:p ns2:paraId="2FCC3150" ns2:textId="77777777" ns0:rsidR="00B14FA3" ns0:rsidRPr="00B14FA3" ns0:rsidRDefault="00B14FA3" ns0:rsidP="00B14FA3">
+      <ns0:r>
+        <ns0:rPr>
+          <ns0:rFonts ns0:eastAsia="宋体"/>
+          <ns0:color ns0:val="000000"/>
+          <ns0:sz ns0:val="21"/>
+          <ns0:szCs ns0:val="21"/>
+        </ns0:rPr>
+        <ns0:t>表3进一步使用随机种子42—49比较DLinear、固定等权多尺度和自适应多尺度。在Abilene上，本文方法相较DLinear的MSE和MAE分别降低2.77%和8.23%，相较固定等权多尺度分别降低1.67%和9.04%；在GÉANT上，相应降幅分别为2.37%、1.35%以及4.68%、3.14%。固定等权模型含8208个参数，而本文方法含8339个参数，说明样本级路由仅增加131个参数。</ns0:t>
+      </ns0:r>
+    </ns0:p>
+    <ns0:p ns2:paraId="1BF2FCF1" ns2:textId="77777777" ns0:rsidR="00B14FA3" ns0:rsidRPr="00B14FA3" ns0:rsidRDefault="00B14FA3" ns0:rsidP="00B14FA3">
+      <ns0:pPr>
+        <ns0:keepNext/>
+        <ns0:spacing ns0:before="60" ns0:after="40"/>
+        <ns0:ind ns0:firstLine="0"/>
+        <ns0:jc ns0:val="center"/>
+      </ns0:pPr>
+      <ns0:r>
+        <ns0:rPr>
+          <ns0:rFonts ns0:eastAsia="黑体"/>
+          <ns0:b/>
+          <ns0:color ns0:val="000000"/>
+          <ns0:sz ns0:val="18"/>
+        </ns0:rPr>
+        <ns0:t>表3 八随机种子核心模型结果</ns0:t>
+      </ns0:r>
+    </ns0:p>
+    <ns0:tbl>
+      <ns0:tblPr>
+        <ns0:tblW ns0:w="0" ns0:type="auto"/>
+        <ns0:jc ns0:val="center"/>
+        <ns0:tblLayout ns0:type="fixed"/>
+        <ns0:tblLook ns0:val="04A0" ns0:firstRow="1" ns0:lastRow="0" ns0:firstColumn="1" ns0:lastColumn="0" ns0:noHBand="0" ns0:noVBand="1"/>
+        <ns0:tblBorders>
+          <ns0:top ns0:val="single" ns0:sz="8" ns0:space="0" ns0:color="000000"/>
+          <ns0:left ns0:val="nil"/>
+          <ns0:bottom ns0:val="single" ns0:sz="8" ns0:space="0" ns0:color="000000"/>
+          <ns0:right ns0:val="nil"/>
+          <ns0:insideH ns0:val="nil"/>
+          <ns0:insideV ns0:val="nil"/>
+        </ns0:tblBorders>
+      </ns0:tblPr>
+      <ns0:tblGrid>
+        <ns0:gridCol ns0:w="1300"/>
+        <ns0:gridCol ns0:w="2500"/>
+        <ns0:gridCol ns0:w="1200"/>
+        <ns0:gridCol ns0:w="2000"/>
+        <ns0:gridCol ns0:w="2000"/>
+      </ns0:tblGrid>
+      <ns0:tr>
+        <ns0:trPr>
+          <ns0:cantSplit/>
+          <ns0:tblHeader/>
+          <ns0:jc ns0:val="center"/>
+        </ns0:trPr>
+        <ns0:tc>
+          <ns0:tcPr>
+            <ns0:tcW ns0:w="1300" ns0:type="dxa"/>
+            <ns0:tcMar>
+              <ns0:top ns0:w="55" ns0:type="dxa"/>
+              <ns0:left ns0:w="70" ns0:type="dxa"/>
+              <ns0:bottom ns0:w="55" ns0:type="dxa"/>
+              <ns0:right ns0:w="70" ns0:type="dxa"/>
+            </ns0:tcMar>
+            <ns0:vAlign ns0:val="center"/>
+            <ns0:hideMark/>
+            <ns0:tcBorders>
+              <ns0:bottom ns0:val="single" ns0:sz="8" ns0:space="0" ns0:color="000000"/>
+            </ns0:tcBorders>
+          </ns0:tcPr>
+          <ns0:p ns2:paraId="53DE609F" ns2:textId="77777777" ns0:rsidR="00B14FA3" ns0:rsidRPr="00B14FA3" ns0:rsidRDefault="00B14FA3" ns0:rsidP="00B14FA3">
+            <ns0:pPr>
+              <ns0:keepNext/>
+              <ns0:ind ns0:firstLine="0"/>
+              <ns0:jc ns0:val="center"/>
+            </ns0:pPr>
+            <ns0:r>
+              <ns0:rPr>
+                <ns0:rFonts ns0:eastAsia="宋体"/>
+                <ns0:b/>
+                <ns0:color ns0:val="000000"/>
+                <ns0:sz ns0:val="21"/>
+                <ns0:szCs ns0:val="21"/>
+              </ns0:rPr>
+              <ns0:t>数据集</ns0:t>
+            </ns0:r>
+          </ns0:p>
+        </ns0:tc>
+        <ns0:tc>
+          <ns0:tcPr>
+            <ns0:tcW ns0:w="2500" ns0:type="dxa"/>
+            <ns0:tcMar>
+              <ns0:top ns0:w="55" ns0:type="dxa"/>
+              <ns0:left ns0:w="70" ns0:type="dxa"/>
+              <ns0:bottom ns0:w="55" ns0:type="dxa"/>
+              <ns0:right ns0:w="70" ns0:type="dxa"/>
+            </ns0:tcMar>
+            <ns0:vAlign ns0:val="center"/>
+            <ns0:hideMark/>
+            <ns0:tcBorders>
+              <ns0:bottom ns0:val="single" ns0:sz="8" ns0:space="0" ns0:color="000000"/>
+            </ns0:tcBorders>
+          </ns0:tcPr>
+          <ns0:p ns2:paraId="53DE609F" ns2:textId="77777777" ns0:rsidR="00B14FA3" ns0:rsidRPr="00B14FA3" ns0:rsidRDefault="00B14FA3" ns0:rsidP="00B14FA3">
+            <ns0:pPr>
+              <ns0:keepNext/>
+              <ns0:ind ns0:firstLine="0"/>
+              <ns0:jc ns0:val="center"/>
+            </ns0:pPr>
+            <ns0:r>
+              <ns0:rPr>
+                <ns0:rFonts ns0:eastAsia="宋体"/>
+                <ns0:b/>
+                <ns0:color ns0:val="000000"/>
+                <ns0:sz ns0:val="21"/>
+                <ns0:szCs ns0:val="21"/>
+              </ns0:rPr>
+              <ns0:t>模型</ns0:t>
+            </ns0:r>
+          </ns0:p>
+        </ns0:tc>
+        <ns0:tc>
+          <ns0:tcPr>
+            <ns0:tcW ns0:w="1200" ns0:type="dxa"/>
+            <ns0:tcMar>
+              <ns0:top ns0:w="55" ns0:type="dxa"/>
+              <ns0:left ns0:w="70" ns0:type="dxa"/>
+              <ns0:bottom ns0:w="55" ns0:type="dxa"/>
+              <ns0:right ns0:w="70" ns0:type="dxa"/>
+            </ns0:tcMar>
+            <ns0:vAlign ns0:val="center"/>
+            <ns0:hideMark/>
+            <ns0:tcBorders>
+              <ns0:bottom ns0:val="single" ns0:sz="8" ns0:space="0" ns0:color="000000"/>
+            </ns0:tcBorders>
+          </ns0:tcPr>
+          <ns0:p ns2:paraId="53DE609F" ns2:textId="77777777" ns0:rsidR="00B14FA3" ns0:rsidRPr="00B14FA3" ns0:rsidRDefault="00B14FA3" ns0:rsidP="00B14FA3">
+            <ns0:pPr>
+              <ns0:keepNext/>
+              <ns0:ind ns0:firstLine="0"/>
+              <ns0:jc ns0:val="center"/>
+            </ns0:pPr>
+            <ns0:r>
+              <ns0:rPr>
+                <ns0:rFonts ns0:eastAsia="宋体"/>
+                <ns0:b/>
+                <ns0:color ns0:val="000000"/>
+                <ns0:sz ns0:val="21"/>
+                <ns0:szCs ns0:val="21"/>
+              </ns0:rPr>
+              <ns0:t>参数量</ns0:t>
+            </ns0:r>
+          </ns0:p>
+        </ns0:tc>
+        <ns0:tc>
+          <ns0:tcPr>
+            <ns0:tcW ns0:w="2000" ns0:type="dxa"/>
+            <ns0:tcMar>
+              <ns0:top ns0:w="55" ns0:type="dxa"/>
+              <ns0:left ns0:w="70" ns0:type="dxa"/>
+              <ns0:bottom ns0:w="55" ns0:type="dxa"/>
+              <ns0:right ns0:w="70" ns0:type="dxa"/>
+            </ns0:tcMar>
+            <ns0:vAlign ns0:val="center"/>
+            <ns0:hideMark/>
+            <ns0:tcBorders>
+              <ns0:bottom ns0:val="single" ns0:sz="8" ns0:space="0" ns0:color="000000"/>
+            </ns0:tcBorders>
+          </ns0:tcPr>
+          <ns0:p ns2:paraId="53DE609F" ns2:textId="77777777" ns0:rsidR="00B14FA3" ns0:rsidRPr="00B14FA3" ns0:rsidRDefault="00B14FA3" ns0:rsidP="00B14FA3">
+            <ns0:pPr>
+              <ns0:keepNext/>
+              <ns0:ind ns0:firstLine="0"/>
+              <ns0:jc ns0:val="center"/>
+            </ns0:pPr>
+            <ns0:r>
+              <ns0:rPr>
+                <ns0:rFonts ns0:eastAsia="宋体"/>
+                <ns0:b/>
+                <ns0:color ns0:val="000000"/>
+                <ns0:sz ns0:val="21"/>
+                <ns0:szCs ns0:val="21"/>
+              </ns0:rPr>
+              <ns0:t>MSE</ns0:t>
+            </ns0:r>
+          </ns0:p>
+        </ns0:tc>
+        <ns0:tc>
+          <ns0:tcPr>
+            <ns0:tcW ns0:w="2000" ns0:type="dxa"/>
+            <ns0:tcMar>
+              <ns0:top ns0:w="55" ns0:type="dxa"/>
+              <ns0:left ns0:w="70" ns0:type="dxa"/>
+              <ns0:bottom ns0:w="55" ns0:type="dxa"/>
+              <ns0:right ns0:w="70" ns0:type="dxa"/>
+            </ns0:tcMar>
+            <ns0:vAlign ns0:val="center"/>
+            <ns0:hideMark/>
+            <ns0:tcBorders>
+              <ns0:bottom ns0:val="single" ns0:sz="8" ns0:space="0" ns0:color="000000"/>
+            </ns0:tcBorders>
+          </ns0:tcPr>
+          <ns0:p ns2:paraId="53DE609F" ns2:textId="77777777" ns0:rsidR="00B14FA3" ns0:rsidRPr="00B14FA3" ns0:rsidRDefault="00B14FA3" ns0:rsidP="00B14FA3">
+            <ns0:pPr>
+              <ns0:keepNext/>
+              <ns0:ind ns0:firstLine="0"/>
+              <ns0:jc ns0:val="center"/>
+            </ns0:pPr>
+            <ns0:r>
+              <ns0:rPr>
+                <ns0:rFonts ns0:eastAsia="宋体"/>
+                <ns0:b/>
+                <ns0:color ns0:val="000000"/>
+                <ns0:sz ns0:val="21"/>
+                <ns0:szCs ns0:val="21"/>
+              </ns0:rPr>
+              <ns0:t>MAE</ns0:t>
+            </ns0:r>
+          </ns0:p>
+        </ns0:tc>
+      </ns0:tr>
+      <ns0:tr>
+        <ns0:trPr>
+          <ns0:cantSplit/>
+          <ns0:jc ns0:val="center"/>
+        </ns0:trPr>
+        <ns0:tc>
+          <ns0:tcPr>
+            <ns0:tcW ns0:w="1300" ns0:type="dxa"/>
+            <ns0:tcBorders>
+              <ns0:top ns0:val="nil"/>
+              <ns0:left ns0:val="nil"/>
+              <ns0:bottom ns0:val="nil"/>
+              <ns0:right ns0:val="nil"/>
+            </ns0:tcBorders>
+            <ns0:tcMar>
+              <ns0:top ns0:w="55" ns0:type="dxa"/>
+              <ns0:left ns0:w="70" ns0:type="dxa"/>
+              <ns0:bottom ns0:w="55" ns0:type="dxa"/>
+              <ns0:right ns0:w="70" ns0:type="dxa"/>
+            </ns0:tcMar>
+            <ns0:vAlign ns0:val="center"/>
+            <ns0:hideMark/>
+          </ns0:tcPr>
+          <ns0:p ns2:paraId="6377C3FE" ns2:textId="77777777" ns0:rsidR="00B14FA3" ns0:rsidRPr="00B14FA3" ns0:rsidRDefault="00B14FA3" ns0:rsidP="00B14FA3">
+            <ns0:pPr>
+              <ns0:keepNext/>
+              <ns0:ind ns0:firstLine="0"/>
+              <ns0:jc ns0:val="left"/>
+            </ns0:pPr>
+            <ns0:r>
+              <ns0:rPr>
+                <ns0:rFonts ns0:eastAsia="宋体"/>
+                <ns0:color ns0:val="000000"/>
+                <ns0:sz ns0:val="21"/>
+                <ns0:szCs ns0:val="21"/>
+              </ns0:rPr>
+              <ns0:t>Abilene</ns0:t>
+            </ns0:r>
+          </ns0:p>
+        </ns0:tc>
+        <ns0:tc>
+          <ns0:tcPr>
+            <ns0:tcW ns0:w="2500" ns0:type="dxa"/>
+            <ns0:tcBorders>
+              <ns0:top ns0:val="nil"/>
+              <ns0:left ns0:val="nil"/>
+              <ns0:bottom ns0:val="nil"/>
+              <ns0:right ns0:val="nil"/>
+            </ns0:tcBorders>
+            <ns0:tcMar>
+              <ns0:top ns0:w="55" ns0:type="dxa"/>
+              <ns0:left ns0:w="70" ns0:type="dxa"/>
+              <ns0:bottom ns0:w="55" ns0:type="dxa"/>
+              <ns0:right ns0:w="70" ns0:type="dxa"/>
+            </ns0:tcMar>
+            <ns0:vAlign ns0:val="center"/>
+            <ns0:hideMark/>
+          </ns0:tcPr>
+          <ns0:p ns2:paraId="6377C3FE" ns2:textId="77777777" ns0:rsidR="00B14FA3" ns0:rsidRPr="00B14FA3" ns0:rsidRDefault="00B14FA3" ns0:rsidP="00B14FA3">
+            <ns0:pPr>
+              <ns0:keepNext/>
+              <ns0:ind ns0:firstLine="0"/>
+              <ns0:jc ns0:val="left"/>
+            </ns0:pPr>
+            <ns0:r>
+              <ns0:rPr>
+                <ns0:rFonts ns0:eastAsia="宋体"/>
+                <ns0:color ns0:val="000000"/>
+                <ns0:sz ns0:val="21"/>
+                <ns0:szCs ns0:val="21"/>
+              </ns0:rPr>
+              <ns0:t>DLinear</ns0:t>
+            </ns0:r>
+          </ns0:p>
+        </ns0:tc>
+        <ns0:tc>
+          <ns0:tcPr>
+            <ns0:tcW ns0:w="1200" ns0:type="dxa"/>
+            <ns0:tcBorders>
+              <ns0:top ns0:val="nil"/>
+              <ns0:left ns0:val="nil"/>
+              <ns0:bottom ns0:val="nil"/>
+              <ns0:right ns0:val="nil"/>
+            </ns0:tcBorders>
+            <ns0:tcMar>
+              <ns0:top ns0:w="55" ns0:type="dxa"/>
+              <ns0:left ns0:w="70" ns0:type="dxa"/>
+              <ns0:bottom ns0:w="55" ns0:type="dxa"/>
+              <ns0:right ns0:w="70" ns0:type="dxa"/>
+            </ns0:tcMar>
+            <ns0:vAlign ns0:val="center"/>
+            <ns0:hideMark/>
+          </ns0:tcPr>
+          <ns0:p ns2:paraId="6377C3FE" ns2:textId="77777777" ns0:rsidR="00B14FA3" ns0:rsidRPr="00B14FA3" ns0:rsidRDefault="00B14FA3" ns0:rsidP="00B14FA3">
+            <ns0:pPr>
+              <ns0:keepNext/>
+              <ns0:ind ns0:firstLine="0"/>
+              <ns0:jc ns0:val="left"/>
+            </ns0:pPr>
+            <ns0:r>
+              <ns0:rPr>
+                <ns0:rFonts ns0:eastAsia="宋体"/>
+                <ns0:color ns0:val="000000"/>
+                <ns0:sz ns0:val="21"/>
+                <ns0:szCs ns0:val="21"/>
+              </ns0:rPr>
+              <ns0:t>4656</ns0:t>
+            </ns0:r>
+          </ns0:p>
+        </ns0:tc>
+        <ns0:tc>
+          <ns0:tcPr>
+            <ns0:tcW ns0:w="2000" ns0:type="dxa"/>
+            <ns0:tcBorders>
+              <ns0:top ns0:val="nil"/>
+              <ns0:left ns0:val="nil"/>
+              <ns0:bottom ns0:val="nil"/>
+              <ns0:right ns0:val="nil"/>
+            </ns0:tcBorders>
+            <ns0:tcMar>
+              <ns0:top ns0:w="55" ns0:type="dxa"/>
+              <ns0:left ns0:w="70" ns0:type="dxa"/>
+              <ns0:bottom ns0:w="55" ns0:type="dxa"/>
+              <ns0:right ns0:w="70" ns0:type="dxa"/>
+            </ns0:tcMar>
+            <ns0:vAlign ns0:val="center"/>
+            <ns0:hideMark/>
+          </ns0:tcPr>
+          <ns0:p ns2:paraId="6377C3FE" ns2:textId="77777777" ns0:rsidR="00B14FA3" ns0:rsidRPr="00B14FA3" ns0:rsidRDefault="00B14FA3" ns0:rsidP="00B14FA3">
+            <ns0:pPr>
+              <ns0:keepNext/>
+              <ns0:ind ns0:firstLine="0"/>
+              <ns0:jc ns0:val="left"/>
+            </ns0:pPr>
+            <ns0:r>
+              <ns0:rPr>
+                <ns0:rFonts ns0:eastAsia="宋体"/>
+                <ns0:color ns0:val="000000"/>
+                <ns0:sz ns0:val="21"/>
+                <ns0:szCs ns0:val="21"/>
+              </ns0:rPr>
+              <ns0:t>0.194±0.002</ns0:t>
+            </ns0:r>
+          </ns0:p>
+        </ns0:tc>
+        <ns0:tc>
+          <ns0:tcPr>
+            <ns0:tcW ns0:w="2000" ns0:type="dxa"/>
+            <ns0:tcBorders>
+              <ns0:top ns0:val="nil"/>
+              <ns0:left ns0:val="nil"/>
+              <ns0:bottom ns0:val="nil"/>
+              <ns0:right ns0:val="nil"/>
+            </ns0:tcBorders>
+            <ns0:tcMar>
+              <ns0:top ns0:w="55" ns0:type="dxa"/>
+              <ns0:left ns0:w="70" ns0:type="dxa"/>
+              <ns0:bottom ns0:w="55" ns0:type="dxa"/>
+              <ns0:right ns0:w="70" ns0:type="dxa"/>
+            </ns0:tcMar>
+            <ns0:vAlign ns0:val="center"/>
+            <ns0:hideMark/>
+          </ns0:tcPr>
+          <ns0:p ns2:paraId="6377C3FE" ns2:textId="77777777" ns0:rsidR="00B14FA3" ns0:rsidRPr="00B14FA3" ns0:rsidRDefault="00B14FA3" ns0:rsidP="00B14FA3">
+            <ns0:pPr>
+              <ns0:keepNext/>
+              <ns0:ind ns0:firstLine="0"/>
+              <ns0:jc ns0:val="left"/>
+            </ns0:pPr>
+            <ns0:r>
+              <ns0:rPr>
+                <ns0:rFonts ns0:eastAsia="宋体"/>
+                <ns0:color ns0:val="000000"/>
+                <ns0:sz ns0:val="21"/>
+                <ns0:szCs ns0:val="21"/>
+              </ns0:rPr>
+              <ns0:t>0.189±0.008</ns0:t>
+            </ns0:r>
+          </ns0:p>
+        </ns0:tc>
+      </ns0:tr>
+      <ns0:tr>
+        <ns0:trPr>
+          <ns0:cantSplit/>
+          <ns0:jc ns0:val="center"/>
+        </ns0:trPr>
+        <ns0:tc>
+          <ns0:tcPr>
+            <ns0:tcW ns0:w="1300" ns0:type="dxa"/>
+            <ns0:tcBorders>
+              <ns0:top ns0:val="nil"/>
+              <ns0:left ns0:val="nil"/>
+              <ns0:bottom ns0:val="nil"/>
+              <ns0:right ns0:val="nil"/>
+            </ns0:tcBorders>
+            <ns0:tcMar>
+              <ns0:top ns0:w="55" ns0:type="dxa"/>
+              <ns0:left ns0:w="70" ns0:type="dxa"/>
+              <ns0:bottom ns0:w="55" ns0:type="dxa"/>
+              <ns0:right ns0:w="70" ns0:type="dxa"/>
+            </ns0:tcMar>
+            <ns0:vAlign ns0:val="center"/>
+            <ns0:hideMark/>
+          </ns0:tcPr>
+          <ns0:p ns2:paraId="6377C3FE" ns2:textId="77777777" ns0:rsidR="00B14FA3" ns0:rsidRPr="00B14FA3" ns0:rsidRDefault="00B14FA3" ns0:rsidP="00B14FA3">
+            <ns0:pPr>
+              <ns0:keepNext/>
+              <ns0:ind ns0:firstLine="0"/>
+              <ns0:jc ns0:val="left"/>
+            </ns0:pPr>
+            <ns0:r>
+              <ns0:rPr>
+                <ns0:rFonts ns0:eastAsia="宋体"/>
+                <ns0:color ns0:val="000000"/>
+                <ns0:sz ns0:val="21"/>
+                <ns0:szCs ns0:val="21"/>
+              </ns0:rPr>
+              <ns0:t>Abilene</ns0:t>
+            </ns0:r>
+          </ns0:p>
+        </ns0:tc>
+        <ns0:tc>
+          <ns0:tcPr>
+            <ns0:tcW ns0:w="2500" ns0:type="dxa"/>
+            <ns0:tcBorders>
+              <ns0:top ns0:val="nil"/>
+              <ns0:left ns0:val="nil"/>
+              <ns0:bottom ns0:val="nil"/>
+              <ns0:right ns0:val="nil"/>
+            </ns0:tcBorders>
+            <ns0:tcMar>
+              <ns0:top ns0:w="55" ns0:type="dxa"/>
+              <ns0:left ns0:w="70" ns0:type="dxa"/>
+              <ns0:bottom ns0:w="55" ns0:type="dxa"/>
+              <ns0:right ns0:w="70" ns0:type="dxa"/>
+            </ns0:tcMar>
+            <ns0:vAlign ns0:val="center"/>
+            <ns0:hideMark/>
+          </ns0:tcPr>
+          <ns0:p ns2:paraId="6377C3FE" ns2:textId="77777777" ns0:rsidR="00B14FA3" ns0:rsidRPr="00B14FA3" ns0:rsidRDefault="00B14FA3" ns0:rsidP="00B14FA3">
+            <ns0:pPr>
+              <ns0:keepNext/>
+              <ns0:ind ns0:firstLine="0"/>
+              <ns0:jc ns0:val="left"/>
+            </ns0:pPr>
+            <ns0:r>
+              <ns0:rPr>
+                <ns0:rFonts ns0:eastAsia="宋体"/>
+                <ns0:color ns0:val="000000"/>
+                <ns0:sz ns0:val="21"/>
+                <ns0:szCs ns0:val="21"/>
+              </ns0:rPr>
+              <ns0:t>固定等权多尺度</ns0:t>
+            </ns0:r>
+          </ns0:p>
+        </ns0:tc>
+        <ns0:tc>
+          <ns0:tcPr>
+            <ns0:tcW ns0:w="1200" ns0:type="dxa"/>
+            <ns0:tcBorders>
+              <ns0:top ns0:val="nil"/>
+              <ns0:left ns0:val="nil"/>
+              <ns0:bottom ns0:val="nil"/>
+              <ns0:right ns0:val="nil"/>
+            </ns0:tcBorders>
+            <ns0:tcMar>
+              <ns0:top ns0:w="55" ns0:type="dxa"/>
+              <ns0:left ns0:w="70" ns0:type="dxa"/>
+              <ns0:bottom ns0:w="55" ns0:type="dxa"/>
+              <ns0:right ns0:w="70" ns0:type="dxa"/>
+            </ns0:tcMar>
+            <ns0:vAlign ns0:val="center"/>
+            <ns0:hideMark/>
+          </ns0:tcPr>
+          <ns0:p ns2:paraId="6377C3FE" ns2:textId="77777777" ns0:rsidR="00B14FA3" ns0:rsidRPr="00B14FA3" ns0:rsidRDefault="00B14FA3" ns0:rsidP="00B14FA3">
+            <ns0:pPr>
+              <ns0:keepNext/>
+              <ns0:ind ns0:firstLine="0"/>
+              <ns0:jc ns0:val="left"/>
+            </ns0:pPr>
+            <ns0:r>
+              <ns0:rPr>
+                <ns0:rFonts ns0:eastAsia="宋体"/>
+                <ns0:color ns0:val="000000"/>
+                <ns0:sz ns0:val="21"/>
+                <ns0:szCs ns0:val="21"/>
+              </ns0:rPr>
+              <ns0:t>8208</ns0:t>
+            </ns0:r>
+          </ns0:p>
+        </ns0:tc>
+        <ns0:tc>
+          <ns0:tcPr>
+            <ns0:tcW ns0:w="2000" ns0:type="dxa"/>
+            <ns0:tcBorders>
+              <ns0:top ns0:val="nil"/>
+              <ns0:left ns0:val="nil"/>
+              <ns0:bottom ns0:val="nil"/>
+              <ns0:right ns0:val="nil"/>
+            </ns0:tcBorders>
+            <ns0:tcMar>
+              <ns0:top ns0:w="55" ns0:type="dxa"/>
+              <ns0:left ns0:w="70" ns0:type="dxa"/>
+              <ns0:bottom ns0:w="55" ns0:type="dxa"/>
+              <ns0:right ns0:w="70" ns0:type="dxa"/>
+            </ns0:tcMar>
+            <ns0:vAlign ns0:val="center"/>
+            <ns0:hideMark/>
+          </ns0:tcPr>
+          <ns0:p ns2:paraId="6377C3FE" ns2:textId="77777777" ns0:rsidR="00B14FA3" ns0:rsidRPr="00B14FA3" ns0:rsidRDefault="00B14FA3" ns0:rsidP="00B14FA3">
+            <ns0:pPr>
+              <ns0:keepNext/>
+              <ns0:ind ns0:firstLine="0"/>
+              <ns0:jc ns0:val="left"/>
+            </ns0:pPr>
+            <ns0:r>
+              <ns0:rPr>
+                <ns0:rFonts ns0:eastAsia="宋体"/>
+                <ns0:color ns0:val="000000"/>
+                <ns0:sz ns0:val="21"/>
+                <ns0:szCs ns0:val="21"/>
+              </ns0:rPr>
+              <ns0:t>0.192±0.002</ns0:t>
+            </ns0:r>
+          </ns0:p>
+        </ns0:tc>
+        <ns0:tc>
+          <ns0:tcPr>
+            <ns0:tcW ns0:w="2000" ns0:type="dxa"/>
+            <ns0:tcBorders>
+              <ns0:top ns0:val="nil"/>
+              <ns0:left ns0:val="nil"/>
+              <ns0:bottom ns0:val="nil"/>
+              <ns0:right ns0:val="nil"/>
+            </ns0:tcBorders>
+            <ns0:tcMar>
+              <ns0:top ns0:w="55" ns0:type="dxa"/>
+              <ns0:left ns0:w="70" ns0:type="dxa"/>
+              <ns0:bottom ns0:w="55" ns0:type="dxa"/>
+              <ns0:right ns0:w="70" ns0:type="dxa"/>
+            </ns0:tcMar>
+            <ns0:vAlign ns0:val="center"/>
+            <ns0:hideMark/>
+          </ns0:tcPr>
+          <ns0:p ns2:paraId="6377C3FE" ns2:textId="77777777" ns0:rsidR="00B14FA3" ns0:rsidRPr="00B14FA3" ns0:rsidRDefault="00B14FA3" ns0:rsidP="00B14FA3">
+            <ns0:pPr>
+              <ns0:keepNext/>
+              <ns0:ind ns0:firstLine="0"/>
+              <ns0:jc ns0:val="left"/>
+            </ns0:pPr>
+            <ns0:r>
+              <ns0:rPr>
+                <ns0:rFonts ns0:eastAsia="宋体"/>
+                <ns0:color ns0:val="000000"/>
+                <ns0:sz ns0:val="21"/>
+                <ns0:szCs ns0:val="21"/>
+              </ns0:rPr>
+              <ns0:t>0.191±0.006</ns0:t>
+            </ns0:r>
+          </ns0:p>
+        </ns0:tc>
+      </ns0:tr>
+      <ns0:tr>
+        <ns0:trPr>
+          <ns0:cantSplit/>
+          <ns0:jc ns0:val="center"/>
+        </ns0:trPr>
+        <ns0:tc>
+          <ns0:tcPr>
+            <ns0:tcW ns0:w="1300" ns0:type="dxa"/>
+            <ns0:tcBorders>
+              <ns0:top ns0:val="nil"/>
+              <ns0:left ns0:val="nil"/>
+              <ns0:bottom ns0:val="nil"/>
+              <ns0:right ns0:val="nil"/>
+            </ns0:tcBorders>
+            <ns0:tcMar>
+              <ns0:top ns0:w="55" ns0:type="dxa"/>
+              <ns0:left ns0:w="70" ns0:type="dxa"/>
+              <ns0:bottom ns0:w="55" ns0:type="dxa"/>
+              <ns0:right ns0:w="70" ns0:type="dxa"/>
+            </ns0:tcMar>
+            <ns0:vAlign ns0:val="center"/>
+            <ns0:hideMark/>
+          </ns0:tcPr>
+          <ns0:p ns2:paraId="6377C3FE" ns2:textId="77777777" ns0:rsidR="00B14FA3" ns0:rsidRPr="00B14FA3" ns0:rsidRDefault="00B14FA3" ns0:rsidP="00B14FA3">
+            <ns0:pPr>
+              <ns0:keepNext/>
+              <ns0:ind ns0:firstLine="0"/>
+              <ns0:jc ns0:val="left"/>
+            </ns0:pPr>
+            <ns0:r>
+              <ns0:rPr>
+                <ns0:rFonts ns0:eastAsia="宋体"/>
+                <ns0:color ns0:val="000000"/>
+                <ns0:sz ns0:val="21"/>
+                <ns0:szCs ns0:val="21"/>
+              </ns0:rPr>
+              <ns0:t>Abilene</ns0:t>
+            </ns0:r>
+          </ns0:p>
+        </ns0:tc>
+        <ns0:tc>
+          <ns0:tcPr>
+            <ns0:tcW ns0:w="2500" ns0:type="dxa"/>
+            <ns0:tcBorders>
+              <ns0:top ns0:val="nil"/>
+              <ns0:left ns0:val="nil"/>
+              <ns0:bottom ns0:val="nil"/>
+              <ns0:right ns0:val="nil"/>
+            </ns0:tcBorders>
+            <ns0:tcMar>
+              <ns0:top ns0:w="55" ns0:type="dxa"/>
+              <ns0:left ns0:w="70" ns0:type="dxa"/>
+              <ns0:bottom ns0:w="55" ns0:type="dxa"/>
+              <ns0:right ns0:w="70" ns0:type="dxa"/>
+            </ns0:tcMar>
+            <ns0:vAlign ns0:val="center"/>
+            <ns0:hideMark/>
+          </ns0:tcPr>
+          <ns0:p ns2:paraId="6377C3FE" ns2:textId="77777777" ns0:rsidR="00B14FA3" ns0:rsidRPr="00B14FA3" ns0:rsidRDefault="00B14FA3" ns0:rsidP="00B14FA3">
+            <ns0:pPr>
+              <ns0:keepNext/>
+              <ns0:ind ns0:firstLine="0"/>
+              <ns0:jc ns0:val="left"/>
+            </ns0:pPr>
+            <ns0:r>
+              <ns0:rPr>
+                <ns0:rFonts ns0:eastAsia="宋体"/>
+                <ns0:color ns0:val="000000"/>
+                <ns0:sz ns0:val="21"/>
+                <ns0:szCs ns0:val="21"/>
+              </ns0:rPr>
+              <ns0:t>本文方法</ns0:t>
+            </ns0:r>
+          </ns0:p>
+        </ns0:tc>
+        <ns0:tc>
+          <ns0:tcPr>
+            <ns0:tcW ns0:w="1200" ns0:type="dxa"/>
+            <ns0:tcBorders>
+              <ns0:top ns0:val="nil"/>
+              <ns0:left ns0:val="nil"/>
+              <ns0:bottom ns0:val="nil"/>
+              <ns0:right ns0:val="nil"/>
+            </ns0:tcBorders>
+            <ns0:tcMar>
+              <ns0:top ns0:w="55" ns0:type="dxa"/>
+              <ns0:left ns0:w="70" ns0:type="dxa"/>
+              <ns0:bottom ns0:w="55" ns0:type="dxa"/>
+              <ns0:right ns0:w="70" ns0:type="dxa"/>
+            </ns0:tcMar>
+            <ns0:vAlign ns0:val="center"/>
+            <ns0:hideMark/>
+          </ns0:tcPr>
+          <ns0:p ns2:paraId="6377C3FE" ns2:textId="77777777" ns0:rsidR="00B14FA3" ns0:rsidRPr="00B14FA3" ns0:rsidRDefault="00B14FA3" ns0:rsidP="00B14FA3">
+            <ns0:pPr>
+              <ns0:keepNext/>
+              <ns0:ind ns0:firstLine="0"/>
+              <ns0:jc ns0:val="left"/>
+            </ns0:pPr>
+            <ns0:r>
+              <ns0:rPr>
+                <ns0:rFonts ns0:eastAsia="宋体"/>
+                <ns0:color ns0:val="000000"/>
+                <ns0:sz ns0:val="21"/>
+                <ns0:szCs ns0:val="21"/>
+              </ns0:rPr>
+              <ns0:t>8339</ns0:t>
+            </ns0:r>
+          </ns0:p>
+        </ns0:tc>
+        <ns0:tc>
+          <ns0:tcPr>
+            <ns0:tcW ns0:w="2000" ns0:type="dxa"/>
+            <ns0:tcBorders>
+              <ns0:top ns0:val="nil"/>
+              <ns0:left ns0:val="nil"/>
+              <ns0:bottom ns0:val="nil"/>
+              <ns0:right ns0:val="nil"/>
+            </ns0:tcBorders>
+            <ns0:tcMar>
+              <ns0:top ns0:w="55" ns0:type="dxa"/>
+              <ns0:left ns0:w="70" ns0:type="dxa"/>
+              <ns0:bottom ns0:w="55" ns0:type="dxa"/>
+              <ns0:right ns0:w="70" ns0:type="dxa"/>
+            </ns0:tcMar>
+            <ns0:vAlign ns0:val="center"/>
+            <ns0:hideMark/>
+          </ns0:tcPr>
+          <ns0:p ns2:paraId="6377C3FE" ns2:textId="77777777" ns0:rsidR="00B14FA3" ns0:rsidRPr="00B14FA3" ns0:rsidRDefault="00B14FA3" ns0:rsidP="00B14FA3">
+            <ns0:pPr>
+              <ns0:keepNext/>
+              <ns0:ind ns0:firstLine="0"/>
+              <ns0:jc ns0:val="left"/>
+            </ns0:pPr>
+            <ns0:r>
+              <ns0:rPr>
+                <ns0:rFonts ns0:eastAsia="宋体"/>
+                <ns0:color ns0:val="000000"/>
+                <ns0:sz ns0:val="21"/>
+                <ns0:szCs ns0:val="21"/>
+              </ns0:rPr>
+              <ns0:t>0.189±0.003</ns0:t>
+            </ns0:r>
+          </ns0:p>
+        </ns0:tc>
+        <ns0:tc>
+          <ns0:tcPr>
+            <ns0:tcW ns0:w="2000" ns0:type="dxa"/>
+            <ns0:tcBorders>
+              <ns0:top ns0:val="nil"/>
+              <ns0:left ns0:val="nil"/>
+              <ns0:bottom ns0:val="nil"/>
+              <ns0:right ns0:val="nil"/>
+            </ns0:tcBorders>
+            <ns0:tcMar>
+              <ns0:top ns0:w="55" ns0:type="dxa"/>
+              <ns0:left ns0:w="70" ns0:type="dxa"/>
+              <ns0:bottom ns0:w="55" ns0:type="dxa"/>
+              <ns0:right ns0:w="70" ns0:type="dxa"/>
+            </ns0:tcMar>
+            <ns0:vAlign ns0:val="center"/>
+            <ns0:hideMark/>
+          </ns0:tcPr>
+          <ns0:p ns2:paraId="6377C3FE" ns2:textId="77777777" ns0:rsidR="00B14FA3" ns0:rsidRPr="00B14FA3" ns0:rsidRDefault="00B14FA3" ns0:rsidP="00B14FA3">
+            <ns0:pPr>
+              <ns0:keepNext/>
+              <ns0:ind ns0:firstLine="0"/>
+              <ns0:jc ns0:val="left"/>
+            </ns0:pPr>
+            <ns0:r>
+              <ns0:rPr>
+                <ns0:rFonts ns0:eastAsia="宋体"/>
+                <ns0:color ns0:val="000000"/>
+                <ns0:sz ns0:val="21"/>
+                <ns0:szCs ns0:val="21"/>
+              </ns0:rPr>
+              <ns0:t>0.173±0.008</ns0:t>
+            </ns0:r>
+          </ns0:p>
+        </ns0:tc>
+      </ns0:tr>
+      <ns0:tr>
+        <ns0:trPr>
+          <ns0:cantSplit/>
+          <ns0:jc ns0:val="center"/>
+        </ns0:trPr>
+        <ns0:tc>
+          <ns0:tcPr>
+            <ns0:tcW ns0:w="1300" ns0:type="dxa"/>
+            <ns0:tcBorders>
+              <ns0:top ns0:val="nil"/>
+              <ns0:left ns0:val="nil"/>
+              <ns0:bottom ns0:val="nil"/>
+              <ns0:right ns0:val="nil"/>
+            </ns0:tcBorders>
+            <ns0:tcMar>
+              <ns0:top ns0:w="55" ns0:type="dxa"/>
+              <ns0:left ns0:w="70" ns0:type="dxa"/>
+              <ns0:bottom ns0:w="55" ns0:type="dxa"/>
+              <ns0:right ns0:w="70" ns0:type="dxa"/>
+            </ns0:tcMar>
+            <ns0:vAlign ns0:val="center"/>
+            <ns0:hideMark/>
+          </ns0:tcPr>
+          <ns0:p ns2:paraId="6377C3FE" ns2:textId="77777777" ns0:rsidR="00B14FA3" ns0:rsidRPr="00B14FA3" ns0:rsidRDefault="00B14FA3" ns0:rsidP="00B14FA3">
+            <ns0:pPr>
+              <ns0:keepNext/>
+              <ns0:ind ns0:firstLine="0"/>
+              <ns0:jc ns0:val="left"/>
+            </ns0:pPr>
+            <ns0:r>
+              <ns0:rPr>
+                <ns0:rFonts ns0:eastAsia="宋体"/>
+                <ns0:color ns0:val="000000"/>
+                <ns0:sz ns0:val="21"/>
+                <ns0:szCs ns0:val="21"/>
+              </ns0:rPr>
+              <ns0:t>GÉANT</ns0:t>
+            </ns0:r>
+          </ns0:p>
+        </ns0:tc>
+        <ns0:tc>
+          <ns0:tcPr>
+            <ns0:tcW ns0:w="2500" ns0:type="dxa"/>
+            <ns0:tcBorders>
+              <ns0:top ns0:val="nil"/>
+              <ns0:left ns0:val="nil"/>
+              <ns0:bottom ns0:val="nil"/>
+              <ns0:right ns0:val="nil"/>
+            </ns0:tcBorders>
+            <ns0:tcMar>
+              <ns0:top ns0:w="55" ns0:type="dxa"/>
+              <ns0:left ns0:w="70" ns0:type="dxa"/>
+              <ns0:bottom ns0:w="55" ns0:type="dxa"/>
+              <ns0:right ns0:w="70" ns0:type="dxa"/>
+            </ns0:tcMar>
+            <ns0:vAlign ns0:val="center"/>
+            <ns0:hideMark/>
+          </ns0:tcPr>
+          <ns0:p ns2:paraId="6377C3FE" ns2:textId="77777777" ns0:rsidR="00B14FA3" ns0:rsidRPr="00B14FA3" ns0:rsidRDefault="00B14FA3" ns0:rsidP="00B14FA3">
+            <ns0:pPr>
+              <ns0:keepNext/>
+              <ns0:ind ns0:firstLine="0"/>
+              <ns0:jc ns0:val="left"/>
+            </ns0:pPr>
+            <ns0:r>
+              <ns0:rPr>
+                <ns0:rFonts ns0:eastAsia="宋体"/>
+                <ns0:color ns0:val="000000"/>
+                <ns0:sz ns0:val="21"/>
+                <ns0:szCs ns0:val="21"/>
+              </ns0:rPr>
+              <ns0:t>DLinear</ns0:t>
+            </ns0:r>
+          </ns0:p>
+        </ns0:tc>
+        <ns0:tc>
+          <ns0:tcPr>
+            <ns0:tcW ns0:w="1200" ns0:type="dxa"/>
+            <ns0:tcBorders>
+              <ns0:top ns0:val="nil"/>
+              <ns0:left ns0:val="nil"/>
+              <ns0:bottom ns0:val="nil"/>
+              <ns0:right ns0:val="nil"/>
+            </ns0:tcBorders>
+            <ns0:tcMar>
+              <ns0:top ns0:w="55" ns0:type="dxa"/>
+              <ns0:left ns0:w="70" ns0:type="dxa"/>
+              <ns0:bottom ns0:w="55" ns0:type="dxa"/>
+              <ns0:right ns0:w="70" ns0:type="dxa"/>
+            </ns0:tcMar>
+            <ns0:vAlign ns0:val="center"/>
+            <ns0:hideMark/>
+          </ns0:tcPr>
+          <ns0:p ns2:paraId="6377C3FE" ns2:textId="77777777" ns0:rsidR="00B14FA3" ns0:rsidRPr="00B14FA3" ns0:rsidRDefault="00B14FA3" ns0:rsidP="00B14FA3">
+            <ns0:pPr>
+              <ns0:keepNext/>
+              <ns0:ind ns0:firstLine="0"/>
+              <ns0:jc ns0:val="left"/>
+            </ns0:pPr>
+            <ns0:r>
+              <ns0:rPr>
+                <ns0:rFonts ns0:eastAsia="宋体"/>
+                <ns0:color ns0:val="000000"/>
+                <ns0:sz ns0:val="21"/>
+                <ns0:szCs ns0:val="21"/>
+              </ns0:rPr>
+              <ns0:t>4656</ns0:t>
+            </ns0:r>
+          </ns0:p>
+        </ns0:tc>
+        <ns0:tc>
+          <ns0:tcPr>
+            <ns0:tcW ns0:w="2000" ns0:type="dxa"/>
+            <ns0:tcBorders>
+              <ns0:top ns0:val="nil"/>
+              <ns0:left ns0:val="nil"/>
+              <ns0:bottom ns0:val="nil"/>
+              <ns0:right ns0:val="nil"/>
+            </ns0:tcBorders>
+            <ns0:tcMar>
+              <ns0:top ns0:w="55" ns0:type="dxa"/>
+              <ns0:left ns0:w="70" ns0:type="dxa"/>
+              <ns0:bottom ns0:w="55" ns0:type="dxa"/>
+              <ns0:right ns0:w="70" ns0:type="dxa"/>
+            </ns0:tcMar>
+            <ns0:vAlign ns0:val="center"/>
+            <ns0:hideMark/>
+          </ns0:tcPr>
+          <ns0:p ns2:paraId="6377C3FE" ns2:textId="77777777" ns0:rsidR="00B14FA3" ns0:rsidRPr="00B14FA3" ns0:rsidRDefault="00B14FA3" ns0:rsidP="00B14FA3">
+            <ns0:pPr>
+              <ns0:keepNext/>
+              <ns0:ind ns0:firstLine="0"/>
+              <ns0:jc ns0:val="left"/>
+            </ns0:pPr>
+            <ns0:r>
+              <ns0:rPr>
+                <ns0:rFonts ns0:eastAsia="宋体"/>
+                <ns0:color ns0:val="000000"/>
+                <ns0:sz ns0:val="21"/>
+                <ns0:szCs ns0:val="21"/>
+              </ns0:rPr>
+              <ns0:t>0.437±0.016</ns0:t>
+            </ns0:r>
+          </ns0:p>
+        </ns0:tc>
+        <ns0:tc>
+          <ns0:tcPr>
+            <ns0:tcW ns0:w="2000" ns0:type="dxa"/>
+            <ns0:tcBorders>
+              <ns0:top ns0:val="nil"/>
+              <ns0:left ns0:val="nil"/>
+              <ns0:bottom ns0:val="nil"/>
+              <ns0:right ns0:val="nil"/>
+            </ns0:tcBorders>
+            <ns0:tcMar>
+              <ns0:top ns0:w="55" ns0:type="dxa"/>
+              <ns0:left ns0:w="70" ns0:type="dxa"/>
+              <ns0:bottom ns0:w="55" ns0:type="dxa"/>
+              <ns0:right ns0:w="70" ns0:type="dxa"/>
+            </ns0:tcMar>
+            <ns0:vAlign ns0:val="center"/>
+            <ns0:hideMark/>
+          </ns0:tcPr>
+          <ns0:p ns2:paraId="6377C3FE" ns2:textId="77777777" ns0:rsidR="00B14FA3" ns0:rsidRPr="00B14FA3" ns0:rsidRDefault="00B14FA3" ns0:rsidP="00B14FA3">
+            <ns0:pPr>
+              <ns0:keepNext/>
+              <ns0:ind ns0:firstLine="0"/>
+              <ns0:jc ns0:val="left"/>
+            </ns0:pPr>
+            <ns0:r>
+              <ns0:rPr>
+                <ns0:rFonts ns0:eastAsia="宋体"/>
+                <ns0:color ns0:val="000000"/>
+                <ns0:sz ns0:val="21"/>
+                <ns0:szCs ns0:val="21"/>
+              </ns0:rPr>
+              <ns0:t>0.371±0.011</ns0:t>
+            </ns0:r>
+          </ns0:p>
+        </ns0:tc>
+      </ns0:tr>
+      <ns0:tr>
+        <ns0:trPr>
+          <ns0:cantSplit/>
+          <ns0:jc ns0:val="center"/>
+        </ns0:trPr>
+        <ns0:tc>
+          <ns0:tcPr>
+            <ns0:tcW ns0:w="1300" ns0:type="dxa"/>
+            <ns0:tcBorders>
+              <ns0:top ns0:val="nil"/>
+              <ns0:left ns0:val="nil"/>
+              <ns0:bottom ns0:val="nil"/>
+              <ns0:right ns0:val="nil"/>
+            </ns0:tcBorders>
+            <ns0:tcMar>
+              <ns0:top ns0:w="55" ns0:type="dxa"/>
+              <ns0:left ns0:w="70" ns0:type="dxa"/>
+              <ns0:bottom ns0:w="55" ns0:type="dxa"/>
+              <ns0:right ns0:w="70" ns0:type="dxa"/>
+            </ns0:tcMar>
+            <ns0:vAlign ns0:val="center"/>
+            <ns0:hideMark/>
+          </ns0:tcPr>
+          <ns0:p ns2:paraId="6377C3FE" ns2:textId="77777777" ns0:rsidR="00B14FA3" ns0:rsidRPr="00B14FA3" ns0:rsidRDefault="00B14FA3" ns0:rsidP="00B14FA3">
+            <ns0:pPr>
+              <ns0:keepNext/>
+              <ns0:ind ns0:firstLine="0"/>
+              <ns0:jc ns0:val="left"/>
+            </ns0:pPr>
+            <ns0:r>
+              <ns0:rPr>
+                <ns0:rFonts ns0:eastAsia="宋体"/>
+                <ns0:color ns0:val="000000"/>
+                <ns0:sz ns0:val="21"/>
+                <ns0:szCs ns0:val="21"/>
+              </ns0:rPr>
+              <ns0:t>GÉANT</ns0:t>
+            </ns0:r>
+          </ns0:p>
+        </ns0:tc>
+        <ns0:tc>
+          <ns0:tcPr>
+            <ns0:tcW ns0:w="2500" ns0:type="dxa"/>
+            <ns0:tcBorders>
+              <ns0:top ns0:val="nil"/>
+              <ns0:left ns0:val="nil"/>
+              <ns0:bottom ns0:val="nil"/>
+              <ns0:right ns0:val="nil"/>
+            </ns0:tcBorders>
+            <ns0:tcMar>
+              <ns0:top ns0:w="55" ns0:type="dxa"/>
+              <ns0:left ns0:w="70" ns0:type="dxa"/>
+              <ns0:bottom ns0:w="55" ns0:type="dxa"/>
+              <ns0:right ns0:w="70" ns0:type="dxa"/>
+            </ns0:tcMar>
+            <ns0:vAlign ns0:val="center"/>
+            <ns0:hideMark/>
+          </ns0:tcPr>
+          <ns0:p ns2:paraId="6377C3FE" ns2:textId="77777777" ns0:rsidR="00B14FA3" ns0:rsidRPr="00B14FA3" ns0:rsidRDefault="00B14FA3" ns0:rsidP="00B14FA3">
+            <ns0:pPr>
+              <ns0:keepNext/>
+              <ns0:ind ns0:firstLine="0"/>
+              <ns0:jc ns0:val="left"/>
+            </ns0:pPr>
+            <ns0:r>
+              <ns0:rPr>
+                <ns0:rFonts ns0:eastAsia="宋体"/>
+                <ns0:color ns0:val="000000"/>
+                <ns0:sz ns0:val="21"/>
+                <ns0:szCs ns0:val="21"/>
+              </ns0:rPr>
+              <ns0:t>固定等权多尺度</ns0:t>
+            </ns0:r>
+          </ns0:p>
+        </ns0:tc>
+        <ns0:tc>
+          <ns0:tcPr>
+            <ns0:tcW ns0:w="1200" ns0:type="dxa"/>
+            <ns0:tcBorders>
+              <ns0:top ns0:val="nil"/>
+              <ns0:left ns0:val="nil"/>
+              <ns0:bottom ns0:val="nil"/>
+              <ns0:right ns0:val="nil"/>
+            </ns0:tcBorders>
+            <ns0:tcMar>
+              <ns0:top ns0:w="55" ns0:type="dxa"/>
+              <ns0:left ns0:w="70" ns0:type="dxa"/>
+              <ns0:bottom ns0:w="55" ns0:type="dxa"/>
+              <ns0:right ns0:w="70" ns0:type="dxa"/>
+            </ns0:tcMar>
+            <ns0:vAlign ns0:val="center"/>
+            <ns0:hideMark/>
+          </ns0:tcPr>
+          <ns0:p ns2:paraId="6377C3FE" ns2:textId="77777777" ns0:rsidR="00B14FA3" ns0:rsidRPr="00B14FA3" ns0:rsidRDefault="00B14FA3" ns0:rsidP="00B14FA3">
+            <ns0:pPr>
+              <ns0:keepNext/>
+              <ns0:ind ns0:firstLine="0"/>
+              <ns0:jc ns0:val="left"/>
+            </ns0:pPr>
+            <ns0:r>
+              <ns0:rPr>
+                <ns0:rFonts ns0:eastAsia="宋体"/>
+                <ns0:color ns0:val="000000"/>
+                <ns0:sz ns0:val="21"/>
+                <ns0:szCs ns0:val="21"/>
+              </ns0:rPr>
+              <ns0:t>8208</ns0:t>
+            </ns0:r>
+          </ns0:p>
+        </ns0:tc>
+        <ns0:tc>
+          <ns0:tcPr>
+            <ns0:tcW ns0:w="2000" ns0:type="dxa"/>
+            <ns0:tcBorders>
+              <ns0:top ns0:val="nil"/>
+              <ns0:left ns0:val="nil"/>
+              <ns0:bottom ns0:val="nil"/>
+              <ns0:right ns0:val="nil"/>
+            </ns0:tcBorders>
+            <ns0:tcMar>
+              <ns0:top ns0:w="55" ns0:type="dxa"/>
+              <ns0:left ns0:w="70" ns0:type="dxa"/>
+              <ns0:bottom ns0:w="55" ns0:type="dxa"/>
+              <ns0:right ns0:w="70" ns0:type="dxa"/>
+            </ns0:tcMar>
+            <ns0:vAlign ns0:val="center"/>
+            <ns0:hideMark/>
+          </ns0:tcPr>
+          <ns0:p ns2:paraId="6377C3FE" ns2:textId="77777777" ns0:rsidR="00B14FA3" ns0:rsidRPr="00B14FA3" ns0:rsidRDefault="00B14FA3" ns0:rsidP="00B14FA3">
+            <ns0:pPr>
+              <ns0:keepNext/>
+              <ns0:ind ns0:firstLine="0"/>
+              <ns0:jc ns0:val="left"/>
+            </ns0:pPr>
+            <ns0:r>
+              <ns0:rPr>
+                <ns0:rFonts ns0:eastAsia="宋体"/>
+                <ns0:color ns0:val="000000"/>
+                <ns0:sz ns0:val="21"/>
+                <ns0:szCs ns0:val="21"/>
+              </ns0:rPr>
+              <ns0:t>0.447±0.014</ns0:t>
+            </ns0:r>
+          </ns0:p>
+        </ns0:tc>
+        <ns0:tc>
+          <ns0:tcPr>
+            <ns0:tcW ns0:w="2000" ns0:type="dxa"/>
+            <ns0:tcBorders>
+              <ns0:top ns0:val="nil"/>
+              <ns0:left ns0:val="nil"/>
+              <ns0:bottom ns0:val="nil"/>
+              <ns0:right ns0:val="nil"/>
+            </ns0:tcBorders>
+            <ns0:tcMar>
+              <ns0:top ns0:w="55" ns0:type="dxa"/>
+              <ns0:left ns0:w="70" ns0:type="dxa"/>
+              <ns0:bottom ns0:w="55" ns0:type="dxa"/>
+              <ns0:right ns0:w="70" ns0:type="dxa"/>
+            </ns0:tcMar>
+            <ns0:vAlign ns0:val="center"/>
+            <ns0:hideMark/>
+          </ns0:tcPr>
+          <ns0:p ns2:paraId="6377C3FE" ns2:textId="77777777" ns0:rsidR="00B14FA3" ns0:rsidRPr="00B14FA3" ns0:rsidRDefault="00B14FA3" ns0:rsidP="00B14FA3">
+            <ns0:pPr>
+              <ns0:keepNext/>
+              <ns0:ind ns0:firstLine="0"/>
+              <ns0:jc ns0:val="left"/>
+            </ns0:pPr>
+            <ns0:r>
+              <ns0:rPr>
+                <ns0:rFonts ns0:eastAsia="宋体"/>
+                <ns0:color ns0:val="000000"/>
+                <ns0:sz ns0:val="21"/>
+                <ns0:szCs ns0:val="21"/>
+              </ns0:rPr>
+              <ns0:t>0.377±0.009</ns0:t>
+            </ns0:r>
+          </ns0:p>
+        </ns0:tc>
+      </ns0:tr>
+      <ns0:tr>
+        <ns0:trPr>
+          <ns0:cantSplit/>
+          <ns0:jc ns0:val="center"/>
+        </ns0:trPr>
+        <ns0:tc>
+          <ns0:tcPr>
+            <ns0:tcW ns0:w="1300" ns0:type="dxa"/>
+            <ns0:tcBorders>
+              <ns0:top ns0:val="nil"/>
+              <ns0:left ns0:val="nil"/>
+              <ns0:bottom ns0:val="nil"/>
+              <ns0:right ns0:val="nil"/>
+            </ns0:tcBorders>
+            <ns0:tcMar>
+              <ns0:top ns0:w="55" ns0:type="dxa"/>
+              <ns0:left ns0:w="70" ns0:type="dxa"/>
+              <ns0:bottom ns0:w="55" ns0:type="dxa"/>
+              <ns0:right ns0:w="70" ns0:type="dxa"/>
+            </ns0:tcMar>
+            <ns0:vAlign ns0:val="center"/>
+            <ns0:hideMark/>
+          </ns0:tcPr>
+          <ns0:p ns2:paraId="6377C3FE" ns2:textId="77777777" ns0:rsidR="00B14FA3" ns0:rsidRPr="00B14FA3" ns0:rsidRDefault="00B14FA3" ns0:rsidP="00B14FA3">
+            <ns0:pPr>
+              <ns0:keepNext/>
+              <ns0:ind ns0:firstLine="0"/>
+              <ns0:jc ns0:val="left"/>
+            </ns0:pPr>
+            <ns0:r>
+              <ns0:rPr>
+                <ns0:rFonts ns0:eastAsia="宋体"/>
+                <ns0:color ns0:val="000000"/>
+                <ns0:sz ns0:val="21"/>
+                <ns0:szCs ns0:val="21"/>
+              </ns0:rPr>
+              <ns0:t>GÉANT</ns0:t>
+            </ns0:r>
+          </ns0:p>
+        </ns0:tc>
+        <ns0:tc>
+          <ns0:tcPr>
+            <ns0:tcW ns0:w="2500" ns0:type="dxa"/>
+            <ns0:tcBorders>
+              <ns0:top ns0:val="nil"/>
+              <ns0:left ns0:val="nil"/>
+              <ns0:bottom ns0:val="nil"/>
+              <ns0:right ns0:val="nil"/>
+            </ns0:tcBorders>
+            <ns0:tcMar>
+              <ns0:top ns0:w="55" ns0:type="dxa"/>
+              <ns0:left ns0:w="70" ns0:type="dxa"/>
+              <ns0:bottom ns0:w="55" ns0:type="dxa"/>
+              <ns0:right ns0:w="70" ns0:type="dxa"/>
+            </ns0:tcMar>
+            <ns0:vAlign ns0:val="center"/>
+            <ns0:hideMark/>
+          </ns0:tcPr>
+          <ns0:p ns2:paraId="6377C3FE" ns2:textId="77777777" ns0:rsidR="00B14FA3" ns0:rsidRPr="00B14FA3" ns0:rsidRDefault="00B14FA3" ns0:rsidP="00B14FA3">
+            <ns0:pPr>
+              <ns0:keepNext/>
+              <ns0:ind ns0:firstLine="0"/>
+              <ns0:jc ns0:val="left"/>
+            </ns0:pPr>
+            <ns0:r>
+              <ns0:rPr>
+                <ns0:rFonts ns0:eastAsia="宋体"/>
+                <ns0:color ns0:val="000000"/>
+                <ns0:sz ns0:val="21"/>
+                <ns0:szCs ns0:val="21"/>
+              </ns0:rPr>
+              <ns0:t>本文方法</ns0:t>
+            </ns0:r>
+          </ns0:p>
+        </ns0:tc>
+        <ns0:tc>
+          <ns0:tcPr>
+            <ns0:tcW ns0:w="1200" ns0:type="dxa"/>
+            <ns0:tcBorders>
+              <ns0:top ns0:val="nil"/>
+              <ns0:left ns0:val="nil"/>
+              <ns0:bottom ns0:val="nil"/>
+              <ns0:right ns0:val="nil"/>
+            </ns0:tcBorders>
+            <ns0:tcMar>
+              <ns0:top ns0:w="55" ns0:type="dxa"/>
+              <ns0:left ns0:w="70" ns0:type="dxa"/>
+              <ns0:bottom ns0:w="55" ns0:type="dxa"/>
+              <ns0:right ns0:w="70" ns0:type="dxa"/>
+            </ns0:tcMar>
+            <ns0:vAlign ns0:val="center"/>
+            <ns0:hideMark/>
+          </ns0:tcPr>
+          <ns0:p ns2:paraId="6377C3FE" ns2:textId="77777777" ns0:rsidR="00B14FA3" ns0:rsidRPr="00B14FA3" ns0:rsidRDefault="00B14FA3" ns0:rsidP="00B14FA3">
+            <ns0:pPr>
+              <ns0:keepNext/>
+              <ns0:ind ns0:firstLine="0"/>
+              <ns0:jc ns0:val="left"/>
+            </ns0:pPr>
+            <ns0:r>
+              <ns0:rPr>
+                <ns0:rFonts ns0:eastAsia="宋体"/>
+                <ns0:color ns0:val="000000"/>
+                <ns0:sz ns0:val="21"/>
+                <ns0:szCs ns0:val="21"/>
+              </ns0:rPr>
+              <ns0:t>8339</ns0:t>
+            </ns0:r>
+          </ns0:p>
+        </ns0:tc>
+        <ns0:tc>
+          <ns0:tcPr>
+            <ns0:tcW ns0:w="2000" ns0:type="dxa"/>
+            <ns0:tcBorders>
+              <ns0:top ns0:val="nil"/>
+              <ns0:left ns0:val="nil"/>
+              <ns0:bottom ns0:val="nil"/>
+              <ns0:right ns0:val="nil"/>
+            </ns0:tcBorders>
+            <ns0:tcMar>
+              <ns0:top ns0:w="55" ns0:type="dxa"/>
+              <ns0:left ns0:w="70" ns0:type="dxa"/>
+              <ns0:bottom ns0:w="55" ns0:type="dxa"/>
+              <ns0:right ns0:w="70" ns0:type="dxa"/>
+            </ns0:tcMar>
+            <ns0:vAlign ns0:val="center"/>
+            <ns0:hideMark/>
+          </ns0:tcPr>
+          <ns0:p ns2:paraId="6377C3FE" ns2:textId="77777777" ns0:rsidR="00B14FA3" ns0:rsidRPr="00B14FA3" ns0:rsidRDefault="00B14FA3" ns0:rsidP="00B14FA3">
+            <ns0:pPr>
+              <ns0:keepNext/>
+              <ns0:ind ns0:firstLine="0"/>
+              <ns0:jc ns0:val="left"/>
+            </ns0:pPr>
+            <ns0:r>
+              <ns0:rPr>
+                <ns0:rFonts ns0:eastAsia="宋体"/>
+                <ns0:color ns0:val="000000"/>
+                <ns0:sz ns0:val="21"/>
+                <ns0:szCs ns0:val="21"/>
+              </ns0:rPr>
+              <ns0:t>0.426±0.029</ns0:t>
+            </ns0:r>
+          </ns0:p>
+        </ns0:tc>
+        <ns0:tc>
+          <ns0:tcPr>
+            <ns0:tcW ns0:w="2000" ns0:type="dxa"/>
+            <ns0:tcBorders>
+              <ns0:top ns0:val="nil"/>
+              <ns0:left ns0:val="nil"/>
+              <ns0:bottom ns0:val="nil"/>
+              <ns0:right ns0:val="nil"/>
+            </ns0:tcBorders>
+            <ns0:tcMar>
+              <ns0:top ns0:w="55" ns0:type="dxa"/>
+              <ns0:left ns0:w="70" ns0:type="dxa"/>
+              <ns0:bottom ns0:w="55" ns0:type="dxa"/>
+              <ns0:right ns0:w="70" ns0:type="dxa"/>
+            </ns0:tcMar>
+            <ns0:vAlign ns0:val="center"/>
+            <ns0:hideMark/>
+          </ns0:tcPr>
+          <ns0:p ns2:paraId="6377C3FE" ns2:textId="77777777" ns0:rsidR="00B14FA3" ns0:rsidRPr="00B14FA3" ns0:rsidRDefault="00B14FA3" ns0:rsidP="00B14FA3">
+            <ns0:pPr>
+              <ns0:keepNext/>
+              <ns0:ind ns0:firstLine="0"/>
+              <ns0:jc ns0:val="left"/>
+            </ns0:pPr>
+            <ns0:r>
+              <ns0:rPr>
+                <ns0:rFonts ns0:eastAsia="宋体"/>
+                <ns0:color ns0:val="000000"/>
+                <ns0:sz ns0:val="21"/>
+                <ns0:szCs ns0:val="21"/>
+              </ns0:rPr>
+              <ns0:t>0.366±0.018</ns0:t>
+            </ns0:r>
+          </ns0:p>
+        </ns0:tc>
+      </ns0:tr>
+    </ns0:tbl>
+    <ns0:p ns2:paraId="2FCC3150" ns2:textId="77777777" ns0:rsidR="00B14FA3" ns0:rsidRPr="00B14FA3" ns0:rsidRDefault="00B14FA3" ns0:rsidP="00B14FA3">
+      <ns0:r>
+        <ns0:rPr>
+          <ns0:rFonts ns0:eastAsia="宋体"/>
+          <ns0:color ns0:val="000000"/>
+          <ns0:sz ns0:val="21"/>
+          <ns0:szCs ns0:val="21"/>
+        </ns0:rPr>
+        <ns0:t>同种子配对结果见图2。Abilene中，自适应模型相对固定等权模型在8个种子中的6个取得更低MSE；GÉANT中为7个。Abilene上，自适应模型相对DLinear的MSE平均配对差为0.00537，95%置信区间为[0.00338,0.00736]，p&lt;0.001；相对固定等权模型的MSE差异p=0.061，而MAE差异p=0.004。GÉANT上，自适应模型相对DLinear和固定等权模型的MSE配对检验p值分别为0.305和0.149。因此，两个数据集的平均误差方向均支持自适应加权，但不能表述为所有随机种子均提升；尤其GÉANT仍存在较明显的跨种子波动。</ns0:t>
+      </ns0:r>
+    </ns0:p>
     <ns0:p ns2:paraId="4739D3EF" ns2:textId="77777777" ns0:rsidR="00B14FA3" ns0:rsidRPr="00B14FA3" ns0:rsidRDefault="00B14FA3" ns0:rsidP="00B14FA3">
       <ns0:pPr>
         <ns0:keepNext/>
@@ -9974,240 +11792,24 @@
         </ns0:drawing>
       </ns0:r>
     </ns0:p>
-    <ns0:p ns2:paraId="1084447B" ns2:textId="77777777" ns0:rsidR="00B14FA3" ns0:rsidRPr="00B14FA3" ns0:rsidRDefault="00B14FA3" ns0:rsidP="00B14FA3">
+    <ns0:p ns2:paraId="1B6C7467" ns2:textId="77777777" ns0:rsidR="00B14FA3" ns0:rsidRPr="00B14FA3" ns0:rsidRDefault="00B14FA3" ns0:rsidP="00B14FA3">
       <ns0:pPr>
         <ns0:keepLines/>
         <ns0:ind ns0:firstLine="0"/>
         <ns0:jc ns0:val="center"/>
+        <ns0:spacing ns0:before="60" ns0:after="80"/>
       </ns0:pPr>
-      <ns0:r ns0:rsidRPr="00B14FA3">
-        <ns0:rPr>
-          <ns0:rFonts ns0:eastAsia="黑体"/>
+      <ns0:r>
+        <ns0:rPr>
+          <ns0:rFonts ns0:ascii="Times New Roman" ns0:hAnsi="Times New Roman" ns0:eastAsia="黑体"/>
           <ns0:b/>
-          <ns0:color ns0:val="000000"/>
           <ns0:sz ns0:val="18"/>
-        </ns0:rPr>
-        <ns0:t>图</ns0:t>
-      </ns0:r>
-      <ns0:r ns0:rsidRPr="00B14FA3">
-        <ns0:rPr>
-          <ns0:rFonts ns0:eastAsia="黑体"/>
-          <ns0:b/>
-          <ns0:color ns0:val="000000"/>
-          <ns0:sz ns0:val="18"/>
-        </ns0:rPr>
-        <ns0:t xml:space="preserve">2 </ns0:t>
-      </ns0:r>
-      <ns0:r ns0:rsidRPr="00B14FA3">
-        <ns0:rPr>
-          <ns0:rFonts ns0:eastAsia="黑体"/>
-          <ns0:b/>
-          <ns0:color ns0:val="000000"/>
-          <ns0:sz ns0:val="18"/>
-        </ns0:rPr>
-        <ns0:t>基础模型消融结果</ns0:t>
+          <ns0:szCs ns0:val="18"/>
+        </ns0:rPr>
+        <ns0:t>图2 固定等权与自适应权重的八随机种子配对MSE</ns0:t>
       </ns0:r>
     </ns0:p>
-    <ns0:p ns2:paraId="3D43CF31" ns2:textId="77777777" ns0:rsidR="00B14FA3" ns0:rsidRPr="00B14FA3" ns0:rsidRDefault="00B14FA3" ns0:rsidP="00B14FA3">
-      <ns0:r ns0:rsidRPr="00B14FA3">
-        <ns0:rPr>
-          <ns0:rFonts ns0:eastAsia="宋体"/>
-          <ns0:color ns0:val="000000"/>
-          <ns0:sz ns0:val="21"/>
-          <ns0:szCs ns0:val="21"/>
-        </ns0:rPr>
-        <ns0:t>频域相关配置未表现出与自适应多尺度相同的增益。FITS和DLinear+频域门控的MSE分别比DLinear高4.25%和1.65%；在自适应多尺度模型上加入</ns0:t>
-      </ns0:r>
-      <ns0:r ns0:rsidRPr="00B14FA3">
-        <ns0:rPr>
-          <ns0:rFonts ns0:eastAsia="宋体"/>
-          <ns0:color ns0:val="000000"/>
-          <ns0:sz ns0:val="21"/>
-          <ns0:szCs ns0:val="21"/>
-          <ns0:i/>
-          <ns0:iCs/>
-        </ns0:rPr>
-        <ns0:t>r</ns0:t>
-      </ns0:r>
-      <ns0:r ns0:rsidRPr="00B14FA3">
-        <ns0:rPr>
-          <ns0:rFonts ns0:eastAsia="宋体"/>
-          <ns0:color ns0:val="000000"/>
-          <ns0:sz ns0:val="21"/>
-          <ns0:szCs ns0:val="21"/>
-        </ns0:rPr>
-        <ns0:t>=0.50的频域门控后，MSE由0.186099升至0.192432，虽仍低于DLinear，但没有超过无频域自适应多尺度模型。由此可见，当前基础实验中的主要性能改善来自多尺度专家与自适应融合，而非低频门控。频域门控的作用将在后续频率保留比例敏感性实验中进一步分析。</ns0:t>
-      </ns0:r>
-      <ns0:r ns0:rsidRPr="00B14FA3">
-        <ns0:rPr>
-          <ns0:color ns0:val="000000"/>
-        </ns0:rPr>
-        <ns0:t/>
-      </ns0:r>
-      <ns0:r ns0:rsidRPr="00B14FA3">
-        <ns0:rPr>
-          <ns0:color ns0:val="000000"/>
-        </ns0:rPr>
-        <ns0:t/>
-      </ns0:r>
-      <ns0:r ns0:rsidRPr="00B14FA3">
-        <ns0:rPr>
-          <ns0:color ns0:val="000000"/>
-        </ns0:rPr>
-        <ns0:t/>
-      </ns0:r>
-      <ns0:r ns0:rsidRPr="00B14FA3">
-        <ns0:rPr>
-          <ns0:color ns0:val="000000"/>
-        </ns0:rPr>
-        <ns0:t/>
-      </ns0:r>
-      <ns0:r ns0:rsidRPr="00B14FA3">
-        <ns0:rPr>
-          <ns0:color ns0:val="000000"/>
-        </ns0:rPr>
-        <ns0:t/>
-      </ns0:r>
-      <ns0:r ns0:rsidRPr="00B14FA3">
-        <ns0:rPr>
-          <ns0:color ns0:val="000000"/>
-        </ns0:rPr>
-        <ns0:t/>
-      </ns0:r>
-      <ns0:r ns0:rsidRPr="00B14FA3">
-        <ns0:rPr>
-          <ns0:color ns0:val="000000"/>
-        </ns0:rPr>
-        <ns0:t/>
-      </ns0:r>
-      <ns0:r ns0:rsidRPr="00B14FA3">
-        <ns0:rPr>
-          <ns0:color ns0:val="000000"/>
-        </ns0:rPr>
-        <ns0:t/>
-      </ns0:r>
-      <ns0:r ns0:rsidRPr="00B14FA3">
-        <ns0:rPr>
-          <ns0:color ns0:val="000000"/>
-        </ns0:rPr>
-        <ns0:t/>
-      </ns0:r>
-      <ns0:r ns0:rsidRPr="00B14FA3">
-        <ns0:rPr>
-          <ns0:color ns0:val="000000"/>
-        </ns0:rPr>
-        <ns0:t/>
-      </ns0:r>
-      <ns0:r ns0:rsidRPr="00B14FA3">
-        <ns0:rPr>
-          <ns0:color ns0:val="000000"/>
-        </ns0:rPr>
-        <ns0:t/>
-      </ns0:r>
-      <ns0:r ns0:rsidRPr="00B14FA3">
-        <ns0:rPr>
-          <ns0:color ns0:val="000000"/>
-        </ns0:rPr>
-        <ns0:t/>
-      </ns0:r>
-      <ns0:r ns0:rsidRPr="00B14FA3">
-        <ns0:rPr>
-          <ns0:color ns0:val="000000"/>
-        </ns0:rPr>
-        <ns0:t/>
-      </ns0:r>
-      <ns0:r ns0:rsidRPr="00B14FA3">
-        <ns0:rPr>
-          <ns0:color ns0:val="000000"/>
-        </ns0:rPr>
-        <ns0:t/>
-      </ns0:r>
-      <ns0:r ns0:rsidRPr="00B14FA3">
-        <ns0:rPr>
-          <ns0:color ns0:val="000000"/>
-        </ns0:rPr>
-        <ns0:t/>
-      </ns0:r>
-      <ns0:r ns0:rsidRPr="00B14FA3">
-        <ns0:rPr>
-          <ns0:color ns0:val="000000"/>
-        </ns0:rPr>
-        <ns0:t/>
-      </ns0:r>
-      <ns0:r ns0:rsidRPr="00B14FA3">
-        <ns0:rPr>
-          <ns0:color ns0:val="000000"/>
-        </ns0:rPr>
-        <ns0:t/>
-      </ns0:r>
-      <ns0:r ns0:rsidRPr="00B14FA3">
-        <ns0:rPr>
-          <ns0:color ns0:val="000000"/>
-        </ns0:rPr>
-        <ns0:t/>
-      </ns0:r>
-      <ns0:r ns0:rsidRPr="00B14FA3">
-        <ns0:rPr>
-          <ns0:color ns0:val="000000"/>
-        </ns0:rPr>
-        <ns0:t/>
-      </ns0:r>
-      <ns0:r ns0:rsidRPr="00B14FA3">
-        <ns0:rPr>
-          <ns0:color ns0:val="000000"/>
-        </ns0:rPr>
-        <ns0:t/>
-      </ns0:r>
-      <ns0:r ns0:rsidRPr="00B14FA3">
-        <ns0:rPr>
-          <ns0:color ns0:val="000000"/>
-        </ns0:rPr>
-        <ns0:t/>
-      </ns0:r>
-      <ns0:r ns0:rsidRPr="00B14FA3">
-        <ns0:rPr>
-          <ns0:color ns0:val="000000"/>
-        </ns0:rPr>
-        <ns0:t/>
-      </ns0:r>
-      <ns0:r ns0:rsidRPr="00B14FA3">
-        <ns0:rPr>
-          <ns0:color ns0:val="000000"/>
-        </ns0:rPr>
-        <ns0:t/>
-      </ns0:r>
-      <ns0:r ns0:rsidRPr="00B14FA3">
-        <ns0:rPr>
-          <ns0:color ns0:val="000000"/>
-        </ns0:rPr>
-        <ns0:t/>
-      </ns0:r>
-      <ns0:r ns0:rsidRPr="00B14FA3">
-        <ns0:rPr>
-          <ns0:color ns0:val="000000"/>
-        </ns0:rPr>
-        <ns0:t/>
-      </ns0:r>
-      <ns0:r ns0:rsidRPr="00B14FA3">
-        <ns0:rPr>
-          <ns0:color ns0:val="000000"/>
-        </ns0:rPr>
-        <ns0:t/>
-      </ns0:r>
-      <ns0:r ns0:rsidRPr="00B14FA3">
-        <ns0:rPr>
-          <ns0:color ns0:val="000000"/>
-        </ns0:rPr>
-        <ns0:t/>
-      </ns0:r>
-      <ns0:r ns0:rsidRPr="00B14FA3">
-        <ns0:rPr>
-          <ns0:color ns0:val="000000"/>
-        </ns0:rPr>
-        <ns0:t/>
-      </ns0:r>
-    </ns0:p>
-    <ns0:p ns2:paraId="6D706097" ns2:textId="77777777" ns0:rsidR="00B14FA3" ns0:rsidRPr="00B14FA3" ns0:rsidRDefault="00B14FA3" ns0:rsidP="00B14FA3">
+    <ns0:p ns2:paraId="1ADD1DC8" ns2:textId="77777777" ns0:rsidR="00B14FA3" ns0:rsidRPr="00B14FA3" ns0:rsidRDefault="00B14FA3" ns0:rsidP="00B14FA3">
       <ns0:pPr>
         <ns0:keepNext/>
         <ns0:keepLines/>
@@ -10222,7 +11824,7 @@
           <ns0:szCs ns0:val="32"/>
         </ns0:rPr>
       </ns0:pPr>
-      <ns0:r ns0:rsidRPr="00B14FA3">
+      <ns0:r>
         <ns0:rPr>
           <ns0:rFonts ns0:ascii="Arial" ns0:eastAsia="黑体" ns0:hAnsi="Arial"/>
           <ns0:b/>
@@ -10231,1205 +11833,20 @@
           <ns0:szCs ns0:val="21"/>
           <ns0:sz ns0:val="21"/>
         </ns0:rPr>
-        <ns0:t xml:space="preserve">2.3 自适应尺度权重消融与路由分析</ns0:t>
-      </ns0:r>
-      <ns0:r ns0:rsidRPr="00B14FA3">
-        <ns0:rPr>
-          <ns0:rFonts ns0:ascii="Arial" ns0:eastAsia="黑体" ns0:hAnsi="Arial"/>
-          <ns0:b/>
-          <ns0:bCs/>
-          <ns0:color ns0:val="000000"/>
-          <ns0:szCs ns0:val="32"/>
-        </ns0:rPr>
-        <ns0:t/>
+        <ns0:t>2.5 路由行为与适用范围</ns0:t>
       </ns0:r>
     </ns0:p>
-    <ns0:p ns2:paraId="0B36803D" ns2:textId="77777777" ns0:rsidR="00B14FA3" ns0:rsidRPr="00B14FA3" ns0:rsidRDefault="00B14FA3" ns0:rsidP="00B14FA3">
+    <ns0:p ns2:paraId="2FCC3150" ns2:textId="77777777" ns0:rsidR="00B14FA3" ns0:rsidRPr="00B14FA3" ns0:rsidRDefault="00B14FA3" ns0:rsidP="00B14FA3">
       <ns0:r>
         <ns0:rPr>
-          <ns0:rFonts ns0:ascii="Times New Roman" ns0:hAnsi="Times New Roman" ns0:eastAsia="宋体" ns0:cs="Times New Roman"/>
-          <ns0:sz ns0:val="21"/>
-          <ns0:szCs ns0:val="21"/>
-        </ns0:rPr>
-        <ns0:t>为判断预测性能提升是来自多尺度结构本身还是样本级动态加权，表2在尺度集合、专家结构和训练设置保持一致的条件下，仅改变尺度权重的生成方式。无频域条件下，自适应权重模型的MSE由0.193750降至0.186099，下降3.95%；MAE由0.189802降至0.168203，下降11.38%。相同随机种子的MSE平均配对差为0.007651，95% CI为[0.005238, 0.010064]，</ns0:t>
-      </ns0:r>
-      <ns0:r>
-        <ns0:rPr>
-          <ns0:rFonts ns0:ascii="Times New Roman" ns0:hAnsi="Times New Roman" ns0:eastAsia="宋体" ns0:cs="Times New Roman"/>
-          <ns0:sz ns0:val="21"/>
-          <ns0:szCs ns0:val="21"/>
-          <ns0:i/>
-          <ns0:iCs/>
-        </ns0:rPr>
-        <ns0:t>t</ns0:t>
-      </ns0:r>
-      <ns0:r>
-        <ns0:rPr>
-          <ns0:rFonts ns0:ascii="Times New Roman" ns0:hAnsi="Times New Roman" ns0:eastAsia="宋体" ns0:cs="Times New Roman"/>
-          <ns0:sz ns0:val="21"/>
-          <ns0:szCs ns0:val="21"/>
-        </ns0:rPr>
-        <ns0:t>(2)=13.642，Holm校正后</ns0:t>
-      </ns0:r>
-      <ns0:r>
-        <ns0:rPr>
-          <ns0:rFonts ns0:ascii="Times New Roman" ns0:hAnsi="Times New Roman" ns0:eastAsia="宋体" ns0:cs="Times New Roman"/>
-          <ns0:sz ns0:val="21"/>
-          <ns0:szCs ns0:val="21"/>
-          <ns0:i/>
-          <ns0:iCs/>
-        </ns0:rPr>
-        <ns0:t>p</ns0:t>
-      </ns0:r>
-      <ns0:r>
-        <ns0:rPr>
-          <ns0:rFonts ns0:ascii="Times New Roman" ns0:hAnsi="Times New Roman" ns0:eastAsia="宋体" ns0:cs="Times New Roman"/>
-          <ns0:sz ns0:val="21"/>
-          <ns0:szCs ns0:val="21"/>
-        </ns0:rPr>
-        <ns0:t xml:space="preserve">=0.01066，Cohen's </ns0:t>
-      </ns0:r>
-      <ns0:r>
-        <ns0:rPr>
-          <ns0:rFonts ns0:ascii="Times New Roman" ns0:hAnsi="Times New Roman" ns0:eastAsia="宋体" ns0:cs="Times New Roman"/>
-          <ns0:sz ns0:val="21"/>
-          <ns0:szCs ns0:val="21"/>
-          <ns0:i/>
-          <ns0:iCs/>
-        </ns0:rPr>
-        <ns0:t>d</ns0:t>
-      </ns0:r>
-      <ns0:r>
-        <ns0:rPr>
-          <ns0:rFonts ns0:ascii="Times New Roman" ns0:hAnsi="Times New Roman" ns0:eastAsia="宋体" ns0:cs="Times New Roman"/>
-          <ns0:sz ns0:val="21"/>
-          <ns0:szCs ns0:val="21"/>
-          <ns0:vertAlign ns0:val="subscript"/>
-        </ns0:rPr>
-        <ns0:t>z</ns0:t>
-      </ns0:r>
-      <ns0:r>
-        <ns0:rPr>
-          <ns0:rFonts ns0:ascii="Times New Roman" ns0:hAnsi="Times New Roman" ns0:eastAsia="宋体" ns0:cs="Times New Roman"/>
-          <ns0:sz ns0:val="21"/>
-          <ns0:szCs ns0:val="21"/>
-        </ns0:rPr>
-        <ns0:t>=7.876。三个随机种子的误差变化方向一致，说明在当前主模型设置下，自适应尺度权重比固定等权融合更有利于降低预测误差；受独立重复数限制，效应量和置信区间仍需谨慎解释。同种子配对变化见图3。</ns0:t>
+          <ns0:rFonts ns0:eastAsia="宋体"/>
+          <ns0:color ns0:val="000000"/>
+          <ns0:sz ns0:val="21"/>
+          <ns0:szCs ns0:val="21"/>
+        </ns0:rPr>
+        <ns0:t>为观察样本级路由器是否退化为固定平均融合，图3固定选取随机种子42，并展示两个数据集测试集前150个窗口的三尺度权重。该选择规则在两数据集间保持一致，仅用于机制可视化，不参与模型优劣的统计比较。</ns0:t>
       </ns0:r>
     </ns0:p>
-    <ns0:p ns2:paraId="44E24F8B" ns2:textId="77777777" ns0:rsidR="00B14FA3" ns0:rsidRPr="00B14FA3" ns0:rsidRDefault="00B14FA3" ns0:rsidP="00B14FA3">
-      <ns0:pPr>
-        <ns0:keepNext/>
-        <ns0:spacing ns0:before="60" ns0:after="40"/>
-        <ns0:ind ns0:firstLine="0"/>
-        <ns0:jc ns0:val="center"/>
-      </ns0:pPr>
-      <ns0:r ns0:rsidRPr="00B14FA3">
-        <ns0:rPr>
-          <ns0:rFonts ns0:eastAsia="黑体"/>
-          <ns0:b/>
-          <ns0:color ns0:val="000000"/>
-          <ns0:sz ns0:val="18"/>
-        </ns0:rPr>
-        <ns0:t>表</ns0:t>
-      </ns0:r>
-      <ns0:r ns0:rsidRPr="00B14FA3">
-        <ns0:rPr>
-          <ns0:rFonts ns0:eastAsia="黑体"/>
-          <ns0:b/>
-          <ns0:color ns0:val="000000"/>
-          <ns0:sz ns0:val="18"/>
-        </ns0:rPr>
-        <ns0:t xml:space="preserve">2 </ns0:t>
-      </ns0:r>
-      <ns0:r ns0:rsidRPr="00B14FA3">
-        <ns0:rPr>
-          <ns0:rFonts ns0:eastAsia="黑体"/>
-          <ns0:b/>
-          <ns0:color ns0:val="000000"/>
-          <ns0:sz ns0:val="18"/>
-        </ns0:rPr>
-        <ns0:t>权重方式消融结果</ns0:t>
-      </ns0:r>
-    </ns0:p>
-    <ns0:tbl>
-      <ns0:tblPr>
-        <ns0:tblW ns0:w="0" ns0:type="auto"/>
-        <ns0:jc ns0:val="center"/>
-        <ns0:tblBorders>
-          <ns0:insideH ns0:val="nil"/>
-          <ns0:insideV ns0:val="nil"/>
-        </ns0:tblBorders>
-        <ns0:tblLayout ns0:type="fixed"/>
-        <ns0:tblLook ns0:val="04A0" ns0:firstRow="1" ns0:lastRow="0" ns0:firstColumn="1" ns0:lastColumn="0" ns0:noHBand="0" ns0:noVBand="1"/>
-      </ns0:tblPr>
-      <ns0:tblGrid>
-        <ns0:gridCol ns0:w="1800"/>
-        <ns0:gridCol ns0:w="1800"/>
-        <ns0:gridCol ns0:w="2952"/>
-        <ns0:gridCol ns0:w="2952"/>
-      </ns0:tblGrid>
-      <ns0:tr ns0:rsidR="00B14FA3" ns0:rsidRPr="00B14FA3" ns2:paraId="43E89116" ns2:textId="77777777">
-        <ns0:trPr>
-          <ns0:cantSplit/>
-          <ns0:tblHeader/>
-          <ns0:jc ns0:val="center"/>
-        </ns0:trPr>
-        <ns0:tc>
-          <ns0:tcPr>
-            <ns0:tcW ns0:w="1800" ns0:type="dxa"/>
-            <ns0:tcBorders>
-              <ns0:top ns0:val="single" ns0:sz="12" ns0:space="0" ns0:color="000000"/>
-              <ns0:left ns0:val="nil"/>
-              <ns0:bottom ns0:val="single" ns0:sz="6" ns0:space="0" ns0:color="000000"/>
-              <ns0:right ns0:val="nil"/>
-            </ns0:tcBorders>
-            <ns0:tcMar>
-              <ns0:top ns0:w="55" ns0:type="dxa"/>
-              <ns0:left ns0:w="70" ns0:type="dxa"/>
-              <ns0:bottom ns0:w="55" ns0:type="dxa"/>
-              <ns0:right ns0:w="70" ns0:type="dxa"/>
-            </ns0:tcMar>
-            <ns0:vAlign ns0:val="center"/>
-            <ns0:hideMark/>
-          </ns0:tcPr>
-          <ns0:p ns2:paraId="391267DB" ns2:textId="77777777" ns0:rsidR="00B14FA3" ns0:rsidRPr="00B14FA3" ns0:rsidRDefault="00B14FA3" ns0:rsidP="00B14FA3">
-            <ns0:pPr>
-              <ns0:keepNext/>
-              <ns0:ind ns0:firstLine="0"/>
-              <ns0:jc ns0:val="center"/>
-            </ns0:pPr>
-            <ns0:r ns0:rsidRPr="00B14FA3">
-              <ns0:rPr>
-                <ns0:rFonts ns0:eastAsia="宋体"/>
-                <ns0:b/>
-                <ns0:color ns0:val="000000"/>
-                <ns0:sz ns0:val="21"/>
-                <ns0:szCs ns0:val="21"/>
-              </ns0:rPr>
-              <ns0:t>频域设置</ns0:t>
-            </ns0:r>
-          </ns0:p>
-        </ns0:tc>
-        <ns0:tc>
-          <ns0:tcPr>
-            <ns0:tcW ns0:w="1800" ns0:type="dxa"/>
-            <ns0:tcBorders>
-              <ns0:top ns0:val="single" ns0:sz="12" ns0:space="0" ns0:color="000000"/>
-              <ns0:left ns0:val="nil"/>
-              <ns0:bottom ns0:val="single" ns0:sz="6" ns0:space="0" ns0:color="000000"/>
-              <ns0:right ns0:val="nil"/>
-            </ns0:tcBorders>
-            <ns0:tcMar>
-              <ns0:top ns0:w="55" ns0:type="dxa"/>
-              <ns0:left ns0:w="70" ns0:type="dxa"/>
-              <ns0:bottom ns0:w="55" ns0:type="dxa"/>
-              <ns0:right ns0:w="70" ns0:type="dxa"/>
-            </ns0:tcMar>
-            <ns0:vAlign ns0:val="center"/>
-            <ns0:hideMark/>
-          </ns0:tcPr>
-          <ns0:p ns2:paraId="122706AA" ns2:textId="77777777" ns0:rsidR="00B14FA3" ns0:rsidRPr="00B14FA3" ns0:rsidRDefault="00B14FA3" ns0:rsidP="00B14FA3">
-            <ns0:pPr>
-              <ns0:keepNext/>
-              <ns0:ind ns0:firstLine="0"/>
-              <ns0:jc ns0:val="center"/>
-            </ns0:pPr>
-            <ns0:r ns0:rsidRPr="00B14FA3">
-              <ns0:rPr>
-                <ns0:rFonts ns0:eastAsia="宋体"/>
-                <ns0:b/>
-                <ns0:color ns0:val="000000"/>
-                <ns0:sz ns0:val="21"/>
-                <ns0:szCs ns0:val="21"/>
-              </ns0:rPr>
-              <ns0:t>权重方式</ns0:t>
-            </ns0:r>
-          </ns0:p>
-        </ns0:tc>
-        <ns0:tc>
-          <ns0:tcPr>
-            <ns0:tcW ns0:w="2952" ns0:type="dxa"/>
-            <ns0:tcBorders>
-              <ns0:top ns0:val="single" ns0:sz="12" ns0:space="0" ns0:color="000000"/>
-              <ns0:left ns0:val="nil"/>
-              <ns0:bottom ns0:val="single" ns0:sz="6" ns0:space="0" ns0:color="000000"/>
-              <ns0:right ns0:val="nil"/>
-            </ns0:tcBorders>
-            <ns0:tcMar>
-              <ns0:top ns0:w="55" ns0:type="dxa"/>
-              <ns0:left ns0:w="70" ns0:type="dxa"/>
-              <ns0:bottom ns0:w="55" ns0:type="dxa"/>
-              <ns0:right ns0:w="70" ns0:type="dxa"/>
-            </ns0:tcMar>
-            <ns0:vAlign ns0:val="center"/>
-            <ns0:hideMark/>
-          </ns0:tcPr>
-          <ns0:p ns2:paraId="7E3773E2" ns2:textId="77777777" ns0:rsidR="00B14FA3" ns0:rsidRPr="00B14FA3" ns0:rsidRDefault="00B14FA3" ns0:rsidP="00B14FA3">
-            <ns0:pPr>
-              <ns0:keepNext/>
-              <ns0:ind ns0:firstLine="0"/>
-              <ns0:jc ns0:val="center"/>
-            </ns0:pPr>
-            <ns0:r ns0:rsidRPr="00B14FA3">
-              <ns0:rPr>
-                <ns0:rFonts ns0:eastAsia="宋体"/>
-                <ns0:b/>
-                <ns0:color ns0:val="000000"/>
-                <ns0:sz ns0:val="21"/>
-                <ns0:szCs ns0:val="21"/>
-              </ns0:rPr>
-              <ns0:t>MSE</ns0:t>
-            </ns0:r>
-          </ns0:p>
-        </ns0:tc>
-        <ns0:tc>
-          <ns0:tcPr>
-            <ns0:tcW ns0:w="2952" ns0:type="dxa"/>
-            <ns0:tcBorders>
-              <ns0:top ns0:val="single" ns0:sz="12" ns0:space="0" ns0:color="000000"/>
-              <ns0:left ns0:val="nil"/>
-              <ns0:bottom ns0:val="single" ns0:sz="6" ns0:space="0" ns0:color="000000"/>
-              <ns0:right ns0:val="nil"/>
-            </ns0:tcBorders>
-            <ns0:tcMar>
-              <ns0:top ns0:w="55" ns0:type="dxa"/>
-              <ns0:left ns0:w="70" ns0:type="dxa"/>
-              <ns0:bottom ns0:w="55" ns0:type="dxa"/>
-              <ns0:right ns0:w="70" ns0:type="dxa"/>
-            </ns0:tcMar>
-            <ns0:vAlign ns0:val="center"/>
-            <ns0:hideMark/>
-          </ns0:tcPr>
-          <ns0:p ns2:paraId="306593EC" ns2:textId="77777777" ns0:rsidR="00B14FA3" ns0:rsidRPr="00B14FA3" ns0:rsidRDefault="00B14FA3" ns0:rsidP="00B14FA3">
-            <ns0:pPr>
-              <ns0:keepNext/>
-              <ns0:ind ns0:firstLine="0"/>
-              <ns0:jc ns0:val="center"/>
-            </ns0:pPr>
-            <ns0:r ns0:rsidRPr="00B14FA3">
-              <ns0:rPr>
-                <ns0:rFonts ns0:eastAsia="宋体"/>
-                <ns0:b/>
-                <ns0:color ns0:val="000000"/>
-                <ns0:sz ns0:val="21"/>
-                <ns0:szCs ns0:val="21"/>
-              </ns0:rPr>
-              <ns0:t>MAE</ns0:t>
-            </ns0:r>
-          </ns0:p>
-        </ns0:tc>
-      </ns0:tr>
-      <ns0:tr ns0:rsidR="00B14FA3" ns0:rsidRPr="00B14FA3" ns2:paraId="432DABEF" ns2:textId="77777777">
-        <ns0:trPr>
-          <ns0:cantSplit/>
-          <ns0:jc ns0:val="center"/>
-        </ns0:trPr>
-        <ns0:tc>
-          <ns0:tcPr>
-            <ns0:tcW ns0:w="1800" ns0:type="dxa"/>
-            <ns0:tcBorders>
-              <ns0:top ns0:val="nil"/>
-              <ns0:left ns0:val="nil"/>
-              <ns0:bottom ns0:val="nil"/>
-              <ns0:right ns0:val="nil"/>
-            </ns0:tcBorders>
-            <ns0:tcMar>
-              <ns0:top ns0:w="55" ns0:type="dxa"/>
-              <ns0:left ns0:w="70" ns0:type="dxa"/>
-              <ns0:bottom ns0:w="55" ns0:type="dxa"/>
-              <ns0:right ns0:w="70" ns0:type="dxa"/>
-            </ns0:tcMar>
-            <ns0:vAlign ns0:val="center"/>
-            <ns0:hideMark/>
-          </ns0:tcPr>
-          <ns0:p ns2:paraId="4C12D65A" ns2:textId="77777777" ns0:rsidR="00B14FA3" ns0:rsidRPr="00B14FA3" ns0:rsidRDefault="00B14FA3" ns0:rsidP="00B14FA3">
-            <ns0:pPr>
-              <ns0:keepNext/>
-              <ns0:ind ns0:firstLine="0"/>
-              <ns0:jc ns0:val="left"/>
-            </ns0:pPr>
-            <ns0:r ns0:rsidRPr="00B14FA3">
-              <ns0:rPr>
-                <ns0:rFonts ns0:eastAsia="宋体"/>
-                <ns0:color ns0:val="000000"/>
-                <ns0:sz ns0:val="21"/>
-                <ns0:szCs ns0:val="21"/>
-              </ns0:rPr>
-              <ns0:t>无频域</ns0:t>
-            </ns0:r>
-          </ns0:p>
-        </ns0:tc>
-        <ns0:tc>
-          <ns0:tcPr>
-            <ns0:tcW ns0:w="1800" ns0:type="dxa"/>
-            <ns0:tcBorders>
-              <ns0:top ns0:val="nil"/>
-              <ns0:left ns0:val="nil"/>
-              <ns0:bottom ns0:val="nil"/>
-              <ns0:right ns0:val="nil"/>
-            </ns0:tcBorders>
-            <ns0:tcMar>
-              <ns0:top ns0:w="55" ns0:type="dxa"/>
-              <ns0:left ns0:w="70" ns0:type="dxa"/>
-              <ns0:bottom ns0:w="55" ns0:type="dxa"/>
-              <ns0:right ns0:w="70" ns0:type="dxa"/>
-            </ns0:tcMar>
-            <ns0:vAlign ns0:val="center"/>
-            <ns0:hideMark/>
-          </ns0:tcPr>
-          <ns0:p ns2:paraId="09B620FA" ns2:textId="77777777" ns0:rsidR="00B14FA3" ns0:rsidRPr="00B14FA3" ns0:rsidRDefault="00B14FA3" ns0:rsidP="00B14FA3">
-            <ns0:pPr>
-              <ns0:keepNext/>
-              <ns0:ind ns0:firstLine="0"/>
-              <ns0:jc ns0:val="center"/>
-            </ns0:pPr>
-            <ns0:r ns0:rsidRPr="00B14FA3">
-              <ns0:rPr>
-                <ns0:rFonts ns0:eastAsia="宋体"/>
-                <ns0:color ns0:val="000000"/>
-                <ns0:sz ns0:val="21"/>
-                <ns0:szCs ns0:val="21"/>
-              </ns0:rPr>
-              <ns0:t>固定等权</ns0:t>
-            </ns0:r>
-          </ns0:p>
-        </ns0:tc>
-        <ns0:tc>
-          <ns0:tcPr>
-            <ns0:tcW ns0:w="2952" ns0:type="dxa"/>
-            <ns0:tcBorders>
-              <ns0:top ns0:val="nil"/>
-              <ns0:left ns0:val="nil"/>
-              <ns0:bottom ns0:val="nil"/>
-              <ns0:right ns0:val="nil"/>
-            </ns0:tcBorders>
-            <ns0:tcMar>
-              <ns0:top ns0:w="55" ns0:type="dxa"/>
-              <ns0:left ns0:w="70" ns0:type="dxa"/>
-              <ns0:bottom ns0:w="55" ns0:type="dxa"/>
-              <ns0:right ns0:w="70" ns0:type="dxa"/>
-            </ns0:tcMar>
-            <ns0:vAlign ns0:val="center"/>
-            <ns0:hideMark/>
-          </ns0:tcPr>
-          <ns0:p ns2:paraId="2B1BC7FA" ns2:textId="77777777" ns0:rsidR="00B14FA3" ns0:rsidRPr="00B14FA3" ns0:rsidRDefault="00B14FA3" ns0:rsidP="00B14FA3">
-            <ns0:pPr>
-              <ns0:keepNext/>
-              <ns0:ind ns0:firstLine="0"/>
-              <ns0:jc ns0:val="center"/>
-            </ns0:pPr>
-            <ns0:r ns0:rsidRPr="00B14FA3">
-              <ns0:rPr>
-                <ns0:rFonts ns0:eastAsia="宋体"/>
-                <ns0:color ns0:val="000000"/>
-                <ns0:sz ns0:val="21"/>
-                <ns0:szCs ns0:val="21"/>
-              </ns0:rPr>
-              <ns0:t>0.193750±0.001103</ns0:t>
-            </ns0:r>
-          </ns0:p>
-        </ns0:tc>
-        <ns0:tc>
-          <ns0:tcPr>
-            <ns0:tcW ns0:w="2952" ns0:type="dxa"/>
-            <ns0:tcBorders>
-              <ns0:top ns0:val="nil"/>
-              <ns0:left ns0:val="nil"/>
-              <ns0:bottom ns0:val="nil"/>
-              <ns0:right ns0:val="nil"/>
-            </ns0:tcBorders>
-            <ns0:tcMar>
-              <ns0:top ns0:w="55" ns0:type="dxa"/>
-              <ns0:left ns0:w="70" ns0:type="dxa"/>
-              <ns0:bottom ns0:w="55" ns0:type="dxa"/>
-              <ns0:right ns0:w="70" ns0:type="dxa"/>
-            </ns0:tcMar>
-            <ns0:vAlign ns0:val="center"/>
-            <ns0:hideMark/>
-          </ns0:tcPr>
-          <ns0:p ns2:paraId="63D37B4A" ns2:textId="77777777" ns0:rsidR="00B14FA3" ns0:rsidRPr="00B14FA3" ns0:rsidRDefault="00B14FA3" ns0:rsidP="00B14FA3">
-            <ns0:pPr>
-              <ns0:keepNext/>
-              <ns0:ind ns0:firstLine="0"/>
-              <ns0:jc ns0:val="center"/>
-            </ns0:pPr>
-            <ns0:r ns0:rsidRPr="00B14FA3">
-              <ns0:rPr>
-                <ns0:rFonts ns0:eastAsia="宋体"/>
-                <ns0:color ns0:val="000000"/>
-                <ns0:sz ns0:val="21"/>
-                <ns0:szCs ns0:val="21"/>
-              </ns0:rPr>
-              <ns0:t>0.189802±0.005236</ns0:t>
-            </ns0:r>
-          </ns0:p>
-        </ns0:tc>
-      </ns0:tr>
-      <ns0:tr ns0:rsidR="00B14FA3" ns0:rsidRPr="00B14FA3" ns2:paraId="31BF4906" ns2:textId="77777777">
-        <ns0:trPr>
-          <ns0:cantSplit/>
-          <ns0:jc ns0:val="center"/>
-        </ns0:trPr>
-        <ns0:tc>
-          <ns0:tcPr>
-            <ns0:tcW ns0:w="1800" ns0:type="dxa"/>
-            <ns0:tcBorders>
-              <ns0:top ns0:val="nil"/>
-              <ns0:left ns0:val="nil"/>
-              <ns0:bottom ns0:val="nil"/>
-              <ns0:right ns0:val="nil"/>
-            </ns0:tcBorders>
-            <ns0:tcMar>
-              <ns0:top ns0:w="55" ns0:type="dxa"/>
-              <ns0:left ns0:w="70" ns0:type="dxa"/>
-              <ns0:bottom ns0:w="55" ns0:type="dxa"/>
-              <ns0:right ns0:w="70" ns0:type="dxa"/>
-            </ns0:tcMar>
-            <ns0:vAlign ns0:val="center"/>
-            <ns0:hideMark/>
-          </ns0:tcPr>
-          <ns0:p ns2:paraId="4A29D8CC" ns2:textId="77777777" ns0:rsidR="00B14FA3" ns0:rsidRPr="00B14FA3" ns0:rsidRDefault="00B14FA3" ns0:rsidP="00B14FA3">
-            <ns0:pPr>
-              <ns0:keepNext/>
-              <ns0:ind ns0:firstLine="0"/>
-              <ns0:jc ns0:val="left"/>
-            </ns0:pPr>
-            <ns0:r ns0:rsidRPr="00B14FA3">
-              <ns0:rPr>
-                <ns0:rFonts ns0:eastAsia="宋体"/>
-                <ns0:color ns0:val="000000"/>
-                <ns0:sz ns0:val="21"/>
-                <ns0:szCs ns0:val="21"/>
-              </ns0:rPr>
-              <ns0:t>无频域</ns0:t>
-            </ns0:r>
-          </ns0:p>
-        </ns0:tc>
-        <ns0:tc>
-          <ns0:tcPr>
-            <ns0:tcW ns0:w="1800" ns0:type="dxa"/>
-            <ns0:tcBorders>
-              <ns0:top ns0:val="nil"/>
-              <ns0:left ns0:val="nil"/>
-              <ns0:bottom ns0:val="nil"/>
-              <ns0:right ns0:val="nil"/>
-            </ns0:tcBorders>
-            <ns0:tcMar>
-              <ns0:top ns0:w="55" ns0:type="dxa"/>
-              <ns0:left ns0:w="70" ns0:type="dxa"/>
-              <ns0:bottom ns0:w="55" ns0:type="dxa"/>
-              <ns0:right ns0:w="70" ns0:type="dxa"/>
-            </ns0:tcMar>
-            <ns0:vAlign ns0:val="center"/>
-            <ns0:hideMark/>
-          </ns0:tcPr>
-          <ns0:p ns2:paraId="426EF64E" ns2:textId="77777777" ns0:rsidR="00B14FA3" ns0:rsidRPr="00B14FA3" ns0:rsidRDefault="00B14FA3" ns0:rsidP="00B14FA3">
-            <ns0:pPr>
-              <ns0:keepNext/>
-              <ns0:ind ns0:firstLine="0"/>
-              <ns0:jc ns0:val="center"/>
-            </ns0:pPr>
-            <ns0:r ns0:rsidRPr="00B14FA3">
-              <ns0:rPr>
-                <ns0:rFonts ns0:eastAsia="宋体"/>
-                <ns0:color ns0:val="000000"/>
-                <ns0:sz ns0:val="21"/>
-                <ns0:szCs ns0:val="21"/>
-              </ns0:rPr>
-              <ns0:t>自适应</ns0:t>
-            </ns0:r>
-          </ns0:p>
-        </ns0:tc>
-        <ns0:tc>
-          <ns0:tcPr>
-            <ns0:tcW ns0:w="2952" ns0:type="dxa"/>
-            <ns0:tcBorders>
-              <ns0:top ns0:val="nil"/>
-              <ns0:left ns0:val="nil"/>
-              <ns0:bottom ns0:val="nil"/>
-              <ns0:right ns0:val="nil"/>
-            </ns0:tcBorders>
-            <ns0:tcMar>
-              <ns0:top ns0:w="55" ns0:type="dxa"/>
-              <ns0:left ns0:w="70" ns0:type="dxa"/>
-              <ns0:bottom ns0:w="55" ns0:type="dxa"/>
-              <ns0:right ns0:w="70" ns0:type="dxa"/>
-            </ns0:tcMar>
-            <ns0:vAlign ns0:val="center"/>
-            <ns0:hideMark/>
-          </ns0:tcPr>
-          <ns0:p ns2:paraId="35EBF344" ns2:textId="77777777" ns0:rsidR="00B14FA3" ns0:rsidRPr="00B14FA3" ns0:rsidRDefault="00B14FA3" ns0:rsidP="00B14FA3">
-            <ns0:pPr>
-              <ns0:keepNext/>
-              <ns0:ind ns0:firstLine="0"/>
-              <ns0:jc ns0:val="center"/>
-            </ns0:pPr>
-            <ns0:r ns0:rsidRPr="00B14FA3">
-              <ns0:rPr>
-                <ns0:rFonts ns0:eastAsia="宋体"/>
-                <ns0:color ns0:val="000000"/>
-                <ns0:sz ns0:val="21"/>
-                <ns0:szCs ns0:val="21"/>
-              </ns0:rPr>
-              <ns0:t>0.186099±0.001996</ns0:t>
-            </ns0:r>
-          </ns0:p>
-        </ns0:tc>
-        <ns0:tc>
-          <ns0:tcPr>
-            <ns0:tcW ns0:w="2952" ns0:type="dxa"/>
-            <ns0:tcBorders>
-              <ns0:top ns0:val="nil"/>
-              <ns0:left ns0:val="nil"/>
-              <ns0:bottom ns0:val="nil"/>
-              <ns0:right ns0:val="nil"/>
-            </ns0:tcBorders>
-            <ns0:tcMar>
-              <ns0:top ns0:w="55" ns0:type="dxa"/>
-              <ns0:left ns0:w="70" ns0:type="dxa"/>
-              <ns0:bottom ns0:w="55" ns0:type="dxa"/>
-              <ns0:right ns0:w="70" ns0:type="dxa"/>
-            </ns0:tcMar>
-            <ns0:vAlign ns0:val="center"/>
-            <ns0:hideMark/>
-          </ns0:tcPr>
-          <ns0:p ns2:paraId="37E044E1" ns2:textId="77777777" ns0:rsidR="00B14FA3" ns0:rsidRPr="00B14FA3" ns0:rsidRDefault="00B14FA3" ns0:rsidP="00B14FA3">
-            <ns0:pPr>
-              <ns0:keepNext/>
-              <ns0:ind ns0:firstLine="0"/>
-              <ns0:jc ns0:val="center"/>
-            </ns0:pPr>
-            <ns0:r ns0:rsidRPr="00B14FA3">
-              <ns0:rPr>
-                <ns0:rFonts ns0:eastAsia="宋体"/>
-                <ns0:color ns0:val="000000"/>
-                <ns0:sz ns0:val="21"/>
-                <ns0:szCs ns0:val="21"/>
-              </ns0:rPr>
-              <ns0:t>0.168203±0.000583</ns0:t>
-            </ns0:r>
-          </ns0:p>
-        </ns0:tc>
-      </ns0:tr>
-      <ns0:tr ns0:rsidR="00B14FA3" ns0:rsidRPr="00B14FA3" ns2:paraId="438014B7" ns2:textId="77777777">
-        <ns0:trPr>
-          <ns0:cantSplit/>
-          <ns0:jc ns0:val="center"/>
-        </ns0:trPr>
-        <ns0:tc>
-          <ns0:tcPr>
-            <ns0:tcW ns0:w="1800" ns0:type="dxa"/>
-            <ns0:tcBorders>
-              <ns0:top ns0:val="nil"/>
-              <ns0:left ns0:val="nil"/>
-              <ns0:bottom ns0:val="nil"/>
-              <ns0:right ns0:val="nil"/>
-            </ns0:tcBorders>
-            <ns0:tcMar>
-              <ns0:top ns0:w="55" ns0:type="dxa"/>
-              <ns0:left ns0:w="70" ns0:type="dxa"/>
-              <ns0:bottom ns0:w="55" ns0:type="dxa"/>
-              <ns0:right ns0:w="70" ns0:type="dxa"/>
-            </ns0:tcMar>
-            <ns0:vAlign ns0:val="center"/>
-            <ns0:hideMark/>
-          </ns0:tcPr>
-          <ns0:p ns2:paraId="12614A7E" ns2:textId="77777777" ns0:rsidR="00B14FA3" ns0:rsidRPr="00B14FA3" ns0:rsidRDefault="00B14FA3" ns0:rsidP="00B14FA3">
-            <ns0:pPr>
-              <ns0:keepNext/>
-              <ns0:ind ns0:firstLine="0"/>
-              <ns0:jc ns0:val="left"/>
-            </ns0:pPr>
-            <ns0:r>
-              <ns0:rPr>
-                <ns0:rFonts ns0:ascii="Times New Roman" ns0:hAnsi="Times New Roman" ns0:eastAsia="宋体" ns0:cs="Times New Roman"/>
-                <ns0:sz ns0:val="21"/>
-                <ns0:szCs ns0:val="21"/>
-                <ns0:i/>
-                <ns0:iCs/>
-              </ns0:rPr>
-              <ns0:t>r</ns0:t>
-            </ns0:r>
-            <ns0:r>
-              <ns0:rPr>
-                <ns0:rFonts ns0:ascii="Times New Roman" ns0:hAnsi="Times New Roman" ns0:eastAsia="宋体" ns0:cs="Times New Roman"/>
-                <ns0:sz ns0:val="21"/>
-                <ns0:szCs ns0:val="21"/>
-              </ns0:rPr>
-              <ns0:t>=0.50</ns0:t>
-            </ns0:r>
-          </ns0:p>
-        </ns0:tc>
-        <ns0:tc>
-          <ns0:tcPr>
-            <ns0:tcW ns0:w="1800" ns0:type="dxa"/>
-            <ns0:tcBorders>
-              <ns0:top ns0:val="nil"/>
-              <ns0:left ns0:val="nil"/>
-              <ns0:bottom ns0:val="nil"/>
-              <ns0:right ns0:val="nil"/>
-            </ns0:tcBorders>
-            <ns0:tcMar>
-              <ns0:top ns0:w="55" ns0:type="dxa"/>
-              <ns0:left ns0:w="70" ns0:type="dxa"/>
-              <ns0:bottom ns0:w="55" ns0:type="dxa"/>
-              <ns0:right ns0:w="70" ns0:type="dxa"/>
-            </ns0:tcMar>
-            <ns0:vAlign ns0:val="center"/>
-            <ns0:hideMark/>
-          </ns0:tcPr>
-          <ns0:p ns2:paraId="3973790C" ns2:textId="77777777" ns0:rsidR="00B14FA3" ns0:rsidRPr="00B14FA3" ns0:rsidRDefault="00B14FA3" ns0:rsidP="00B14FA3">
-            <ns0:pPr>
-              <ns0:keepNext/>
-              <ns0:ind ns0:firstLine="0"/>
-              <ns0:jc ns0:val="center"/>
-            </ns0:pPr>
-            <ns0:r ns0:rsidRPr="00B14FA3">
-              <ns0:rPr>
-                <ns0:rFonts ns0:eastAsia="宋体"/>
-                <ns0:color ns0:val="000000"/>
-                <ns0:sz ns0:val="21"/>
-                <ns0:szCs ns0:val="21"/>
-              </ns0:rPr>
-              <ns0:t>固定等权</ns0:t>
-            </ns0:r>
-          </ns0:p>
-        </ns0:tc>
-        <ns0:tc>
-          <ns0:tcPr>
-            <ns0:tcW ns0:w="2952" ns0:type="dxa"/>
-            <ns0:tcBorders>
-              <ns0:top ns0:val="nil"/>
-              <ns0:left ns0:val="nil"/>
-              <ns0:bottom ns0:val="nil"/>
-              <ns0:right ns0:val="nil"/>
-            </ns0:tcBorders>
-            <ns0:tcMar>
-              <ns0:top ns0:w="55" ns0:type="dxa"/>
-              <ns0:left ns0:w="70" ns0:type="dxa"/>
-              <ns0:bottom ns0:w="55" ns0:type="dxa"/>
-              <ns0:right ns0:w="70" ns0:type="dxa"/>
-            </ns0:tcMar>
-            <ns0:vAlign ns0:val="center"/>
-            <ns0:hideMark/>
-          </ns0:tcPr>
-          <ns0:p ns2:paraId="1DF7A0D2" ns2:textId="77777777" ns0:rsidR="00B14FA3" ns0:rsidRPr="00B14FA3" ns0:rsidRDefault="00B14FA3" ns0:rsidP="00B14FA3">
-            <ns0:pPr>
-              <ns0:keepNext/>
-              <ns0:ind ns0:firstLine="0"/>
-              <ns0:jc ns0:val="center"/>
-            </ns0:pPr>
-            <ns0:r ns0:rsidRPr="00B14FA3">
-              <ns0:rPr>
-                <ns0:rFonts ns0:eastAsia="宋体"/>
-                <ns0:color ns0:val="000000"/>
-                <ns0:sz ns0:val="21"/>
-                <ns0:szCs ns0:val="21"/>
-              </ns0:rPr>
-              <ns0:t>0.200384±0.002176</ns0:t>
-            </ns0:r>
-          </ns0:p>
-        </ns0:tc>
-        <ns0:tc>
-          <ns0:tcPr>
-            <ns0:tcW ns0:w="2952" ns0:type="dxa"/>
-            <ns0:tcBorders>
-              <ns0:top ns0:val="nil"/>
-              <ns0:left ns0:val="nil"/>
-              <ns0:bottom ns0:val="nil"/>
-              <ns0:right ns0:val="nil"/>
-            </ns0:tcBorders>
-            <ns0:tcMar>
-              <ns0:top ns0:w="55" ns0:type="dxa"/>
-              <ns0:left ns0:w="70" ns0:type="dxa"/>
-              <ns0:bottom ns0:w="55" ns0:type="dxa"/>
-              <ns0:right ns0:w="70" ns0:type="dxa"/>
-            </ns0:tcMar>
-            <ns0:vAlign ns0:val="center"/>
-            <ns0:hideMark/>
-          </ns0:tcPr>
-          <ns0:p ns2:paraId="3FE15B80" ns2:textId="77777777" ns0:rsidR="00B14FA3" ns0:rsidRPr="00B14FA3" ns0:rsidRDefault="00B14FA3" ns0:rsidP="00B14FA3">
-            <ns0:pPr>
-              <ns0:keepNext/>
-              <ns0:ind ns0:firstLine="0"/>
-              <ns0:jc ns0:val="center"/>
-            </ns0:pPr>
-            <ns0:r ns0:rsidRPr="00B14FA3">
-              <ns0:rPr>
-                <ns0:rFonts ns0:eastAsia="宋体"/>
-                <ns0:color ns0:val="000000"/>
-                <ns0:sz ns0:val="21"/>
-                <ns0:szCs ns0:val="21"/>
-              </ns0:rPr>
-              <ns0:t>0.195155±0.005022</ns0:t>
-            </ns0:r>
-          </ns0:p>
-        </ns0:tc>
-      </ns0:tr>
-      <ns0:tr ns0:rsidR="00B14FA3" ns0:rsidRPr="00B14FA3" ns2:paraId="7A3F2EB1" ns2:textId="77777777">
-        <ns0:trPr>
-          <ns0:cantSplit/>
-          <ns0:jc ns0:val="center"/>
-        </ns0:trPr>
-        <ns0:tc>
-          <ns0:tcPr>
-            <ns0:tcW ns0:w="1800" ns0:type="dxa"/>
-            <ns0:tcBorders>
-              <ns0:top ns0:val="nil"/>
-              <ns0:left ns0:val="nil"/>
-              <ns0:bottom ns0:val="nil"/>
-              <ns0:right ns0:val="nil"/>
-            </ns0:tcBorders>
-            <ns0:tcMar>
-              <ns0:top ns0:w="55" ns0:type="dxa"/>
-              <ns0:left ns0:w="70" ns0:type="dxa"/>
-              <ns0:bottom ns0:w="55" ns0:type="dxa"/>
-              <ns0:right ns0:w="70" ns0:type="dxa"/>
-            </ns0:tcMar>
-            <ns0:vAlign ns0:val="center"/>
-            <ns0:hideMark/>
-          </ns0:tcPr>
-          <ns0:p ns2:paraId="23A79ACE" ns2:textId="77777777" ns0:rsidR="00B14FA3" ns0:rsidRPr="00B14FA3" ns0:rsidRDefault="00B14FA3" ns0:rsidP="00B14FA3">
-            <ns0:pPr>
-              <ns0:keepNext/>
-              <ns0:ind ns0:firstLine="0"/>
-              <ns0:jc ns0:val="left"/>
-            </ns0:pPr>
-            <ns0:r>
-              <ns0:rPr>
-                <ns0:rFonts ns0:ascii="Times New Roman" ns0:hAnsi="Times New Roman" ns0:eastAsia="宋体" ns0:cs="Times New Roman"/>
-                <ns0:sz ns0:val="21"/>
-                <ns0:szCs ns0:val="21"/>
-                <ns0:i/>
-                <ns0:iCs/>
-              </ns0:rPr>
-              <ns0:t>r</ns0:t>
-            </ns0:r>
-            <ns0:r>
-              <ns0:rPr>
-                <ns0:rFonts ns0:ascii="Times New Roman" ns0:hAnsi="Times New Roman" ns0:eastAsia="宋体" ns0:cs="Times New Roman"/>
-                <ns0:sz ns0:val="21"/>
-                <ns0:szCs ns0:val="21"/>
-              </ns0:rPr>
-              <ns0:t>=0.50</ns0:t>
-            </ns0:r>
-          </ns0:p>
-        </ns0:tc>
-        <ns0:tc>
-          <ns0:tcPr>
-            <ns0:tcW ns0:w="1800" ns0:type="dxa"/>
-            <ns0:tcBorders>
-              <ns0:top ns0:val="nil"/>
-              <ns0:left ns0:val="nil"/>
-              <ns0:bottom ns0:val="nil"/>
-              <ns0:right ns0:val="nil"/>
-            </ns0:tcBorders>
-            <ns0:tcMar>
-              <ns0:top ns0:w="55" ns0:type="dxa"/>
-              <ns0:left ns0:w="70" ns0:type="dxa"/>
-              <ns0:bottom ns0:w="55" ns0:type="dxa"/>
-              <ns0:right ns0:w="70" ns0:type="dxa"/>
-            </ns0:tcMar>
-            <ns0:vAlign ns0:val="center"/>
-            <ns0:hideMark/>
-          </ns0:tcPr>
-          <ns0:p ns2:paraId="6FEAA102" ns2:textId="77777777" ns0:rsidR="00B14FA3" ns0:rsidRPr="00B14FA3" ns0:rsidRDefault="00B14FA3" ns0:rsidP="00B14FA3">
-            <ns0:pPr>
-              <ns0:keepNext/>
-              <ns0:ind ns0:firstLine="0"/>
-              <ns0:jc ns0:val="center"/>
-            </ns0:pPr>
-            <ns0:r ns0:rsidRPr="00B14FA3">
-              <ns0:rPr>
-                <ns0:rFonts ns0:eastAsia="宋体"/>
-                <ns0:color ns0:val="000000"/>
-                <ns0:sz ns0:val="21"/>
-                <ns0:szCs ns0:val="21"/>
-              </ns0:rPr>
-              <ns0:t>自适应</ns0:t>
-            </ns0:r>
-          </ns0:p>
-        </ns0:tc>
-        <ns0:tc>
-          <ns0:tcPr>
-            <ns0:tcW ns0:w="2952" ns0:type="dxa"/>
-            <ns0:tcBorders>
-              <ns0:top ns0:val="nil"/>
-              <ns0:left ns0:val="nil"/>
-              <ns0:bottom ns0:val="nil"/>
-              <ns0:right ns0:val="nil"/>
-            </ns0:tcBorders>
-            <ns0:tcMar>
-              <ns0:top ns0:w="55" ns0:type="dxa"/>
-              <ns0:left ns0:w="70" ns0:type="dxa"/>
-              <ns0:bottom ns0:w="55" ns0:type="dxa"/>
-              <ns0:right ns0:w="70" ns0:type="dxa"/>
-            </ns0:tcMar>
-            <ns0:vAlign ns0:val="center"/>
-            <ns0:hideMark/>
-          </ns0:tcPr>
-          <ns0:p ns2:paraId="172FB135" ns2:textId="77777777" ns0:rsidR="00B14FA3" ns0:rsidRPr="00B14FA3" ns0:rsidRDefault="00B14FA3" ns0:rsidP="00B14FA3">
-            <ns0:pPr>
-              <ns0:keepNext/>
-              <ns0:ind ns0:firstLine="0"/>
-              <ns0:jc ns0:val="center"/>
-            </ns0:pPr>
-            <ns0:r ns0:rsidRPr="00B14FA3">
-              <ns0:rPr>
-                <ns0:rFonts ns0:eastAsia="宋体"/>
-                <ns0:color ns0:val="000000"/>
-                <ns0:sz ns0:val="21"/>
-                <ns0:szCs ns0:val="21"/>
-              </ns0:rPr>
-              <ns0:t>0.192432±0.005766</ns0:t>
-            </ns0:r>
-          </ns0:p>
-        </ns0:tc>
-        <ns0:tc>
-          <ns0:tcPr>
-            <ns0:tcW ns0:w="2952" ns0:type="dxa"/>
-            <ns0:tcBorders>
-              <ns0:top ns0:val="nil"/>
-              <ns0:left ns0:val="nil"/>
-              <ns0:bottom ns0:val="nil"/>
-              <ns0:right ns0:val="nil"/>
-            </ns0:tcBorders>
-            <ns0:tcMar>
-              <ns0:top ns0:w="55" ns0:type="dxa"/>
-              <ns0:left ns0:w="70" ns0:type="dxa"/>
-              <ns0:bottom ns0:w="55" ns0:type="dxa"/>
-              <ns0:right ns0:w="70" ns0:type="dxa"/>
-            </ns0:tcMar>
-            <ns0:vAlign ns0:val="center"/>
-            <ns0:hideMark/>
-          </ns0:tcPr>
-          <ns0:p ns2:paraId="1BADEBE3" ns2:textId="77777777" ns0:rsidR="00B14FA3" ns0:rsidRPr="00B14FA3" ns0:rsidRDefault="00B14FA3" ns0:rsidP="00B14FA3">
-            <ns0:pPr>
-              <ns0:keepNext/>
-              <ns0:ind ns0:firstLine="0"/>
-              <ns0:jc ns0:val="center"/>
-            </ns0:pPr>
-            <ns0:r ns0:rsidRPr="00B14FA3">
-              <ns0:rPr>
-                <ns0:rFonts ns0:eastAsia="宋体"/>
-                <ns0:color ns0:val="000000"/>
-                <ns0:sz ns0:val="21"/>
-                <ns0:szCs ns0:val="21"/>
-              </ns0:rPr>
-              <ns0:t>0.173438±0.000813</ns0:t>
-            </ns0:r>
-          </ns0:p>
-        </ns0:tc>
-      </ns0:tr>
-      <ns0:tr ns0:rsidR="00B14FA3" ns0:rsidRPr="00B14FA3" ns2:paraId="515857A9" ns2:textId="77777777">
-        <ns0:trPr>
-          <ns0:cantSplit/>
-          <ns0:jc ns0:val="center"/>
-        </ns0:trPr>
-        <ns0:tc>
-          <ns0:tcPr>
-            <ns0:tcW ns0:w="1800" ns0:type="dxa"/>
-            <ns0:tcBorders>
-              <ns0:top ns0:val="nil"/>
-              <ns0:left ns0:val="nil"/>
-              <ns0:bottom ns0:val="nil"/>
-              <ns0:right ns0:val="nil"/>
-            </ns0:tcBorders>
-            <ns0:tcMar>
-              <ns0:top ns0:w="55" ns0:type="dxa"/>
-              <ns0:left ns0:w="70" ns0:type="dxa"/>
-              <ns0:bottom ns0:w="55" ns0:type="dxa"/>
-              <ns0:right ns0:w="70" ns0:type="dxa"/>
-            </ns0:tcMar>
-            <ns0:vAlign ns0:val="center"/>
-            <ns0:hideMark/>
-          </ns0:tcPr>
-          <ns0:p ns2:paraId="64EF2439" ns2:textId="77777777" ns0:rsidR="00B14FA3" ns0:rsidRPr="00B14FA3" ns0:rsidRDefault="00B14FA3" ns0:rsidP="00B14FA3">
-            <ns0:pPr>
-              <ns0:keepNext/>
-              <ns0:ind ns0:firstLine="0"/>
-              <ns0:jc ns0:val="left"/>
-            </ns0:pPr>
-            <ns0:r>
-              <ns0:rPr>
-                <ns0:rFonts ns0:ascii="Times New Roman" ns0:hAnsi="Times New Roman" ns0:eastAsia="宋体" ns0:cs="Times New Roman"/>
-                <ns0:sz ns0:val="21"/>
-                <ns0:szCs ns0:val="21"/>
-                <ns0:i/>
-                <ns0:iCs/>
-              </ns0:rPr>
-              <ns0:t>r</ns0:t>
-            </ns0:r>
-            <ns0:r>
-              <ns0:rPr>
-                <ns0:rFonts ns0:ascii="Times New Roman" ns0:hAnsi="Times New Roman" ns0:eastAsia="宋体" ns0:cs="Times New Roman"/>
-                <ns0:sz ns0:val="21"/>
-                <ns0:szCs ns0:val="21"/>
-              </ns0:rPr>
-              <ns0:t>=0.75</ns0:t>
-            </ns0:r>
-          </ns0:p>
-        </ns0:tc>
-        <ns0:tc>
-          <ns0:tcPr>
-            <ns0:tcW ns0:w="1800" ns0:type="dxa"/>
-            <ns0:tcBorders>
-              <ns0:top ns0:val="nil"/>
-              <ns0:left ns0:val="nil"/>
-              <ns0:bottom ns0:val="nil"/>
-              <ns0:right ns0:val="nil"/>
-            </ns0:tcBorders>
-            <ns0:tcMar>
-              <ns0:top ns0:w="55" ns0:type="dxa"/>
-              <ns0:left ns0:w="70" ns0:type="dxa"/>
-              <ns0:bottom ns0:w="55" ns0:type="dxa"/>
-              <ns0:right ns0:w="70" ns0:type="dxa"/>
-            </ns0:tcMar>
-            <ns0:vAlign ns0:val="center"/>
-            <ns0:hideMark/>
-          </ns0:tcPr>
-          <ns0:p ns2:paraId="454D9C83" ns2:textId="77777777" ns0:rsidR="00B14FA3" ns0:rsidRPr="00B14FA3" ns0:rsidRDefault="00B14FA3" ns0:rsidP="00B14FA3">
-            <ns0:pPr>
-              <ns0:keepNext/>
-              <ns0:ind ns0:firstLine="0"/>
-              <ns0:jc ns0:val="center"/>
-            </ns0:pPr>
-            <ns0:r ns0:rsidRPr="00B14FA3">
-              <ns0:rPr>
-                <ns0:rFonts ns0:eastAsia="宋体"/>
-                <ns0:color ns0:val="000000"/>
-                <ns0:sz ns0:val="21"/>
-                <ns0:szCs ns0:val="21"/>
-              </ns0:rPr>
-              <ns0:t>固定等权</ns0:t>
-            </ns0:r>
-          </ns0:p>
-        </ns0:tc>
-        <ns0:tc>
-          <ns0:tcPr>
-            <ns0:tcW ns0:w="2952" ns0:type="dxa"/>
-            <ns0:tcBorders>
-              <ns0:top ns0:val="nil"/>
-              <ns0:left ns0:val="nil"/>
-              <ns0:bottom ns0:val="nil"/>
-              <ns0:right ns0:val="nil"/>
-            </ns0:tcBorders>
-            <ns0:tcMar>
-              <ns0:top ns0:w="55" ns0:type="dxa"/>
-              <ns0:left ns0:w="70" ns0:type="dxa"/>
-              <ns0:bottom ns0:w="55" ns0:type="dxa"/>
-              <ns0:right ns0:w="70" ns0:type="dxa"/>
-            </ns0:tcMar>
-            <ns0:vAlign ns0:val="center"/>
-            <ns0:hideMark/>
-          </ns0:tcPr>
-          <ns0:p ns2:paraId="4D7A2674" ns2:textId="77777777" ns0:rsidR="00B14FA3" ns0:rsidRPr="00B14FA3" ns0:rsidRDefault="00B14FA3" ns0:rsidP="00B14FA3">
-            <ns0:pPr>
-              <ns0:keepNext/>
-              <ns0:ind ns0:firstLine="0"/>
-              <ns0:jc ns0:val="center"/>
-            </ns0:pPr>
-            <ns0:r ns0:rsidRPr="00B14FA3">
-              <ns0:rPr>
-                <ns0:rFonts ns0:eastAsia="宋体"/>
-                <ns0:color ns0:val="000000"/>
-                <ns0:sz ns0:val="21"/>
-                <ns0:szCs ns0:val="21"/>
-              </ns0:rPr>
-              <ns0:t>0.196809±0.001457</ns0:t>
-            </ns0:r>
-          </ns0:p>
-        </ns0:tc>
-        <ns0:tc>
-          <ns0:tcPr>
-            <ns0:tcW ns0:w="2952" ns0:type="dxa"/>
-            <ns0:tcBorders>
-              <ns0:top ns0:val="nil"/>
-              <ns0:left ns0:val="nil"/>
-              <ns0:bottom ns0:val="nil"/>
-              <ns0:right ns0:val="nil"/>
-            </ns0:tcBorders>
-            <ns0:tcMar>
-              <ns0:top ns0:w="55" ns0:type="dxa"/>
-              <ns0:left ns0:w="70" ns0:type="dxa"/>
-              <ns0:bottom ns0:w="55" ns0:type="dxa"/>
-              <ns0:right ns0:w="70" ns0:type="dxa"/>
-            </ns0:tcMar>
-            <ns0:vAlign ns0:val="center"/>
-            <ns0:hideMark/>
-          </ns0:tcPr>
-          <ns0:p ns2:paraId="62221A50" ns2:textId="77777777" ns0:rsidR="00B14FA3" ns0:rsidRPr="00B14FA3" ns0:rsidRDefault="00B14FA3" ns0:rsidP="00B14FA3">
-            <ns0:pPr>
-              <ns0:keepNext/>
-              <ns0:ind ns0:firstLine="0"/>
-              <ns0:jc ns0:val="center"/>
-            </ns0:pPr>
-            <ns0:r ns0:rsidRPr="00B14FA3">
-              <ns0:rPr>
-                <ns0:rFonts ns0:eastAsia="宋体"/>
-                <ns0:color ns0:val="000000"/>
-                <ns0:sz ns0:val="21"/>
-                <ns0:szCs ns0:val="21"/>
-              </ns0:rPr>
-              <ns0:t>0.192722±0.005338</ns0:t>
-            </ns0:r>
-          </ns0:p>
-        </ns0:tc>
-      </ns0:tr>
-      <ns0:tr ns0:rsidR="00B14FA3" ns0:rsidRPr="00B14FA3" ns2:paraId="6C54936D" ns2:textId="77777777">
-        <ns0:trPr>
-          <ns0:cantSplit/>
-          <ns0:jc ns0:val="center"/>
-        </ns0:trPr>
-        <ns0:tc>
-          <ns0:tcPr>
-            <ns0:tcW ns0:w="1800" ns0:type="dxa"/>
-            <ns0:tcBorders>
-              <ns0:top ns0:val="nil"/>
-              <ns0:left ns0:val="nil"/>
-              <ns0:bottom ns0:val="single" ns0:sz="12" ns0:space="0" ns0:color="000000"/>
-              <ns0:right ns0:val="nil"/>
-            </ns0:tcBorders>
-            <ns0:tcMar>
-              <ns0:top ns0:w="55" ns0:type="dxa"/>
-              <ns0:left ns0:w="70" ns0:type="dxa"/>
-              <ns0:bottom ns0:w="55" ns0:type="dxa"/>
-              <ns0:right ns0:w="70" ns0:type="dxa"/>
-            </ns0:tcMar>
-            <ns0:vAlign ns0:val="center"/>
-            <ns0:hideMark/>
-          </ns0:tcPr>
-          <ns0:p ns2:paraId="4527DE1D" ns2:textId="77777777" ns0:rsidR="00B14FA3" ns0:rsidRPr="00B14FA3" ns0:rsidRDefault="00B14FA3" ns0:rsidP="00B14FA3">
-            <ns0:pPr>
-              <ns0:ind ns0:firstLine="0"/>
-              <ns0:jc ns0:val="left"/>
-            </ns0:pPr>
-            <ns0:r>
-              <ns0:rPr>
-                <ns0:rFonts ns0:ascii="Times New Roman" ns0:hAnsi="Times New Roman" ns0:eastAsia="宋体" ns0:cs="Times New Roman"/>
-                <ns0:sz ns0:val="21"/>
-                <ns0:szCs ns0:val="21"/>
-                <ns0:i/>
-                <ns0:iCs/>
-              </ns0:rPr>
-              <ns0:t>r</ns0:t>
-            </ns0:r>
-            <ns0:r>
-              <ns0:rPr>
-                <ns0:rFonts ns0:ascii="Times New Roman" ns0:hAnsi="Times New Roman" ns0:eastAsia="宋体" ns0:cs="Times New Roman"/>
-                <ns0:sz ns0:val="21"/>
-                <ns0:szCs ns0:val="21"/>
-              </ns0:rPr>
-              <ns0:t>=0.75</ns0:t>
-            </ns0:r>
-          </ns0:p>
-        </ns0:tc>
-        <ns0:tc>
-          <ns0:tcPr>
-            <ns0:tcW ns0:w="1800" ns0:type="dxa"/>
-            <ns0:tcBorders>
-              <ns0:top ns0:val="nil"/>
-              <ns0:left ns0:val="nil"/>
-              <ns0:bottom ns0:val="single" ns0:sz="12" ns0:space="0" ns0:color="000000"/>
-              <ns0:right ns0:val="nil"/>
-            </ns0:tcBorders>
-            <ns0:tcMar>
-              <ns0:top ns0:w="55" ns0:type="dxa"/>
-              <ns0:left ns0:w="70" ns0:type="dxa"/>
-              <ns0:bottom ns0:w="55" ns0:type="dxa"/>
-              <ns0:right ns0:w="70" ns0:type="dxa"/>
-            </ns0:tcMar>
-            <ns0:vAlign ns0:val="center"/>
-            <ns0:hideMark/>
-          </ns0:tcPr>
-          <ns0:p ns2:paraId="2580D1B5" ns2:textId="77777777" ns0:rsidR="00B14FA3" ns0:rsidRPr="00B14FA3" ns0:rsidRDefault="00B14FA3" ns0:rsidP="00B14FA3">
-            <ns0:pPr>
-              <ns0:ind ns0:firstLine="0"/>
-              <ns0:jc ns0:val="center"/>
-            </ns0:pPr>
-            <ns0:r ns0:rsidRPr="00B14FA3">
-              <ns0:rPr>
-                <ns0:rFonts ns0:eastAsia="宋体"/>
-                <ns0:color ns0:val="000000"/>
-                <ns0:sz ns0:val="21"/>
-                <ns0:szCs ns0:val="21"/>
-              </ns0:rPr>
-              <ns0:t>自适应</ns0:t>
-            </ns0:r>
-          </ns0:p>
-        </ns0:tc>
-        <ns0:tc>
-          <ns0:tcPr>
-            <ns0:tcW ns0:w="2952" ns0:type="dxa"/>
-            <ns0:tcBorders>
-              <ns0:top ns0:val="nil"/>
-              <ns0:left ns0:val="nil"/>
-              <ns0:bottom ns0:val="single" ns0:sz="12" ns0:space="0" ns0:color="000000"/>
-              <ns0:right ns0:val="nil"/>
-            </ns0:tcBorders>
-            <ns0:tcMar>
-              <ns0:top ns0:w="55" ns0:type="dxa"/>
-              <ns0:left ns0:w="70" ns0:type="dxa"/>
-              <ns0:bottom ns0:w="55" ns0:type="dxa"/>
-              <ns0:right ns0:w="70" ns0:type="dxa"/>
-            </ns0:tcMar>
-            <ns0:vAlign ns0:val="center"/>
-            <ns0:hideMark/>
-          </ns0:tcPr>
-          <ns0:p ns2:paraId="59F9D80E" ns2:textId="77777777" ns0:rsidR="00B14FA3" ns0:rsidRPr="00B14FA3" ns0:rsidRDefault="00B14FA3" ns0:rsidP="00B14FA3">
-            <ns0:pPr>
-              <ns0:ind ns0:firstLine="0"/>
-              <ns0:jc ns0:val="center"/>
-            </ns0:pPr>
-            <ns0:r ns0:rsidRPr="00B14FA3">
-              <ns0:rPr>
-                <ns0:rFonts ns0:eastAsia="宋体"/>
-                <ns0:color ns0:val="000000"/>
-                <ns0:sz ns0:val="21"/>
-                <ns0:szCs ns0:val="21"/>
-              </ns0:rPr>
-              <ns0:t>0.189447±0.005119</ns0:t>
-            </ns0:r>
-          </ns0:p>
-        </ns0:tc>
-        <ns0:tc>
-          <ns0:tcPr>
-            <ns0:tcW ns0:w="2952" ns0:type="dxa"/>
-            <ns0:tcBorders>
-              <ns0:top ns0:val="nil"/>
-              <ns0:left ns0:val="nil"/>
-              <ns0:bottom ns0:val="single" ns0:sz="12" ns0:space="0" ns0:color="000000"/>
-              <ns0:right ns0:val="nil"/>
-            </ns0:tcBorders>
-            <ns0:tcMar>
-              <ns0:top ns0:w="55" ns0:type="dxa"/>
-              <ns0:left ns0:w="70" ns0:type="dxa"/>
-              <ns0:bottom ns0:w="55" ns0:type="dxa"/>
-              <ns0:right ns0:w="70" ns0:type="dxa"/>
-            </ns0:tcMar>
-            <ns0:vAlign ns0:val="center"/>
-            <ns0:hideMark/>
-          </ns0:tcPr>
-          <ns0:p ns2:paraId="60E27FFA" ns2:textId="77777777" ns0:rsidR="00B14FA3" ns0:rsidRPr="00B14FA3" ns0:rsidRDefault="00B14FA3" ns0:rsidP="00B14FA3">
-            <ns0:pPr>
-              <ns0:ind ns0:firstLine="0"/>
-              <ns0:jc ns0:val="center"/>
-            </ns0:pPr>
-            <ns0:r ns0:rsidRPr="00B14FA3">
-              <ns0:rPr>
-                <ns0:rFonts ns0:eastAsia="宋体"/>
-                <ns0:color ns0:val="000000"/>
-                <ns0:sz ns0:val="21"/>
-                <ns0:szCs ns0:val="21"/>
-              </ns0:rPr>
-              <ns0:t>0.170543±0.000729</ns0:t>
-            </ns0:r>
-          </ns0:p>
-        </ns0:tc>
-      </ns0:tr>
-    </ns0:tbl>
-    <ns0:p ns2:paraId="03A8B53C" ns2:textId="77777777" ns0:rsidR="00B14FA3" ns0:rsidRPr="00B14FA3" ns0:rsidRDefault="00B14FA3" ns0:rsidP="00B14FA3"/>
     <ns0:p ns2:paraId="7A3D835A" ns2:textId="77777777" ns0:rsidR="00B14FA3" ns0:rsidRPr="00B14FA3" ns0:rsidRDefault="00B14FA3" ns0:rsidP="00B14FA3">
       <ns0:pPr>
         <ns0:keepNext/>
@@ -11491,2113 +11908,43 @@
         </ns0:drawing>
       </ns0:r>
     </ns0:p>
-    <ns0:p ns2:paraId="24E51B9E" ns2:textId="77777777" ns0:rsidR="00B14FA3" ns0:rsidRPr="00B14FA3" ns0:rsidRDefault="00B14FA3" ns0:rsidP="00B14FA3">
+    <ns0:p ns2:paraId="1B6C7467" ns2:textId="77777777" ns0:rsidR="00B14FA3" ns0:rsidRPr="00B14FA3" ns0:rsidRDefault="00B14FA3" ns0:rsidP="00B14FA3">
       <ns0:pPr>
         <ns0:keepLines/>
         <ns0:ind ns0:firstLine="0"/>
         <ns0:jc ns0:val="center"/>
+        <ns0:spacing ns0:before="60" ns0:after="80"/>
       </ns0:pPr>
-      <ns0:r ns0:rsidRPr="00B14FA3">
-        <ns0:rPr>
-          <ns0:rFonts ns0:eastAsia="黑体"/>
+      <ns0:r>
+        <ns0:rPr>
+          <ns0:rFonts ns0:ascii="Times New Roman" ns0:hAnsi="Times New Roman" ns0:eastAsia="黑体"/>
           <ns0:b/>
-          <ns0:color ns0:val="000000"/>
           <ns0:sz ns0:val="18"/>
-        </ns0:rPr>
-        <ns0:t>图</ns0:t>
-      </ns0:r>
-      <ns0:r ns0:rsidRPr="00B14FA3">
-        <ns0:rPr>
-          <ns0:rFonts ns0:eastAsia="黑体"/>
-          <ns0:b/>
-          <ns0:color ns0:val="000000"/>
-          <ns0:sz ns0:val="18"/>
-        </ns0:rPr>
-        <ns0:t xml:space="preserve">3 </ns0:t>
-      </ns0:r>
-      <ns0:r ns0:rsidRPr="00B14FA3">
-        <ns0:rPr>
-          <ns0:rFonts ns0:eastAsia="黑体"/>
-          <ns0:b/>
-          <ns0:color ns0:val="000000"/>
-          <ns0:sz ns0:val="18"/>
-        </ns0:rPr>
-        <ns0:t>自适应权重消融结果</ns0:t>
+          <ns0:szCs ns0:val="18"/>
+        </ns0:rPr>
+        <ns0:t>图3 两数据集样本级路由权重变化（随机种子42）</ns0:t>
       </ns0:r>
     </ns0:p>
-    <ns0:p ns2:paraId="0461430F" ns2:textId="77777777" ns0:rsidR="00B14FA3" ns0:rsidRPr="00B14FA3" ns0:rsidRDefault="00B14FA3" ns0:rsidP="00B14FA3">
+    <ns0:p ns2:paraId="2FCC3150" ns2:textId="77777777" ns0:rsidR="00B14FA3" ns0:rsidRPr="00B14FA3" ns0:rsidRDefault="00B14FA3" ns0:rsidP="00B14FA3">
       <ns0:r>
         <ns0:rPr>
-          <ns0:rFonts ns0:ascii="Times New Roman" ns0:hAnsi="Times New Roman" ns0:eastAsia="宋体" ns0:cs="Times New Roman"/>
-          <ns0:sz ns0:val="21"/>
-          <ns0:szCs ns0:val="21"/>
-        </ns0:rPr>
-        <ns0:t>加入频域门控后，自适应权重仍表现出较低的平均误差。</ns0:t>
-      </ns0:r>
+          <ns0:rFonts ns0:eastAsia="宋体"/>
+          <ns0:color ns0:val="000000"/>
+          <ns0:sz ns0:val="21"/>
+          <ns0:szCs ns0:val="21"/>
+        </ns0:rPr>
+        <ns0:t>图3中三个尺度权重均随测试窗口发生变化，并未长期固定在1/3附近，说明路由器能够依据输入窗口统计状态动态调整尺度组合。以随机种子42为例，两数据集均表现出较明显的尺度偏好变化；但不同随机种子的平均权重并不完全一致，因此不能将某一尺度解释为所有网络场景下持续占优的固定尺度。</ns0:t>
+      </ns0:r>
+    </ns0:p>
+    <ns0:p ns2:paraId="2FCC3150" ns2:textId="77777777" ns0:rsidR="00B14FA3" ns0:rsidRPr="00B14FA3" ns0:rsidRDefault="00B14FA3" ns0:rsidP="00B14FA3">
       <ns0:r>
         <ns0:rPr>
-          <ns0:rFonts ns0:ascii="Times New Roman" ns0:hAnsi="Times New Roman" ns0:eastAsia="宋体" ns0:cs="Times New Roman"/>
-          <ns0:sz ns0:val="21"/>
-          <ns0:szCs ns0:val="21"/>
-          <ns0:i/>
-          <ns0:iCs/>
-        </ns0:rPr>
-        <ns0:t>r</ns0:t>
-      </ns0:r>
-      <ns0:r>
-        <ns0:rPr>
-          <ns0:rFonts ns0:ascii="Times New Roman" ns0:hAnsi="Times New Roman" ns0:eastAsia="宋体" ns0:cs="Times New Roman"/>
-          <ns0:sz ns0:val="21"/>
-          <ns0:szCs ns0:val="21"/>
-        </ns0:rPr>
-        <ns0:t>=0.50时，自适应权重相对固定等权的MSE降低3.97%，但配对差95% CI为[-0.001193, 0.017096]，Holm校正后</ns0:t>
-      </ns0:r>
-      <ns0:r>
-        <ns0:rPr>
-          <ns0:rFonts ns0:ascii="Times New Roman" ns0:hAnsi="Times New Roman" ns0:eastAsia="宋体" ns0:cs="Times New Roman"/>
-          <ns0:sz ns0:val="21"/>
-          <ns0:szCs ns0:val="21"/>
-          <ns0:i/>
-          <ns0:iCs/>
-        </ns0:rPr>
-        <ns0:t>p</ns0:t>
-      </ns0:r>
-      <ns0:r>
-        <ns0:rPr>
-          <ns0:rFonts ns0:ascii="Times New Roman" ns0:hAnsi="Times New Roman" ns0:eastAsia="宋体" ns0:cs="Times New Roman"/>
-          <ns0:sz ns0:val="21"/>
-          <ns0:szCs ns0:val="21"/>
-        </ns0:rPr>
-        <ns0:t>=0.06460；在探索性</ns0:t>
-      </ns0:r>
-      <ns0:r>
-        <ns0:rPr>
-          <ns0:rFonts ns0:ascii="Times New Roman" ns0:hAnsi="Times New Roman" ns0:eastAsia="宋体" ns0:cs="Times New Roman"/>
-          <ns0:sz ns0:val="21"/>
-          <ns0:szCs ns0:val="21"/>
-          <ns0:i/>
-          <ns0:iCs/>
-        </ns0:rPr>
-        <ns0:t>r</ns0:t>
-      </ns0:r>
-      <ns0:r>
-        <ns0:rPr>
-          <ns0:rFonts ns0:ascii="Times New Roman" ns0:hAnsi="Times New Roman" ns0:eastAsia="宋体" ns0:cs="Times New Roman"/>
-          <ns0:sz ns0:val="21"/>
-          <ns0:szCs ns0:val="21"/>
-        </ns0:rPr>
-        <ns0:t>=0.75设置下，MSE和MAE分别降低3.74%和11.51%，配对差95% CI为[-0.001770, 0.016493]，</ns0:t>
-      </ns0:r>
-      <ns0:r>
-        <ns0:rPr>
-          <ns0:rFonts ns0:ascii="Times New Roman" ns0:hAnsi="Times New Roman" ns0:eastAsia="宋体" ns0:cs="Times New Roman"/>
-          <ns0:sz ns0:val="21"/>
-          <ns0:szCs ns0:val="21"/>
-          <ns0:i/>
-          <ns0:iCs/>
-        </ns0:rPr>
-        <ns0:t>t</ns0:t>
-      </ns0:r>
-      <ns0:r>
-        <ns0:rPr>
-          <ns0:rFonts ns0:ascii="Times New Roman" ns0:hAnsi="Times New Roman" ns0:eastAsia="宋体" ns0:cs="Times New Roman"/>
-          <ns0:sz ns0:val="21"/>
-          <ns0:szCs ns0:val="21"/>
-        </ns0:rPr>
-        <ns0:t>(2)=3.469，</ns0:t>
-      </ns0:r>
-      <ns0:r>
-        <ns0:rPr>
-          <ns0:rFonts ns0:ascii="Times New Roman" ns0:hAnsi="Times New Roman" ns0:eastAsia="宋体" ns0:cs="Times New Roman"/>
-          <ns0:sz ns0:val="21"/>
-          <ns0:szCs ns0:val="21"/>
-          <ns0:i/>
-          <ns0:iCs/>
-        </ns0:rPr>
-        <ns0:t>p</ns0:t>
-      </ns0:r>
-      <ns0:r>
-        <ns0:rPr>
-          <ns0:rFonts ns0:ascii="Times New Roman" ns0:hAnsi="Times New Roman" ns0:eastAsia="宋体" ns0:cs="Times New Roman"/>
-          <ns0:sz ns0:val="21"/>
-          <ns0:szCs ns0:val="21"/>
-        </ns0:rPr>
-        <ns0:t xml:space="preserve">=0.07401，Cohen's </ns0:t>
-      </ns0:r>
-      <ns0:r>
-        <ns0:rPr>
-          <ns0:rFonts ns0:ascii="Times New Roman" ns0:hAnsi="Times New Roman" ns0:eastAsia="宋体" ns0:cs="Times New Roman"/>
-          <ns0:sz ns0:val="21"/>
-          <ns0:szCs ns0:val="21"/>
-          <ns0:i/>
-          <ns0:iCs/>
-        </ns0:rPr>
-        <ns0:t>d</ns0:t>
-      </ns0:r>
-      <ns0:r>
-        <ns0:rPr>
-          <ns0:rFonts ns0:ascii="Times New Roman" ns0:hAnsi="Times New Roman" ns0:eastAsia="宋体" ns0:cs="Times New Roman"/>
-          <ns0:sz ns0:val="21"/>
-          <ns0:szCs ns0:val="21"/>
-          <ns0:vertAlign ns0:val="subscript"/>
-        </ns0:rPr>
-        <ns0:t>z</ns0:t>
-      </ns0:r>
-      <ns0:r>
-        <ns0:rPr>
-          <ns0:rFonts ns0:ascii="Times New Roman" ns0:hAnsi="Times New Roman" ns0:eastAsia="宋体" ns0:cs="Times New Roman"/>
-          <ns0:sz ns0:val="21"/>
-          <ns0:szCs ns0:val="21"/>
-        </ns0:rPr>
-        <ns0:t>=2.003。由于两组频域设置下的置信区间均跨越0，因此只能将其视为与无频域结果方向一致的改善趋势，而不能作为显著性结论。路由权重在不同测试窗口中的变化及总体分布见图4。</ns0:t>
-      </ns0:r>
-    </ns0:p>
-    <ns0:p ns2:paraId="225654F1" ns2:textId="77777777" ns0:rsidR="00B14FA3" ns0:rsidRPr="00B14FA3" ns0:rsidRDefault="00B14FA3" ns0:rsidP="00B14FA3">
-      <ns0:pPr>
-        <ns0:keepNext/>
-        <ns0:spacing ns0:before="60"/>
-        <ns0:ind ns0:firstLine="0"/>
-        <ns0:jc ns0:val="center"/>
-      </ns0:pPr>
-      <ns0:r ns0:rsidRPr="00B14FA3">
-        <ns0:rPr>
-          <ns0:noProof/>
-        </ns0:rPr>
-        <ns0:lastRenderedPageBreak/>
-        <ns0:drawing>
-          <ns3:inline distT="0" distB="0" distL="0" distR="0" ns4:anchorId="5A996749" ns4:editId="4A1C3E46">
-            <ns3:extent cx="5762625" cy="2338028"/>
-            <ns3:effectExtent l="0" t="0" r="9525" b="0"/>
-            <ns3:docPr id="22" name="Picture 4"/>
-            <ns3:cNvGraphicFramePr>
-              <ns5:graphicFrameLocks noChangeAspect="1"/>
-            </ns3:cNvGraphicFramePr>
-            <ns5:graphic>
-              <ns5:graphicData uri="http://schemas.openxmlformats.org/drawingml/2006/picture">
-                <ns6:pic>
-                  <ns6:nvPicPr>
-                    <ns6:cNvPr id="0" name="Picture 4"/>
-                    <ns6:cNvPicPr>
-                      <ns5:picLocks noChangeAspect="1" noChangeArrowheads="1"/>
-                    </ns6:cNvPicPr>
-                  </ns6:nvPicPr>
-                  <ns6:blipFill>
-                    <ns5:blip ns7:embed="rId9">
-                      <ns5:extLst>
-                        <ns5:ext uri="{28A0092B-C50C-407E-A947-70E740481C1C}">
-                          <ns8:useLocalDpi val="0"/>
-                        </ns5:ext>
-                      </ns5:extLst>
-                    </ns5:blip>
-                    <ns5:srcRect/>
-                    <ns5:stretch>
-                      <ns5:fillRect/>
-                    </ns5:stretch>
-                  </ns6:blipFill>
-                  <ns6:spPr bwMode="auto">
-                    <ns5:xfrm>
-                      <ns5:off x="0" y="0"/>
-                      <ns5:ext cx="5762625" cy="2338028"/>
-                    </ns5:xfrm>
-                    <ns5:prstGeom prst="rect">
-                      <ns5:avLst/>
-                    </ns5:prstGeom>
-                    <ns5:noFill/>
-                    <ns5:ln>
-                      <ns5:noFill/>
-                    </ns5:ln>
-                  </ns6:spPr>
-                </ns6:pic>
-              </ns5:graphicData>
-            </ns5:graphic>
-          </ns3:inline>
-        </ns0:drawing>
-      </ns0:r>
-    </ns0:p>
-    <ns0:p ns2:paraId="650567C2" ns2:textId="77777777" ns0:rsidR="00B14FA3" ns0:rsidRPr="00B14FA3" ns0:rsidRDefault="00B14FA3" ns0:rsidP="00B14FA3">
-      <ns0:pPr>
-        <ns0:keepLines/>
-        <ns0:ind ns0:firstLine="0"/>
-        <ns0:jc ns0:val="center"/>
-      </ns0:pPr>
-      <ns0:r ns0:rsidRPr="00B14FA3">
-        <ns0:rPr>
-          <ns0:rFonts ns0:eastAsia="黑体"/>
-          <ns0:b/>
-          <ns0:color ns0:val="000000"/>
-          <ns0:sz ns0:val="18"/>
-        </ns0:rPr>
-        <ns0:t>图</ns0:t>
-      </ns0:r>
-      <ns0:r ns0:rsidRPr="00B14FA3">
-        <ns0:rPr>
-          <ns0:rFonts ns0:eastAsia="黑体"/>
-          <ns0:b/>
-          <ns0:color ns0:val="000000"/>
-          <ns0:sz ns0:val="18"/>
-        </ns0:rPr>
-        <ns0:t xml:space="preserve">4 </ns0:t>
-      </ns0:r>
-      <ns0:r ns0:rsidRPr="00B14FA3">
-        <ns0:rPr>
-          <ns0:rFonts ns0:eastAsia="黑体"/>
-          <ns0:b/>
-          <ns0:color ns0:val="000000"/>
-          <ns0:sz ns0:val="18"/>
-        </ns0:rPr>
-        <ns0:t>路由权重分布</ns0:t>
-      </ns0:r>
-    </ns0:p>
-    <ns0:p ns2:paraId="1B6A5EE3" ns2:textId="77777777" ns0:rsidR="00B14FA3" ns0:rsidRPr="00B14FA3" ns0:rsidRDefault="00B14FA3" ns0:rsidP="00B14FA3">
-      <ns0:r ns0:rsidRPr="00B14FA3">
-        <ns0:t>图4显示三个尺度的路由权重并未固定在1/3附近，而是随测试窗口发生变化，说明路由器没有退化为固定平均融合。与此同时，不同随机种子的平均尺度偏好并不完全一致，因此现有结果只能说明路由器能够依据输入状态动态调整尺度组合，不能进一步将某一尺度解释为所有场景下持续占优的固定业务尺度。结合固定等权消融可以看出，本文路由机制的主要作用是根据窗口统计状态改变不同尺度专家的组合比例，从而减弱固定融合对不同流量状态适应性的限制。</ns0:t>
-      </ns0:r>
-      <ns0:r ns0:rsidRPr="00B14FA3">
-        <ns0:t/>
-      </ns0:r>
-      <ns0:r ns0:rsidRPr="00B14FA3">
-        <ns0:t/>
-      </ns0:r>
-      <ns0:r ns0:rsidRPr="00B14FA3">
-        <ns0:t/>
-      </ns0:r>
-      <ns0:r ns0:rsidRPr="00B14FA3">
-        <ns0:t/>
-      </ns0:r>
-      <ns0:r ns0:rsidRPr="00B14FA3">
-        <ns0:t/>
-      </ns0:r>
-      <ns0:r ns0:rsidRPr="00B14FA3">
-        <ns0:t/>
-      </ns0:r>
-      <ns0:r ns0:rsidRPr="00B14FA3">
-        <ns0:t/>
-      </ns0:r>
-      <ns0:r ns0:rsidRPr="00B14FA3">
-        <ns0:t/>
-      </ns0:r>
-    </ns0:p>
-    <ns0:p ns2:paraId="5AC6E309" ns2:textId="77777777" ns0:rsidR="00B14FA3" ns0:rsidRPr="00B14FA3" ns0:rsidRDefault="00B14FA3" ns0:rsidP="00B14FA3">
-      <ns0:pPr>
-        <ns0:keepNext/>
-        <ns0:keepLines/>
-        <ns0:spacing ns0:before="80" ns0:after="20"/>
-        <ns0:ind ns0:firstLine="0"/>
-        <ns0:jc ns0:val="left"/>
-        <ns0:outlineLvl ns0:val="1"/>
-        <ns0:rPr>
-          <ns0:rFonts ns0:eastAsia="黑体"/>
-          <ns0:b/>
-          <ns0:bCs/>
-          <ns0:szCs ns0:val="32"/>
-        </ns0:rPr>
-      </ns0:pPr>
-      <ns0:r ns0:rsidRPr="00B14FA3">
-        <ns0:rPr>
-          <ns0:rFonts ns0:ascii="Arial" ns0:eastAsia="黑体" ns0:hAnsi="Arial"/>
-          <ns0:b/>
-          <ns0:bCs/>
-          <ns0:color ns0:val="000000"/>
-          <ns0:szCs ns0:val="21"/>
-          <ns0:sz ns0:val="21"/>
-        </ns0:rPr>
-        <ns0:t xml:space="preserve">2.4 频率保留比例敏感性</ns0:t>
-      </ns0:r>
-      <ns0:r ns0:rsidRPr="00B14FA3">
-        <ns0:rPr>
-          <ns0:rFonts ns0:ascii="Arial" ns0:eastAsia="黑体" ns0:hAnsi="Arial"/>
-          <ns0:b/>
-          <ns0:bCs/>
-          <ns0:color ns0:val="000000"/>
-          <ns0:szCs ns0:val="32"/>
-        </ns0:rPr>
-        <ns0:t/>
-      </ns0:r>
-    </ns0:p>
-    <ns0:p ns2:paraId="1B00AF6E" ns2:textId="77777777" ns0:rsidR="00B14FA3" ns0:rsidRPr="00B14FA3" ns0:rsidRDefault="00B14FA3" ns0:rsidP="00B14FA3">
-      <ns0:r ns0:rsidRPr="00B14FA3">
-        <ns0:rPr/>
-        <ns0:t>表3给出</ns0:t>
-      </ns0:r>
-      <ns0:r ns0:rsidRPr="00B14FA3">
-        <ns0:rPr>
-          <ns0:i/>
-          <ns0:iCs/>
-        </ns0:rPr>
-        <ns0:t>r</ns0:t>
-      </ns0:r>
-      <ns0:r ns0:rsidRPr="00B14FA3">
-        <ns0:rPr/>
-        <ns0:t>∈{0.25,0.50,0.75}时的频率保留比例敏感性结果。对DLinear+频域门控和频域门控+自适应多尺度两类模型，随着r由0.25增至0.75，平均MSE均持续下降，表明过强的低频截断会削弱预测性能。该现象与高频部分可能包含有效变化信息的认识一致[5]，但当前实验未直接定位具体有效频带，因此这一解释仅用于说明结果趋势。不同随机种子下的变化轨迹见图5。</ns0:t>
-      </ns0:r>
-      <ns0:r ns0:rsidRPr="00B14FA3">
-        <ns0:t/>
-      </ns0:r>
-      <ns0:r ns0:rsidRPr="00B14FA3">
-        <ns0:t/>
-      </ns0:r>
-      <ns0:r ns0:rsidRPr="00B14FA3">
-        <ns0:t/>
-      </ns0:r>
-      <ns0:r ns0:rsidRPr="00B14FA3">
-        <ns0:rPr>
-          <ns0:rFonts ns0:ascii="Cambria Math" ns0:hAnsi="Cambria Math" ns0:cs="Cambria Math"/>
-        </ns0:rPr>
-        <ns0:t/>
-      </ns0:r>
-      <ns0:r ns0:rsidRPr="00B14FA3">
-        <ns0:t/>
-      </ns0:r>
-      <ns0:r ns0:rsidRPr="00B14FA3">
-        <ns0:t/>
-      </ns0:r>
-      <ns0:r ns0:rsidRPr="00B14FA3">
-        <ns0:t/>
-      </ns0:r>
-      <ns0:r ns0:rsidRPr="00B14FA3">
-        <ns0:t/>
-      </ns0:r>
-      <ns0:r ns0:rsidRPr="00B14FA3">
-        <ns0:t/>
-      </ns0:r>
-      <ns0:r ns0:rsidRPr="00B14FA3">
-        <ns0:t/>
-      </ns0:r>
-      <ns0:r ns0:rsidRPr="00B14FA3">
-        <ns0:t/>
-      </ns0:r>
-      <ns0:r ns0:rsidRPr="00B14FA3">
-        <ns0:t/>
-      </ns0:r>
-      <ns0:r ns0:rsidRPr="00B14FA3">
-        <ns0:t/>
-      </ns0:r>
-      <ns0:r ns0:rsidRPr="00B14FA3">
-        <ns0:t/>
-      </ns0:r>
-      <ns0:r ns0:rsidRPr="00B14FA3">
-        <ns0:t/>
-      </ns0:r>
-      <ns0:r ns0:rsidRPr="00B14FA3">
-        <ns0:t/>
-      </ns0:r>
-      <ns0:r ns0:rsidRPr="00B14FA3">
-        <ns0:t/>
-      </ns0:r>
-      <ns0:r ns0:rsidRPr="00B14FA3">
-        <ns0:t/>
-      </ns0:r>
-      <ns0:r ns0:rsidRPr="00B14FA3">
-        <ns0:t/>
-      </ns0:r>
-      <ns0:r ns0:rsidRPr="00B14FA3">
-        <ns0:t/>
-      </ns0:r>
-      <ns0:r ns0:rsidRPr="00B14FA3">
-        <ns0:t/>
-      </ns0:r>
-      <ns0:r ns0:rsidRPr="00B14FA3">
-        <ns0:t/>
-      </ns0:r>
-      <ns0:r ns0:rsidRPr="00B14FA3">
-        <ns0:t/>
-      </ns0:r>
-      <ns0:r ns0:rsidRPr="00B14FA3">
-        <ns0:t/>
-      </ns0:r>
-    </ns0:p>
-    <ns0:p ns2:paraId="0456DCAA" ns2:textId="77777777" ns0:rsidR="00B14FA3" ns0:rsidRPr="00B14FA3" ns0:rsidRDefault="00B14FA3" ns0:rsidP="00B14FA3">
-      <ns0:pPr>
-        <ns0:keepNext/>
-        <ns0:spacing ns0:before="60" ns0:after="40"/>
-        <ns0:ind ns0:firstLine="0"/>
-        <ns0:jc ns0:val="center"/>
-      </ns0:pPr>
-      <ns0:r ns0:rsidRPr="00B14FA3">
-        <ns0:rPr>
-          <ns0:rFonts ns0:eastAsia="黑体"/>
-          <ns0:b/>
-          <ns0:color ns0:val="000000"/>
-          <ns0:sz ns0:val="18"/>
-        </ns0:rPr>
-        <ns0:t>表</ns0:t>
-      </ns0:r>
-      <ns0:r ns0:rsidRPr="00B14FA3">
-        <ns0:rPr>
-          <ns0:rFonts ns0:eastAsia="黑体"/>
-          <ns0:b/>
-          <ns0:color ns0:val="000000"/>
-          <ns0:sz ns0:val="18"/>
-        </ns0:rPr>
-        <ns0:t xml:space="preserve">3 </ns0:t>
-      </ns0:r>
-      <ns0:r ns0:rsidRPr="00B14FA3">
-        <ns0:rPr>
-          <ns0:rFonts ns0:eastAsia="黑体"/>
-          <ns0:b/>
-          <ns0:color ns0:val="000000"/>
-          <ns0:sz ns0:val="18"/>
-        </ns0:rPr>
-        <ns0:t>频率保留比例敏感性</ns0:t>
-      </ns0:r>
-    </ns0:p>
-    <ns0:tbl>
-      <ns0:tblPr>
-        <ns0:tblW ns0:w="0" ns0:type="auto"/>
-        <ns0:jc ns0:val="center"/>
-        <ns0:tblBorders>
-          <ns0:insideH ns0:val="nil"/>
-          <ns0:insideV ns0:val="nil"/>
-        </ns0:tblBorders>
-        <ns0:tblLayout ns0:type="fixed"/>
-        <ns0:tblLook ns0:val="04A0" ns0:firstRow="1" ns0:lastRow="0" ns0:firstColumn="1" ns0:lastColumn="0" ns0:noHBand="0" ns0:noVBand="1"/>
-      </ns0:tblPr>
-      <ns0:tblGrid>
-        <ns0:gridCol ns0:w="3456"/>
-        <ns0:gridCol ns0:w="864"/>
-        <ns0:gridCol ns0:w="2592"/>
-        <ns0:gridCol ns0:w="2592"/>
-      </ns0:tblGrid>
-      <ns0:tr ns0:rsidR="00B14FA3" ns0:rsidRPr="00B14FA3" ns2:paraId="2C67AFF3" ns2:textId="77777777">
-        <ns0:trPr>
-          <ns0:cantSplit/>
-          <ns0:tblHeader/>
-          <ns0:jc ns0:val="center"/>
-        </ns0:trPr>
-        <ns0:tc>
-          <ns0:tcPr>
-            <ns0:tcW ns0:w="3456" ns0:type="dxa"/>
-            <ns0:tcBorders>
-              <ns0:top ns0:val="single" ns0:sz="12" ns0:space="0" ns0:color="000000"/>
-              <ns0:left ns0:val="nil"/>
-              <ns0:bottom ns0:val="single" ns0:sz="6" ns0:space="0" ns0:color="000000"/>
-              <ns0:right ns0:val="nil"/>
-            </ns0:tcBorders>
-            <ns0:tcMar>
-              <ns0:top ns0:w="55" ns0:type="dxa"/>
-              <ns0:left ns0:w="70" ns0:type="dxa"/>
-              <ns0:bottom ns0:w="55" ns0:type="dxa"/>
-              <ns0:right ns0:w="70" ns0:type="dxa"/>
-            </ns0:tcMar>
-            <ns0:vAlign ns0:val="center"/>
-            <ns0:hideMark/>
-          </ns0:tcPr>
-          <ns0:p ns2:paraId="135C2719" ns2:textId="77777777" ns0:rsidR="00B14FA3" ns0:rsidRPr="00B14FA3" ns0:rsidRDefault="00B14FA3" ns0:rsidP="00B14FA3">
-            <ns0:pPr>
-              <ns0:keepNext/>
-              <ns0:ind ns0:firstLine="0"/>
-              <ns0:jc ns0:val="center"/>
-            </ns0:pPr>
-            <ns0:r ns0:rsidRPr="00B14FA3">
-              <ns0:rPr>
-                <ns0:rFonts ns0:eastAsia="宋体"/>
-                <ns0:b/>
-                <ns0:color ns0:val="000000"/>
-                <ns0:sz ns0:val="21"/>
-                <ns0:szCs ns0:val="21"/>
-              </ns0:rPr>
-              <ns0:t>模型</ns0:t>
-            </ns0:r>
-          </ns0:p>
-        </ns0:tc>
-        <ns0:tc>
-          <ns0:tcPr>
-            <ns0:tcW ns0:w="864" ns0:type="dxa"/>
-            <ns0:tcBorders>
-              <ns0:top ns0:val="single" ns0:sz="12" ns0:space="0" ns0:color="000000"/>
-              <ns0:left ns0:val="nil"/>
-              <ns0:bottom ns0:val="single" ns0:sz="6" ns0:space="0" ns0:color="000000"/>
-              <ns0:right ns0:val="nil"/>
-            </ns0:tcBorders>
-            <ns0:tcMar>
-              <ns0:top ns0:w="55" ns0:type="dxa"/>
-              <ns0:left ns0:w="70" ns0:type="dxa"/>
-              <ns0:bottom ns0:w="55" ns0:type="dxa"/>
-              <ns0:right ns0:w="70" ns0:type="dxa"/>
-            </ns0:tcMar>
-            <ns0:vAlign ns0:val="center"/>
-            <ns0:hideMark/>
-          </ns0:tcPr>
-          <ns0:p ns2:paraId="5154AC8B" ns2:textId="77777777" ns0:rsidR="00B14FA3" ns0:rsidRPr="00B14FA3" ns0:rsidRDefault="00B14FA3" ns0:rsidP="00B14FA3">
-            <ns0:pPr>
-              <ns0:keepNext/>
-              <ns0:ind ns0:firstLine="0"/>
-              <ns0:jc ns0:val="center"/>
-            </ns0:pPr>
-            <ns0:r ns0:rsidRPr="00B14FA3">
-              <ns0:rPr>
-                <ns0:rFonts ns0:eastAsia="宋体"/>
-                <ns0:b/>
-                <ns0:color ns0:val="000000"/>
-                <ns0:sz ns0:val="21"/>
-                <ns0:szCs ns0:val="21"/>
-                <ns0:i/>
-                <ns0:iCs/>
-              </ns0:rPr>
-              <ns0:t>r</ns0:t>
-            </ns0:r>
-          </ns0:p>
-        </ns0:tc>
-        <ns0:tc>
-          <ns0:tcPr>
-            <ns0:tcW ns0:w="2592" ns0:type="dxa"/>
-            <ns0:tcBorders>
-              <ns0:top ns0:val="single" ns0:sz="12" ns0:space="0" ns0:color="000000"/>
-              <ns0:left ns0:val="nil"/>
-              <ns0:bottom ns0:val="single" ns0:sz="6" ns0:space="0" ns0:color="000000"/>
-              <ns0:right ns0:val="nil"/>
-            </ns0:tcBorders>
-            <ns0:tcMar>
-              <ns0:top ns0:w="55" ns0:type="dxa"/>
-              <ns0:left ns0:w="70" ns0:type="dxa"/>
-              <ns0:bottom ns0:w="55" ns0:type="dxa"/>
-              <ns0:right ns0:w="70" ns0:type="dxa"/>
-            </ns0:tcMar>
-            <ns0:vAlign ns0:val="center"/>
-            <ns0:hideMark/>
-          </ns0:tcPr>
-          <ns0:p ns2:paraId="386C2EC2" ns2:textId="77777777" ns0:rsidR="00B14FA3" ns0:rsidRPr="00B14FA3" ns0:rsidRDefault="00B14FA3" ns0:rsidP="00B14FA3">
-            <ns0:pPr>
-              <ns0:keepNext/>
-              <ns0:ind ns0:firstLine="0"/>
-              <ns0:jc ns0:val="center"/>
-            </ns0:pPr>
-            <ns0:r ns0:rsidRPr="00B14FA3">
-              <ns0:rPr>
-                <ns0:rFonts ns0:eastAsia="宋体"/>
-                <ns0:b/>
-                <ns0:color ns0:val="000000"/>
-                <ns0:sz ns0:val="21"/>
-                <ns0:szCs ns0:val="21"/>
-              </ns0:rPr>
-              <ns0:t>MSE</ns0:t>
-            </ns0:r>
-          </ns0:p>
-        </ns0:tc>
-        <ns0:tc>
-          <ns0:tcPr>
-            <ns0:tcW ns0:w="2592" ns0:type="dxa"/>
-            <ns0:tcBorders>
-              <ns0:top ns0:val="single" ns0:sz="12" ns0:space="0" ns0:color="000000"/>
-              <ns0:left ns0:val="nil"/>
-              <ns0:bottom ns0:val="single" ns0:sz="6" ns0:space="0" ns0:color="000000"/>
-              <ns0:right ns0:val="nil"/>
-            </ns0:tcBorders>
-            <ns0:tcMar>
-              <ns0:top ns0:w="55" ns0:type="dxa"/>
-              <ns0:left ns0:w="70" ns0:type="dxa"/>
-              <ns0:bottom ns0:w="55" ns0:type="dxa"/>
-              <ns0:right ns0:w="70" ns0:type="dxa"/>
-            </ns0:tcMar>
-            <ns0:vAlign ns0:val="center"/>
-            <ns0:hideMark/>
-          </ns0:tcPr>
-          <ns0:p ns2:paraId="294A8F49" ns2:textId="77777777" ns0:rsidR="00B14FA3" ns0:rsidRPr="00B14FA3" ns0:rsidRDefault="00B14FA3" ns0:rsidP="00B14FA3">
-            <ns0:pPr>
-              <ns0:keepNext/>
-              <ns0:ind ns0:firstLine="0"/>
-              <ns0:jc ns0:val="center"/>
-            </ns0:pPr>
-            <ns0:r ns0:rsidRPr="00B14FA3">
-              <ns0:rPr>
-                <ns0:rFonts ns0:eastAsia="宋体"/>
-                <ns0:b/>
-                <ns0:color ns0:val="000000"/>
-                <ns0:sz ns0:val="21"/>
-                <ns0:szCs ns0:val="21"/>
-              </ns0:rPr>
-              <ns0:t>MAE</ns0:t>
-            </ns0:r>
-          </ns0:p>
-        </ns0:tc>
-      </ns0:tr>
-      <ns0:tr ns0:rsidR="00B14FA3" ns0:rsidRPr="00B14FA3" ns2:paraId="197D0AED" ns2:textId="77777777">
-        <ns0:trPr>
-          <ns0:cantSplit/>
-          <ns0:jc ns0:val="center"/>
-        </ns0:trPr>
-        <ns0:tc>
-          <ns0:tcPr>
-            <ns0:tcW ns0:w="3456" ns0:type="dxa"/>
-            <ns0:tcBorders>
-              <ns0:top ns0:val="nil"/>
-              <ns0:left ns0:val="nil"/>
-              <ns0:bottom ns0:val="nil"/>
-              <ns0:right ns0:val="nil"/>
-            </ns0:tcBorders>
-            <ns0:tcMar>
-              <ns0:top ns0:w="55" ns0:type="dxa"/>
-              <ns0:left ns0:w="70" ns0:type="dxa"/>
-              <ns0:bottom ns0:w="55" ns0:type="dxa"/>
-              <ns0:right ns0:w="70" ns0:type="dxa"/>
-            </ns0:tcMar>
-            <ns0:vAlign ns0:val="center"/>
-            <ns0:hideMark/>
-          </ns0:tcPr>
-          <ns0:p ns2:paraId="20D5BB3F" ns2:textId="77777777" ns0:rsidR="00B14FA3" ns0:rsidRPr="00B14FA3" ns0:rsidRDefault="00B14FA3" ns0:rsidP="00B14FA3">
-            <ns0:pPr>
-              <ns0:keepNext/>
-              <ns0:ind ns0:firstLine="0"/>
-              <ns0:jc ns0:val="left"/>
-            </ns0:pPr>
-            <ns0:r ns0:rsidRPr="00B14FA3">
-              <ns0:rPr>
-                <ns0:rFonts ns0:eastAsia="宋体"/>
-                <ns0:color ns0:val="000000"/>
-                <ns0:sz ns0:val="21"/>
-                <ns0:szCs ns0:val="21"/>
-              </ns0:rPr>
-              <ns0:t>DLinear+</ns0:t>
-            </ns0:r>
-            <ns0:r ns0:rsidRPr="00B14FA3">
-              <ns0:rPr>
-                <ns0:rFonts ns0:eastAsia="宋体"/>
-                <ns0:color ns0:val="000000"/>
-                <ns0:sz ns0:val="21"/>
-                <ns0:szCs ns0:val="21"/>
-              </ns0:rPr>
-              <ns0:t>频域门控</ns0:t>
-            </ns0:r>
-          </ns0:p>
-        </ns0:tc>
-        <ns0:tc>
-          <ns0:tcPr>
-            <ns0:tcW ns0:w="864" ns0:type="dxa"/>
-            <ns0:tcBorders>
-              <ns0:top ns0:val="nil"/>
-              <ns0:left ns0:val="nil"/>
-              <ns0:bottom ns0:val="nil"/>
-              <ns0:right ns0:val="nil"/>
-            </ns0:tcBorders>
-            <ns0:tcMar>
-              <ns0:top ns0:w="55" ns0:type="dxa"/>
-              <ns0:left ns0:w="70" ns0:type="dxa"/>
-              <ns0:bottom ns0:w="55" ns0:type="dxa"/>
-              <ns0:right ns0:w="70" ns0:type="dxa"/>
-            </ns0:tcMar>
-            <ns0:vAlign ns0:val="center"/>
-            <ns0:hideMark/>
-          </ns0:tcPr>
-          <ns0:p ns2:paraId="427D1BAE" ns2:textId="77777777" ns0:rsidR="00B14FA3" ns0:rsidRPr="00B14FA3" ns0:rsidRDefault="00B14FA3" ns0:rsidP="00B14FA3">
-            <ns0:pPr>
-              <ns0:keepNext/>
-              <ns0:ind ns0:firstLine="0"/>
-              <ns0:jc ns0:val="center"/>
-            </ns0:pPr>
-            <ns0:r ns0:rsidRPr="00B14FA3">
-              <ns0:rPr>
-                <ns0:rFonts ns0:eastAsia="宋体"/>
-                <ns0:color ns0:val="000000"/>
-                <ns0:sz ns0:val="21"/>
-                <ns0:szCs ns0:val="21"/>
-              </ns0:rPr>
-              <ns0:t>0.25</ns0:t>
-            </ns0:r>
-          </ns0:p>
-        </ns0:tc>
-        <ns0:tc>
-          <ns0:tcPr>
-            <ns0:tcW ns0:w="2592" ns0:type="dxa"/>
-            <ns0:tcBorders>
-              <ns0:top ns0:val="nil"/>
-              <ns0:left ns0:val="nil"/>
-              <ns0:bottom ns0:val="nil"/>
-              <ns0:right ns0:val="nil"/>
-            </ns0:tcBorders>
-            <ns0:tcMar>
-              <ns0:top ns0:w="55" ns0:type="dxa"/>
-              <ns0:left ns0:w="70" ns0:type="dxa"/>
-              <ns0:bottom ns0:w="55" ns0:type="dxa"/>
-              <ns0:right ns0:w="70" ns0:type="dxa"/>
-            </ns0:tcMar>
-            <ns0:vAlign ns0:val="center"/>
-            <ns0:hideMark/>
-          </ns0:tcPr>
-          <ns0:p ns2:paraId="549BBA1A" ns2:textId="77777777" ns0:rsidR="00B14FA3" ns0:rsidRPr="00B14FA3" ns0:rsidRDefault="00B14FA3" ns0:rsidP="00B14FA3">
-            <ns0:pPr>
-              <ns0:keepNext/>
-              <ns0:ind ns0:firstLine="0"/>
-              <ns0:jc ns0:val="center"/>
-            </ns0:pPr>
-            <ns0:r ns0:rsidRPr="00B14FA3">
-              <ns0:rPr>
-                <ns0:rFonts ns0:eastAsia="宋体"/>
-                <ns0:color ns0:val="000000"/>
-                <ns0:sz ns0:val="21"/>
-                <ns0:szCs ns0:val="21"/>
-              </ns0:rPr>
-              <ns0:t>0.200367±0.002349</ns0:t>
-            </ns0:r>
-          </ns0:p>
-        </ns0:tc>
-        <ns0:tc>
-          <ns0:tcPr>
-            <ns0:tcW ns0:w="2592" ns0:type="dxa"/>
-            <ns0:tcBorders>
-              <ns0:top ns0:val="nil"/>
-              <ns0:left ns0:val="nil"/>
-              <ns0:bottom ns0:val="nil"/>
-              <ns0:right ns0:val="nil"/>
-            </ns0:tcBorders>
-            <ns0:tcMar>
-              <ns0:top ns0:w="55" ns0:type="dxa"/>
-              <ns0:left ns0:w="70" ns0:type="dxa"/>
-              <ns0:bottom ns0:w="55" ns0:type="dxa"/>
-              <ns0:right ns0:w="70" ns0:type="dxa"/>
-            </ns0:tcMar>
-            <ns0:vAlign ns0:val="center"/>
-            <ns0:hideMark/>
-          </ns0:tcPr>
-          <ns0:p ns2:paraId="753F53C1" ns2:textId="77777777" ns0:rsidR="00B14FA3" ns0:rsidRPr="00B14FA3" ns0:rsidRDefault="00B14FA3" ns0:rsidP="00B14FA3">
-            <ns0:pPr>
-              <ns0:keepNext/>
-              <ns0:ind ns0:firstLine="0"/>
-              <ns0:jc ns0:val="center"/>
-            </ns0:pPr>
-            <ns0:r ns0:rsidRPr="00B14FA3">
-              <ns0:rPr>
-                <ns0:rFonts ns0:eastAsia="宋体"/>
-                <ns0:color ns0:val="000000"/>
-                <ns0:sz ns0:val="21"/>
-                <ns0:szCs ns0:val="21"/>
-              </ns0:rPr>
-              <ns0:t>0.193320±0.005065</ns0:t>
-            </ns0:r>
-          </ns0:p>
-        </ns0:tc>
-      </ns0:tr>
-      <ns0:tr ns0:rsidR="00B14FA3" ns0:rsidRPr="00B14FA3" ns2:paraId="38D7987E" ns2:textId="77777777">
-        <ns0:trPr>
-          <ns0:cantSplit/>
-          <ns0:jc ns0:val="center"/>
-        </ns0:trPr>
-        <ns0:tc>
-          <ns0:tcPr>
-            <ns0:tcW ns0:w="3456" ns0:type="dxa"/>
-            <ns0:tcBorders>
-              <ns0:top ns0:val="nil"/>
-              <ns0:left ns0:val="nil"/>
-              <ns0:bottom ns0:val="nil"/>
-              <ns0:right ns0:val="nil"/>
-            </ns0:tcBorders>
-            <ns0:tcMar>
-              <ns0:top ns0:w="55" ns0:type="dxa"/>
-              <ns0:left ns0:w="70" ns0:type="dxa"/>
-              <ns0:bottom ns0:w="55" ns0:type="dxa"/>
-              <ns0:right ns0:w="70" ns0:type="dxa"/>
-            </ns0:tcMar>
-            <ns0:vAlign ns0:val="center"/>
-            <ns0:hideMark/>
-          </ns0:tcPr>
-          <ns0:p ns2:paraId="6D18EAA8" ns2:textId="77777777" ns0:rsidR="00B14FA3" ns0:rsidRPr="00B14FA3" ns0:rsidRDefault="00B14FA3" ns0:rsidP="00B14FA3">
-            <ns0:pPr>
-              <ns0:keepNext/>
-              <ns0:ind ns0:firstLine="0"/>
-              <ns0:jc ns0:val="left"/>
-            </ns0:pPr>
-            <ns0:r ns0:rsidRPr="00B14FA3">
-              <ns0:rPr>
-                <ns0:rFonts ns0:eastAsia="宋体"/>
-                <ns0:color ns0:val="000000"/>
-                <ns0:sz ns0:val="21"/>
-                <ns0:szCs ns0:val="21"/>
-              </ns0:rPr>
-              <ns0:t>DLinear+</ns0:t>
-            </ns0:r>
-            <ns0:r ns0:rsidRPr="00B14FA3">
-              <ns0:rPr>
-                <ns0:rFonts ns0:eastAsia="宋体"/>
-                <ns0:color ns0:val="000000"/>
-                <ns0:sz ns0:val="21"/>
-                <ns0:szCs ns0:val="21"/>
-              </ns0:rPr>
-              <ns0:t>频域门控</ns0:t>
-            </ns0:r>
-          </ns0:p>
-        </ns0:tc>
-        <ns0:tc>
-          <ns0:tcPr>
-            <ns0:tcW ns0:w="864" ns0:type="dxa"/>
-            <ns0:tcBorders>
-              <ns0:top ns0:val="nil"/>
-              <ns0:left ns0:val="nil"/>
-              <ns0:bottom ns0:val="nil"/>
-              <ns0:right ns0:val="nil"/>
-            </ns0:tcBorders>
-            <ns0:tcMar>
-              <ns0:top ns0:w="55" ns0:type="dxa"/>
-              <ns0:left ns0:w="70" ns0:type="dxa"/>
-              <ns0:bottom ns0:w="55" ns0:type="dxa"/>
-              <ns0:right ns0:w="70" ns0:type="dxa"/>
-            </ns0:tcMar>
-            <ns0:vAlign ns0:val="center"/>
-            <ns0:hideMark/>
-          </ns0:tcPr>
-          <ns0:p ns2:paraId="6FEF1096" ns2:textId="77777777" ns0:rsidR="00B14FA3" ns0:rsidRPr="00B14FA3" ns0:rsidRDefault="00B14FA3" ns0:rsidP="00B14FA3">
-            <ns0:pPr>
-              <ns0:keepNext/>
-              <ns0:ind ns0:firstLine="0"/>
-              <ns0:jc ns0:val="center"/>
-            </ns0:pPr>
-            <ns0:r ns0:rsidRPr="00B14FA3">
-              <ns0:rPr>
-                <ns0:rFonts ns0:eastAsia="宋体"/>
-                <ns0:color ns0:val="000000"/>
-                <ns0:sz ns0:val="21"/>
-                <ns0:szCs ns0:val="21"/>
-              </ns0:rPr>
-              <ns0:t>0.50</ns0:t>
-            </ns0:r>
-          </ns0:p>
-        </ns0:tc>
-        <ns0:tc>
-          <ns0:tcPr>
-            <ns0:tcW ns0:w="2592" ns0:type="dxa"/>
-            <ns0:tcBorders>
-              <ns0:top ns0:val="nil"/>
-              <ns0:left ns0:val="nil"/>
-              <ns0:bottom ns0:val="nil"/>
-              <ns0:right ns0:val="nil"/>
-            </ns0:tcBorders>
-            <ns0:tcMar>
-              <ns0:top ns0:w="55" ns0:type="dxa"/>
-              <ns0:left ns0:w="70" ns0:type="dxa"/>
-              <ns0:bottom ns0:w="55" ns0:type="dxa"/>
-              <ns0:right ns0:w="70" ns0:type="dxa"/>
-            </ns0:tcMar>
-            <ns0:vAlign ns0:val="center"/>
-            <ns0:hideMark/>
-          </ns0:tcPr>
-          <ns0:p ns2:paraId="415C3783" ns2:textId="77777777" ns0:rsidR="00B14FA3" ns0:rsidRPr="00B14FA3" ns0:rsidRDefault="00B14FA3" ns0:rsidP="00B14FA3">
-            <ns0:pPr>
-              <ns0:keepNext/>
-              <ns0:ind ns0:firstLine="0"/>
-              <ns0:jc ns0:val="center"/>
-            </ns0:pPr>
-            <ns0:r ns0:rsidRPr="00B14FA3">
-              <ns0:rPr>
-                <ns0:rFonts ns0:eastAsia="宋体"/>
-                <ns0:color ns0:val="000000"/>
-                <ns0:sz ns0:val="21"/>
-                <ns0:szCs ns0:val="21"/>
-              </ns0:rPr>
-              <ns0:t>0.197181±0.000655</ns0:t>
-            </ns0:r>
-          </ns0:p>
-        </ns0:tc>
-        <ns0:tc>
-          <ns0:tcPr>
-            <ns0:tcW ns0:w="2592" ns0:type="dxa"/>
-            <ns0:tcBorders>
-              <ns0:top ns0:val="nil"/>
-              <ns0:left ns0:val="nil"/>
-              <ns0:bottom ns0:val="nil"/>
-              <ns0:right ns0:val="nil"/>
-            </ns0:tcBorders>
-            <ns0:tcMar>
-              <ns0:top ns0:w="55" ns0:type="dxa"/>
-              <ns0:left ns0:w="70" ns0:type="dxa"/>
-              <ns0:bottom ns0:w="55" ns0:type="dxa"/>
-              <ns0:right ns0:w="70" ns0:type="dxa"/>
-            </ns0:tcMar>
-            <ns0:vAlign ns0:val="center"/>
-            <ns0:hideMark/>
-          </ns0:tcPr>
-          <ns0:p ns2:paraId="09CA8186" ns2:textId="77777777" ns0:rsidR="00B14FA3" ns0:rsidRPr="00B14FA3" ns0:rsidRDefault="00B14FA3" ns0:rsidP="00B14FA3">
-            <ns0:pPr>
-              <ns0:keepNext/>
-              <ns0:ind ns0:firstLine="0"/>
-              <ns0:jc ns0:val="center"/>
-            </ns0:pPr>
-            <ns0:r ns0:rsidRPr="00B14FA3">
-              <ns0:rPr>
-                <ns0:rFonts ns0:eastAsia="宋体"/>
-                <ns0:color ns0:val="000000"/>
-                <ns0:sz ns0:val="21"/>
-                <ns0:szCs ns0:val="21"/>
-              </ns0:rPr>
-              <ns0:t>0.191756±0.007712</ns0:t>
-            </ns0:r>
-          </ns0:p>
-        </ns0:tc>
-      </ns0:tr>
-      <ns0:tr ns0:rsidR="00B14FA3" ns0:rsidRPr="00B14FA3" ns2:paraId="77F70FD8" ns2:textId="77777777">
-        <ns0:trPr>
-          <ns0:cantSplit/>
-          <ns0:jc ns0:val="center"/>
-        </ns0:trPr>
-        <ns0:tc>
-          <ns0:tcPr>
-            <ns0:tcW ns0:w="3456" ns0:type="dxa"/>
-            <ns0:tcBorders>
-              <ns0:top ns0:val="nil"/>
-              <ns0:left ns0:val="nil"/>
-              <ns0:bottom ns0:val="nil"/>
-              <ns0:right ns0:val="nil"/>
-            </ns0:tcBorders>
-            <ns0:tcMar>
-              <ns0:top ns0:w="55" ns0:type="dxa"/>
-              <ns0:left ns0:w="70" ns0:type="dxa"/>
-              <ns0:bottom ns0:w="55" ns0:type="dxa"/>
-              <ns0:right ns0:w="70" ns0:type="dxa"/>
-            </ns0:tcMar>
-            <ns0:vAlign ns0:val="center"/>
-            <ns0:hideMark/>
-          </ns0:tcPr>
-          <ns0:p ns2:paraId="4201F70F" ns2:textId="77777777" ns0:rsidR="00B14FA3" ns0:rsidRPr="00B14FA3" ns0:rsidRDefault="00B14FA3" ns0:rsidP="00B14FA3">
-            <ns0:pPr>
-              <ns0:keepNext/>
-              <ns0:ind ns0:firstLine="0"/>
-              <ns0:jc ns0:val="left"/>
-            </ns0:pPr>
-            <ns0:r ns0:rsidRPr="00B14FA3">
-              <ns0:rPr>
-                <ns0:rFonts ns0:eastAsia="宋体"/>
-                <ns0:color ns0:val="000000"/>
-                <ns0:sz ns0:val="21"/>
-                <ns0:szCs ns0:val="21"/>
-              </ns0:rPr>
-              <ns0:t>DLinear+</ns0:t>
-            </ns0:r>
-            <ns0:r ns0:rsidRPr="00B14FA3">
-              <ns0:rPr>
-                <ns0:rFonts ns0:eastAsia="宋体"/>
-                <ns0:color ns0:val="000000"/>
-                <ns0:sz ns0:val="21"/>
-                <ns0:szCs ns0:val="21"/>
-              </ns0:rPr>
-              <ns0:t>频域门控</ns0:t>
-            </ns0:r>
-          </ns0:p>
-        </ns0:tc>
-        <ns0:tc>
-          <ns0:tcPr>
-            <ns0:tcW ns0:w="864" ns0:type="dxa"/>
-            <ns0:tcBorders>
-              <ns0:top ns0:val="nil"/>
-              <ns0:left ns0:val="nil"/>
-              <ns0:bottom ns0:val="nil"/>
-              <ns0:right ns0:val="nil"/>
-            </ns0:tcBorders>
-            <ns0:tcMar>
-              <ns0:top ns0:w="55" ns0:type="dxa"/>
-              <ns0:left ns0:w="70" ns0:type="dxa"/>
-              <ns0:bottom ns0:w="55" ns0:type="dxa"/>
-              <ns0:right ns0:w="70" ns0:type="dxa"/>
-            </ns0:tcMar>
-            <ns0:vAlign ns0:val="center"/>
-            <ns0:hideMark/>
-          </ns0:tcPr>
-          <ns0:p ns2:paraId="606FD9C2" ns2:textId="77777777" ns0:rsidR="00B14FA3" ns0:rsidRPr="00B14FA3" ns0:rsidRDefault="00B14FA3" ns0:rsidP="00B14FA3">
-            <ns0:pPr>
-              <ns0:keepNext/>
-              <ns0:ind ns0:firstLine="0"/>
-              <ns0:jc ns0:val="center"/>
-            </ns0:pPr>
-            <ns0:r ns0:rsidRPr="00B14FA3">
-              <ns0:rPr>
-                <ns0:rFonts ns0:eastAsia="宋体"/>
-                <ns0:color ns0:val="000000"/>
-                <ns0:sz ns0:val="21"/>
-                <ns0:szCs ns0:val="21"/>
-              </ns0:rPr>
-              <ns0:t>0.75</ns0:t>
-            </ns0:r>
-          </ns0:p>
-        </ns0:tc>
-        <ns0:tc>
-          <ns0:tcPr>
-            <ns0:tcW ns0:w="2592" ns0:type="dxa"/>
-            <ns0:tcBorders>
-              <ns0:top ns0:val="nil"/>
-              <ns0:left ns0:val="nil"/>
-              <ns0:bottom ns0:val="nil"/>
-              <ns0:right ns0:val="nil"/>
-            </ns0:tcBorders>
-            <ns0:tcMar>
-              <ns0:top ns0:w="55" ns0:type="dxa"/>
-              <ns0:left ns0:w="70" ns0:type="dxa"/>
-              <ns0:bottom ns0:w="55" ns0:type="dxa"/>
-              <ns0:right ns0:w="70" ns0:type="dxa"/>
-            </ns0:tcMar>
-            <ns0:vAlign ns0:val="center"/>
-            <ns0:hideMark/>
-          </ns0:tcPr>
-          <ns0:p ns2:paraId="3E01C31D" ns2:textId="77777777" ns0:rsidR="00B14FA3" ns0:rsidRPr="00B14FA3" ns0:rsidRDefault="00B14FA3" ns0:rsidP="00B14FA3">
-            <ns0:pPr>
-              <ns0:keepNext/>
-              <ns0:ind ns0:firstLine="0"/>
-              <ns0:jc ns0:val="center"/>
-            </ns0:pPr>
-            <ns0:r ns0:rsidRPr="00B14FA3">
-              <ns0:rPr>
-                <ns0:rFonts ns0:eastAsia="宋体"/>
-                <ns0:color ns0:val="000000"/>
-                <ns0:sz ns0:val="21"/>
-                <ns0:szCs ns0:val="21"/>
-              </ns0:rPr>
-              <ns0:t>0.195478±0.001138</ns0:t>
-            </ns0:r>
-          </ns0:p>
-        </ns0:tc>
-        <ns0:tc>
-          <ns0:tcPr>
-            <ns0:tcW ns0:w="2592" ns0:type="dxa"/>
-            <ns0:tcBorders>
-              <ns0:top ns0:val="nil"/>
-              <ns0:left ns0:val="nil"/>
-              <ns0:bottom ns0:val="nil"/>
-              <ns0:right ns0:val="nil"/>
-            </ns0:tcBorders>
-            <ns0:tcMar>
-              <ns0:top ns0:w="55" ns0:type="dxa"/>
-              <ns0:left ns0:w="70" ns0:type="dxa"/>
-              <ns0:bottom ns0:w="55" ns0:type="dxa"/>
-              <ns0:right ns0:w="70" ns0:type="dxa"/>
-            </ns0:tcMar>
-            <ns0:vAlign ns0:val="center"/>
-            <ns0:hideMark/>
-          </ns0:tcPr>
-          <ns0:p ns2:paraId="64A70EFE" ns2:textId="77777777" ns0:rsidR="00B14FA3" ns0:rsidRPr="00B14FA3" ns0:rsidRDefault="00B14FA3" ns0:rsidP="00B14FA3">
-            <ns0:pPr>
-              <ns0:keepNext/>
-              <ns0:ind ns0:firstLine="0"/>
-              <ns0:jc ns0:val="center"/>
-            </ns0:pPr>
-            <ns0:r ns0:rsidRPr="00B14FA3">
-              <ns0:rPr>
-                <ns0:rFonts ns0:eastAsia="宋体"/>
-                <ns0:color ns0:val="000000"/>
-                <ns0:sz ns0:val="21"/>
-                <ns0:szCs ns0:val="21"/>
-              </ns0:rPr>
-              <ns0:t>0.190041±0.008711</ns0:t>
-            </ns0:r>
-          </ns0:p>
-        </ns0:tc>
-      </ns0:tr>
-      <ns0:tr ns0:rsidR="00B14FA3" ns0:rsidRPr="00B14FA3" ns2:paraId="25BAFDF3" ns2:textId="77777777">
-        <ns0:trPr>
-          <ns0:cantSplit/>
-          <ns0:jc ns0:val="center"/>
-        </ns0:trPr>
-        <ns0:tc>
-          <ns0:tcPr>
-            <ns0:tcW ns0:w="3456" ns0:type="dxa"/>
-            <ns0:tcBorders>
-              <ns0:top ns0:val="nil"/>
-              <ns0:left ns0:val="nil"/>
-              <ns0:bottom ns0:val="nil"/>
-              <ns0:right ns0:val="nil"/>
-            </ns0:tcBorders>
-            <ns0:tcMar>
-              <ns0:top ns0:w="55" ns0:type="dxa"/>
-              <ns0:left ns0:w="70" ns0:type="dxa"/>
-              <ns0:bottom ns0:w="55" ns0:type="dxa"/>
-              <ns0:right ns0:w="70" ns0:type="dxa"/>
-            </ns0:tcMar>
-            <ns0:vAlign ns0:val="center"/>
-            <ns0:hideMark/>
-          </ns0:tcPr>
-          <ns0:p ns2:paraId="5C27CF0C" ns2:textId="77777777" ns0:rsidR="00B14FA3" ns0:rsidRPr="00B14FA3" ns0:rsidRDefault="00B14FA3" ns0:rsidP="00B14FA3">
-            <ns0:pPr>
-              <ns0:keepNext/>
-              <ns0:ind ns0:firstLine="0"/>
-              <ns0:jc ns0:val="left"/>
-            </ns0:pPr>
-            <ns0:r ns0:rsidRPr="00B14FA3">
-              <ns0:rPr>
-                <ns0:rFonts ns0:eastAsia="宋体"/>
-                <ns0:color ns0:val="000000"/>
-                <ns0:sz ns0:val="21"/>
-                <ns0:szCs ns0:val="21"/>
-              </ns0:rPr>
-              <ns0:t>频域门控</ns0:t>
-            </ns0:r>
-            <ns0:r ns0:rsidRPr="00B14FA3">
-              <ns0:rPr>
-                <ns0:rFonts ns0:eastAsia="宋体"/>
-                <ns0:color ns0:val="000000"/>
-                <ns0:sz ns0:val="21"/>
-                <ns0:szCs ns0:val="21"/>
-              </ns0:rPr>
-              <ns0:t>+</ns0:t>
-            </ns0:r>
-            <ns0:r ns0:rsidRPr="00B14FA3">
-              <ns0:rPr>
-                <ns0:rFonts ns0:eastAsia="宋体"/>
-                <ns0:color ns0:val="000000"/>
-                <ns0:sz ns0:val="21"/>
-                <ns0:szCs ns0:val="21"/>
-              </ns0:rPr>
-              <ns0:t>自适应多尺度</ns0:t>
-            </ns0:r>
-          </ns0:p>
-        </ns0:tc>
-        <ns0:tc>
-          <ns0:tcPr>
-            <ns0:tcW ns0:w="864" ns0:type="dxa"/>
-            <ns0:tcBorders>
-              <ns0:top ns0:val="nil"/>
-              <ns0:left ns0:val="nil"/>
-              <ns0:bottom ns0:val="nil"/>
-              <ns0:right ns0:val="nil"/>
-            </ns0:tcBorders>
-            <ns0:tcMar>
-              <ns0:top ns0:w="55" ns0:type="dxa"/>
-              <ns0:left ns0:w="70" ns0:type="dxa"/>
-              <ns0:bottom ns0:w="55" ns0:type="dxa"/>
-              <ns0:right ns0:w="70" ns0:type="dxa"/>
-            </ns0:tcMar>
-            <ns0:vAlign ns0:val="center"/>
-            <ns0:hideMark/>
-          </ns0:tcPr>
-          <ns0:p ns2:paraId="7E3EE9AE" ns2:textId="77777777" ns0:rsidR="00B14FA3" ns0:rsidRPr="00B14FA3" ns0:rsidRDefault="00B14FA3" ns0:rsidP="00B14FA3">
-            <ns0:pPr>
-              <ns0:keepNext/>
-              <ns0:ind ns0:firstLine="0"/>
-              <ns0:jc ns0:val="center"/>
-            </ns0:pPr>
-            <ns0:r ns0:rsidRPr="00B14FA3">
-              <ns0:rPr>
-                <ns0:rFonts ns0:eastAsia="宋体"/>
-                <ns0:color ns0:val="000000"/>
-                <ns0:sz ns0:val="21"/>
-                <ns0:szCs ns0:val="21"/>
-              </ns0:rPr>
-              <ns0:t>0.25</ns0:t>
-            </ns0:r>
-          </ns0:p>
-        </ns0:tc>
-        <ns0:tc>
-          <ns0:tcPr>
-            <ns0:tcW ns0:w="2592" ns0:type="dxa"/>
-            <ns0:tcBorders>
-              <ns0:top ns0:val="nil"/>
-              <ns0:left ns0:val="nil"/>
-              <ns0:bottom ns0:val="nil"/>
-              <ns0:right ns0:val="nil"/>
-            </ns0:tcBorders>
-            <ns0:tcMar>
-              <ns0:top ns0:w="55" ns0:type="dxa"/>
-              <ns0:left ns0:w="70" ns0:type="dxa"/>
-              <ns0:bottom ns0:w="55" ns0:type="dxa"/>
-              <ns0:right ns0:w="70" ns0:type="dxa"/>
-            </ns0:tcMar>
-            <ns0:vAlign ns0:val="center"/>
-            <ns0:hideMark/>
-          </ns0:tcPr>
-          <ns0:p ns2:paraId="4E97AEBF" ns2:textId="77777777" ns0:rsidR="00B14FA3" ns0:rsidRPr="00B14FA3" ns0:rsidRDefault="00B14FA3" ns0:rsidP="00B14FA3">
-            <ns0:pPr>
-              <ns0:keepNext/>
-              <ns0:ind ns0:firstLine="0"/>
-              <ns0:jc ns0:val="center"/>
-            </ns0:pPr>
-            <ns0:r ns0:rsidRPr="00B14FA3">
-              <ns0:rPr>
-                <ns0:rFonts ns0:eastAsia="宋体"/>
-                <ns0:color ns0:val="000000"/>
-                <ns0:sz ns0:val="21"/>
-                <ns0:szCs ns0:val="21"/>
-              </ns0:rPr>
-              <ns0:t>0.201774±0.006798</ns0:t>
-            </ns0:r>
-          </ns0:p>
-        </ns0:tc>
-        <ns0:tc>
-          <ns0:tcPr>
-            <ns0:tcW ns0:w="2592" ns0:type="dxa"/>
-            <ns0:tcBorders>
-              <ns0:top ns0:val="nil"/>
-              <ns0:left ns0:val="nil"/>
-              <ns0:bottom ns0:val="nil"/>
-              <ns0:right ns0:val="nil"/>
-            </ns0:tcBorders>
-            <ns0:tcMar>
-              <ns0:top ns0:w="55" ns0:type="dxa"/>
-              <ns0:left ns0:w="70" ns0:type="dxa"/>
-              <ns0:bottom ns0:w="55" ns0:type="dxa"/>
-              <ns0:right ns0:w="70" ns0:type="dxa"/>
-            </ns0:tcMar>
-            <ns0:vAlign ns0:val="center"/>
-            <ns0:hideMark/>
-          </ns0:tcPr>
-          <ns0:p ns2:paraId="2C17BD04" ns2:textId="77777777" ns0:rsidR="00B14FA3" ns0:rsidRPr="00B14FA3" ns0:rsidRDefault="00B14FA3" ns0:rsidP="00B14FA3">
-            <ns0:pPr>
-              <ns0:keepNext/>
-              <ns0:ind ns0:firstLine="0"/>
-              <ns0:jc ns0:val="center"/>
-            </ns0:pPr>
-            <ns0:r ns0:rsidRPr="00B14FA3">
-              <ns0:rPr>
-                <ns0:rFonts ns0:eastAsia="宋体"/>
-                <ns0:color ns0:val="000000"/>
-                <ns0:sz ns0:val="21"/>
-                <ns0:szCs ns0:val="21"/>
-              </ns0:rPr>
-              <ns0:t>0.182381±0.002075</ns0:t>
-            </ns0:r>
-          </ns0:p>
-        </ns0:tc>
-      </ns0:tr>
-      <ns0:tr ns0:rsidR="00B14FA3" ns0:rsidRPr="00B14FA3" ns2:paraId="708E6154" ns2:textId="77777777">
-        <ns0:trPr>
-          <ns0:cantSplit/>
-          <ns0:jc ns0:val="center"/>
-        </ns0:trPr>
-        <ns0:tc>
-          <ns0:tcPr>
-            <ns0:tcW ns0:w="3456" ns0:type="dxa"/>
-            <ns0:tcBorders>
-              <ns0:top ns0:val="nil"/>
-              <ns0:left ns0:val="nil"/>
-              <ns0:bottom ns0:val="nil"/>
-              <ns0:right ns0:val="nil"/>
-            </ns0:tcBorders>
-            <ns0:tcMar>
-              <ns0:top ns0:w="55" ns0:type="dxa"/>
-              <ns0:left ns0:w="70" ns0:type="dxa"/>
-              <ns0:bottom ns0:w="55" ns0:type="dxa"/>
-              <ns0:right ns0:w="70" ns0:type="dxa"/>
-            </ns0:tcMar>
-            <ns0:vAlign ns0:val="center"/>
-            <ns0:hideMark/>
-          </ns0:tcPr>
-          <ns0:p ns2:paraId="11AD0F4C" ns2:textId="77777777" ns0:rsidR="00B14FA3" ns0:rsidRPr="00B14FA3" ns0:rsidRDefault="00B14FA3" ns0:rsidP="00B14FA3">
-            <ns0:pPr>
-              <ns0:keepNext/>
-              <ns0:ind ns0:firstLine="0"/>
-              <ns0:jc ns0:val="left"/>
-            </ns0:pPr>
-            <ns0:r ns0:rsidRPr="00B14FA3">
-              <ns0:rPr>
-                <ns0:rFonts ns0:eastAsia="宋体"/>
-                <ns0:color ns0:val="000000"/>
-                <ns0:sz ns0:val="21"/>
-                <ns0:szCs ns0:val="21"/>
-              </ns0:rPr>
-              <ns0:t>频域门控</ns0:t>
-            </ns0:r>
-            <ns0:r ns0:rsidRPr="00B14FA3">
-              <ns0:rPr>
-                <ns0:rFonts ns0:eastAsia="宋体"/>
-                <ns0:color ns0:val="000000"/>
-                <ns0:sz ns0:val="21"/>
-                <ns0:szCs ns0:val="21"/>
-              </ns0:rPr>
-              <ns0:t>+</ns0:t>
-            </ns0:r>
-            <ns0:r ns0:rsidRPr="00B14FA3">
-              <ns0:rPr>
-                <ns0:rFonts ns0:eastAsia="宋体"/>
-                <ns0:color ns0:val="000000"/>
-                <ns0:sz ns0:val="21"/>
-                <ns0:szCs ns0:val="21"/>
-              </ns0:rPr>
-              <ns0:t>自适应多尺度</ns0:t>
-            </ns0:r>
-          </ns0:p>
-        </ns0:tc>
-        <ns0:tc>
-          <ns0:tcPr>
-            <ns0:tcW ns0:w="864" ns0:type="dxa"/>
-            <ns0:tcBorders>
-              <ns0:top ns0:val="nil"/>
-              <ns0:left ns0:val="nil"/>
-              <ns0:bottom ns0:val="nil"/>
-              <ns0:right ns0:val="nil"/>
-            </ns0:tcBorders>
-            <ns0:tcMar>
-              <ns0:top ns0:w="55" ns0:type="dxa"/>
-              <ns0:left ns0:w="70" ns0:type="dxa"/>
-              <ns0:bottom ns0:w="55" ns0:type="dxa"/>
-              <ns0:right ns0:w="70" ns0:type="dxa"/>
-            </ns0:tcMar>
-            <ns0:vAlign ns0:val="center"/>
-            <ns0:hideMark/>
-          </ns0:tcPr>
-          <ns0:p ns2:paraId="37309D0B" ns2:textId="77777777" ns0:rsidR="00B14FA3" ns0:rsidRPr="00B14FA3" ns0:rsidRDefault="00B14FA3" ns0:rsidP="00B14FA3">
-            <ns0:pPr>
-              <ns0:keepNext/>
-              <ns0:ind ns0:firstLine="0"/>
-              <ns0:jc ns0:val="center"/>
-            </ns0:pPr>
-            <ns0:r ns0:rsidRPr="00B14FA3">
-              <ns0:rPr>
-                <ns0:rFonts ns0:eastAsia="宋体"/>
-                <ns0:color ns0:val="000000"/>
-                <ns0:sz ns0:val="21"/>
-                <ns0:szCs ns0:val="21"/>
-              </ns0:rPr>
-              <ns0:t>0.50</ns0:t>
-            </ns0:r>
-          </ns0:p>
-        </ns0:tc>
-        <ns0:tc>
-          <ns0:tcPr>
-            <ns0:tcW ns0:w="2592" ns0:type="dxa"/>
-            <ns0:tcBorders>
-              <ns0:top ns0:val="nil"/>
-              <ns0:left ns0:val="nil"/>
-              <ns0:bottom ns0:val="nil"/>
-              <ns0:right ns0:val="nil"/>
-            </ns0:tcBorders>
-            <ns0:tcMar>
-              <ns0:top ns0:w="55" ns0:type="dxa"/>
-              <ns0:left ns0:w="70" ns0:type="dxa"/>
-              <ns0:bottom ns0:w="55" ns0:type="dxa"/>
-              <ns0:right ns0:w="70" ns0:type="dxa"/>
-            </ns0:tcMar>
-            <ns0:vAlign ns0:val="center"/>
-            <ns0:hideMark/>
-          </ns0:tcPr>
-          <ns0:p ns2:paraId="5F057EF1" ns2:textId="77777777" ns0:rsidR="00B14FA3" ns0:rsidRPr="00B14FA3" ns0:rsidRDefault="00B14FA3" ns0:rsidP="00B14FA3">
-            <ns0:pPr>
-              <ns0:keepNext/>
-              <ns0:ind ns0:firstLine="0"/>
-              <ns0:jc ns0:val="center"/>
-            </ns0:pPr>
-            <ns0:r ns0:rsidRPr="00B14FA3">
-              <ns0:rPr>
-                <ns0:rFonts ns0:eastAsia="宋体"/>
-                <ns0:color ns0:val="000000"/>
-                <ns0:sz ns0:val="21"/>
-                <ns0:szCs ns0:val="21"/>
-              </ns0:rPr>
-              <ns0:t>0.192432±0.005766</ns0:t>
-            </ns0:r>
-          </ns0:p>
-        </ns0:tc>
-        <ns0:tc>
-          <ns0:tcPr>
-            <ns0:tcW ns0:w="2592" ns0:type="dxa"/>
-            <ns0:tcBorders>
-              <ns0:top ns0:val="nil"/>
-              <ns0:left ns0:val="nil"/>
-              <ns0:bottom ns0:val="nil"/>
-              <ns0:right ns0:val="nil"/>
-            </ns0:tcBorders>
-            <ns0:tcMar>
-              <ns0:top ns0:w="55" ns0:type="dxa"/>
-              <ns0:left ns0:w="70" ns0:type="dxa"/>
-              <ns0:bottom ns0:w="55" ns0:type="dxa"/>
-              <ns0:right ns0:w="70" ns0:type="dxa"/>
-            </ns0:tcMar>
-            <ns0:vAlign ns0:val="center"/>
-            <ns0:hideMark/>
-          </ns0:tcPr>
-          <ns0:p ns2:paraId="70E3DC7B" ns2:textId="77777777" ns0:rsidR="00B14FA3" ns0:rsidRPr="00B14FA3" ns0:rsidRDefault="00B14FA3" ns0:rsidP="00B14FA3">
-            <ns0:pPr>
-              <ns0:keepNext/>
-              <ns0:ind ns0:firstLine="0"/>
-              <ns0:jc ns0:val="center"/>
-            </ns0:pPr>
-            <ns0:r ns0:rsidRPr="00B14FA3">
-              <ns0:rPr>
-                <ns0:rFonts ns0:eastAsia="宋体"/>
-                <ns0:color ns0:val="000000"/>
-                <ns0:sz ns0:val="21"/>
-                <ns0:szCs ns0:val="21"/>
-              </ns0:rPr>
-              <ns0:t>0.173438±0.000813</ns0:t>
-            </ns0:r>
-          </ns0:p>
-        </ns0:tc>
-      </ns0:tr>
-      <ns0:tr ns0:rsidR="00B14FA3" ns0:rsidRPr="00B14FA3" ns2:paraId="61766EAE" ns2:textId="77777777">
-        <ns0:trPr>
-          <ns0:cantSplit/>
-          <ns0:jc ns0:val="center"/>
-        </ns0:trPr>
-        <ns0:tc>
-          <ns0:tcPr>
-            <ns0:tcW ns0:w="3456" ns0:type="dxa"/>
-            <ns0:tcBorders>
-              <ns0:top ns0:val="nil"/>
-              <ns0:left ns0:val="nil"/>
-              <ns0:bottom ns0:val="single" ns0:sz="12" ns0:space="0" ns0:color="000000"/>
-              <ns0:right ns0:val="nil"/>
-            </ns0:tcBorders>
-            <ns0:tcMar>
-              <ns0:top ns0:w="55" ns0:type="dxa"/>
-              <ns0:left ns0:w="70" ns0:type="dxa"/>
-              <ns0:bottom ns0:w="55" ns0:type="dxa"/>
-              <ns0:right ns0:w="70" ns0:type="dxa"/>
-            </ns0:tcMar>
-            <ns0:vAlign ns0:val="center"/>
-            <ns0:hideMark/>
-          </ns0:tcPr>
-          <ns0:p ns2:paraId="2138BD18" ns2:textId="77777777" ns0:rsidR="00B14FA3" ns0:rsidRPr="00B14FA3" ns0:rsidRDefault="00B14FA3" ns0:rsidP="00B14FA3">
-            <ns0:pPr>
-              <ns0:ind ns0:firstLine="0"/>
-              <ns0:jc ns0:val="left"/>
-            </ns0:pPr>
-            <ns0:r ns0:rsidRPr="00B14FA3">
-              <ns0:rPr>
-                <ns0:rFonts ns0:eastAsia="宋体"/>
-                <ns0:color ns0:val="000000"/>
-                <ns0:sz ns0:val="21"/>
-                <ns0:szCs ns0:val="21"/>
-              </ns0:rPr>
-              <ns0:t>频域门控</ns0:t>
-            </ns0:r>
-            <ns0:r ns0:rsidRPr="00B14FA3">
-              <ns0:rPr>
-                <ns0:rFonts ns0:eastAsia="宋体"/>
-                <ns0:color ns0:val="000000"/>
-                <ns0:sz ns0:val="21"/>
-                <ns0:szCs ns0:val="21"/>
-              </ns0:rPr>
-              <ns0:t>+</ns0:t>
-            </ns0:r>
-            <ns0:r ns0:rsidRPr="00B14FA3">
-              <ns0:rPr>
-                <ns0:rFonts ns0:eastAsia="宋体"/>
-                <ns0:color ns0:val="000000"/>
-                <ns0:sz ns0:val="21"/>
-                <ns0:szCs ns0:val="21"/>
-              </ns0:rPr>
-              <ns0:t>自适应多尺度</ns0:t>
-            </ns0:r>
-          </ns0:p>
-        </ns0:tc>
-        <ns0:tc>
-          <ns0:tcPr>
-            <ns0:tcW ns0:w="864" ns0:type="dxa"/>
-            <ns0:tcBorders>
-              <ns0:top ns0:val="nil"/>
-              <ns0:left ns0:val="nil"/>
-              <ns0:bottom ns0:val="single" ns0:sz="12" ns0:space="0" ns0:color="000000"/>
-              <ns0:right ns0:val="nil"/>
-            </ns0:tcBorders>
-            <ns0:tcMar>
-              <ns0:top ns0:w="55" ns0:type="dxa"/>
-              <ns0:left ns0:w="70" ns0:type="dxa"/>
-              <ns0:bottom ns0:w="55" ns0:type="dxa"/>
-              <ns0:right ns0:w="70" ns0:type="dxa"/>
-            </ns0:tcMar>
-            <ns0:vAlign ns0:val="center"/>
-            <ns0:hideMark/>
-          </ns0:tcPr>
-          <ns0:p ns2:paraId="18BAF2A6" ns2:textId="77777777" ns0:rsidR="00B14FA3" ns0:rsidRPr="00B14FA3" ns0:rsidRDefault="00B14FA3" ns0:rsidP="00B14FA3">
-            <ns0:pPr>
-              <ns0:ind ns0:firstLine="0"/>
-              <ns0:jc ns0:val="center"/>
-            </ns0:pPr>
-            <ns0:r ns0:rsidRPr="00B14FA3">
-              <ns0:rPr>
-                <ns0:rFonts ns0:eastAsia="宋体"/>
-                <ns0:color ns0:val="000000"/>
-                <ns0:sz ns0:val="21"/>
-                <ns0:szCs ns0:val="21"/>
-              </ns0:rPr>
-              <ns0:t>0.75</ns0:t>
-            </ns0:r>
-          </ns0:p>
-        </ns0:tc>
-        <ns0:tc>
-          <ns0:tcPr>
-            <ns0:tcW ns0:w="2592" ns0:type="dxa"/>
-            <ns0:tcBorders>
-              <ns0:top ns0:val="nil"/>
-              <ns0:left ns0:val="nil"/>
-              <ns0:bottom ns0:val="single" ns0:sz="12" ns0:space="0" ns0:color="000000"/>
-              <ns0:right ns0:val="nil"/>
-            </ns0:tcBorders>
-            <ns0:tcMar>
-              <ns0:top ns0:w="55" ns0:type="dxa"/>
-              <ns0:left ns0:w="70" ns0:type="dxa"/>
-              <ns0:bottom ns0:w="55" ns0:type="dxa"/>
-              <ns0:right ns0:w="70" ns0:type="dxa"/>
-            </ns0:tcMar>
-            <ns0:vAlign ns0:val="center"/>
-            <ns0:hideMark/>
-          </ns0:tcPr>
-          <ns0:p ns2:paraId="56FB953B" ns2:textId="77777777" ns0:rsidR="00B14FA3" ns0:rsidRPr="00B14FA3" ns0:rsidRDefault="00B14FA3" ns0:rsidP="00B14FA3">
-            <ns0:pPr>
-              <ns0:ind ns0:firstLine="0"/>
-              <ns0:jc ns0:val="center"/>
-            </ns0:pPr>
-            <ns0:r ns0:rsidRPr="00B14FA3">
-              <ns0:rPr>
-                <ns0:rFonts ns0:eastAsia="宋体"/>
-                <ns0:color ns0:val="000000"/>
-                <ns0:sz ns0:val="21"/>
-                <ns0:szCs ns0:val="21"/>
-              </ns0:rPr>
-              <ns0:t>0.189447±0.005119</ns0:t>
-            </ns0:r>
-          </ns0:p>
-        </ns0:tc>
-        <ns0:tc>
-          <ns0:tcPr>
-            <ns0:tcW ns0:w="2592" ns0:type="dxa"/>
-            <ns0:tcBorders>
-              <ns0:top ns0:val="nil"/>
-              <ns0:left ns0:val="nil"/>
-              <ns0:bottom ns0:val="single" ns0:sz="12" ns0:space="0" ns0:color="000000"/>
-              <ns0:right ns0:val="nil"/>
-            </ns0:tcBorders>
-            <ns0:tcMar>
-              <ns0:top ns0:w="55" ns0:type="dxa"/>
-              <ns0:left ns0:w="70" ns0:type="dxa"/>
-              <ns0:bottom ns0:w="55" ns0:type="dxa"/>
-              <ns0:right ns0:w="70" ns0:type="dxa"/>
-            </ns0:tcMar>
-            <ns0:vAlign ns0:val="center"/>
-            <ns0:hideMark/>
-          </ns0:tcPr>
-          <ns0:p ns2:paraId="0C98EADA" ns2:textId="77777777" ns0:rsidR="00B14FA3" ns0:rsidRPr="00B14FA3" ns0:rsidRDefault="00B14FA3" ns0:rsidP="00B14FA3">
-            <ns0:pPr>
-              <ns0:ind ns0:firstLine="0"/>
-              <ns0:jc ns0:val="center"/>
-            </ns0:pPr>
-            <ns0:r ns0:rsidRPr="00B14FA3">
-              <ns0:rPr>
-                <ns0:rFonts ns0:eastAsia="宋体"/>
-                <ns0:color ns0:val="000000"/>
-                <ns0:sz ns0:val="21"/>
-                <ns0:szCs ns0:val="21"/>
-              </ns0:rPr>
-              <ns0:t>0.170543±0.000729</ns0:t>
-            </ns0:r>
-          </ns0:p>
-        </ns0:tc>
-      </ns0:tr>
-    </ns0:tbl>
-    <ns0:p ns2:paraId="1780FFFA" ns2:textId="77777777" ns0:rsidR="00B14FA3" ns0:rsidRPr="00B14FA3" ns0:rsidRDefault="00B14FA3" ns0:rsidP="00B14FA3"/>
-    <ns0:p ns2:paraId="4AE8C979" ns2:textId="77777777" ns0:rsidR="00B14FA3" ns0:rsidRPr="00B14FA3" ns0:rsidRDefault="00B14FA3" ns0:rsidP="00B14FA3">
-      <ns0:pPr>
-        <ns0:keepNext/>
-        <ns0:spacing ns0:before="60"/>
-        <ns0:ind ns0:firstLine="0"/>
-        <ns0:jc ns0:val="center"/>
-      </ns0:pPr>
-      <ns0:r ns0:rsidRPr="00B14FA3">
-        <ns0:rPr>
-          <ns0:noProof/>
-        </ns0:rPr>
-        <ns0:lastRenderedPageBreak/>
-        <ns0:drawing>
-          <ns3:inline distT="0" distB="0" distL="0" distR="0" ns4:anchorId="388DECB4" ns4:editId="37BE9719">
-            <ns3:extent cx="6115050" cy="2570744"/>
-            <ns3:effectExtent l="0" t="0" r="0" b="9525"/>
-            <ns3:docPr id="23" name="图片 3" descr="已检查的图像"/>
-            <ns3:cNvGraphicFramePr>
-              <ns5:graphicFrameLocks noChangeAspect="1"/>
-            </ns3:cNvGraphicFramePr>
-            <ns5:graphic>
-              <ns5:graphicData uri="http://schemas.openxmlformats.org/drawingml/2006/picture">
-                <ns6:pic>
-                  <ns6:nvPicPr>
-                    <ns6:cNvPr id="0" name="图片 3" descr="已检查的图像"/>
-                    <ns6:cNvPicPr>
-                      <ns5:picLocks noChangeAspect="1" noChangeArrowheads="1"/>
-                    </ns6:cNvPicPr>
-                  </ns6:nvPicPr>
-                  <ns6:blipFill>
-                    <ns5:blip ns7:embed="rId10">
-                      <ns5:extLst>
-                        <ns5:ext uri="{28A0092B-C50C-407E-A947-70E740481C1C}">
-                          <ns8:useLocalDpi val="0"/>
-                        </ns5:ext>
-                      </ns5:extLst>
-                    </ns5:blip>
-                    <ns5:srcRect/>
-                    <ns5:stretch>
-                      <ns5:fillRect/>
-                    </ns5:stretch>
-                  </ns6:blipFill>
-                  <ns6:spPr bwMode="auto">
-                    <ns5:xfrm>
-                      <ns5:off x="0" y="0"/>
-                      <ns5:ext cx="6115050" cy="2570744"/>
-                    </ns5:xfrm>
-                    <ns5:prstGeom prst="rect">
-                      <ns5:avLst/>
-                    </ns5:prstGeom>
-                    <ns5:noFill/>
-                    <ns5:ln>
-                      <ns5:noFill/>
-                    </ns5:ln>
-                  </ns6:spPr>
-                </ns6:pic>
-              </ns5:graphicData>
-            </ns5:graphic>
-          </ns3:inline>
-        </ns0:drawing>
-      </ns0:r>
-    </ns0:p>
-    <ns0:p ns2:paraId="5F8614E0" ns2:textId="77777777" ns0:rsidR="00B14FA3" ns0:rsidRPr="00B14FA3" ns0:rsidRDefault="00B14FA3" ns0:rsidP="00B14FA3">
-      <ns0:pPr>
-        <ns0:keepLines/>
-        <ns0:ind ns0:firstLine="0"/>
-        <ns0:jc ns0:val="center"/>
-      </ns0:pPr>
-      <ns0:r ns0:rsidRPr="00B14FA3">
-        <ns0:rPr>
-          <ns0:rFonts ns0:eastAsia="黑体"/>
-          <ns0:b/>
-          <ns0:color ns0:val="000000"/>
-          <ns0:sz ns0:val="18"/>
-        </ns0:rPr>
-        <ns0:t>图</ns0:t>
-      </ns0:r>
-      <ns0:r ns0:rsidRPr="00B14FA3">
-        <ns0:rPr>
-          <ns0:rFonts ns0:eastAsia="黑体"/>
-          <ns0:b/>
-          <ns0:color ns0:val="000000"/>
-          <ns0:sz ns0:val="18"/>
-        </ns0:rPr>
-        <ns0:t xml:space="preserve">5 </ns0:t>
-      </ns0:r>
-      <ns0:r ns0:rsidRPr="00B14FA3">
-        <ns0:rPr>
-          <ns0:rFonts ns0:eastAsia="黑体"/>
-          <ns0:b/>
-          <ns0:color ns0:val="000000"/>
-          <ns0:sz ns0:val="18"/>
-        </ns0:rPr>
-        <ns0:t>频率保留比例敏感性</ns0:t>
-      </ns0:r>
-    </ns0:p>
-    <ns0:p ns2:paraId="35DBC11F" ns2:textId="77777777" ns0:rsidR="00B14FA3" ns0:rsidRPr="00B14FA3" ns0:rsidRDefault="00B14FA3" ns0:rsidP="00B14FA3">
-      <ns0:r ns0:rsidRPr="00B14FA3">
-        <ns0:rPr>
           <ns0:rFonts ns0:eastAsia="宋体"/>
           <ns0:color ns0:val="000000"/>
           <ns0:sz ns0:val="21"/>
           <ns0:szCs ns0:val="21"/>
         </ns0:rPr>
-        <ns0:t>在三个候选比例中，</ns0:t>
-      </ns0:r>
-      <ns0:r ns0:rsidRPr="00B14FA3">
-        <ns0:rPr>
-          <ns0:rFonts ns0:eastAsia="宋体"/>
-          <ns0:color ns0:val="000000"/>
-          <ns0:sz ns0:val="21"/>
-          <ns0:szCs ns0:val="21"/>
-          <ns0:i/>
-          <ns0:iCs/>
-        </ns0:rPr>
-        <ns0:t>r</ns0:t>
-      </ns0:r>
-      <ns0:r ns0:rsidRPr="00B14FA3">
-        <ns0:rPr>
-          <ns0:rFonts ns0:eastAsia="宋体"/>
-          <ns0:color ns0:val="000000"/>
-          <ns0:sz ns0:val="21"/>
-          <ns0:szCs ns0:val="21"/>
-        </ns0:rPr>
-        <ns0:t>=0.75时完整模型取得最低MSE 0.189447。相较DLinear，其MSE和MAE分别降低2.34%和9.28%；但相较无频域自适应多尺度主模型，MSE和MAE仍分别高1.80%和1.39%。因此，</ns0:t>
-      </ns0:r>
-      <ns0:r ns0:rsidRPr="00B14FA3">
-        <ns0:rPr>
-          <ns0:rFonts ns0:eastAsia="宋体"/>
-          <ns0:color ns0:val="000000"/>
-          <ns0:sz ns0:val="21"/>
-          <ns0:szCs ns0:val="21"/>
-          <ns0:i/>
-          <ns0:iCs/>
-        </ns0:rPr>
-        <ns0:t>r</ns0:t>
-      </ns0:r>
-      <ns0:r ns0:rsidRPr="00B14FA3">
-        <ns0:rPr>
-          <ns0:rFonts ns0:eastAsia="宋体"/>
-          <ns0:color ns0:val="000000"/>
-          <ns0:sz ns0:val="21"/>
-          <ns0:szCs ns0:val="21"/>
-        </ns0:rPr>
-        <ns0:t>=0.75只能视为当前三个测试比例中的探索性较优设置，不能据此认定为最优频率保留比例。结合表3和图5可见，增加频率保留比例能够缓解低频截断造成的信息损失，但频域门控仍未带来超过无频域主模型的额外收益，其作用更适合作为频率截断边界的辅助分析。</ns0:t>
-      </ns0:r>
-      <ns0:r ns0:rsidRPr="00B14FA3">
-        <ns0:rPr>
-          <ns0:color ns0:val="000000"/>
-        </ns0:rPr>
-        <ns0:t/>
-      </ns0:r>
-      <ns0:r ns0:rsidRPr="00B14FA3">
-        <ns0:rPr>
-          <ns0:color ns0:val="000000"/>
-        </ns0:rPr>
-        <ns0:t/>
-      </ns0:r>
-      <ns0:r ns0:rsidRPr="00B14FA3">
-        <ns0:rPr>
-          <ns0:color ns0:val="000000"/>
-        </ns0:rPr>
-        <ns0:t/>
-      </ns0:r>
-      <ns0:r ns0:rsidRPr="00B14FA3">
-        <ns0:rPr>
-          <ns0:color ns0:val="000000"/>
-        </ns0:rPr>
-        <ns0:t/>
-      </ns0:r>
-      <ns0:r ns0:rsidRPr="00B14FA3">
-        <ns0:rPr>
-          <ns0:color ns0:val="000000"/>
-        </ns0:rPr>
-        <ns0:t/>
-      </ns0:r>
-      <ns0:r ns0:rsidRPr="00B14FA3">
-        <ns0:rPr>
-          <ns0:color ns0:val="000000"/>
-        </ns0:rPr>
-        <ns0:t/>
-      </ns0:r>
-      <ns0:r ns0:rsidRPr="00B14FA3">
-        <ns0:rPr>
-          <ns0:color ns0:val="000000"/>
-        </ns0:rPr>
-        <ns0:t/>
-      </ns0:r>
-      <ns0:r ns0:rsidRPr="00B14FA3">
-        <ns0:rPr>
-          <ns0:color ns0:val="000000"/>
-        </ns0:rPr>
-        <ns0:t/>
-      </ns0:r>
-      <ns0:r ns0:rsidRPr="00B14FA3">
-        <ns0:rPr>
-          <ns0:color ns0:val="000000"/>
-        </ns0:rPr>
-        <ns0:t/>
-      </ns0:r>
-      <ns0:r ns0:rsidRPr="00B14FA3">
-        <ns0:rPr>
-          <ns0:color ns0:val="000000"/>
-        </ns0:rPr>
-        <ns0:t/>
-      </ns0:r>
-      <ns0:r ns0:rsidRPr="00B14FA3">
-        <ns0:rPr>
-          <ns0:color ns0:val="000000"/>
-        </ns0:rPr>
-        <ns0:t/>
-      </ns0:r>
-      <ns0:r ns0:rsidRPr="00B14FA3">
-        <ns0:rPr>
-          <ns0:color ns0:val="000000"/>
-        </ns0:rPr>
-        <ns0:t/>
-      </ns0:r>
-      <ns0:r ns0:rsidRPr="00B14FA3">
-        <ns0:rPr>
-          <ns0:color ns0:val="000000"/>
-        </ns0:rPr>
-        <ns0:t/>
-      </ns0:r>
-      <ns0:r ns0:rsidRPr="00B14FA3">
-        <ns0:rPr>
-          <ns0:color ns0:val="000000"/>
-        </ns0:rPr>
-        <ns0:t/>
-      </ns0:r>
-      <ns0:r ns0:rsidRPr="00B14FA3">
-        <ns0:rPr>
-          <ns0:color ns0:val="000000"/>
-        </ns0:rPr>
-        <ns0:t/>
-      </ns0:r>
-      <ns0:r ns0:rsidRPr="00B14FA3">
-        <ns0:rPr>
-          <ns0:color ns0:val="000000"/>
-        </ns0:rPr>
-        <ns0:t/>
-      </ns0:r>
-      <ns0:r ns0:rsidRPr="00B14FA3">
-        <ns0:rPr>
-          <ns0:color ns0:val="000000"/>
-        </ns0:rPr>
-        <ns0:t/>
-      </ns0:r>
-      <ns0:r ns0:rsidRPr="00B14FA3">
-        <ns0:rPr>
-          <ns0:color ns0:val="000000"/>
-        </ns0:rPr>
-        <ns0:t/>
-      </ns0:r>
-      <ns0:r ns0:rsidRPr="00B14FA3">
-        <ns0:rPr>
-          <ns0:color ns0:val="000000"/>
-        </ns0:rPr>
-        <ns0:t/>
-      </ns0:r>
-      <ns0:r ns0:rsidRPr="00B14FA3">
-        <ns0:rPr>
-          <ns0:color ns0:val="000000"/>
-        </ns0:rPr>
-        <ns0:t/>
-      </ns0:r>
-      <ns0:r ns0:rsidRPr="00B14FA3">
-        <ns0:rPr>
-          <ns0:color ns0:val="000000"/>
-        </ns0:rPr>
-        <ns0:t/>
-      </ns0:r>
-      <ns0:r ns0:rsidRPr="00B14FA3">
-        <ns0:rPr>
-          <ns0:color ns0:val="000000"/>
-        </ns0:rPr>
-        <ns0:t/>
-      </ns0:r>
-      <ns0:r ns0:rsidRPr="00B14FA3">
-        <ns0:rPr>
-          <ns0:color ns0:val="000000"/>
-        </ns0:rPr>
-        <ns0:t/>
-      </ns0:r>
-      <ns0:r ns0:rsidRPr="00B14FA3">
-        <ns0:rPr>
-          <ns0:color ns0:val="000000"/>
-        </ns0:rPr>
-        <ns0:t/>
-      </ns0:r>
-      <ns0:r ns0:rsidRPr="00B14FA3">
-        <ns0:rPr>
-          <ns0:color ns0:val="000000"/>
-        </ns0:rPr>
-        <ns0:t/>
-      </ns0:r>
-      <ns0:r ns0:rsidRPr="00B14FA3">
-        <ns0:rPr>
-          <ns0:color ns0:val="000000"/>
-        </ns0:rPr>
-        <ns0:t/>
-      </ns0:r>
-    </ns0:p>
-    <ns0:p ns2:paraId="4A8CA3BE" ns2:textId="77777777" ns0:rsidR="00B14FA3" ns0:rsidRPr="00B14FA3" ns0:rsidRDefault="00B14FA3" ns0:rsidP="00B14FA3">
-      <ns0:pPr>
-        <ns0:keepNext/>
-        <ns0:keepLines/>
-        <ns0:spacing ns0:before="80" ns0:after="20"/>
-        <ns0:ind ns0:firstLine="0"/>
-        <ns0:jc ns0:val="left"/>
-        <ns0:outlineLvl ns0:val="1"/>
-        <ns0:rPr>
-          <ns0:rFonts ns0:eastAsia="黑体"/>
-          <ns0:b/>
-          <ns0:bCs/>
-          <ns0:szCs ns0:val="32"/>
-        </ns0:rPr>
-      </ns0:pPr>
-      <ns0:r ns0:rsidRPr="00B14FA3">
-        <ns0:rPr>
-          <ns0:rFonts ns0:ascii="Arial" ns0:eastAsia="黑体" ns0:hAnsi="Arial"/>
-          <ns0:b/>
-          <ns0:bCs/>
-          <ns0:color ns0:val="000000"/>
-          <ns0:szCs ns0:val="21"/>
-          <ns0:sz ns0:val="21"/>
-        </ns0:rPr>
-        <ns0:t xml:space="preserve">2.5 代表性预测与适用范围</ns0:t>
-      </ns0:r>
-      <ns0:r ns0:rsidRPr="00B14FA3">
-        <ns0:rPr>
-          <ns0:rFonts ns0:ascii="Arial" ns0:eastAsia="黑体" ns0:hAnsi="Arial"/>
-          <ns0:b/>
-          <ns0:bCs/>
-          <ns0:color ns0:val="000000"/>
-          <ns0:szCs ns0:val="32"/>
-        </ns0:rPr>
-        <ns0:t/>
-      </ns0:r>
-    </ns0:p>
-    <ns0:p ns2:paraId="107295EE" ns2:textId="77777777" ns0:rsidR="00B14FA3" ns0:rsidRPr="00B14FA3" ns0:rsidRDefault="00B14FA3" ns0:rsidP="00B14FA3">
-      <ns0:r ns0:rsidRPr="00B14FA3">
-        <ns0:rPr>
-          <ns0:rFonts ns0:eastAsia="宋体"/>
-          <ns0:color ns0:val="000000"/>
-          <ns0:sz ns0:val="21"/>
-          <ns0:szCs ns0:val="21"/>
-        </ns0:rPr>
-        <ns0:t>为直观展示模型在具体OD流量窗口上的预测结果，选取测试集中的代表性样本进行可视化，如图6所示。该图主要用于观察预测序列与真实变化趋势的对应关系，不作为独立于表1—表3之外的额外性能证据。从应用角度看，未来24 h的OD流量预测可作为容量规划、拥塞预警和资源编排的辅助输入，为链路容量调整、路由配置及带宽资源分配提供参考。需要指出的是，本文实验仅基于Abilene数据集、固定输入长度</ns0:t>
-      </ns0:r>
-      <ns0:r ns0:rsidRPr="00B14FA3">
-        <ns0:rPr>
-          <ns0:rFonts ns0:eastAsia="宋体"/>
-          <ns0:color ns0:val="000000"/>
-          <ns0:sz ns0:val="21"/>
-          <ns0:szCs ns0:val="21"/>
-          <ns0:i/>
-          <ns0:iCs/>
-        </ns0:rPr>
-        <ns0:t>L</ns0:t>
-      </ns0:r>
-      <ns0:r ns0:rsidRPr="00B14FA3">
-        <ns0:rPr>
-          <ns0:rFonts ns0:eastAsia="宋体"/>
-          <ns0:color ns0:val="000000"/>
-          <ns0:sz ns0:val="21"/>
-          <ns0:szCs ns0:val="21"/>
-        </ns0:rPr>
-        <ns0:t>=96和预测长度</ns0:t>
-      </ns0:r>
-      <ns0:r ns0:rsidRPr="00B14FA3">
-        <ns0:rPr>
-          <ns0:rFonts ns0:eastAsia="宋体"/>
-          <ns0:color ns0:val="000000"/>
-          <ns0:sz ns0:val="21"/>
-          <ns0:szCs ns0:val="21"/>
-          <ns0:i/>
-          <ns0:iCs/>
-        </ns0:rPr>
-        <ns0:t>H</ns0:t>
-      </ns0:r>
-      <ns0:r ns0:rsidRPr="00B14FA3">
-        <ns0:rPr>
-          <ns0:rFonts ns0:eastAsia="宋体"/>
-          <ns0:color ns0:val="000000"/>
-          <ns0:sz ns0:val="21"/>
-          <ns0:szCs ns0:val="21"/>
-        </ns0:rPr>
-        <ns0:t>=24开展，并以3个随机种子进行重复验证；模型也未显式引入OD节点之间的网络拓扑关系。因此，当前结果主要说明所提出方法在该数据集和预测设置下的有效性，其在其他网络规模、不同预测长度及拓扑条件下的泛化能力仍需进一步验证。</ns0:t>
-      </ns0:r>
-      <ns0:r ns0:rsidRPr="00B14FA3">
-        <ns0:rPr>
-          <ns0:color ns0:val="000000"/>
-        </ns0:rPr>
-        <ns0:t xml:space="preserve"/>
-      </ns0:r>
-      <ns0:r ns0:rsidRPr="00B14FA3">
-        <ns0:rPr>
-          <ns0:color ns0:val="000000"/>
-        </ns0:rPr>
-        <ns0:t/>
-      </ns0:r>
-      <ns0:r ns0:rsidRPr="00B14FA3">
-        <ns0:rPr>
-          <ns0:color ns0:val="000000"/>
-        </ns0:rPr>
-        <ns0:t/>
-      </ns0:r>
-      <ns0:r ns0:rsidRPr="00B14FA3">
-        <ns0:rPr>
-          <ns0:color ns0:val="000000"/>
-        </ns0:rPr>
-        <ns0:t/>
-      </ns0:r>
-      <ns0:r ns0:rsidRPr="00B14FA3">
-        <ns0:rPr>
-          <ns0:color ns0:val="000000"/>
-        </ns0:rPr>
-        <ns0:t/>
-      </ns0:r>
-      <ns0:r ns0:rsidRPr="00B14FA3">
-        <ns0:rPr>
-          <ns0:color ns0:val="000000"/>
-        </ns0:rPr>
-        <ns0:t/>
-      </ns0:r>
-      <ns0:r ns0:rsidRPr="00B14FA3">
-        <ns0:rPr>
-          <ns0:color ns0:val="000000"/>
-        </ns0:rPr>
-        <ns0:t/>
-      </ns0:r>
-      <ns0:r ns0:rsidRPr="00B14FA3">
-        <ns0:rPr>
-          <ns0:color ns0:val="000000"/>
-        </ns0:rPr>
-        <ns0:t/>
-      </ns0:r>
-    </ns0:p>
-    <ns0:p ns2:paraId="16EE8023" ns2:textId="77777777" ns0:rsidR="00B14FA3" ns0:rsidRPr="00B14FA3" ns0:rsidRDefault="00B14FA3" ns0:rsidP="00B14FA3">
-      <ns0:pPr>
-        <ns0:keepNext/>
-        <ns0:spacing ns0:before="60"/>
-        <ns0:ind ns0:firstLine="0"/>
-        <ns0:jc ns0:val="center"/>
-      </ns0:pPr>
-      <ns0:r ns0:rsidRPr="00B14FA3">
-        <ns0:rPr>
-          <ns0:noProof/>
-        </ns0:rPr>
-        <ns0:drawing>
-          <ns3:inline distT="0" distB="0" distL="0" distR="0" ns4:anchorId="25B76E87" ns4:editId="0917FFB9">
-            <ns3:extent cx="4610100" cy="1870422"/>
-            <ns3:effectExtent l="0" t="0" r="0" b="0"/>
-            <ns3:docPr id="24" name="Picture 6"/>
-            <ns3:cNvGraphicFramePr>
-              <ns5:graphicFrameLocks noChangeAspect="1"/>
-            </ns3:cNvGraphicFramePr>
-            <ns5:graphic>
-              <ns5:graphicData uri="http://schemas.openxmlformats.org/drawingml/2006/picture">
-                <ns6:pic>
-                  <ns6:nvPicPr>
-                    <ns6:cNvPr id="0" name="Picture 6"/>
-                    <ns6:cNvPicPr>
-                      <ns5:picLocks noChangeAspect="1" noChangeArrowheads="1"/>
-                    </ns6:cNvPicPr>
-                  </ns6:nvPicPr>
-                  <ns6:blipFill>
-                    <ns5:blip ns7:embed="rId11">
-                      <ns5:extLst>
-                        <ns5:ext uri="{28A0092B-C50C-407E-A947-70E740481C1C}">
-                          <ns8:useLocalDpi val="0"/>
-                        </ns5:ext>
-                      </ns5:extLst>
-                    </ns5:blip>
-                    <ns5:srcRect/>
-                    <ns5:stretch>
-                      <ns5:fillRect/>
-                    </ns5:stretch>
-                  </ns6:blipFill>
-                  <ns6:spPr bwMode="auto">
-                    <ns5:xfrm>
-                      <ns5:off x="0" y="0"/>
-                      <ns5:ext cx="4610100" cy="1870422"/>
-                    </ns5:xfrm>
-                    <ns5:prstGeom prst="rect">
-                      <ns5:avLst/>
-                    </ns5:prstGeom>
-                    <ns5:noFill/>
-                    <ns5:ln>
-                      <ns5:noFill/>
-                    </ns5:ln>
-                  </ns6:spPr>
-                </ns6:pic>
-              </ns5:graphicData>
-            </ns5:graphic>
-          </ns3:inline>
-        </ns0:drawing>
-      </ns0:r>
-    </ns0:p>
-    <ns0:p ns2:paraId="56B68CCA" ns2:textId="77777777" ns0:rsidR="00B14FA3" ns0:rsidRPr="00B14FA3" ns0:rsidRDefault="00B14FA3" ns0:rsidP="00B14FA3">
-      <ns0:pPr>
-        <ns0:keepLines/>
-        <ns0:ind ns0:firstLine="0"/>
-        <ns0:jc ns0:val="center"/>
-      </ns0:pPr>
-      <ns0:r ns0:rsidRPr="00B14FA3">
-        <ns0:rPr>
-          <ns0:rFonts ns0:eastAsia="黑体"/>
-          <ns0:b/>
-          <ns0:color ns0:val="000000"/>
-          <ns0:sz ns0:val="18"/>
-        </ns0:rPr>
-        <ns0:t>图</ns0:t>
-      </ns0:r>
-      <ns0:r ns0:rsidRPr="00B14FA3">
-        <ns0:rPr>
-          <ns0:rFonts ns0:eastAsia="黑体"/>
-          <ns0:b/>
-          <ns0:color ns0:val="000000"/>
-          <ns0:sz ns0:val="18"/>
-        </ns0:rPr>
-        <ns0:t xml:space="preserve">6 </ns0:t>
-      </ns0:r>
-      <ns0:r ns0:rsidRPr="00B14FA3">
-        <ns0:rPr>
-          <ns0:rFonts ns0:eastAsia="黑体"/>
-          <ns0:b/>
-          <ns0:color ns0:val="000000"/>
-          <ns0:sz ns0:val="18"/>
-        </ns0:rPr>
-        <ns0:t>代表性窗口预测结果</ns0:t>
+        <ns0:t>综合表2、表3和图2可见，样本级自适应尺度加权的平均收益已在Abilene和GÉANT两个骨干网数据集上得到验证，但GÉANT上的跨种子方差更大，稳定性仍有提升空间。当前实验仅考察L=96、H=24的单一预测设置，未显式建模网络拓扑，外部模型也仅包含LightTS一种轻量基线；同时，本文“轻量”主要指参数规模，而非训练时间最短。因此，后续仍需在更多网络、预测长度和拓扑约束条件下进一步检验泛化性。</ns0:t>
       </ns0:r>
     </ns0:p>
     <ns0:p ns2:paraId="34440590" ns2:textId="77777777" ns0:rsidR="00B14FA3" ns0:rsidRPr="00B14FA3" ns0:rsidRDefault="00B14FA3" ns0:rsidP="00B14FA3">

--- a/word_output/2026.09.19v2.docx
+++ b/word_output/2026.09.19v2.docx
@@ -440,204 +440,14 @@
           <ns0:color ns0:val="000000"/>
         </ns0:rPr>
       </ns0:pPr>
-      <ns0:r ns0:rsidRPr="00B14FA3">
+      <ns0:r>
         <ns0:rPr>
           <ns0:rFonts ns0:eastAsia="宋体"/>
           <ns0:color ns0:val="000000"/>
           <ns0:sz ns0:val="21"/>
           <ns0:szCs ns0:val="21"/>
         </ns0:rPr>
-        <ns0:t>随着网络业务规模和业务类型持续增长，骨干网络流量呈现出明显的时变性、突发性和多时间尺度变化特征。源</ns0:t>
-      </ns0:r>
-      <ns0:r ns0:rsidRPr="00B14FA3">
-        <ns0:rPr>
-          <ns0:rFonts ns0:eastAsia="宋体"/>
-          <ns0:color ns0:val="000000"/>
-          <ns0:sz ns0:val="21"/>
-          <ns0:szCs ns0:val="21"/>
-        </ns0:rPr>
-        <ns0:t>—</ns0:t>
-      </ns0:r>
-      <ns0:r ns0:rsidRPr="00B14FA3">
-        <ns0:rPr>
-          <ns0:rFonts ns0:eastAsia="宋体"/>
-          <ns0:color ns0:val="000000"/>
-          <ns0:sz ns0:val="21"/>
-          <ns0:szCs ns0:val="21"/>
-        </ns0:rPr>
-        <ns0:t>目的节点对（</ns0:t>
-      </ns0:r>
-      <ns0:r ns0:rsidRPr="00B14FA3">
-        <ns0:rPr>
-          <ns0:rFonts ns0:eastAsia="宋体"/>
-          <ns0:color ns0:val="000000"/>
-          <ns0:sz ns0:val="21"/>
-          <ns0:szCs ns0:val="21"/>
-        </ns0:rPr>
-        <ns0:t>origin-destination</ns0:t>
-      </ns0:r>
-      <ns0:r ns0:rsidRPr="00B14FA3">
-        <ns0:rPr>
-          <ns0:rFonts ns0:eastAsia="宋体"/>
-          <ns0:color ns0:val="000000"/>
-          <ns0:sz ns0:val="21"/>
-          <ns0:szCs ns0:val="21"/>
-        </ns0:rPr>
-        <ns0:t>，</ns0:t>
-      </ns0:r>
-      <ns0:r ns0:rsidRPr="00B14FA3">
-        <ns0:rPr>
-          <ns0:rFonts ns0:eastAsia="宋体"/>
-          <ns0:color ns0:val="000000"/>
-          <ns0:sz ns0:val="21"/>
-          <ns0:szCs ns0:val="21"/>
-        </ns0:rPr>
-        <ns0:t>OD</ns0:t>
-      </ns0:r>
-      <ns0:r ns0:rsidRPr="00B14FA3">
-        <ns0:rPr>
-          <ns0:rFonts ns0:eastAsia="宋体"/>
-          <ns0:color ns0:val="000000"/>
-          <ns0:sz ns0:val="21"/>
-          <ns0:szCs ns0:val="21"/>
-        </ns0:rPr>
-        <ns0:t>）流量能够反映网络入口与出口之间的业务需求，其短期预测结果可为容量规划、拥塞预警、流量工程和资源调度提供依据。现有网络流量预测方法已由传统统计模型逐步发展到机器学习和深度学习方法</ns0:t>
-      </ns0:r>
-      <ns0:r ns0:rsidRPr="00B14FA3">
-        <ns0:rPr>
-          <ns0:rFonts ns0:eastAsia="宋体"/>
-          <ns0:color ns0:val="000000"/>
-          <ns0:sz ns0:val="21"/>
-          <ns0:szCs ns0:val="21"/>
-        </ns0:rPr>
-        <ns0:t>[1]</ns0:t>
-      </ns0:r>
-      <ns0:r ns0:rsidRPr="00B14FA3">
-        <ns0:rPr>
-          <ns0:rFonts ns0:eastAsia="宋体"/>
-          <ns0:color ns0:val="000000"/>
-          <ns0:sz ns0:val="21"/>
-          <ns0:szCs ns0:val="21"/>
-        </ns0:rPr>
-        <ns0:t>。针对网络流量中的时空相关性，</ns0:t>
-      </ns0:r>
-      <ns0:r ns0:rsidRPr="00B14FA3">
-        <ns0:rPr>
-          <ns0:rFonts ns0:eastAsia="宋体"/>
-          <ns0:color ns0:val="000000"/>
-          <ns0:sz ns0:val="21"/>
-          <ns0:szCs ns0:val="21"/>
-        </ns0:rPr>
-        <ns0:t>Qin</ns0:t>
-      </ns0:r>
-      <ns0:r ns0:rsidRPr="00B14FA3">
-        <ns0:rPr>
-          <ns0:rFonts ns0:eastAsia="宋体"/>
-          <ns0:color ns0:val="000000"/>
-          <ns0:sz ns0:val="21"/>
-          <ns0:szCs ns0:val="21"/>
-        </ns0:rPr>
-        <ns0:t>等</ns0:t>
-      </ns0:r>
-      <ns0:r ns0:rsidRPr="00B14FA3">
-        <ns0:rPr>
-          <ns0:rFonts ns0:eastAsia="宋体"/>
-          <ns0:color ns0:val="000000"/>
-          <ns0:sz ns0:val="21"/>
-          <ns0:szCs ns0:val="21"/>
-        </ns0:rPr>
-        <ns0:t>[2]</ns0:t>
-      </ns0:r>
-      <ns0:r ns0:rsidRPr="00B14FA3">
-        <ns0:rPr>
-          <ns0:rFonts ns0:eastAsia="宋体"/>
-          <ns0:color ns0:val="000000"/>
-          <ns0:sz ns0:val="21"/>
-          <ns0:szCs ns0:val="21"/>
-        </ns0:rPr>
-        <ns0:t>采用图神经网络建模通信网络中的空间依赖关系；韦烜等</ns0:t>
-      </ns0:r>
-      <ns0:r ns0:rsidRPr="00B14FA3">
-        <ns0:rPr>
-          <ns0:rFonts ns0:eastAsia="宋体"/>
-          <ns0:color ns0:val="000000"/>
-          <ns0:sz ns0:val="21"/>
-          <ns0:szCs ns0:val="21"/>
-        </ns0:rPr>
-        <ns0:t>[9]</ns0:t>
-      </ns0:r>
-      <ns0:r ns0:rsidRPr="00B14FA3">
-        <ns0:rPr>
-          <ns0:rFonts ns0:eastAsia="宋体"/>
-          <ns0:color ns0:val="000000"/>
-          <ns0:sz ns0:val="21"/>
-          <ns0:szCs ns0:val="21"/>
-        </ns0:rPr>
-        <ns0:t>对大型</ns0:t>
-      </ns0:r>
-      <ns0:r ns0:rsidRPr="00B14FA3">
-        <ns0:rPr>
-          <ns0:rFonts ns0:eastAsia="宋体"/>
-          <ns0:color ns0:val="000000"/>
-          <ns0:sz ns0:val="21"/>
-          <ns0:szCs ns0:val="21"/>
-        </ns0:rPr>
-        <ns0:t>互联网协议（Internet Protocol，IP）</ns0:t>
-      </ns0:r>
-      <ns0:r ns0:rsidRPr="00B14FA3">
-        <ns0:rPr>
-          <ns0:rFonts ns0:eastAsia="宋体"/>
-          <ns0:color ns0:val="000000"/>
-          <ns0:sz ns0:val="21"/>
-          <ns0:szCs ns0:val="21"/>
-        </ns0:rPr>
-        <ns0:t>网络流量矩阵的分析与预测进行了研究，表明</ns0:t>
-      </ns0:r>
-      <ns0:r ns0:rsidRPr="00B14FA3">
-        <ns0:rPr>
-          <ns0:rFonts ns0:eastAsia="宋体"/>
-          <ns0:color ns0:val="000000"/>
-          <ns0:sz ns0:val="21"/>
-          <ns0:szCs ns0:val="21"/>
-        </ns0:rPr>
-        <ns0:t>OD</ns0:t>
-      </ns0:r>
-      <ns0:r ns0:rsidRPr="00B14FA3">
-        <ns0:rPr>
-          <ns0:rFonts ns0:eastAsia="宋体"/>
-          <ns0:color ns0:val="000000"/>
-          <ns0:sz ns0:val="21"/>
-          <ns0:szCs ns0:val="21"/>
-        </ns0:rPr>
-        <ns0:t>流量预测在实际网络运行管理中具有应用价值。然而，图结构建模通常依赖网络拓扑或较复杂的特征交互，</ns0:t>
-      </ns0:r>
-      <ns0:r ns0:rsidRPr="00B14FA3">
-        <ns0:rPr>
-          <ns0:rFonts ns0:eastAsia="宋体"/>
-          <ns0:color ns0:val="000000"/>
-          <ns0:sz ns0:val="21"/>
-          <ns0:szCs ns0:val="21"/>
-        </ns0:rPr>
-        <ns0:lastRenderedPageBreak/>
-        <ns0:t>对于只利用历史</ns0:t>
-      </ns0:r>
-      <ns0:r ns0:rsidRPr="00B14FA3">
-        <ns0:rPr>
-          <ns0:rFonts ns0:eastAsia="宋体"/>
-          <ns0:color ns0:val="000000"/>
-          <ns0:sz ns0:val="21"/>
-          <ns0:szCs ns0:val="21"/>
-        </ns0:rPr>
-        <ns0:t>OD</ns0:t>
-      </ns0:r>
-      <ns0:r ns0:rsidRPr="00B14FA3">
-        <ns0:rPr>
-          <ns0:rFonts ns0:eastAsia="宋体"/>
-          <ns0:color ns0:val="000000"/>
-          <ns0:sz ns0:val="21"/>
-          <ns0:szCs ns0:val="21"/>
-        </ns0:rPr>
-        <ns0:t>流量序列进行轻量预测的场景，仍存在进一步简化模型结构的空间。</ns0:t>
+        <ns0:t>随着云计算、视频业务和数据中心互联等网络应用持续发展，骨干网络业务需求呈现明显的时变性、突发性和多时间尺度特征。源—目的节点对（origin-destination，OD）流量能够刻画网络入口与出口之间的业务需求，其短期预测结果可为容量规划、拥塞预警、流量工程和资源调度提供依据。网络流量预测方法已由传统统计模型逐步发展到机器学习和深度学习方法[1]。针对通信网络中的时空相关性，Qin等[2]采用图神经网络建模空间依赖关系；韦烜等[9]对大型互联网协议（Internet Protocol，IP）网络流量矩阵的分析预测进行了研究。这类方法拓展了流量预测的建模能力，但对于仅利用历史OD流量、强调结构简洁和参数规模受控的应用场景，仍有必要探索更轻量的时序建模方式。</ns0:t>
       </ns0:r>
     </ns0:p>
     <ns0:p ns2:paraId="63AA998F" ns2:textId="77777777" ns0:rsidR="00B14FA3" ns0:rsidRPr="00B14FA3" ns0:rsidRDefault="00B14FA3" ns0:rsidP="00B14FA3">
@@ -646,266 +456,14 @@
           <ns0:color ns0:val="000000"/>
         </ns0:rPr>
       </ns0:pPr>
-      <ns0:r ns0:rsidRPr="00B14FA3">
+      <ns0:r>
         <ns0:rPr>
           <ns0:rFonts ns0:eastAsia="宋体"/>
           <ns0:color ns0:val="000000"/>
           <ns0:sz ns0:val="21"/>
           <ns0:szCs ns0:val="21"/>
         </ns0:rPr>
-        <ns0:t>网络流量在不同时间尺度上具有不同的变化特征。较细时间尺度能够保留局部波动和突发信息，较粗时间尺度则有利于平滑短期扰动并突出整体趋势。</ns0:t>
-      </ns0:r>
-      <ns0:r ns0:rsidRPr="00B14FA3">
-        <ns0:rPr>
-          <ns0:rFonts ns0:eastAsia="宋体"/>
-          <ns0:color ns0:val="000000"/>
-          <ns0:sz ns0:val="21"/>
-          <ns0:szCs ns0:val="21"/>
-        </ns0:rPr>
-        <ns0:t>Zhou</ns0:t>
-      </ns0:r>
-      <ns0:r ns0:rsidRPr="00B14FA3">
-        <ns0:rPr>
-          <ns0:rFonts ns0:eastAsia="宋体"/>
-          <ns0:color ns0:val="000000"/>
-          <ns0:sz ns0:val="21"/>
-          <ns0:szCs ns0:val="21"/>
-        </ns0:rPr>
-        <ns0:t>等</ns0:t>
-      </ns0:r>
-      <ns0:r ns0:rsidRPr="00B14FA3">
-        <ns0:rPr>
-          <ns0:rFonts ns0:eastAsia="宋体"/>
-          <ns0:color ns0:val="000000"/>
-          <ns0:sz ns0:val="21"/>
-          <ns0:szCs ns0:val="21"/>
-        </ns0:rPr>
-        <ns0:t>[3]</ns0:t>
-      </ns0:r>
-      <ns0:r ns0:rsidRPr="00B14FA3">
-        <ns0:rPr>
-          <ns0:rFonts ns0:eastAsia="宋体"/>
-          <ns0:color ns0:val="000000"/>
-          <ns0:sz ns0:val="21"/>
-          <ns0:szCs ns0:val="21"/>
-        </ns0:rPr>
-        <ns0:t>利用多尺度回声状态网络提取不同时间尺度的流量特征；</ns0:t>
-      </ns0:r>
-      <ns0:r ns0:rsidRPr="00B14FA3">
-        <ns0:rPr>
-          <ns0:rFonts ns0:eastAsia="宋体"/>
-          <ns0:color ns0:val="000000"/>
-          <ns0:sz ns0:val="21"/>
-          <ns0:szCs ns0:val="21"/>
-        </ns0:rPr>
-        <ns0:t>TimeMixer</ns0:t>
-      </ns0:r>
-      <ns0:r ns0:rsidRPr="00B14FA3">
-        <ns0:rPr>
-          <ns0:rFonts ns0:eastAsia="宋体"/>
-          <ns0:color ns0:val="000000"/>
-          <ns0:sz ns0:val="21"/>
-          <ns0:szCs ns0:val="21"/>
-        </ns0:rPr>
-        <ns0:t>通过多尺度分解与混合机制实现不同分辨率信息的交互</ns0:t>
-      </ns0:r>
-      <ns0:r ns0:rsidRPr="00B14FA3">
-        <ns0:rPr>
-          <ns0:rFonts ns0:eastAsia="宋体"/>
-          <ns0:color ns0:val="000000"/>
-          <ns0:sz ns0:val="21"/>
-          <ns0:szCs ns0:val="21"/>
-        </ns0:rPr>
-        <ns0:t>[7]</ns0:t>
-      </ns0:r>
-      <ns0:r ns0:rsidRPr="00B14FA3">
-        <ns0:rPr>
-          <ns0:rFonts ns0:eastAsia="宋体"/>
-          <ns0:color ns0:val="000000"/>
-          <ns0:sz ns0:val="21"/>
-          <ns0:szCs ns0:val="21"/>
-        </ns0:rPr>
-        <ns0:t>；</ns0:t>
-      </ns0:r>
-      <ns0:r ns0:rsidRPr="00B14FA3">
-        <ns0:rPr>
-          <ns0:rFonts ns0:eastAsia="宋体"/>
-          <ns0:color ns0:val="000000"/>
-          <ns0:sz ns0:val="21"/>
-          <ns0:szCs ns0:val="21"/>
-        </ns0:rPr>
-        <ns0:t>CycleLLH</ns0:t>
-      </ns0:r>
-      <ns0:r ns0:rsidRPr="00B14FA3">
-        <ns0:rPr>
-          <ns0:rFonts ns0:eastAsia="宋体"/>
-          <ns0:color ns0:val="000000"/>
-          <ns0:sz ns0:val="21"/>
-          <ns0:szCs ns0:val="21"/>
-        </ns0:rPr>
-        <ns0:t>则从周期性整合角度提高网络流量预测能力</ns0:t>
-      </ns0:r>
-      <ns0:r ns0:rsidRPr="00B14FA3">
-        <ns0:rPr>
-          <ns0:rFonts ns0:eastAsia="宋体"/>
-          <ns0:color ns0:val="000000"/>
-          <ns0:sz ns0:val="21"/>
-          <ns0:szCs ns0:val="21"/>
-        </ns0:rPr>
-        <ns0:t>[10]</ns0:t>
-      </ns0:r>
-      <ns0:r ns0:rsidRPr="00B14FA3">
-        <ns0:rPr>
-          <ns0:rFonts ns0:eastAsia="宋体"/>
-          <ns0:color ns0:val="000000"/>
-          <ns0:sz ns0:val="21"/>
-          <ns0:szCs ns0:val="21"/>
-        </ns0:rPr>
-        <ns0:t>。除时域多尺度建模外，频域方法也被广泛用于时间序列预测。</ns0:t>
-      </ns0:r>
-      <ns0:r ns0:rsidRPr="00B14FA3">
-        <ns0:rPr>
-          <ns0:rFonts ns0:eastAsia="宋体"/>
-          <ns0:color ns0:val="000000"/>
-          <ns0:sz ns0:val="21"/>
-          <ns0:szCs ns0:val="21"/>
-        </ns0:rPr>
-        <ns0:t>频率增强分解Transformer（Frequency Enhanced Decomposed Transformer，FEDformer）</ns0:t>
-      </ns0:r>
-      <ns0:r ns0:rsidRPr="00B14FA3">
-        <ns0:rPr>
-          <ns0:rFonts ns0:eastAsia="宋体"/>
-          <ns0:color ns0:val="000000"/>
-          <ns0:sz ns0:val="21"/>
-          <ns0:szCs ns0:val="21"/>
-        </ns0:rPr>
-        <ns0:t>利用频域增强机制提取主要周期成分</ns0:t>
-      </ns0:r>
-      <ns0:r ns0:rsidRPr="00B14FA3">
-        <ns0:rPr>
-          <ns0:rFonts ns0:eastAsia="宋体"/>
-          <ns0:color ns0:val="000000"/>
-          <ns0:sz ns0:val="21"/>
-          <ns0:szCs ns0:val="21"/>
-        </ns0:rPr>
-        <ns0:t>[5]</ns0:t>
-      </ns0:r>
-      <ns0:r ns0:rsidRPr="00B14FA3">
-        <ns0:rPr>
-          <ns0:rFonts ns0:eastAsia="宋体"/>
-          <ns0:color ns0:val="000000"/>
-          <ns0:sz ns0:val="21"/>
-          <ns0:szCs ns0:val="21"/>
-        </ns0:rPr>
-        <ns0:t>，</ns0:t>
-      </ns0:r>
-      <ns0:r ns0:rsidRPr="00B14FA3">
-        <ns0:rPr>
-          <ns0:rFonts ns0:eastAsia="宋体"/>
-          <ns0:color ns0:val="000000"/>
-          <ns0:sz ns0:val="21"/>
-          <ns0:szCs ns0:val="21"/>
-        </ns0:rPr>
-        <ns0:t>频率插值时间序列分析（Frequency Interpolation Time Series Analysis，FITS）</ns0:t>
-      </ns0:r>
-      <ns0:r ns0:rsidRPr="00B14FA3">
-        <ns0:rPr>
-          <ns0:rFonts ns0:eastAsia="宋体"/>
-          <ns0:color ns0:val="000000"/>
-          <ns0:sz ns0:val="21"/>
-          <ns0:szCs ns0:val="21"/>
-        </ns0:rPr>
-        <ns0:t>通过频率插值实现轻量时间序列预测</ns0:t>
-      </ns0:r>
-      <ns0:r ns0:rsidRPr="00B14FA3">
-        <ns0:rPr>
-          <ns0:rFonts ns0:eastAsia="宋体"/>
-          <ns0:color ns0:val="000000"/>
-          <ns0:sz ns0:val="21"/>
-          <ns0:szCs ns0:val="21"/>
-        </ns0:rPr>
-        <ns0:t>[6]</ns0:t>
-      </ns0:r>
-      <ns0:r ns0:rsidRPr="00B14FA3">
-        <ns0:rPr>
-          <ns0:rFonts ns0:eastAsia="宋体"/>
-          <ns0:color ns0:val="000000"/>
-          <ns0:sz ns0:val="21"/>
-          <ns0:szCs ns0:val="21"/>
-        </ns0:rPr>
-        <ns0:t>；</ns0:t>
-      </ns0:r>
-      <ns0:r ns0:rsidRPr="00B14FA3">
-        <ns0:rPr>
-          <ns0:rFonts ns0:eastAsia="宋体"/>
-          <ns0:color ns0:val="000000"/>
-          <ns0:sz ns0:val="21"/>
-          <ns0:szCs ns0:val="21"/>
-        </ns0:rPr>
-        <ns0:t>Tang</ns0:t>
-      </ns0:r>
-      <ns0:r ns0:rsidRPr="00B14FA3">
-        <ns0:rPr>
-          <ns0:rFonts ns0:eastAsia="宋体"/>
-          <ns0:color ns0:val="000000"/>
-          <ns0:sz ns0:val="21"/>
-          <ns0:szCs ns0:val="21"/>
-        </ns0:rPr>
-        <ns0:t>等</ns0:t>
-      </ns0:r>
-      <ns0:r ns0:rsidRPr="00B14FA3">
-        <ns0:rPr>
-          <ns0:rFonts ns0:eastAsia="宋体"/>
-          <ns0:color ns0:val="000000"/>
-          <ns0:sz ns0:val="21"/>
-          <ns0:szCs ns0:val="21"/>
-        </ns0:rPr>
-        <ns0:t>[8]</ns0:t>
-      </ns0:r>
-      <ns0:r ns0:rsidRPr="00B14FA3">
-        <ns0:rPr>
-          <ns0:rFonts ns0:eastAsia="宋体"/>
-          <ns0:color ns0:val="000000"/>
-          <ns0:sz ns0:val="21"/>
-          <ns0:szCs ns0:val="21"/>
-        </ns0:rPr>
-        <ns0:t>进一步将频域多层感知机与多尺度注意力结合，用于蜂窝网络流量预测。另一方面，</ns0:t>
-      </ns0:r>
-      <ns0:r ns0:rsidRPr="00B14FA3">
-        <ns0:rPr>
-          <ns0:rFonts ns0:eastAsia="宋体"/>
-          <ns0:color ns0:val="000000"/>
-          <ns0:sz ns0:val="21"/>
-          <ns0:szCs ns0:val="21"/>
-        </ns0:rPr>
-        <ns0:t>分解线性（Decomposition Linear，DLinear）模型</ns0:t>
-      </ns0:r>
-      <ns0:r ns0:rsidRPr="00B14FA3">
-        <ns0:rPr>
-          <ns0:rFonts ns0:eastAsia="宋体"/>
-          <ns0:color ns0:val="000000"/>
-          <ns0:sz ns0:val="21"/>
-          <ns0:szCs ns0:val="21"/>
-        </ns0:rPr>
-        <ns0:t>通过趋势项与余项分解配合线性映射实现多步预测，结构简单且参数量较少</ns0:t>
-      </ns0:r>
-      <ns0:r ns0:rsidRPr="00B14FA3">
-        <ns0:rPr>
-          <ns0:rFonts ns0:eastAsia="宋体"/>
-          <ns0:color ns0:val="000000"/>
-          <ns0:sz ns0:val="21"/>
-          <ns0:szCs ns0:val="21"/>
-        </ns0:rPr>
-        <ns0:t>[4]</ns0:t>
-      </ns0:r>
-      <ns0:r ns0:rsidRPr="00B14FA3">
-        <ns0:rPr>
-          <ns0:rFonts ns0:eastAsia="宋体"/>
-          <ns0:color ns0:val="000000"/>
-          <ns0:sz ns0:val="21"/>
-          <ns0:szCs ns0:val="21"/>
-        </ns0:rPr>
-        <ns0:t>，为构建轻量预测模型提供了基础。</ns0:t>
+        <ns0:t>网络流量在不同时间尺度上包含互补信息：细粒度序列保留局部变化，较粗粒度序列有助于突出相对平滑的趋势。Zhou等[3]利用多尺度回声状态网络提取不同时间尺度的流量特征；TimeMixer通过可分解多尺度混合实现不同分辨率信息交互[7]；CycleLLH从周期性整合角度改进网络流量预测[10]。在轻量时间序列预测方面，DLinear通过趋势项与余项分解配合线性映射实现多步预测[4]；LightTS采用连续采样和间隔采样配合多层感知机结构，以较低计算开销建模多变量时间序列[11]。这些研究说明，多尺度表征与简洁预测结构均具有应用潜力，也为在参数规模受控条件下进一步研究尺度融合提供了基础。</ns0:t>
       </ns0:r>
     </ns0:p>
     <ns0:p ns2:paraId="22D1E28C" ns2:textId="77777777" ns0:rsidR="00B14FA3" ns0:rsidRPr="00B14FA3" ns0:rsidRDefault="00B14FA3" ns0:rsidP="00B14FA3">
@@ -914,104 +472,14 @@
           <ns0:color ns0:val="000000"/>
         </ns0:rPr>
       </ns0:pPr>
-      <ns0:r ns0:rsidRPr="00B14FA3">
+      <ns0:r>
         <ns0:rPr>
           <ns0:rFonts ns0:eastAsia="宋体"/>
           <ns0:color ns0:val="000000"/>
           <ns0:sz ns0:val="21"/>
           <ns0:szCs ns0:val="21"/>
         </ns0:rPr>
-        <ns0:t>上述研究表明，多尺度信息和频率特征均有助于描述时间序列的复杂变化，但现有多尺度方法多采用固定尺度组合或较复杂的混合、注意力结构，对不同流量状态下尺度重要性的动态调节仍较有限；同时，过强的低频截断可能造成突发变化等有效信息损失。针对这些问题，本研究构建基于分解线性尺度专家的样本级自适应多尺度预测框架，以不同时间分辨率专家形成互补预测，并由轻量路由器依据输入窗口状态动态分配尺度权重；频域门控仅作为辅助模块，用于分析频率保留边界。该框架不依赖显式网络拓扑和复杂注意力结构，重点验证动态尺度融合对骨干网络OD流量短期预测的作用。</ns0:t>
-      </ns0:r>
-      <ns0:r ns0:rsidRPr="00B14FA3">
-        <ns0:rPr>
-          <ns0:rFonts ns0:eastAsia="宋体"/>
-          <ns0:color ns0:val="000000"/>
-          <ns0:sz ns0:val="21"/>
-          <ns0:szCs ns0:val="21"/>
-        </ns0:rPr>
-        <ns0:t/>
-      </ns0:r>
-      <ns0:r ns0:rsidRPr="00B14FA3">
-        <ns0:rPr>
-          <ns0:rFonts ns0:eastAsia="宋体"/>
-          <ns0:color ns0:val="000000"/>
-          <ns0:sz ns0:val="21"/>
-          <ns0:szCs ns0:val="21"/>
-        </ns0:rPr>
-        <ns0:t/>
-      </ns0:r>
-      <ns0:r ns0:rsidRPr="00B14FA3">
-        <ns0:rPr>
-          <ns0:rFonts ns0:eastAsia="宋体"/>
-          <ns0:color ns0:val="000000"/>
-          <ns0:sz ns0:val="21"/>
-          <ns0:szCs ns0:val="21"/>
-        </ns0:rPr>
-        <ns0:t/>
-      </ns0:r>
-      <ns0:r ns0:rsidRPr="00B14FA3">
-        <ns0:rPr>
-          <ns0:rFonts ns0:eastAsia="宋体"/>
-          <ns0:color ns0:val="000000"/>
-          <ns0:sz ns0:val="21"/>
-          <ns0:szCs ns0:val="21"/>
-        </ns0:rPr>
-        <ns0:t/>
-      </ns0:r>
-      <ns0:r ns0:rsidRPr="00B14FA3">
-        <ns0:rPr>
-          <ns0:rFonts ns0:eastAsia="宋体"/>
-          <ns0:color ns0:val="000000"/>
-          <ns0:sz ns0:val="21"/>
-          <ns0:szCs ns0:val="21"/>
-        </ns0:rPr>
-        <ns0:t/>
-      </ns0:r>
-      <ns0:r ns0:rsidRPr="00B14FA3">
-        <ns0:rPr>
-          <ns0:rFonts ns0:eastAsia="宋体"/>
-          <ns0:color ns0:val="000000"/>
-          <ns0:sz ns0:val="21"/>
-          <ns0:szCs ns0:val="21"/>
-        </ns0:rPr>
-        <ns0:t/>
-      </ns0:r>
-      <ns0:r ns0:rsidRPr="00B14FA3">
-        <ns0:rPr>
-          <ns0:rFonts ns0:eastAsia="宋体"/>
-          <ns0:color ns0:val="000000"/>
-          <ns0:sz ns0:val="21"/>
-          <ns0:szCs ns0:val="21"/>
-        </ns0:rPr>
-        <ns0:t/>
-      </ns0:r>
-      <ns0:r ns0:rsidRPr="00B14FA3">
-        <ns0:rPr>
-          <ns0:rFonts ns0:eastAsia="宋体"/>
-          <ns0:color ns0:val="000000"/>
-          <ns0:sz ns0:val="21"/>
-          <ns0:szCs ns0:val="21"/>
-        </ns0:rPr>
-        <ns0:t/>
-      </ns0:r>
-      <ns0:r ns0:rsidRPr="00B14FA3">
-        <ns0:rPr>
-          <ns0:rFonts ns0:eastAsia="宋体"/>
-          <ns0:color ns0:val="000000"/>
-          <ns0:sz ns0:val="21"/>
-          <ns0:szCs ns0:val="21"/>
-        </ns0:rPr>
-        <ns0:t/>
-      </ns0:r>
-      <ns0:r ns0:rsidRPr="00B14FA3">
-        <ns0:rPr>
-          <ns0:rFonts ns0:eastAsia="宋体"/>
-          <ns0:color ns0:val="000000"/>
-          <ns0:sz ns0:val="21"/>
-          <ns0:szCs ns0:val="21"/>
-        </ns0:rPr>
-        <ns0:t/>
+        <ns0:t>现有研究分别从拓扑关联、多尺度表征和轻量序列建模等角度提升预测能力，但在不显式依赖网络拓扑的历史OD序列预测场景中，如何根据当前输入窗口的状态动态确定不同时间尺度的重要性，仍值得进一步研究。为此，本文构建基于DLinear尺度专家的样本级自适应多尺度预测方法：采用尺度1、2和4构造多分辨率序列，由独立尺度专家生成候选预测，再从输入窗口提取均值、标准差、末时刻均值和平均绝对一阶差分，通过轻量路由网络生成Softmax权重，实现样本级动态融合。实验在Abilene和GÉANT两个骨干网数据集上开展，并引入DLinear、LightTS和固定等权多尺度模型进行比较；同时使用8个随机种子分析核心机制的稳定性，以检验性能改善是否来自样本级自适应尺度加权。</ns0:t>
       </ns0:r>
     </ns0:p>
     <ns0:p ns2:paraId="68ECE614" ns2:textId="77777777" ns0:rsidR="00B14FA3" ns0:rsidRPr="00B14FA3" ns0:rsidRDefault="00B14FA3" ns0:rsidP="00B14FA3"/>
@@ -12345,6 +11813,17 @@
           <ns0:sz ns0:val="18"/>
         </ns0:rPr>
         <ns0:t>, 2024, 47(12): 2867-2888. DOI: 10.11897/SP.J.1016.2024.02867.</ns0:t>
+      </ns0:r>
+    </ns0:p>
+    <ns0:p ns2:paraId="5133831D" ns2:textId="77777777" ns0:rsidR="00B14FA3" ns0:rsidRPr="00B14FA3" ns0:rsidRDefault="00B14FA3" ns0:rsidP="00B14FA3">
+      <ns0:pPr>
+        <ns0:ind ns0:left="420" ns0:hanging="420"/>
+      </ns0:pPr>
+      <ns0:r>
+        <ns0:rPr>
+          <ns0:sz ns0:val="18"/>
+        </ns0:rPr>
+        <ns0:t>[11] ZHANG T, ZHANG Y, CAO W, et al. Less is more: fast multivariate time series forecasting with light sampling-oriented MLP structures[EB/OL]. (2022-07-04)[2026-09-20]. https://arxiv.org/abs/2207.01186. DOI: 10.48550/arXiv.2207.01186.</ns0:t>
       </ns0:r>
     </ns0:p>
     <ns0:bookmarkEnd ns0:id="1"/>

--- a/word_output/2026.09.19v2.docx
+++ b/word_output/2026.09.19v2.docx
@@ -178,7 +178,7 @@
       </ns0:r>
     </ns0:p>
     <ns0:p ns2:paraId="029BEDBD" ns2:textId="77777777" ns0:rsidR="00B14FA3" ns0:rsidRPr="00B14FA3" ns0:rsidRDefault="00B14FA3" ns0:rsidP="00B14FA3">
-      <ns0:r ns0:rsidRPr="00B14FA3">
+      <ns0:r>
         <ns0:rPr>
           <ns0:b/>
           <ns0:bCs/>
@@ -186,146 +186,26 @@
         </ns0:rPr>
         <ns0:t>摘要：</ns0:t>
       </ns0:r>
-      <ns0:r ns0:rsidRPr="00B14FA3">
+      <ns0:r>
         <ns0:rPr>
           <ns0:color ns0:val="000000"/>
         </ns0:rPr>
-        <ns0:t>为提高骨干网络源—目的节点对流量短期预测对不同时间尺度变化的适应能力，构建一种基于样本级自适应多尺度加权的轻量预测方法。采用尺度1、2和4的非重叠平均池化生成多分辨率序列，并分别输入独立的分解线性模型进行预测；提取窗口均值、标准差、末时刻均值和平均绝对一阶差分，经路由网络生成Softmax权重，对不同尺度专家输出进行样本级自适应融合，并设置低频门控分析频率保留比例的影响。在Abilene数据集上的实验表明，无频域门控的自适应多尺度模型相较于单尺度分解线性模型，均方误差和平均绝对误差分别降低4.06%和10.52%；在尺度集合和专家结构相同条件下，均方误差较固定等权融合降低3.95%；随着频率保留比例增加，含门控模型误差逐步下降，但仍未优于无频域模型。实验结果说明，样本级尺度权重有助于提高骨干网络源—目的节点对短期流量预测精度，频域处理更适合作为频率特征分析的补充手段。</ns0:t>
-      </ns0:r>
-      <ns0:r ns0:rsidRPr="00B14FA3">
-        <ns0:rPr>
-          <ns0:color ns0:val="000000"/>
-        </ns0:rPr>
-        <ns0:t/>
-      </ns0:r>
-      <ns0:r ns0:rsidRPr="00B14FA3">
-        <ns0:rPr>
-          <ns0:color ns0:val="000000"/>
-        </ns0:rPr>
-        <ns0:t/>
-      </ns0:r>
-      <ns0:r ns0:rsidRPr="00B14FA3">
-        <ns0:rPr>
-          <ns0:color ns0:val="000000"/>
-        </ns0:rPr>
-        <ns0:t/>
-      </ns0:r>
-      <ns0:r ns0:rsidRPr="00B14FA3">
-        <ns0:rPr>
-          <ns0:color ns0:val="000000"/>
-        </ns0:rPr>
-        <ns0:t/>
-      </ns0:r>
-      <ns0:r ns0:rsidRPr="00B14FA3">
-        <ns0:rPr>
-          <ns0:color ns0:val="000000"/>
-        </ns0:rPr>
-        <ns0:t/>
-      </ns0:r>
-      <ns0:r ns0:rsidRPr="00B14FA3">
-        <ns0:rPr>
-          <ns0:color ns0:val="000000"/>
-        </ns0:rPr>
-        <ns0:t/>
-      </ns0:r>
-      <ns0:r ns0:rsidRPr="00B14FA3">
-        <ns0:rPr>
-          <ns0:color ns0:val="000000"/>
-        </ns0:rPr>
-        <ns0:t/>
-      </ns0:r>
-      <ns0:r ns0:rsidRPr="00B14FA3">
-        <ns0:rPr>
-          <ns0:color ns0:val="000000"/>
-        </ns0:rPr>
-        <ns0:t/>
-      </ns0:r>
-      <ns0:r ns0:rsidRPr="00B14FA3">
-        <ns0:rPr>
-          <ns0:color ns0:val="000000"/>
-        </ns0:rPr>
-        <ns0:t/>
-      </ns0:r>
-      <ns0:r ns0:rsidRPr="00B14FA3">
-        <ns0:rPr>
-          <ns0:color ns0:val="000000"/>
-        </ns0:rPr>
-        <ns0:t/>
-      </ns0:r>
-      <ns0:r ns0:rsidRPr="00B14FA3">
-        <ns0:rPr>
-          <ns0:color ns0:val="000000"/>
-        </ns0:rPr>
-        <ns0:t/>
-      </ns0:r>
-      <ns0:r ns0:rsidRPr="00B14FA3">
-        <ns0:rPr>
-          <ns0:color ns0:val="000000"/>
-        </ns0:rPr>
-        <ns0:t/>
-      </ns0:r>
-      <ns0:r ns0:rsidRPr="00B14FA3">
-        <ns0:rPr>
-          <ns0:color ns0:val="000000"/>
-        </ns0:rPr>
-        <ns0:t/>
-      </ns0:r>
-      <ns0:r ns0:rsidRPr="00B14FA3">
-        <ns0:rPr>
-          <ns0:color ns0:val="000000"/>
-        </ns0:rPr>
-        <ns0:t/>
-      </ns0:r>
-      <ns0:r ns0:rsidRPr="00B14FA3">
-        <ns0:rPr>
-          <ns0:color ns0:val="000000"/>
-        </ns0:rPr>
-        <ns0:t/>
-      </ns0:r>
-      <ns0:r ns0:rsidRPr="00B14FA3">
-        <ns0:rPr>
-          <ns0:color ns0:val="000000"/>
-        </ns0:rPr>
-        <ns0:t/>
-      </ns0:r>
-      <ns0:r ns0:rsidRPr="00B14FA3">
-        <ns0:rPr>
-          <ns0:color ns0:val="000000"/>
-        </ns0:rPr>
-        <ns0:t/>
-      </ns0:r>
-      <ns0:r ns0:rsidRPr="00B14FA3">
-        <ns0:rPr>
-          <ns0:color ns0:val="000000"/>
-        </ns0:rPr>
-        <ns0:t/>
-      </ns0:r>
-      <ns0:r ns0:rsidRPr="00B14FA3">
-        <ns0:rPr>
-          <ns0:color ns0:val="000000"/>
-        </ns0:rPr>
-        <ns0:t/>
-      </ns0:r>
-      <ns0:r ns0:rsidRPr="00B14FA3">
-        <ns0:rPr>
-          <ns0:color ns0:val="000000"/>
-        </ns0:rPr>
-        <ns0:t/>
+        <ns0:t>为提高骨干网络源—目的节点对短期流量预测对不同时间尺度变化的适应能力，构建一种样本级自适应多尺度轻量预测方法。采用尺度1、2和4的非重叠平均池化生成多分辨率序列，由独立DLinear专家预测；提取窗口均值、标准差、末时刻均值和平均绝对一阶差分，经轻量路由网络生成Softmax权重，对各尺度结果动态融合。在Abilene和GÉANT数据集上，以DLinear、LightTS及固定等权多尺度模型为对比。共同3个随机种子下，所建方法的MSE较DLinear分别降低4.06%和4.43%，较LightTS分别降低29.89%和46.83%；8个随机种子的核心消融结果显示，相较固定等权融合，两数据集MSE分别降低1.67%和4.68%，其中GÉANT跨种子波动更大。结果表明，样本级动态尺度加权能够以较小参数增量利用不同时间分辨率的互补信息，但跨数据集稳定性仍需提升。</ns0:t>
       </ns0:r>
     </ns0:p>
     <ns0:p ns2:paraId="32FC1E8A" ns2:textId="77777777" ns0:rsidR="00B14FA3" ns0:rsidRPr="00B14FA3" ns0:rsidRDefault="00B14FA3" ns0:rsidP="00B14FA3">
       <ns0:pPr>
         <ns0:ind ns0:firstLine="0"/>
       </ns0:pPr>
-      <ns0:r ns0:rsidRPr="00B14FA3">
+      <ns0:r>
         <ns0:rPr>
           <ns0:rFonts ns0:eastAsia="黑体"/>
           <ns0:b/>
         </ns0:rPr>
         <ns0:t>关键词：</ns0:t>
       </ns0:r>
-      <ns0:r ns0:rsidRPr="00B14FA3">
-        <ns0:t>网络流量预测；多变量时间序列；多尺度学习；自适应加权；线性分解预测；频域分析</ns0:t>
+      <ns0:r>
+        <ns0:t>网络流量预测；多变量时间序列；多尺度学习；自适应加权；DLinear</ns0:t>
       </ns0:r>
     </ns0:p>
     <ns0:p ns2:paraId="0D2C546D" ns2:textId="77777777" ns0:rsidR="00B14FA3" ns0:rsidRPr="00B14FA3" ns0:rsidRDefault="00B14FA3" ns0:rsidP="00B14FA3">
@@ -389,42 +269,42 @@
       </ns0:r>
     </ns0:p>
     <ns0:p ns2:paraId="75C17346" ns2:textId="77777777" ns0:rsidR="00B14FA3" ns0:rsidRPr="00B14FA3" ns0:rsidRDefault="00B14FA3" ns0:rsidP="00B14FA3">
-      <ns0:r ns0:rsidRPr="00B14FA3">
+      <ns0:r>
         <ns0:rPr>
           <ns0:rFonts ns0:eastAsia="Times New Roman"/>
           <ns0:b/>
           <ns0:bCs/>
           <ns0:color ns0:val="000000"/>
         </ns0:rPr>
-        <ns0:t xml:space="preserve">Abstract: </ns0:t>
-      </ns0:r>
-      <ns0:r ns0:rsidRPr="00B14FA3">
+        <ns0:t>Abstract: </ns0:t>
+      </ns0:r>
+      <ns0:r>
         <ns0:rPr>
           <ns0:rFonts ns0:eastAsia="Times New Roman"/>
           <ns0:color ns0:val="000000"/>
         </ns0:rPr>
-        <ns0:t>A lightweight forecasting method based on sample-wise adaptive multiscale weighting was developed to improve the adaptability of short-term backbone origin-destination (OD) traffic forecasting to variations at different temporal scales. Non-overlapping average pooling with scales of 1, 2, and 4 was used to generate multiresolution sequences, which were separately processed by independent Decomposition-Linear (DLinear) models. The window mean, standard deviation, mean at the latest time step, and mean absolute first difference were extracted and fed into a routing network to generate Softmax weights for sample-wise adaptive fusion of the outputs from different scale experts. Low-frequency gating was also introduced to analyze the effect of the frequency-retention ratio. Experiments on the Abilene dataset showed that the ungated adaptive multiscale model reduced mean squared error and mean absolute error by 4.06% and 10.52%, respectively, compared with single-scale DLinear. With the same scale set and expert structures, the mean squared error was reduced by 3.95% compared with fixed equal weighting. As the frequency-retention ratio increased, the errors of the gated models gradually decreased, but remained higher than those of the ungated model. The results show that adaptive scale fusion effectively exploits complementary information across different temporal resolutions, while low-frequency gating can serve as an auxiliary module for frequency-characteristic analysis.</ns0:t>
+        <ns0:t>A lightweight forecasting method based on sample-wise adaptive multiscale weighting was developed to improve the adaptability of short-term backbone origin-destination (OD) traffic forecasting to variations at different temporal scales. Non-overlapping average pooling at scales 1, 2, and 4 was used to construct multiresolution sequences, which were processed by independent DLinear experts. The window mean, standard deviation, mean at the latest time step, and mean absolute first difference were extracted and fed into a lightweight routing network to generate Softmax weights for dynamic fusion of the scale-wise forecasts. Experiments were conducted on the Abilene and GÉANT datasets, with DLinear, LightTS, and a fixed equal-weight multiscale model as baselines. Under three common random seeds, the proposed method reduced MSE by 4.06% and 4.43% relative to DLinear, and by 29.89% and 46.83% relative to LightTS on Abilene and GÉANT, respectively. In the eight-seed core ablation, MSE was reduced by 1.67% and 4.68% compared with fixed equal weighting, while GÉANT exhibited larger cross-seed variability. These results indicate that sample-wise adaptive scale weighting can exploit complementary temporal-resolution information with only a small parameter increase, although robustness across datasets remains to be improved.</ns0:t>
       </ns0:r>
     </ns0:p>
     <ns0:p ns2:paraId="197031C1" ns2:textId="77777777" ns0:rsidR="00B14FA3" ns0:rsidRPr="00B14FA3" ns0:rsidRDefault="00B14FA3" ns0:rsidP="00B14FA3">
       <ns0:pPr>
         <ns0:ind ns0:firstLine="0"/>
       </ns0:pPr>
-      <ns0:r ns0:rsidRPr="00B14FA3">
+      <ns0:r>
         <ns0:rPr>
           <ns0:rFonts ns0:eastAsia="Times New Roman"/>
           <ns0:b/>
           <ns0:bCs/>
           <ns0:color ns0:val="000000"/>
         </ns0:rPr>
-        <ns0:t xml:space="preserve">Key words: </ns0:t>
-      </ns0:r>
-      <ns0:r ns0:rsidRPr="00B14FA3">
+        <ns0:t>Key words: </ns0:t>
+      </ns0:r>
+      <ns0:r>
         <ns0:rPr>
           <ns0:rFonts ns0:eastAsia="Times New Roman"/>
           <ns0:color ns0:val="000000"/>
         </ns0:rPr>
-        <ns0:t>network traffic forecasting; multivariate time series; multiscale learning; adaptive weighting; linear decomposition forecasting; frequency-domain analysis</ns0:t>
+        <ns0:t>network traffic forecasting; multivariate time series; multiscale learning; adaptive weighting; DLinear</ns0:t>
       </ns0:r>
     </ns0:p>
     <ns0:p ns2:paraId="00316D31" ns2:textId="77777777" ns0:rsidR="00B14FA3" ns0:rsidRPr="00B14FA3" ns0:rsidRDefault="00B14FA3" ns0:rsidP="00B14FA3">
@@ -11454,71 +11334,14 @@
       </ns0:r>
     </ns0:p>
     <ns0:p ns2:paraId="30963988" ns2:textId="77777777" ns0:rsidR="00B14FA3" ns0:rsidRPr="00B14FA3" ns0:rsidRDefault="00B14FA3" ns0:rsidP="00B14FA3">
-      <ns0:r ns0:rsidRPr="00B14FA3">
+      <ns0:r>
         <ns0:rPr>
           <ns0:rFonts ns0:eastAsia="宋体"/>
           <ns0:color ns0:val="000000"/>
           <ns0:sz ns0:val="21"/>
           <ns0:szCs ns0:val="21"/>
         </ns0:rPr>
-        <ns0:t>实验验证了样本级尺度路由对OD流量预测的增益，核心价值在于以轻量动态权重替代固定尺度组合；频域门控未带来额外优势，表明性能提升主要来自尺度自适应。当前验证仅限Abilene、固定预测长度且未建模拓扑，后续将扩展多数据集、多预测尺度及拓扑约束。</ns0:t>
-      </ns0:r>
-      <ns0:r ns0:rsidRPr="00B14FA3">
-        <ns0:t/>
-      </ns0:r>
-      <ns0:r ns0:rsidRPr="00B14FA3">
-        <ns0:rPr>
-          <ns0:color ns0:val="000000"/>
-        </ns0:rPr>
-        <ns0:t/>
-      </ns0:r>
-      <ns0:r ns0:rsidRPr="00B14FA3">
-        <ns0:rPr>
-          <ns0:color ns0:val="000000"/>
-        </ns0:rPr>
-        <ns0:t/>
-      </ns0:r>
-      <ns0:r ns0:rsidRPr="00B14FA3">
-        <ns0:rPr>
-          <ns0:color ns0:val="000000"/>
-        </ns0:rPr>
-        <ns0:t/>
-      </ns0:r>
-      <ns0:r ns0:rsidRPr="00B14FA3">
-        <ns0:rPr>
-          <ns0:color ns0:val="000000"/>
-        </ns0:rPr>
-        <ns0:t/>
-      </ns0:r>
-      <ns0:r ns0:rsidRPr="00B14FA3">
-        <ns0:rPr>
-          <ns0:color ns0:val="000000"/>
-        </ns0:rPr>
-        <ns0:t/>
-      </ns0:r>
-      <ns0:r ns0:rsidRPr="00B14FA3">
-        <ns0:rPr>
-          <ns0:color ns0:val="000000"/>
-        </ns0:rPr>
-        <ns0:t/>
-      </ns0:r>
-      <ns0:r ns0:rsidRPr="00B14FA3">
-        <ns0:rPr>
-          <ns0:color ns0:val="000000"/>
-        </ns0:rPr>
-        <ns0:t/>
-      </ns0:r>
-      <ns0:r ns0:rsidRPr="00B14FA3">
-        <ns0:rPr>
-          <ns0:color ns0:val="000000"/>
-        </ns0:rPr>
-        <ns0:t/>
-      </ns0:r>
-      <ns0:r ns0:rsidRPr="00B14FA3">
-        <ns0:rPr>
-          <ns0:color ns0:val="000000"/>
-        </ns0:rPr>
-        <ns0:t/>
+        <ns0:t>在Abilene和GÉANT上的实验表明，样本级自适应多尺度加权可在较小参数增量下改善固定等权融合，并降低相对DLinear和LightTS的平均预测误差；但GÉANT跨种子波动较大。后续将扩展更多网络、预测长度及拓扑约束，以进一步检验稳定性与泛化能力。</ns0:t>
       </ns0:r>
     </ns0:p>
     <ns0:p ns2:paraId="0E29F68B" ns2:textId="77777777" ns0:rsidR="00B14FA3" ns0:rsidRPr="00B14FA3" ns0:rsidRDefault="00B14FA3" ns0:rsidP="00B14FA3">

--- a/word_output/2026.09.19v2.docx
+++ b/word_output/2026.09.19v2.docx
@@ -276,7 +276,7 @@
           <ns0:bCs/>
           <ns0:color ns0:val="000000"/>
         </ns0:rPr>
-        <ns0:t>Abstract: </ns0:t>
+        <ns0:t xml:space="preserve">Abstract: </ns0:t>
       </ns0:r>
       <ns0:r>
         <ns0:rPr>
@@ -297,7 +297,7 @@
           <ns0:bCs/>
           <ns0:color ns0:val="000000"/>
         </ns0:rPr>
-        <ns0:t>Key words: </ns0:t>
+        <ns0:t xml:space="preserve">Key words: </ns0:t>
       </ns0:r>
       <ns0:r>
         <ns0:rPr>
